--- a/Исследование дешифратора.docx
+++ b/Исследование дешифратора.docx
@@ -4,16 +4,26 @@
   <w:body>
     <w:p>
       <w:pPr>
-        <w:pStyle w:val="a3"/>
-        <w:numPr>
-          <w:ilvl w:val="0"/>
-          <w:numId w:val="1"/>
-        </w:numPr>
         <w:rPr>
           <w:rFonts w:ascii="Times New Roman" w:hAnsi="Times New Roman" w:cs="Times New Roman"/>
           <w:sz w:val="24"/>
         </w:rPr>
       </w:pPr>
+      <w:r>
+        <w:rPr>
+          <w:rFonts w:ascii="Times New Roman" w:hAnsi="Times New Roman" w:cs="Times New Roman"/>
+          <w:sz w:val="24"/>
+          <w:lang w:val="en-US"/>
+        </w:rPr>
+        <w:t>I</w:t>
+      </w:r>
+      <w:r>
+        <w:rPr>
+          <w:rFonts w:ascii="Times New Roman" w:hAnsi="Times New Roman" w:cs="Times New Roman"/>
+          <w:sz w:val="24"/>
+        </w:rPr>
+        <w:tab/>
+      </w:r>
       <w:r>
         <w:rPr>
           <w:rFonts w:ascii="Times New Roman" w:hAnsi="Times New Roman" w:cs="Times New Roman"/>
@@ -42,16 +52,14 @@
         <w:rPr>
           <w:rFonts w:ascii="Times New Roman" w:hAnsi="Times New Roman" w:cs="Times New Roman"/>
           <w:sz w:val="24"/>
-          <w:lang w:val="en-US"/>
         </w:rPr>
       </w:pPr>
       <w:r>
         <w:rPr>
           <w:rFonts w:ascii="Times New Roman" w:hAnsi="Times New Roman" w:cs="Times New Roman"/>
           <w:sz w:val="24"/>
-          <w:lang w:val="en-US"/>
         </w:rPr>
-        <w:t>3x8</w:t>
+        <w:t>3</w:t>
       </w:r>
       <w:r>
         <w:rPr>
@@ -59,13 +67,42 @@
           <w:sz w:val="24"/>
           <w:lang w:val="en-US"/>
         </w:rPr>
+        <w:t>x</w:t>
+      </w:r>
+      <w:r>
+        <w:rPr>
+          <w:rFonts w:ascii="Times New Roman" w:hAnsi="Times New Roman" w:cs="Times New Roman"/>
+          <w:sz w:val="24"/>
+        </w:rPr>
+        <w:t>8</w:t>
+      </w:r>
+      <w:r>
+        <w:rPr>
+          <w:rFonts w:ascii="Times New Roman" w:hAnsi="Times New Roman" w:cs="Times New Roman"/>
+          <w:sz w:val="24"/>
+        </w:rPr>
         <w:tab/>
-        <w:t>4x16</w:t>
+        <w:t>4</w:t>
+      </w:r>
+      <w:r>
+        <w:rPr>
+          <w:rFonts w:ascii="Times New Roman" w:hAnsi="Times New Roman" w:cs="Times New Roman"/>
+          <w:sz w:val="24"/>
+          <w:lang w:val="en-US"/>
+        </w:rPr>
+        <w:t>x</w:t>
+      </w:r>
+      <w:r>
+        <w:rPr>
+          <w:rFonts w:ascii="Times New Roman" w:hAnsi="Times New Roman" w:cs="Times New Roman"/>
+          <w:sz w:val="24"/>
+        </w:rPr>
+        <w:t>16</w:t>
       </w:r>
     </w:p>
     <w:tbl>
       <w:tblPr>
-        <w:tblStyle w:val="-61"/>
+        <w:tblStyle w:val="-64"/>
         <w:tblW w:w="0" w:type="auto"/>
         <w:tblLook w:val="04A0" w:firstRow="1" w:lastRow="0" w:firstColumn="1" w:lastColumn="0" w:noHBand="0" w:noVBand="1"/>
       </w:tblPr>
@@ -93,7 +130,6 @@
               <w:rPr>
                 <w:rFonts w:ascii="Times New Roman" w:hAnsi="Times New Roman" w:cs="Times New Roman"/>
                 <w:sz w:val="24"/>
-                <w:lang w:val="en-US"/>
               </w:rPr>
             </w:pPr>
             <w:r>
@@ -102,7 +138,14 @@
                 <w:sz w:val="24"/>
                 <w:lang w:val="en-US"/>
               </w:rPr>
-              <w:t>X1</w:t>
+              <w:t>X</w:t>
+            </w:r>
+            <w:r>
+              <w:rPr>
+                <w:rFonts w:ascii="Times New Roman" w:hAnsi="Times New Roman" w:cs="Times New Roman"/>
+                <w:sz w:val="24"/>
+              </w:rPr>
+              <w:t>1</w:t>
             </w:r>
           </w:p>
         </w:tc>
@@ -117,7 +160,6 @@
               <w:rPr>
                 <w:rFonts w:ascii="Times New Roman" w:hAnsi="Times New Roman" w:cs="Times New Roman"/>
                 <w:sz w:val="24"/>
-                <w:lang w:val="en-US"/>
               </w:rPr>
             </w:pPr>
             <w:r>
@@ -126,7 +168,14 @@
                 <w:sz w:val="24"/>
                 <w:lang w:val="en-US"/>
               </w:rPr>
-              <w:t>X2</w:t>
+              <w:t>X</w:t>
+            </w:r>
+            <w:r>
+              <w:rPr>
+                <w:rFonts w:ascii="Times New Roman" w:hAnsi="Times New Roman" w:cs="Times New Roman"/>
+                <w:sz w:val="24"/>
+              </w:rPr>
+              <w:t>2</w:t>
             </w:r>
           </w:p>
         </w:tc>
@@ -141,7 +190,6 @@
               <w:rPr>
                 <w:rFonts w:ascii="Times New Roman" w:hAnsi="Times New Roman" w:cs="Times New Roman"/>
                 <w:sz w:val="24"/>
-                <w:lang w:val="en-US"/>
               </w:rPr>
             </w:pPr>
             <w:r>
@@ -150,7 +198,14 @@
                 <w:sz w:val="24"/>
                 <w:lang w:val="en-US"/>
               </w:rPr>
-              <w:t>Y0</w:t>
+              <w:t>Y</w:t>
+            </w:r>
+            <w:r>
+              <w:rPr>
+                <w:rFonts w:ascii="Times New Roman" w:hAnsi="Times New Roman" w:cs="Times New Roman"/>
+                <w:sz w:val="24"/>
+              </w:rPr>
+              <w:t>0</w:t>
             </w:r>
           </w:p>
         </w:tc>
@@ -165,7 +220,6 @@
               <w:rPr>
                 <w:rFonts w:ascii="Times New Roman" w:hAnsi="Times New Roman" w:cs="Times New Roman"/>
                 <w:sz w:val="24"/>
-                <w:lang w:val="en-US"/>
               </w:rPr>
             </w:pPr>
             <w:r>
@@ -174,7 +228,14 @@
                 <w:sz w:val="24"/>
                 <w:lang w:val="en-US"/>
               </w:rPr>
-              <w:t>Y1</w:t>
+              <w:t>Y</w:t>
+            </w:r>
+            <w:r>
+              <w:rPr>
+                <w:rFonts w:ascii="Times New Roman" w:hAnsi="Times New Roman" w:cs="Times New Roman"/>
+                <w:sz w:val="24"/>
+              </w:rPr>
+              <w:t>1</w:t>
             </w:r>
           </w:p>
         </w:tc>
@@ -189,7 +250,6 @@
               <w:rPr>
                 <w:rFonts w:ascii="Times New Roman" w:hAnsi="Times New Roman" w:cs="Times New Roman"/>
                 <w:sz w:val="24"/>
-                <w:lang w:val="en-US"/>
               </w:rPr>
             </w:pPr>
             <w:r>
@@ -198,7 +258,14 @@
                 <w:sz w:val="24"/>
                 <w:lang w:val="en-US"/>
               </w:rPr>
-              <w:t>Y2</w:t>
+              <w:t>Y</w:t>
+            </w:r>
+            <w:r>
+              <w:rPr>
+                <w:rFonts w:ascii="Times New Roman" w:hAnsi="Times New Roman" w:cs="Times New Roman"/>
+                <w:sz w:val="24"/>
+              </w:rPr>
+              <w:t>2</w:t>
             </w:r>
           </w:p>
         </w:tc>
@@ -213,7 +280,6 @@
               <w:rPr>
                 <w:rFonts w:ascii="Times New Roman" w:hAnsi="Times New Roman" w:cs="Times New Roman"/>
                 <w:sz w:val="24"/>
-                <w:lang w:val="en-US"/>
               </w:rPr>
             </w:pPr>
             <w:r>
@@ -222,7 +288,14 @@
                 <w:sz w:val="24"/>
                 <w:lang w:val="en-US"/>
               </w:rPr>
-              <w:t>Y3</w:t>
+              <w:t>Y</w:t>
+            </w:r>
+            <w:r>
+              <w:rPr>
+                <w:rFonts w:ascii="Times New Roman" w:hAnsi="Times New Roman" w:cs="Times New Roman"/>
+                <w:sz w:val="24"/>
+              </w:rPr>
+              <w:t>3</w:t>
             </w:r>
           </w:p>
         </w:tc>
@@ -244,7 +317,6 @@
                 <w:rFonts w:ascii="Times New Roman" w:hAnsi="Times New Roman" w:cs="Times New Roman"/>
                 <w:b w:val="0"/>
                 <w:sz w:val="24"/>
-                <w:lang w:val="en-US"/>
               </w:rPr>
             </w:pPr>
             <w:r>
@@ -252,7 +324,6 @@
                 <w:rFonts w:ascii="Times New Roman" w:hAnsi="Times New Roman" w:cs="Times New Roman"/>
                 <w:b w:val="0"/>
                 <w:sz w:val="24"/>
-                <w:lang w:val="en-US"/>
               </w:rPr>
               <w:t>0</w:t>
             </w:r>
@@ -269,14 +340,12 @@
               <w:rPr>
                 <w:rFonts w:ascii="Times New Roman" w:hAnsi="Times New Roman" w:cs="Times New Roman"/>
                 <w:sz w:val="24"/>
-                <w:lang w:val="en-US"/>
               </w:rPr>
             </w:pPr>
             <w:r>
               <w:rPr>
                 <w:rFonts w:ascii="Times New Roman" w:hAnsi="Times New Roman" w:cs="Times New Roman"/>
                 <w:sz w:val="24"/>
-                <w:lang w:val="en-US"/>
               </w:rPr>
               <w:t>0</w:t>
             </w:r>
@@ -292,15 +361,15 @@
               <w:cnfStyle w:val="000000100000" w:firstRow="0" w:lastRow="0" w:firstColumn="0" w:lastColumn="0" w:oddVBand="0" w:evenVBand="0" w:oddHBand="1" w:evenHBand="0" w:firstRowFirstColumn="0" w:firstRowLastColumn="0" w:lastRowFirstColumn="0" w:lastRowLastColumn="0"/>
               <w:rPr>
                 <w:rFonts w:ascii="Times New Roman" w:hAnsi="Times New Roman" w:cs="Times New Roman"/>
+                <w:b/>
                 <w:sz w:val="24"/>
-                <w:lang w:val="en-US"/>
-              </w:rPr>
-            </w:pPr>
-            <w:r>
-              <w:rPr>
-                <w:rFonts w:ascii="Times New Roman" w:hAnsi="Times New Roman" w:cs="Times New Roman"/>
+              </w:rPr>
+            </w:pPr>
+            <w:r>
+              <w:rPr>
+                <w:rFonts w:ascii="Times New Roman" w:hAnsi="Times New Roman" w:cs="Times New Roman"/>
+                <w:b/>
                 <w:sz w:val="24"/>
-                <w:lang w:val="en-US"/>
               </w:rPr>
               <w:t>1</w:t>
             </w:r>
@@ -317,14 +386,12 @@
               <w:rPr>
                 <w:rFonts w:ascii="Times New Roman" w:hAnsi="Times New Roman" w:cs="Times New Roman"/>
                 <w:sz w:val="24"/>
-                <w:lang w:val="en-US"/>
               </w:rPr>
             </w:pPr>
             <w:r>
               <w:rPr>
                 <w:rFonts w:ascii="Times New Roman" w:hAnsi="Times New Roman" w:cs="Times New Roman"/>
                 <w:sz w:val="24"/>
-                <w:lang w:val="en-US"/>
               </w:rPr>
               <w:t>0</w:t>
             </w:r>
@@ -341,14 +408,12 @@
               <w:rPr>
                 <w:rFonts w:ascii="Times New Roman" w:hAnsi="Times New Roman" w:cs="Times New Roman"/>
                 <w:sz w:val="24"/>
-                <w:lang w:val="en-US"/>
               </w:rPr>
             </w:pPr>
             <w:r>
               <w:rPr>
                 <w:rFonts w:ascii="Times New Roman" w:hAnsi="Times New Roman" w:cs="Times New Roman"/>
                 <w:sz w:val="24"/>
-                <w:lang w:val="en-US"/>
               </w:rPr>
               <w:t>0</w:t>
             </w:r>
@@ -365,21 +430,17 @@
               <w:rPr>
                 <w:rFonts w:ascii="Times New Roman" w:hAnsi="Times New Roman" w:cs="Times New Roman"/>
                 <w:sz w:val="24"/>
-                <w:lang w:val="en-US"/>
               </w:rPr>
             </w:pPr>
             <w:r>
               <w:rPr>
                 <w:rFonts w:ascii="Times New Roman" w:hAnsi="Times New Roman" w:cs="Times New Roman"/>
                 <w:sz w:val="24"/>
-                <w:lang w:val="en-US"/>
-              </w:rPr>
-              <w:t>0</w:t>
-            </w:r>
-          </w:p>
-        </w:tc>
-        <w:bookmarkStart w:id="0" w:name="_GoBack"/>
-        <w:bookmarkEnd w:id="0"/>
+              </w:rPr>
+              <w:t>0</w:t>
+            </w:r>
+          </w:p>
+        </w:tc>
       </w:tr>
       <w:tr>
         <w:trPr>
@@ -397,7 +458,6 @@
                 <w:rFonts w:ascii="Times New Roman" w:hAnsi="Times New Roman" w:cs="Times New Roman"/>
                 <w:b w:val="0"/>
                 <w:sz w:val="24"/>
-                <w:lang w:val="en-US"/>
               </w:rPr>
             </w:pPr>
             <w:r>
@@ -405,7 +465,6 @@
                 <w:rFonts w:ascii="Times New Roman" w:hAnsi="Times New Roman" w:cs="Times New Roman"/>
                 <w:b w:val="0"/>
                 <w:sz w:val="24"/>
-                <w:lang w:val="en-US"/>
               </w:rPr>
               <w:t>0</w:t>
             </w:r>
@@ -422,14 +481,12 @@
               <w:rPr>
                 <w:rFonts w:ascii="Times New Roman" w:hAnsi="Times New Roman" w:cs="Times New Roman"/>
                 <w:sz w:val="24"/>
-                <w:lang w:val="en-US"/>
               </w:rPr>
             </w:pPr>
             <w:r>
               <w:rPr>
                 <w:rFonts w:ascii="Times New Roman" w:hAnsi="Times New Roman" w:cs="Times New Roman"/>
                 <w:sz w:val="24"/>
-                <w:lang w:val="en-US"/>
               </w:rPr>
               <w:t>1</w:t>
             </w:r>
@@ -446,14 +503,12 @@
               <w:rPr>
                 <w:rFonts w:ascii="Times New Roman" w:hAnsi="Times New Roman" w:cs="Times New Roman"/>
                 <w:sz w:val="24"/>
-                <w:lang w:val="en-US"/>
               </w:rPr>
             </w:pPr>
             <w:r>
               <w:rPr>
                 <w:rFonts w:ascii="Times New Roman" w:hAnsi="Times New Roman" w:cs="Times New Roman"/>
                 <w:sz w:val="24"/>
-                <w:lang w:val="en-US"/>
               </w:rPr>
               <w:t>0</w:t>
             </w:r>
@@ -469,15 +524,15 @@
               <w:cnfStyle w:val="000000000000" w:firstRow="0" w:lastRow="0" w:firstColumn="0" w:lastColumn="0" w:oddVBand="0" w:evenVBand="0" w:oddHBand="0" w:evenHBand="0" w:firstRowFirstColumn="0" w:firstRowLastColumn="0" w:lastRowFirstColumn="0" w:lastRowLastColumn="0"/>
               <w:rPr>
                 <w:rFonts w:ascii="Times New Roman" w:hAnsi="Times New Roman" w:cs="Times New Roman"/>
+                <w:b/>
                 <w:sz w:val="24"/>
-                <w:lang w:val="en-US"/>
-              </w:rPr>
-            </w:pPr>
-            <w:r>
-              <w:rPr>
-                <w:rFonts w:ascii="Times New Roman" w:hAnsi="Times New Roman" w:cs="Times New Roman"/>
+              </w:rPr>
+            </w:pPr>
+            <w:r>
+              <w:rPr>
+                <w:rFonts w:ascii="Times New Roman" w:hAnsi="Times New Roman" w:cs="Times New Roman"/>
+                <w:b/>
                 <w:sz w:val="24"/>
-                <w:lang w:val="en-US"/>
               </w:rPr>
               <w:t>1</w:t>
             </w:r>
@@ -494,14 +549,12 @@
               <w:rPr>
                 <w:rFonts w:ascii="Times New Roman" w:hAnsi="Times New Roman" w:cs="Times New Roman"/>
                 <w:sz w:val="24"/>
-                <w:lang w:val="en-US"/>
               </w:rPr>
             </w:pPr>
             <w:r>
               <w:rPr>
                 <w:rFonts w:ascii="Times New Roman" w:hAnsi="Times New Roman" w:cs="Times New Roman"/>
                 <w:sz w:val="24"/>
-                <w:lang w:val="en-US"/>
               </w:rPr>
               <w:t>0</w:t>
             </w:r>
@@ -518,14 +571,12 @@
               <w:rPr>
                 <w:rFonts w:ascii="Times New Roman" w:hAnsi="Times New Roman" w:cs="Times New Roman"/>
                 <w:sz w:val="24"/>
-                <w:lang w:val="en-US"/>
               </w:rPr>
             </w:pPr>
             <w:r>
               <w:rPr>
                 <w:rFonts w:ascii="Times New Roman" w:hAnsi="Times New Roman" w:cs="Times New Roman"/>
                 <w:sz w:val="24"/>
-                <w:lang w:val="en-US"/>
               </w:rPr>
               <w:t>0</w:t>
             </w:r>
@@ -549,7 +600,6 @@
                 <w:rFonts w:ascii="Times New Roman" w:hAnsi="Times New Roman" w:cs="Times New Roman"/>
                 <w:b w:val="0"/>
                 <w:sz w:val="24"/>
-                <w:lang w:val="en-US"/>
               </w:rPr>
             </w:pPr>
             <w:r>
@@ -557,7 +607,6 @@
                 <w:rFonts w:ascii="Times New Roman" w:hAnsi="Times New Roman" w:cs="Times New Roman"/>
                 <w:b w:val="0"/>
                 <w:sz w:val="24"/>
-                <w:lang w:val="en-US"/>
               </w:rPr>
               <w:t>1</w:t>
             </w:r>
@@ -574,14 +623,12 @@
               <w:rPr>
                 <w:rFonts w:ascii="Times New Roman" w:hAnsi="Times New Roman" w:cs="Times New Roman"/>
                 <w:sz w:val="24"/>
-                <w:lang w:val="en-US"/>
               </w:rPr>
             </w:pPr>
             <w:r>
               <w:rPr>
                 <w:rFonts w:ascii="Times New Roman" w:hAnsi="Times New Roman" w:cs="Times New Roman"/>
                 <w:sz w:val="24"/>
-                <w:lang w:val="en-US"/>
               </w:rPr>
               <w:t>0</w:t>
             </w:r>
@@ -598,14 +645,12 @@
               <w:rPr>
                 <w:rFonts w:ascii="Times New Roman" w:hAnsi="Times New Roman" w:cs="Times New Roman"/>
                 <w:sz w:val="24"/>
-                <w:lang w:val="en-US"/>
               </w:rPr>
             </w:pPr>
             <w:r>
               <w:rPr>
                 <w:rFonts w:ascii="Times New Roman" w:hAnsi="Times New Roman" w:cs="Times New Roman"/>
                 <w:sz w:val="24"/>
-                <w:lang w:val="en-US"/>
               </w:rPr>
               <w:t>0</w:t>
             </w:r>
@@ -622,14 +667,12 @@
               <w:rPr>
                 <w:rFonts w:ascii="Times New Roman" w:hAnsi="Times New Roman" w:cs="Times New Roman"/>
                 <w:sz w:val="24"/>
-                <w:lang w:val="en-US"/>
               </w:rPr>
             </w:pPr>
             <w:r>
               <w:rPr>
                 <w:rFonts w:ascii="Times New Roman" w:hAnsi="Times New Roman" w:cs="Times New Roman"/>
                 <w:sz w:val="24"/>
-                <w:lang w:val="en-US"/>
               </w:rPr>
               <w:t>0</w:t>
             </w:r>
@@ -645,15 +688,15 @@
               <w:cnfStyle w:val="000000100000" w:firstRow="0" w:lastRow="0" w:firstColumn="0" w:lastColumn="0" w:oddVBand="0" w:evenVBand="0" w:oddHBand="1" w:evenHBand="0" w:firstRowFirstColumn="0" w:firstRowLastColumn="0" w:lastRowFirstColumn="0" w:lastRowLastColumn="0"/>
               <w:rPr>
                 <w:rFonts w:ascii="Times New Roman" w:hAnsi="Times New Roman" w:cs="Times New Roman"/>
+                <w:b/>
                 <w:sz w:val="24"/>
-                <w:lang w:val="en-US"/>
-              </w:rPr>
-            </w:pPr>
-            <w:r>
-              <w:rPr>
-                <w:rFonts w:ascii="Times New Roman" w:hAnsi="Times New Roman" w:cs="Times New Roman"/>
+              </w:rPr>
+            </w:pPr>
+            <w:r>
+              <w:rPr>
+                <w:rFonts w:ascii="Times New Roman" w:hAnsi="Times New Roman" w:cs="Times New Roman"/>
+                <w:b/>
                 <w:sz w:val="24"/>
-                <w:lang w:val="en-US"/>
               </w:rPr>
               <w:t>1</w:t>
             </w:r>
@@ -670,14 +713,12 @@
               <w:rPr>
                 <w:rFonts w:ascii="Times New Roman" w:hAnsi="Times New Roman" w:cs="Times New Roman"/>
                 <w:sz w:val="24"/>
-                <w:lang w:val="en-US"/>
               </w:rPr>
             </w:pPr>
             <w:r>
               <w:rPr>
                 <w:rFonts w:ascii="Times New Roman" w:hAnsi="Times New Roman" w:cs="Times New Roman"/>
                 <w:sz w:val="24"/>
-                <w:lang w:val="en-US"/>
               </w:rPr>
               <w:t>0</w:t>
             </w:r>
@@ -700,7 +741,6 @@
                 <w:rFonts w:ascii="Times New Roman" w:hAnsi="Times New Roman" w:cs="Times New Roman"/>
                 <w:b w:val="0"/>
                 <w:sz w:val="24"/>
-                <w:lang w:val="en-US"/>
               </w:rPr>
             </w:pPr>
             <w:r>
@@ -708,7 +748,6 @@
                 <w:rFonts w:ascii="Times New Roman" w:hAnsi="Times New Roman" w:cs="Times New Roman"/>
                 <w:b w:val="0"/>
                 <w:sz w:val="24"/>
-                <w:lang w:val="en-US"/>
               </w:rPr>
               <w:t>1</w:t>
             </w:r>
@@ -725,14 +764,12 @@
               <w:rPr>
                 <w:rFonts w:ascii="Times New Roman" w:hAnsi="Times New Roman" w:cs="Times New Roman"/>
                 <w:sz w:val="24"/>
-                <w:lang w:val="en-US"/>
               </w:rPr>
             </w:pPr>
             <w:r>
               <w:rPr>
                 <w:rFonts w:ascii="Times New Roman" w:hAnsi="Times New Roman" w:cs="Times New Roman"/>
                 <w:sz w:val="24"/>
-                <w:lang w:val="en-US"/>
               </w:rPr>
               <w:t>1</w:t>
             </w:r>
@@ -749,14 +786,12 @@
               <w:rPr>
                 <w:rFonts w:ascii="Times New Roman" w:hAnsi="Times New Roman" w:cs="Times New Roman"/>
                 <w:sz w:val="24"/>
-                <w:lang w:val="en-US"/>
               </w:rPr>
             </w:pPr>
             <w:r>
               <w:rPr>
                 <w:rFonts w:ascii="Times New Roman" w:hAnsi="Times New Roman" w:cs="Times New Roman"/>
                 <w:sz w:val="24"/>
-                <w:lang w:val="en-US"/>
               </w:rPr>
               <w:t>0</w:t>
             </w:r>
@@ -773,14 +808,12 @@
               <w:rPr>
                 <w:rFonts w:ascii="Times New Roman" w:hAnsi="Times New Roman" w:cs="Times New Roman"/>
                 <w:sz w:val="24"/>
-                <w:lang w:val="en-US"/>
               </w:rPr>
             </w:pPr>
             <w:r>
               <w:rPr>
                 <w:rFonts w:ascii="Times New Roman" w:hAnsi="Times New Roman" w:cs="Times New Roman"/>
                 <w:sz w:val="24"/>
-                <w:lang w:val="en-US"/>
               </w:rPr>
               <w:t>0</w:t>
             </w:r>
@@ -797,14 +830,12 @@
               <w:rPr>
                 <w:rFonts w:ascii="Times New Roman" w:hAnsi="Times New Roman" w:cs="Times New Roman"/>
                 <w:sz w:val="24"/>
-                <w:lang w:val="en-US"/>
               </w:rPr>
             </w:pPr>
             <w:r>
               <w:rPr>
                 <w:rFonts w:ascii="Times New Roman" w:hAnsi="Times New Roman" w:cs="Times New Roman"/>
                 <w:sz w:val="24"/>
-                <w:lang w:val="en-US"/>
               </w:rPr>
               <w:t>0</w:t>
             </w:r>
@@ -820,15 +851,15 @@
               <w:cnfStyle w:val="000000000000" w:firstRow="0" w:lastRow="0" w:firstColumn="0" w:lastColumn="0" w:oddVBand="0" w:evenVBand="0" w:oddHBand="0" w:evenHBand="0" w:firstRowFirstColumn="0" w:firstRowLastColumn="0" w:lastRowFirstColumn="0" w:lastRowLastColumn="0"/>
               <w:rPr>
                 <w:rFonts w:ascii="Times New Roman" w:hAnsi="Times New Roman" w:cs="Times New Roman"/>
+                <w:b/>
                 <w:sz w:val="24"/>
-                <w:lang w:val="en-US"/>
-              </w:rPr>
-            </w:pPr>
-            <w:r>
-              <w:rPr>
-                <w:rFonts w:ascii="Times New Roman" w:hAnsi="Times New Roman" w:cs="Times New Roman"/>
+              </w:rPr>
+            </w:pPr>
+            <w:r>
+              <w:rPr>
+                <w:rFonts w:ascii="Times New Roman" w:hAnsi="Times New Roman" w:cs="Times New Roman"/>
+                <w:b/>
                 <w:sz w:val="24"/>
-                <w:lang w:val="en-US"/>
               </w:rPr>
               <w:t>1</w:t>
             </w:r>
@@ -856,7 +887,6 @@
       <w:pPr>
         <w:rPr>
           <w:rFonts w:eastAsiaTheme="minorEastAsia"/>
-          <w:lang w:val="en-US"/>
         </w:rPr>
       </w:pPr>
       <m:oMath>
@@ -865,7 +895,20 @@
             <w:rFonts w:ascii="Cambria Math" w:hAnsi="Cambria Math"/>
             <w:lang w:val="en-US"/>
           </w:rPr>
-          <m:t>Y0=X</m:t>
+          <m:t>Y</m:t>
+        </m:r>
+        <m:r>
+          <w:rPr>
+            <w:rFonts w:ascii="Cambria Math" w:hAnsi="Cambria Math"/>
+          </w:rPr>
+          <m:t>0=</m:t>
+        </m:r>
+        <m:r>
+          <w:rPr>
+            <w:rFonts w:ascii="Cambria Math" w:hAnsi="Cambria Math"/>
+            <w:lang w:val="en-US"/>
+          </w:rPr>
+          <m:t>X</m:t>
         </m:r>
         <m:sSup>
           <m:sSupPr>
@@ -881,7 +924,6 @@
             <m:r>
               <w:rPr>
                 <w:rFonts w:ascii="Cambria Math" w:hAnsi="Cambria Math"/>
-                <w:lang w:val="en-US"/>
               </w:rPr>
               <m:t>1</m:t>
             </m:r>
@@ -890,7 +932,6 @@
             <m:r>
               <w:rPr>
                 <w:rFonts w:ascii="Cambria Math" w:hAnsi="Cambria Math"/>
-                <w:lang w:val="en-US"/>
               </w:rPr>
               <m:t>'</m:t>
             </m:r>
@@ -899,15 +940,26 @@
         <m:r>
           <w:rPr>
             <w:rFonts w:ascii="Cambria Math" w:hAnsi="Cambria Math"/>
+          </w:rPr>
+          <m:t>*</m:t>
+        </m:r>
+        <m:r>
+          <w:rPr>
+            <w:rFonts w:ascii="Cambria Math" w:hAnsi="Cambria Math"/>
             <w:lang w:val="en-US"/>
           </w:rPr>
-          <m:t>*X2'</m:t>
+          <m:t>X</m:t>
+        </m:r>
+        <m:r>
+          <w:rPr>
+            <w:rFonts w:ascii="Cambria Math" w:hAnsi="Cambria Math"/>
+          </w:rPr>
+          <m:t>2'</m:t>
         </m:r>
       </m:oMath>
       <w:r>
         <w:rPr>
           <w:rFonts w:eastAsiaTheme="minorEastAsia"/>
-          <w:lang w:val="en-US"/>
         </w:rPr>
         <w:t xml:space="preserve"> </w:t>
       </w:r>
@@ -916,7 +968,6 @@
       <w:pPr>
         <w:rPr>
           <w:rFonts w:eastAsiaTheme="minorEastAsia"/>
-          <w:lang w:val="en-US"/>
         </w:rPr>
       </w:pPr>
       <m:oMath>
@@ -925,7 +976,20 @@
             <w:rFonts w:ascii="Cambria Math" w:eastAsiaTheme="minorEastAsia" w:hAnsi="Cambria Math"/>
             <w:lang w:val="en-US"/>
           </w:rPr>
-          <m:t>Y1=X</m:t>
+          <m:t>Y</m:t>
+        </m:r>
+        <m:r>
+          <w:rPr>
+            <w:rFonts w:ascii="Cambria Math" w:eastAsiaTheme="minorEastAsia" w:hAnsi="Cambria Math"/>
+          </w:rPr>
+          <m:t>1=</m:t>
+        </m:r>
+        <m:r>
+          <w:rPr>
+            <w:rFonts w:ascii="Cambria Math" w:eastAsiaTheme="minorEastAsia" w:hAnsi="Cambria Math"/>
+            <w:lang w:val="en-US"/>
+          </w:rPr>
+          <m:t>X</m:t>
         </m:r>
         <m:sSup>
           <m:sSupPr>
@@ -941,7 +1005,6 @@
             <m:r>
               <w:rPr>
                 <w:rFonts w:ascii="Cambria Math" w:eastAsiaTheme="minorEastAsia" w:hAnsi="Cambria Math"/>
-                <w:lang w:val="en-US"/>
               </w:rPr>
               <m:t>1</m:t>
             </m:r>
@@ -950,7 +1013,6 @@
             <m:r>
               <w:rPr>
                 <w:rFonts w:ascii="Cambria Math" w:eastAsiaTheme="minorEastAsia" w:hAnsi="Cambria Math"/>
-                <w:lang w:val="en-US"/>
               </w:rPr>
               <m:t>'</m:t>
             </m:r>
@@ -959,15 +1021,26 @@
         <m:r>
           <w:rPr>
             <w:rFonts w:ascii="Cambria Math" w:eastAsiaTheme="minorEastAsia" w:hAnsi="Cambria Math"/>
+          </w:rPr>
+          <m:t>*</m:t>
+        </m:r>
+        <m:r>
+          <w:rPr>
+            <w:rFonts w:ascii="Cambria Math" w:eastAsiaTheme="minorEastAsia" w:hAnsi="Cambria Math"/>
             <w:lang w:val="en-US"/>
           </w:rPr>
-          <m:t>*X2</m:t>
+          <m:t>X</m:t>
+        </m:r>
+        <m:r>
+          <w:rPr>
+            <w:rFonts w:ascii="Cambria Math" w:eastAsiaTheme="minorEastAsia" w:hAnsi="Cambria Math"/>
+          </w:rPr>
+          <m:t>2</m:t>
         </m:r>
       </m:oMath>
       <w:r>
         <w:rPr>
           <w:rFonts w:eastAsiaTheme="minorEastAsia"/>
-          <w:lang w:val="en-US"/>
         </w:rPr>
         <w:t xml:space="preserve"> </w:t>
       </w:r>
@@ -976,7 +1049,6 @@
       <w:pPr>
         <w:rPr>
           <w:rFonts w:eastAsiaTheme="minorEastAsia"/>
-          <w:lang w:val="en-US"/>
         </w:rPr>
       </w:pPr>
       <m:oMath>
@@ -985,13 +1057,44 @@
             <w:rFonts w:ascii="Cambria Math" w:eastAsiaTheme="minorEastAsia" w:hAnsi="Cambria Math"/>
             <w:lang w:val="en-US"/>
           </w:rPr>
-          <m:t>Y2=X1*X2'</m:t>
+          <m:t>Y</m:t>
+        </m:r>
+        <m:r>
+          <w:rPr>
+            <w:rFonts w:ascii="Cambria Math" w:eastAsiaTheme="minorEastAsia" w:hAnsi="Cambria Math"/>
+          </w:rPr>
+          <m:t>2=</m:t>
+        </m:r>
+        <m:r>
+          <w:rPr>
+            <w:rFonts w:ascii="Cambria Math" w:eastAsiaTheme="minorEastAsia" w:hAnsi="Cambria Math"/>
+            <w:lang w:val="en-US"/>
+          </w:rPr>
+          <m:t>X</m:t>
+        </m:r>
+        <m:r>
+          <w:rPr>
+            <w:rFonts w:ascii="Cambria Math" w:eastAsiaTheme="minorEastAsia" w:hAnsi="Cambria Math"/>
+          </w:rPr>
+          <m:t>1*</m:t>
+        </m:r>
+        <m:r>
+          <w:rPr>
+            <w:rFonts w:ascii="Cambria Math" w:eastAsiaTheme="minorEastAsia" w:hAnsi="Cambria Math"/>
+            <w:lang w:val="en-US"/>
+          </w:rPr>
+          <m:t>X</m:t>
+        </m:r>
+        <m:r>
+          <w:rPr>
+            <w:rFonts w:ascii="Cambria Math" w:eastAsiaTheme="minorEastAsia" w:hAnsi="Cambria Math"/>
+          </w:rPr>
+          <m:t>2'</m:t>
         </m:r>
       </m:oMath>
       <w:r>
         <w:rPr>
           <w:rFonts w:eastAsiaTheme="minorEastAsia"/>
-          <w:lang w:val="en-US"/>
         </w:rPr>
         <w:t xml:space="preserve"> </w:t>
       </w:r>
@@ -1000,7 +1103,6 @@
       <w:pPr>
         <w:rPr>
           <w:rFonts w:eastAsiaTheme="minorEastAsia"/>
-          <w:lang w:val="en-US"/>
         </w:rPr>
       </w:pPr>
       <m:oMath>
@@ -1009,15 +1111,7281 @@
             <w:rFonts w:ascii="Cambria Math" w:eastAsiaTheme="minorEastAsia" w:hAnsi="Cambria Math"/>
             <w:lang w:val="en-US"/>
           </w:rPr>
-          <m:t>Y3=X1*X2</m:t>
+          <m:t>Y</m:t>
+        </m:r>
+        <m:r>
+          <w:rPr>
+            <w:rFonts w:ascii="Cambria Math" w:eastAsiaTheme="minorEastAsia" w:hAnsi="Cambria Math"/>
+          </w:rPr>
+          <m:t>3=</m:t>
+        </m:r>
+        <m:r>
+          <w:rPr>
+            <w:rFonts w:ascii="Cambria Math" w:eastAsiaTheme="minorEastAsia" w:hAnsi="Cambria Math"/>
+            <w:lang w:val="en-US"/>
+          </w:rPr>
+          <m:t>X</m:t>
+        </m:r>
+        <m:r>
+          <w:rPr>
+            <w:rFonts w:ascii="Cambria Math" w:eastAsiaTheme="minorEastAsia" w:hAnsi="Cambria Math"/>
+          </w:rPr>
+          <m:t>1*</m:t>
+        </m:r>
+        <m:r>
+          <w:rPr>
+            <w:rFonts w:ascii="Cambria Math" w:eastAsiaTheme="minorEastAsia" w:hAnsi="Cambria Math"/>
+            <w:lang w:val="en-US"/>
+          </w:rPr>
+          <m:t>X</m:t>
+        </m:r>
+        <m:r>
+          <w:rPr>
+            <w:rFonts w:ascii="Cambria Math" w:eastAsiaTheme="minorEastAsia" w:hAnsi="Cambria Math"/>
+          </w:rPr>
+          <m:t>2</m:t>
         </m:r>
       </m:oMath>
       <w:r>
         <w:rPr>
           <w:rFonts w:eastAsiaTheme="minorEastAsia"/>
-          <w:lang w:val="en-US"/>
         </w:rPr>
         <w:t xml:space="preserve"> </w:t>
+      </w:r>
+    </w:p>
+    <w:p>
+      <w:pPr>
+        <w:spacing w:before="120" w:after="0"/>
+        <w:rPr>
+          <w:rFonts w:ascii="Times New Roman" w:hAnsi="Times New Roman" w:cs="Times New Roman"/>
+          <w:sz w:val="24"/>
+        </w:rPr>
+      </w:pPr>
+      <w:r>
+        <w:rPr>
+          <w:rFonts w:ascii="Times New Roman" w:hAnsi="Times New Roman" w:cs="Times New Roman"/>
+          <w:sz w:val="24"/>
+        </w:rPr>
+        <w:t>Табл</w:t>
+      </w:r>
+      <w:r>
+        <w:rPr>
+          <w:rFonts w:ascii="Times New Roman" w:hAnsi="Times New Roman" w:cs="Times New Roman"/>
+          <w:sz w:val="24"/>
+        </w:rPr>
+        <w:t>ица истинности для дешифратора 4</w:t>
+      </w:r>
+      <w:r>
+        <w:rPr>
+          <w:rFonts w:ascii="Times New Roman" w:hAnsi="Times New Roman" w:cs="Times New Roman"/>
+          <w:sz w:val="24"/>
+        </w:rPr>
+        <w:t>х</w:t>
+      </w:r>
+      <w:r>
+        <w:rPr>
+          <w:rFonts w:ascii="Times New Roman" w:hAnsi="Times New Roman" w:cs="Times New Roman"/>
+          <w:sz w:val="24"/>
+        </w:rPr>
+        <w:t>16</w:t>
+      </w:r>
+    </w:p>
+    <w:tbl>
+      <w:tblPr>
+        <w:tblStyle w:val="-66"/>
+        <w:tblW w:w="0" w:type="auto"/>
+        <w:tblLook w:val="04A0" w:firstRow="1" w:lastRow="0" w:firstColumn="1" w:lastColumn="0" w:noHBand="0" w:noVBand="1"/>
+      </w:tblPr>
+      <w:tblGrid>
+        <w:gridCol w:w="485"/>
+        <w:gridCol w:w="485"/>
+        <w:gridCol w:w="485"/>
+        <w:gridCol w:w="485"/>
+        <w:gridCol w:w="485"/>
+        <w:gridCol w:w="485"/>
+        <w:gridCol w:w="485"/>
+        <w:gridCol w:w="485"/>
+        <w:gridCol w:w="485"/>
+        <w:gridCol w:w="485"/>
+        <w:gridCol w:w="485"/>
+        <w:gridCol w:w="485"/>
+        <w:gridCol w:w="485"/>
+        <w:gridCol w:w="485"/>
+        <w:gridCol w:w="595"/>
+        <w:gridCol w:w="595"/>
+        <w:gridCol w:w="595"/>
+        <w:gridCol w:w="595"/>
+        <w:gridCol w:w="595"/>
+        <w:gridCol w:w="595"/>
+      </w:tblGrid>
+      <w:tr>
+        <w:trPr>
+          <w:cnfStyle w:val="100000000000" w:firstRow="1" w:lastRow="0" w:firstColumn="0" w:lastColumn="0" w:oddVBand="0" w:evenVBand="0" w:oddHBand="0" w:evenHBand="0" w:firstRowFirstColumn="0" w:firstRowLastColumn="0" w:lastRowFirstColumn="0" w:lastRowLastColumn="0"/>
+          <w:trHeight w:val="233"/>
+        </w:trPr>
+        <w:tc>
+          <w:tcPr>
+            <w:cnfStyle w:val="001000000000" w:firstRow="0" w:lastRow="0" w:firstColumn="1" w:lastColumn="0" w:oddVBand="0" w:evenVBand="0" w:oddHBand="0" w:evenHBand="0" w:firstRowFirstColumn="0" w:firstRowLastColumn="0" w:lastRowFirstColumn="0" w:lastRowLastColumn="0"/>
+            <w:tcW w:w="449" w:type="dxa"/>
+          </w:tcPr>
+          <w:p>
+            <w:pPr>
+              <w:jc w:val="center"/>
+              <w:rPr>
+                <w:rFonts w:ascii="Times New Roman" w:hAnsi="Times New Roman" w:cs="Times New Roman"/>
+                <w:lang w:val="en-US"/>
+              </w:rPr>
+            </w:pPr>
+            <w:bookmarkStart w:id="0" w:name="_GoBack"/>
+            <w:bookmarkEnd w:id="0"/>
+            <w:r>
+              <w:rPr>
+                <w:rFonts w:ascii="Times New Roman" w:hAnsi="Times New Roman" w:cs="Times New Roman"/>
+                <w:lang w:val="en-US"/>
+              </w:rPr>
+              <w:t>X1</w:t>
+            </w:r>
+          </w:p>
+        </w:tc>
+        <w:tc>
+          <w:tcPr>
+            <w:tcW w:w="449" w:type="dxa"/>
+          </w:tcPr>
+          <w:p>
+            <w:pPr>
+              <w:jc w:val="center"/>
+              <w:cnfStyle w:val="100000000000" w:firstRow="1" w:lastRow="0" w:firstColumn="0" w:lastColumn="0" w:oddVBand="0" w:evenVBand="0" w:oddHBand="0" w:evenHBand="0" w:firstRowFirstColumn="0" w:firstRowLastColumn="0" w:lastRowFirstColumn="0" w:lastRowLastColumn="0"/>
+              <w:rPr>
+                <w:rFonts w:ascii="Times New Roman" w:hAnsi="Times New Roman" w:cs="Times New Roman"/>
+                <w:lang w:val="en-US"/>
+              </w:rPr>
+            </w:pPr>
+            <w:r>
+              <w:rPr>
+                <w:rFonts w:ascii="Times New Roman" w:hAnsi="Times New Roman" w:cs="Times New Roman"/>
+                <w:lang w:val="en-US"/>
+              </w:rPr>
+              <w:t>X2</w:t>
+            </w:r>
+          </w:p>
+        </w:tc>
+        <w:tc>
+          <w:tcPr>
+            <w:tcW w:w="450" w:type="dxa"/>
+          </w:tcPr>
+          <w:p>
+            <w:pPr>
+              <w:jc w:val="center"/>
+              <w:cnfStyle w:val="100000000000" w:firstRow="1" w:lastRow="0" w:firstColumn="0" w:lastColumn="0" w:oddVBand="0" w:evenVBand="0" w:oddHBand="0" w:evenHBand="0" w:firstRowFirstColumn="0" w:firstRowLastColumn="0" w:lastRowFirstColumn="0" w:lastRowLastColumn="0"/>
+              <w:rPr>
+                <w:rFonts w:ascii="Times New Roman" w:hAnsi="Times New Roman" w:cs="Times New Roman"/>
+                <w:lang w:val="en-US"/>
+              </w:rPr>
+            </w:pPr>
+            <w:r>
+              <w:rPr>
+                <w:rFonts w:ascii="Times New Roman" w:hAnsi="Times New Roman" w:cs="Times New Roman"/>
+                <w:lang w:val="en-US"/>
+              </w:rPr>
+              <w:t>X3</w:t>
+            </w:r>
+          </w:p>
+        </w:tc>
+        <w:tc>
+          <w:tcPr>
+            <w:tcW w:w="450" w:type="dxa"/>
+          </w:tcPr>
+          <w:p>
+            <w:pPr>
+              <w:jc w:val="center"/>
+              <w:cnfStyle w:val="100000000000" w:firstRow="1" w:lastRow="0" w:firstColumn="0" w:lastColumn="0" w:oddVBand="0" w:evenVBand="0" w:oddHBand="0" w:evenHBand="0" w:firstRowFirstColumn="0" w:firstRowLastColumn="0" w:lastRowFirstColumn="0" w:lastRowLastColumn="0"/>
+              <w:rPr>
+                <w:rFonts w:ascii="Times New Roman" w:hAnsi="Times New Roman" w:cs="Times New Roman"/>
+                <w:lang w:val="en-US"/>
+              </w:rPr>
+            </w:pPr>
+            <w:r>
+              <w:rPr>
+                <w:rFonts w:ascii="Times New Roman" w:hAnsi="Times New Roman" w:cs="Times New Roman"/>
+                <w:lang w:val="en-US"/>
+              </w:rPr>
+              <w:t>X4</w:t>
+            </w:r>
+          </w:p>
+        </w:tc>
+        <w:tc>
+          <w:tcPr>
+            <w:tcW w:w="450" w:type="dxa"/>
+          </w:tcPr>
+          <w:p>
+            <w:pPr>
+              <w:jc w:val="center"/>
+              <w:cnfStyle w:val="100000000000" w:firstRow="1" w:lastRow="0" w:firstColumn="0" w:lastColumn="0" w:oddVBand="0" w:evenVBand="0" w:oddHBand="0" w:evenHBand="0" w:firstRowFirstColumn="0" w:firstRowLastColumn="0" w:lastRowFirstColumn="0" w:lastRowLastColumn="0"/>
+              <w:rPr>
+                <w:rFonts w:ascii="Times New Roman" w:hAnsi="Times New Roman" w:cs="Times New Roman"/>
+                <w:lang w:val="en-US"/>
+              </w:rPr>
+            </w:pPr>
+            <w:r>
+              <w:rPr>
+                <w:rFonts w:ascii="Times New Roman" w:hAnsi="Times New Roman" w:cs="Times New Roman"/>
+                <w:lang w:val="en-US"/>
+              </w:rPr>
+              <w:t>Y0</w:t>
+            </w:r>
+          </w:p>
+        </w:tc>
+        <w:tc>
+          <w:tcPr>
+            <w:tcW w:w="450" w:type="dxa"/>
+          </w:tcPr>
+          <w:p>
+            <w:pPr>
+              <w:jc w:val="center"/>
+              <w:cnfStyle w:val="100000000000" w:firstRow="1" w:lastRow="0" w:firstColumn="0" w:lastColumn="0" w:oddVBand="0" w:evenVBand="0" w:oddHBand="0" w:evenHBand="0" w:firstRowFirstColumn="0" w:firstRowLastColumn="0" w:lastRowFirstColumn="0" w:lastRowLastColumn="0"/>
+              <w:rPr>
+                <w:rFonts w:ascii="Times New Roman" w:hAnsi="Times New Roman" w:cs="Times New Roman"/>
+                <w:lang w:val="en-US"/>
+              </w:rPr>
+            </w:pPr>
+            <w:r>
+              <w:rPr>
+                <w:rFonts w:ascii="Times New Roman" w:hAnsi="Times New Roman" w:cs="Times New Roman"/>
+                <w:lang w:val="en-US"/>
+              </w:rPr>
+              <w:t>Y1</w:t>
+            </w:r>
+          </w:p>
+        </w:tc>
+        <w:tc>
+          <w:tcPr>
+            <w:tcW w:w="450" w:type="dxa"/>
+          </w:tcPr>
+          <w:p>
+            <w:pPr>
+              <w:jc w:val="center"/>
+              <w:cnfStyle w:val="100000000000" w:firstRow="1" w:lastRow="0" w:firstColumn="0" w:lastColumn="0" w:oddVBand="0" w:evenVBand="0" w:oddHBand="0" w:evenHBand="0" w:firstRowFirstColumn="0" w:firstRowLastColumn="0" w:lastRowFirstColumn="0" w:lastRowLastColumn="0"/>
+              <w:rPr>
+                <w:rFonts w:ascii="Times New Roman" w:hAnsi="Times New Roman" w:cs="Times New Roman"/>
+                <w:lang w:val="en-US"/>
+              </w:rPr>
+            </w:pPr>
+            <w:r>
+              <w:rPr>
+                <w:rFonts w:ascii="Times New Roman" w:hAnsi="Times New Roman" w:cs="Times New Roman"/>
+                <w:lang w:val="en-US"/>
+              </w:rPr>
+              <w:t>Y2</w:t>
+            </w:r>
+          </w:p>
+        </w:tc>
+        <w:tc>
+          <w:tcPr>
+            <w:tcW w:w="450" w:type="dxa"/>
+          </w:tcPr>
+          <w:p>
+            <w:pPr>
+              <w:jc w:val="center"/>
+              <w:cnfStyle w:val="100000000000" w:firstRow="1" w:lastRow="0" w:firstColumn="0" w:lastColumn="0" w:oddVBand="0" w:evenVBand="0" w:oddHBand="0" w:evenHBand="0" w:firstRowFirstColumn="0" w:firstRowLastColumn="0" w:lastRowFirstColumn="0" w:lastRowLastColumn="0"/>
+              <w:rPr>
+                <w:rFonts w:ascii="Times New Roman" w:hAnsi="Times New Roman" w:cs="Times New Roman"/>
+                <w:lang w:val="en-US"/>
+              </w:rPr>
+            </w:pPr>
+            <w:r>
+              <w:rPr>
+                <w:rFonts w:ascii="Times New Roman" w:hAnsi="Times New Roman" w:cs="Times New Roman"/>
+                <w:lang w:val="en-US"/>
+              </w:rPr>
+              <w:t>Y3</w:t>
+            </w:r>
+          </w:p>
+        </w:tc>
+        <w:tc>
+          <w:tcPr>
+            <w:tcW w:w="450" w:type="dxa"/>
+          </w:tcPr>
+          <w:p>
+            <w:pPr>
+              <w:jc w:val="center"/>
+              <w:cnfStyle w:val="100000000000" w:firstRow="1" w:lastRow="0" w:firstColumn="0" w:lastColumn="0" w:oddVBand="0" w:evenVBand="0" w:oddHBand="0" w:evenHBand="0" w:firstRowFirstColumn="0" w:firstRowLastColumn="0" w:lastRowFirstColumn="0" w:lastRowLastColumn="0"/>
+              <w:rPr>
+                <w:rFonts w:ascii="Times New Roman" w:hAnsi="Times New Roman" w:cs="Times New Roman"/>
+                <w:lang w:val="en-US"/>
+              </w:rPr>
+            </w:pPr>
+            <w:r>
+              <w:rPr>
+                <w:rFonts w:ascii="Times New Roman" w:hAnsi="Times New Roman" w:cs="Times New Roman"/>
+                <w:lang w:val="en-US"/>
+              </w:rPr>
+              <w:t>Y4</w:t>
+            </w:r>
+          </w:p>
+        </w:tc>
+        <w:tc>
+          <w:tcPr>
+            <w:tcW w:w="450" w:type="dxa"/>
+          </w:tcPr>
+          <w:p>
+            <w:pPr>
+              <w:jc w:val="center"/>
+              <w:cnfStyle w:val="100000000000" w:firstRow="1" w:lastRow="0" w:firstColumn="0" w:lastColumn="0" w:oddVBand="0" w:evenVBand="0" w:oddHBand="0" w:evenHBand="0" w:firstRowFirstColumn="0" w:firstRowLastColumn="0" w:lastRowFirstColumn="0" w:lastRowLastColumn="0"/>
+              <w:rPr>
+                <w:rFonts w:ascii="Times New Roman" w:hAnsi="Times New Roman" w:cs="Times New Roman"/>
+                <w:lang w:val="en-US"/>
+              </w:rPr>
+            </w:pPr>
+            <w:r>
+              <w:rPr>
+                <w:rFonts w:ascii="Times New Roman" w:hAnsi="Times New Roman" w:cs="Times New Roman"/>
+                <w:lang w:val="en-US"/>
+              </w:rPr>
+              <w:t>Y5</w:t>
+            </w:r>
+          </w:p>
+        </w:tc>
+        <w:tc>
+          <w:tcPr>
+            <w:tcW w:w="450" w:type="dxa"/>
+          </w:tcPr>
+          <w:p>
+            <w:pPr>
+              <w:jc w:val="center"/>
+              <w:cnfStyle w:val="100000000000" w:firstRow="1" w:lastRow="0" w:firstColumn="0" w:lastColumn="0" w:oddVBand="0" w:evenVBand="0" w:oddHBand="0" w:evenHBand="0" w:firstRowFirstColumn="0" w:firstRowLastColumn="0" w:lastRowFirstColumn="0" w:lastRowLastColumn="0"/>
+              <w:rPr>
+                <w:rFonts w:ascii="Times New Roman" w:hAnsi="Times New Roman" w:cs="Times New Roman"/>
+                <w:lang w:val="en-US"/>
+              </w:rPr>
+            </w:pPr>
+            <w:r>
+              <w:rPr>
+                <w:rFonts w:ascii="Times New Roman" w:hAnsi="Times New Roman" w:cs="Times New Roman"/>
+                <w:lang w:val="en-US"/>
+              </w:rPr>
+              <w:t>Y6</w:t>
+            </w:r>
+          </w:p>
+        </w:tc>
+        <w:tc>
+          <w:tcPr>
+            <w:tcW w:w="450" w:type="dxa"/>
+          </w:tcPr>
+          <w:p>
+            <w:pPr>
+              <w:jc w:val="center"/>
+              <w:cnfStyle w:val="100000000000" w:firstRow="1" w:lastRow="0" w:firstColumn="0" w:lastColumn="0" w:oddVBand="0" w:evenVBand="0" w:oddHBand="0" w:evenHBand="0" w:firstRowFirstColumn="0" w:firstRowLastColumn="0" w:lastRowFirstColumn="0" w:lastRowLastColumn="0"/>
+              <w:rPr>
+                <w:rFonts w:ascii="Times New Roman" w:hAnsi="Times New Roman" w:cs="Times New Roman"/>
+                <w:lang w:val="en-US"/>
+              </w:rPr>
+            </w:pPr>
+            <w:r>
+              <w:rPr>
+                <w:rFonts w:ascii="Times New Roman" w:hAnsi="Times New Roman" w:cs="Times New Roman"/>
+                <w:lang w:val="en-US"/>
+              </w:rPr>
+              <w:t>Y7</w:t>
+            </w:r>
+          </w:p>
+        </w:tc>
+        <w:tc>
+          <w:tcPr>
+            <w:tcW w:w="450" w:type="dxa"/>
+          </w:tcPr>
+          <w:p>
+            <w:pPr>
+              <w:jc w:val="center"/>
+              <w:cnfStyle w:val="100000000000" w:firstRow="1" w:lastRow="0" w:firstColumn="0" w:lastColumn="0" w:oddVBand="0" w:evenVBand="0" w:oddHBand="0" w:evenHBand="0" w:firstRowFirstColumn="0" w:firstRowLastColumn="0" w:lastRowFirstColumn="0" w:lastRowLastColumn="0"/>
+              <w:rPr>
+                <w:rFonts w:ascii="Times New Roman" w:hAnsi="Times New Roman" w:cs="Times New Roman"/>
+                <w:lang w:val="en-US"/>
+              </w:rPr>
+            </w:pPr>
+            <w:r>
+              <w:rPr>
+                <w:rFonts w:ascii="Times New Roman" w:hAnsi="Times New Roman" w:cs="Times New Roman"/>
+                <w:lang w:val="en-US"/>
+              </w:rPr>
+              <w:t>Y8</w:t>
+            </w:r>
+          </w:p>
+        </w:tc>
+        <w:tc>
+          <w:tcPr>
+            <w:tcW w:w="450" w:type="dxa"/>
+          </w:tcPr>
+          <w:p>
+            <w:pPr>
+              <w:jc w:val="center"/>
+              <w:cnfStyle w:val="100000000000" w:firstRow="1" w:lastRow="0" w:firstColumn="0" w:lastColumn="0" w:oddVBand="0" w:evenVBand="0" w:oddHBand="0" w:evenHBand="0" w:firstRowFirstColumn="0" w:firstRowLastColumn="0" w:lastRowFirstColumn="0" w:lastRowLastColumn="0"/>
+              <w:rPr>
+                <w:rFonts w:ascii="Times New Roman" w:hAnsi="Times New Roman" w:cs="Times New Roman"/>
+                <w:lang w:val="en-US"/>
+              </w:rPr>
+            </w:pPr>
+            <w:r>
+              <w:rPr>
+                <w:rFonts w:ascii="Times New Roman" w:hAnsi="Times New Roman" w:cs="Times New Roman"/>
+                <w:lang w:val="en-US"/>
+              </w:rPr>
+              <w:t>Y9</w:t>
+            </w:r>
+          </w:p>
+        </w:tc>
+        <w:tc>
+          <w:tcPr>
+            <w:tcW w:w="544" w:type="dxa"/>
+          </w:tcPr>
+          <w:p>
+            <w:pPr>
+              <w:jc w:val="center"/>
+              <w:cnfStyle w:val="100000000000" w:firstRow="1" w:lastRow="0" w:firstColumn="0" w:lastColumn="0" w:oddVBand="0" w:evenVBand="0" w:oddHBand="0" w:evenHBand="0" w:firstRowFirstColumn="0" w:firstRowLastColumn="0" w:lastRowFirstColumn="0" w:lastRowLastColumn="0"/>
+              <w:rPr>
+                <w:rFonts w:ascii="Times New Roman" w:hAnsi="Times New Roman" w:cs="Times New Roman"/>
+                <w:lang w:val="en-US"/>
+              </w:rPr>
+            </w:pPr>
+            <w:r>
+              <w:rPr>
+                <w:rFonts w:ascii="Times New Roman" w:hAnsi="Times New Roman" w:cs="Times New Roman"/>
+                <w:lang w:val="en-US"/>
+              </w:rPr>
+              <w:t>Y10</w:t>
+            </w:r>
+          </w:p>
+        </w:tc>
+        <w:tc>
+          <w:tcPr>
+            <w:tcW w:w="544" w:type="dxa"/>
+          </w:tcPr>
+          <w:p>
+            <w:pPr>
+              <w:jc w:val="center"/>
+              <w:cnfStyle w:val="100000000000" w:firstRow="1" w:lastRow="0" w:firstColumn="0" w:lastColumn="0" w:oddVBand="0" w:evenVBand="0" w:oddHBand="0" w:evenHBand="0" w:firstRowFirstColumn="0" w:firstRowLastColumn="0" w:lastRowFirstColumn="0" w:lastRowLastColumn="0"/>
+              <w:rPr>
+                <w:rFonts w:ascii="Times New Roman" w:hAnsi="Times New Roman" w:cs="Times New Roman"/>
+                <w:lang w:val="en-US"/>
+              </w:rPr>
+            </w:pPr>
+            <w:r>
+              <w:rPr>
+                <w:rFonts w:ascii="Times New Roman" w:hAnsi="Times New Roman" w:cs="Times New Roman"/>
+                <w:lang w:val="en-US"/>
+              </w:rPr>
+              <w:t>Y11</w:t>
+            </w:r>
+          </w:p>
+        </w:tc>
+        <w:tc>
+          <w:tcPr>
+            <w:tcW w:w="544" w:type="dxa"/>
+          </w:tcPr>
+          <w:p>
+            <w:pPr>
+              <w:jc w:val="center"/>
+              <w:cnfStyle w:val="100000000000" w:firstRow="1" w:lastRow="0" w:firstColumn="0" w:lastColumn="0" w:oddVBand="0" w:evenVBand="0" w:oddHBand="0" w:evenHBand="0" w:firstRowFirstColumn="0" w:firstRowLastColumn="0" w:lastRowFirstColumn="0" w:lastRowLastColumn="0"/>
+              <w:rPr>
+                <w:rFonts w:ascii="Times New Roman" w:hAnsi="Times New Roman" w:cs="Times New Roman"/>
+                <w:lang w:val="en-US"/>
+              </w:rPr>
+            </w:pPr>
+            <w:r>
+              <w:rPr>
+                <w:rFonts w:ascii="Times New Roman" w:hAnsi="Times New Roman" w:cs="Times New Roman"/>
+                <w:lang w:val="en-US"/>
+              </w:rPr>
+              <w:t>Y12</w:t>
+            </w:r>
+          </w:p>
+        </w:tc>
+        <w:tc>
+          <w:tcPr>
+            <w:tcW w:w="544" w:type="dxa"/>
+          </w:tcPr>
+          <w:p>
+            <w:pPr>
+              <w:jc w:val="center"/>
+              <w:cnfStyle w:val="100000000000" w:firstRow="1" w:lastRow="0" w:firstColumn="0" w:lastColumn="0" w:oddVBand="0" w:evenVBand="0" w:oddHBand="0" w:evenHBand="0" w:firstRowFirstColumn="0" w:firstRowLastColumn="0" w:lastRowFirstColumn="0" w:lastRowLastColumn="0"/>
+              <w:rPr>
+                <w:rFonts w:ascii="Times New Roman" w:hAnsi="Times New Roman" w:cs="Times New Roman"/>
+                <w:lang w:val="en-US"/>
+              </w:rPr>
+            </w:pPr>
+            <w:r>
+              <w:rPr>
+                <w:rFonts w:ascii="Times New Roman" w:hAnsi="Times New Roman" w:cs="Times New Roman"/>
+                <w:lang w:val="en-US"/>
+              </w:rPr>
+              <w:t>Y13</w:t>
+            </w:r>
+          </w:p>
+        </w:tc>
+        <w:tc>
+          <w:tcPr>
+            <w:tcW w:w="544" w:type="dxa"/>
+          </w:tcPr>
+          <w:p>
+            <w:pPr>
+              <w:jc w:val="center"/>
+              <w:cnfStyle w:val="100000000000" w:firstRow="1" w:lastRow="0" w:firstColumn="0" w:lastColumn="0" w:oddVBand="0" w:evenVBand="0" w:oddHBand="0" w:evenHBand="0" w:firstRowFirstColumn="0" w:firstRowLastColumn="0" w:lastRowFirstColumn="0" w:lastRowLastColumn="0"/>
+              <w:rPr>
+                <w:rFonts w:ascii="Times New Roman" w:hAnsi="Times New Roman" w:cs="Times New Roman"/>
+                <w:lang w:val="en-US"/>
+              </w:rPr>
+            </w:pPr>
+            <w:r>
+              <w:rPr>
+                <w:rFonts w:ascii="Times New Roman" w:hAnsi="Times New Roman" w:cs="Times New Roman"/>
+                <w:lang w:val="en-US"/>
+              </w:rPr>
+              <w:t>Y14</w:t>
+            </w:r>
+          </w:p>
+        </w:tc>
+        <w:tc>
+          <w:tcPr>
+            <w:tcW w:w="544" w:type="dxa"/>
+          </w:tcPr>
+          <w:p>
+            <w:pPr>
+              <w:jc w:val="center"/>
+              <w:cnfStyle w:val="100000000000" w:firstRow="1" w:lastRow="0" w:firstColumn="0" w:lastColumn="0" w:oddVBand="0" w:evenVBand="0" w:oddHBand="0" w:evenHBand="0" w:firstRowFirstColumn="0" w:firstRowLastColumn="0" w:lastRowFirstColumn="0" w:lastRowLastColumn="0"/>
+              <w:rPr>
+                <w:rFonts w:ascii="Times New Roman" w:hAnsi="Times New Roman" w:cs="Times New Roman"/>
+                <w:lang w:val="en-US"/>
+              </w:rPr>
+            </w:pPr>
+            <w:r>
+              <w:rPr>
+                <w:rFonts w:ascii="Times New Roman" w:hAnsi="Times New Roman" w:cs="Times New Roman"/>
+                <w:lang w:val="en-US"/>
+              </w:rPr>
+              <w:t>Y15</w:t>
+            </w:r>
+          </w:p>
+        </w:tc>
+      </w:tr>
+      <w:tr>
+        <w:trPr>
+          <w:cnfStyle w:val="000000100000" w:firstRow="0" w:lastRow="0" w:firstColumn="0" w:lastColumn="0" w:oddVBand="0" w:evenVBand="0" w:oddHBand="1" w:evenHBand="0" w:firstRowFirstColumn="0" w:firstRowLastColumn="0" w:lastRowFirstColumn="0" w:lastRowLastColumn="0"/>
+          <w:trHeight w:val="254"/>
+        </w:trPr>
+        <w:tc>
+          <w:tcPr>
+            <w:cnfStyle w:val="001000000000" w:firstRow="0" w:lastRow="0" w:firstColumn="1" w:lastColumn="0" w:oddVBand="0" w:evenVBand="0" w:oddHBand="0" w:evenHBand="0" w:firstRowFirstColumn="0" w:firstRowLastColumn="0" w:lastRowFirstColumn="0" w:lastRowLastColumn="0"/>
+            <w:tcW w:w="449" w:type="dxa"/>
+          </w:tcPr>
+          <w:p>
+            <w:pPr>
+              <w:jc w:val="center"/>
+              <w:rPr>
+                <w:rFonts w:ascii="Times New Roman" w:hAnsi="Times New Roman" w:cs="Times New Roman"/>
+                <w:b w:val="0"/>
+                <w:lang w:val="en-US"/>
+              </w:rPr>
+            </w:pPr>
+            <w:r>
+              <w:rPr>
+                <w:rFonts w:ascii="Times New Roman" w:hAnsi="Times New Roman" w:cs="Times New Roman"/>
+                <w:b w:val="0"/>
+                <w:lang w:val="en-US"/>
+              </w:rPr>
+              <w:t>0</w:t>
+            </w:r>
+          </w:p>
+        </w:tc>
+        <w:tc>
+          <w:tcPr>
+            <w:tcW w:w="449" w:type="dxa"/>
+          </w:tcPr>
+          <w:p>
+            <w:pPr>
+              <w:jc w:val="center"/>
+              <w:cnfStyle w:val="000000100000" w:firstRow="0" w:lastRow="0" w:firstColumn="0" w:lastColumn="0" w:oddVBand="0" w:evenVBand="0" w:oddHBand="1" w:evenHBand="0" w:firstRowFirstColumn="0" w:firstRowLastColumn="0" w:lastRowFirstColumn="0" w:lastRowLastColumn="0"/>
+              <w:rPr>
+                <w:rFonts w:ascii="Times New Roman" w:hAnsi="Times New Roman" w:cs="Times New Roman"/>
+                <w:lang w:val="en-US"/>
+              </w:rPr>
+            </w:pPr>
+            <w:r>
+              <w:rPr>
+                <w:rFonts w:ascii="Times New Roman" w:hAnsi="Times New Roman" w:cs="Times New Roman"/>
+                <w:lang w:val="en-US"/>
+              </w:rPr>
+              <w:t>0</w:t>
+            </w:r>
+          </w:p>
+        </w:tc>
+        <w:tc>
+          <w:tcPr>
+            <w:tcW w:w="450" w:type="dxa"/>
+          </w:tcPr>
+          <w:p>
+            <w:pPr>
+              <w:jc w:val="center"/>
+              <w:cnfStyle w:val="000000100000" w:firstRow="0" w:lastRow="0" w:firstColumn="0" w:lastColumn="0" w:oddVBand="0" w:evenVBand="0" w:oddHBand="1" w:evenHBand="0" w:firstRowFirstColumn="0" w:firstRowLastColumn="0" w:lastRowFirstColumn="0" w:lastRowLastColumn="0"/>
+              <w:rPr>
+                <w:rFonts w:ascii="Times New Roman" w:hAnsi="Times New Roman" w:cs="Times New Roman"/>
+                <w:lang w:val="en-US"/>
+              </w:rPr>
+            </w:pPr>
+            <w:r>
+              <w:rPr>
+                <w:rFonts w:ascii="Times New Roman" w:hAnsi="Times New Roman" w:cs="Times New Roman"/>
+                <w:lang w:val="en-US"/>
+              </w:rPr>
+              <w:t>0</w:t>
+            </w:r>
+          </w:p>
+        </w:tc>
+        <w:tc>
+          <w:tcPr>
+            <w:tcW w:w="450" w:type="dxa"/>
+          </w:tcPr>
+          <w:p>
+            <w:pPr>
+              <w:jc w:val="center"/>
+              <w:cnfStyle w:val="000000100000" w:firstRow="0" w:lastRow="0" w:firstColumn="0" w:lastColumn="0" w:oddVBand="0" w:evenVBand="0" w:oddHBand="1" w:evenHBand="0" w:firstRowFirstColumn="0" w:firstRowLastColumn="0" w:lastRowFirstColumn="0" w:lastRowLastColumn="0"/>
+              <w:rPr>
+                <w:rFonts w:ascii="Times New Roman" w:hAnsi="Times New Roman" w:cs="Times New Roman"/>
+                <w:lang w:val="en-US"/>
+              </w:rPr>
+            </w:pPr>
+            <w:r>
+              <w:rPr>
+                <w:rFonts w:ascii="Times New Roman" w:hAnsi="Times New Roman" w:cs="Times New Roman"/>
+                <w:lang w:val="en-US"/>
+              </w:rPr>
+              <w:t>0</w:t>
+            </w:r>
+          </w:p>
+        </w:tc>
+        <w:tc>
+          <w:tcPr>
+            <w:tcW w:w="450" w:type="dxa"/>
+          </w:tcPr>
+          <w:p>
+            <w:pPr>
+              <w:jc w:val="center"/>
+              <w:cnfStyle w:val="000000100000" w:firstRow="0" w:lastRow="0" w:firstColumn="0" w:lastColumn="0" w:oddVBand="0" w:evenVBand="0" w:oddHBand="1" w:evenHBand="0" w:firstRowFirstColumn="0" w:firstRowLastColumn="0" w:lastRowFirstColumn="0" w:lastRowLastColumn="0"/>
+              <w:rPr>
+                <w:rFonts w:ascii="Times New Roman" w:hAnsi="Times New Roman" w:cs="Times New Roman"/>
+                <w:b/>
+                <w:lang w:val="en-US"/>
+              </w:rPr>
+            </w:pPr>
+            <w:r>
+              <w:rPr>
+                <w:rFonts w:ascii="Times New Roman" w:hAnsi="Times New Roman" w:cs="Times New Roman"/>
+                <w:b/>
+                <w:lang w:val="en-US"/>
+              </w:rPr>
+              <w:t>1</w:t>
+            </w:r>
+          </w:p>
+        </w:tc>
+        <w:tc>
+          <w:tcPr>
+            <w:tcW w:w="450" w:type="dxa"/>
+          </w:tcPr>
+          <w:p>
+            <w:pPr>
+              <w:jc w:val="center"/>
+              <w:cnfStyle w:val="000000100000" w:firstRow="0" w:lastRow="0" w:firstColumn="0" w:lastColumn="0" w:oddVBand="0" w:evenVBand="0" w:oddHBand="1" w:evenHBand="0" w:firstRowFirstColumn="0" w:firstRowLastColumn="0" w:lastRowFirstColumn="0" w:lastRowLastColumn="0"/>
+              <w:rPr>
+                <w:rFonts w:ascii="Times New Roman" w:hAnsi="Times New Roman" w:cs="Times New Roman"/>
+                <w:lang w:val="en-US"/>
+              </w:rPr>
+            </w:pPr>
+            <w:r>
+              <w:rPr>
+                <w:rFonts w:ascii="Times New Roman" w:hAnsi="Times New Roman" w:cs="Times New Roman"/>
+                <w:lang w:val="en-US"/>
+              </w:rPr>
+              <w:t>0</w:t>
+            </w:r>
+          </w:p>
+        </w:tc>
+        <w:tc>
+          <w:tcPr>
+            <w:tcW w:w="450" w:type="dxa"/>
+          </w:tcPr>
+          <w:p>
+            <w:pPr>
+              <w:jc w:val="center"/>
+              <w:cnfStyle w:val="000000100000" w:firstRow="0" w:lastRow="0" w:firstColumn="0" w:lastColumn="0" w:oddVBand="0" w:evenVBand="0" w:oddHBand="1" w:evenHBand="0" w:firstRowFirstColumn="0" w:firstRowLastColumn="0" w:lastRowFirstColumn="0" w:lastRowLastColumn="0"/>
+              <w:rPr>
+                <w:rFonts w:ascii="Times New Roman" w:hAnsi="Times New Roman" w:cs="Times New Roman"/>
+                <w:lang w:val="en-US"/>
+              </w:rPr>
+            </w:pPr>
+            <w:r>
+              <w:rPr>
+                <w:rFonts w:ascii="Times New Roman" w:hAnsi="Times New Roman" w:cs="Times New Roman"/>
+                <w:lang w:val="en-US"/>
+              </w:rPr>
+              <w:t>0</w:t>
+            </w:r>
+          </w:p>
+        </w:tc>
+        <w:tc>
+          <w:tcPr>
+            <w:tcW w:w="450" w:type="dxa"/>
+          </w:tcPr>
+          <w:p>
+            <w:pPr>
+              <w:jc w:val="center"/>
+              <w:cnfStyle w:val="000000100000" w:firstRow="0" w:lastRow="0" w:firstColumn="0" w:lastColumn="0" w:oddVBand="0" w:evenVBand="0" w:oddHBand="1" w:evenHBand="0" w:firstRowFirstColumn="0" w:firstRowLastColumn="0" w:lastRowFirstColumn="0" w:lastRowLastColumn="0"/>
+              <w:rPr>
+                <w:rFonts w:ascii="Times New Roman" w:hAnsi="Times New Roman" w:cs="Times New Roman"/>
+                <w:lang w:val="en-US"/>
+              </w:rPr>
+            </w:pPr>
+            <w:r>
+              <w:rPr>
+                <w:rFonts w:ascii="Times New Roman" w:hAnsi="Times New Roman" w:cs="Times New Roman"/>
+                <w:lang w:val="en-US"/>
+              </w:rPr>
+              <w:t>0</w:t>
+            </w:r>
+          </w:p>
+        </w:tc>
+        <w:tc>
+          <w:tcPr>
+            <w:tcW w:w="450" w:type="dxa"/>
+          </w:tcPr>
+          <w:p>
+            <w:pPr>
+              <w:jc w:val="center"/>
+              <w:cnfStyle w:val="000000100000" w:firstRow="0" w:lastRow="0" w:firstColumn="0" w:lastColumn="0" w:oddVBand="0" w:evenVBand="0" w:oddHBand="1" w:evenHBand="0" w:firstRowFirstColumn="0" w:firstRowLastColumn="0" w:lastRowFirstColumn="0" w:lastRowLastColumn="0"/>
+              <w:rPr>
+                <w:rFonts w:ascii="Times New Roman" w:hAnsi="Times New Roman" w:cs="Times New Roman"/>
+                <w:lang w:val="en-US"/>
+              </w:rPr>
+            </w:pPr>
+            <w:r>
+              <w:rPr>
+                <w:rFonts w:ascii="Times New Roman" w:hAnsi="Times New Roman" w:cs="Times New Roman"/>
+                <w:lang w:val="en-US"/>
+              </w:rPr>
+              <w:t>0</w:t>
+            </w:r>
+          </w:p>
+        </w:tc>
+        <w:tc>
+          <w:tcPr>
+            <w:tcW w:w="450" w:type="dxa"/>
+          </w:tcPr>
+          <w:p>
+            <w:pPr>
+              <w:jc w:val="center"/>
+              <w:cnfStyle w:val="000000100000" w:firstRow="0" w:lastRow="0" w:firstColumn="0" w:lastColumn="0" w:oddVBand="0" w:evenVBand="0" w:oddHBand="1" w:evenHBand="0" w:firstRowFirstColumn="0" w:firstRowLastColumn="0" w:lastRowFirstColumn="0" w:lastRowLastColumn="0"/>
+              <w:rPr>
+                <w:rFonts w:ascii="Times New Roman" w:hAnsi="Times New Roman" w:cs="Times New Roman"/>
+                <w:lang w:val="en-US"/>
+              </w:rPr>
+            </w:pPr>
+            <w:r>
+              <w:rPr>
+                <w:rFonts w:ascii="Times New Roman" w:hAnsi="Times New Roman" w:cs="Times New Roman"/>
+                <w:lang w:val="en-US"/>
+              </w:rPr>
+              <w:t>0</w:t>
+            </w:r>
+          </w:p>
+        </w:tc>
+        <w:tc>
+          <w:tcPr>
+            <w:tcW w:w="450" w:type="dxa"/>
+          </w:tcPr>
+          <w:p>
+            <w:pPr>
+              <w:jc w:val="center"/>
+              <w:cnfStyle w:val="000000100000" w:firstRow="0" w:lastRow="0" w:firstColumn="0" w:lastColumn="0" w:oddVBand="0" w:evenVBand="0" w:oddHBand="1" w:evenHBand="0" w:firstRowFirstColumn="0" w:firstRowLastColumn="0" w:lastRowFirstColumn="0" w:lastRowLastColumn="0"/>
+              <w:rPr>
+                <w:rFonts w:ascii="Times New Roman" w:hAnsi="Times New Roman" w:cs="Times New Roman"/>
+                <w:lang w:val="en-US"/>
+              </w:rPr>
+            </w:pPr>
+            <w:r>
+              <w:rPr>
+                <w:rFonts w:ascii="Times New Roman" w:hAnsi="Times New Roman" w:cs="Times New Roman"/>
+                <w:lang w:val="en-US"/>
+              </w:rPr>
+              <w:t>0</w:t>
+            </w:r>
+          </w:p>
+        </w:tc>
+        <w:tc>
+          <w:tcPr>
+            <w:tcW w:w="450" w:type="dxa"/>
+          </w:tcPr>
+          <w:p>
+            <w:pPr>
+              <w:jc w:val="center"/>
+              <w:cnfStyle w:val="000000100000" w:firstRow="0" w:lastRow="0" w:firstColumn="0" w:lastColumn="0" w:oddVBand="0" w:evenVBand="0" w:oddHBand="1" w:evenHBand="0" w:firstRowFirstColumn="0" w:firstRowLastColumn="0" w:lastRowFirstColumn="0" w:lastRowLastColumn="0"/>
+              <w:rPr>
+                <w:rFonts w:ascii="Times New Roman" w:hAnsi="Times New Roman" w:cs="Times New Roman"/>
+                <w:lang w:val="en-US"/>
+              </w:rPr>
+            </w:pPr>
+            <w:r>
+              <w:rPr>
+                <w:rFonts w:ascii="Times New Roman" w:hAnsi="Times New Roman" w:cs="Times New Roman"/>
+                <w:lang w:val="en-US"/>
+              </w:rPr>
+              <w:t>0</w:t>
+            </w:r>
+          </w:p>
+        </w:tc>
+        <w:tc>
+          <w:tcPr>
+            <w:tcW w:w="450" w:type="dxa"/>
+          </w:tcPr>
+          <w:p>
+            <w:pPr>
+              <w:jc w:val="center"/>
+              <w:cnfStyle w:val="000000100000" w:firstRow="0" w:lastRow="0" w:firstColumn="0" w:lastColumn="0" w:oddVBand="0" w:evenVBand="0" w:oddHBand="1" w:evenHBand="0" w:firstRowFirstColumn="0" w:firstRowLastColumn="0" w:lastRowFirstColumn="0" w:lastRowLastColumn="0"/>
+              <w:rPr>
+                <w:rFonts w:ascii="Times New Roman" w:hAnsi="Times New Roman" w:cs="Times New Roman"/>
+                <w:lang w:val="en-US"/>
+              </w:rPr>
+            </w:pPr>
+            <w:r>
+              <w:rPr>
+                <w:rFonts w:ascii="Times New Roman" w:hAnsi="Times New Roman" w:cs="Times New Roman"/>
+                <w:lang w:val="en-US"/>
+              </w:rPr>
+              <w:t>0</w:t>
+            </w:r>
+          </w:p>
+        </w:tc>
+        <w:tc>
+          <w:tcPr>
+            <w:tcW w:w="450" w:type="dxa"/>
+          </w:tcPr>
+          <w:p>
+            <w:pPr>
+              <w:jc w:val="center"/>
+              <w:cnfStyle w:val="000000100000" w:firstRow="0" w:lastRow="0" w:firstColumn="0" w:lastColumn="0" w:oddVBand="0" w:evenVBand="0" w:oddHBand="1" w:evenHBand="0" w:firstRowFirstColumn="0" w:firstRowLastColumn="0" w:lastRowFirstColumn="0" w:lastRowLastColumn="0"/>
+              <w:rPr>
+                <w:rFonts w:ascii="Times New Roman" w:hAnsi="Times New Roman" w:cs="Times New Roman"/>
+                <w:lang w:val="en-US"/>
+              </w:rPr>
+            </w:pPr>
+            <w:r>
+              <w:rPr>
+                <w:rFonts w:ascii="Times New Roman" w:hAnsi="Times New Roman" w:cs="Times New Roman"/>
+                <w:lang w:val="en-US"/>
+              </w:rPr>
+              <w:t>0</w:t>
+            </w:r>
+          </w:p>
+        </w:tc>
+        <w:tc>
+          <w:tcPr>
+            <w:tcW w:w="544" w:type="dxa"/>
+          </w:tcPr>
+          <w:p>
+            <w:pPr>
+              <w:jc w:val="center"/>
+              <w:cnfStyle w:val="000000100000" w:firstRow="0" w:lastRow="0" w:firstColumn="0" w:lastColumn="0" w:oddVBand="0" w:evenVBand="0" w:oddHBand="1" w:evenHBand="0" w:firstRowFirstColumn="0" w:firstRowLastColumn="0" w:lastRowFirstColumn="0" w:lastRowLastColumn="0"/>
+              <w:rPr>
+                <w:rFonts w:ascii="Times New Roman" w:hAnsi="Times New Roman" w:cs="Times New Roman"/>
+                <w:lang w:val="en-US"/>
+              </w:rPr>
+            </w:pPr>
+            <w:r>
+              <w:rPr>
+                <w:rFonts w:ascii="Times New Roman" w:hAnsi="Times New Roman" w:cs="Times New Roman"/>
+                <w:lang w:val="en-US"/>
+              </w:rPr>
+              <w:t>0</w:t>
+            </w:r>
+          </w:p>
+        </w:tc>
+        <w:tc>
+          <w:tcPr>
+            <w:tcW w:w="544" w:type="dxa"/>
+          </w:tcPr>
+          <w:p>
+            <w:pPr>
+              <w:jc w:val="center"/>
+              <w:cnfStyle w:val="000000100000" w:firstRow="0" w:lastRow="0" w:firstColumn="0" w:lastColumn="0" w:oddVBand="0" w:evenVBand="0" w:oddHBand="1" w:evenHBand="0" w:firstRowFirstColumn="0" w:firstRowLastColumn="0" w:lastRowFirstColumn="0" w:lastRowLastColumn="0"/>
+              <w:rPr>
+                <w:rFonts w:ascii="Times New Roman" w:hAnsi="Times New Roman" w:cs="Times New Roman"/>
+                <w:lang w:val="en-US"/>
+              </w:rPr>
+            </w:pPr>
+            <w:r>
+              <w:rPr>
+                <w:rFonts w:ascii="Times New Roman" w:hAnsi="Times New Roman" w:cs="Times New Roman"/>
+                <w:lang w:val="en-US"/>
+              </w:rPr>
+              <w:t>0</w:t>
+            </w:r>
+          </w:p>
+        </w:tc>
+        <w:tc>
+          <w:tcPr>
+            <w:tcW w:w="544" w:type="dxa"/>
+          </w:tcPr>
+          <w:p>
+            <w:pPr>
+              <w:jc w:val="center"/>
+              <w:cnfStyle w:val="000000100000" w:firstRow="0" w:lastRow="0" w:firstColumn="0" w:lastColumn="0" w:oddVBand="0" w:evenVBand="0" w:oddHBand="1" w:evenHBand="0" w:firstRowFirstColumn="0" w:firstRowLastColumn="0" w:lastRowFirstColumn="0" w:lastRowLastColumn="0"/>
+              <w:rPr>
+                <w:rFonts w:ascii="Times New Roman" w:hAnsi="Times New Roman" w:cs="Times New Roman"/>
+                <w:lang w:val="en-US"/>
+              </w:rPr>
+            </w:pPr>
+            <w:r>
+              <w:rPr>
+                <w:rFonts w:ascii="Times New Roman" w:hAnsi="Times New Roman" w:cs="Times New Roman"/>
+                <w:lang w:val="en-US"/>
+              </w:rPr>
+              <w:t>0</w:t>
+            </w:r>
+          </w:p>
+        </w:tc>
+        <w:tc>
+          <w:tcPr>
+            <w:tcW w:w="544" w:type="dxa"/>
+          </w:tcPr>
+          <w:p>
+            <w:pPr>
+              <w:jc w:val="center"/>
+              <w:cnfStyle w:val="000000100000" w:firstRow="0" w:lastRow="0" w:firstColumn="0" w:lastColumn="0" w:oddVBand="0" w:evenVBand="0" w:oddHBand="1" w:evenHBand="0" w:firstRowFirstColumn="0" w:firstRowLastColumn="0" w:lastRowFirstColumn="0" w:lastRowLastColumn="0"/>
+              <w:rPr>
+                <w:rFonts w:ascii="Times New Roman" w:hAnsi="Times New Roman" w:cs="Times New Roman"/>
+                <w:lang w:val="en-US"/>
+              </w:rPr>
+            </w:pPr>
+            <w:r>
+              <w:rPr>
+                <w:rFonts w:ascii="Times New Roman" w:hAnsi="Times New Roman" w:cs="Times New Roman"/>
+                <w:lang w:val="en-US"/>
+              </w:rPr>
+              <w:t>0</w:t>
+            </w:r>
+          </w:p>
+        </w:tc>
+        <w:tc>
+          <w:tcPr>
+            <w:tcW w:w="544" w:type="dxa"/>
+          </w:tcPr>
+          <w:p>
+            <w:pPr>
+              <w:jc w:val="center"/>
+              <w:cnfStyle w:val="000000100000" w:firstRow="0" w:lastRow="0" w:firstColumn="0" w:lastColumn="0" w:oddVBand="0" w:evenVBand="0" w:oddHBand="1" w:evenHBand="0" w:firstRowFirstColumn="0" w:firstRowLastColumn="0" w:lastRowFirstColumn="0" w:lastRowLastColumn="0"/>
+              <w:rPr>
+                <w:rFonts w:ascii="Times New Roman" w:hAnsi="Times New Roman" w:cs="Times New Roman"/>
+                <w:lang w:val="en-US"/>
+              </w:rPr>
+            </w:pPr>
+            <w:r>
+              <w:rPr>
+                <w:rFonts w:ascii="Times New Roman" w:hAnsi="Times New Roman" w:cs="Times New Roman"/>
+                <w:lang w:val="en-US"/>
+              </w:rPr>
+              <w:t>0</w:t>
+            </w:r>
+          </w:p>
+        </w:tc>
+        <w:tc>
+          <w:tcPr>
+            <w:tcW w:w="544" w:type="dxa"/>
+          </w:tcPr>
+          <w:p>
+            <w:pPr>
+              <w:jc w:val="center"/>
+              <w:cnfStyle w:val="000000100000" w:firstRow="0" w:lastRow="0" w:firstColumn="0" w:lastColumn="0" w:oddVBand="0" w:evenVBand="0" w:oddHBand="1" w:evenHBand="0" w:firstRowFirstColumn="0" w:firstRowLastColumn="0" w:lastRowFirstColumn="0" w:lastRowLastColumn="0"/>
+              <w:rPr>
+                <w:rFonts w:ascii="Times New Roman" w:hAnsi="Times New Roman" w:cs="Times New Roman"/>
+                <w:lang w:val="en-US"/>
+              </w:rPr>
+            </w:pPr>
+            <w:r>
+              <w:rPr>
+                <w:rFonts w:ascii="Times New Roman" w:hAnsi="Times New Roman" w:cs="Times New Roman"/>
+                <w:lang w:val="en-US"/>
+              </w:rPr>
+              <w:t>0</w:t>
+            </w:r>
+          </w:p>
+        </w:tc>
+      </w:tr>
+      <w:tr>
+        <w:trPr>
+          <w:trHeight w:val="243"/>
+        </w:trPr>
+        <w:tc>
+          <w:tcPr>
+            <w:cnfStyle w:val="001000000000" w:firstRow="0" w:lastRow="0" w:firstColumn="1" w:lastColumn="0" w:oddVBand="0" w:evenVBand="0" w:oddHBand="0" w:evenHBand="0" w:firstRowFirstColumn="0" w:firstRowLastColumn="0" w:lastRowFirstColumn="0" w:lastRowLastColumn="0"/>
+            <w:tcW w:w="449" w:type="dxa"/>
+          </w:tcPr>
+          <w:p>
+            <w:pPr>
+              <w:jc w:val="center"/>
+              <w:rPr>
+                <w:rFonts w:ascii="Times New Roman" w:hAnsi="Times New Roman" w:cs="Times New Roman"/>
+                <w:b w:val="0"/>
+                <w:lang w:val="en-US"/>
+              </w:rPr>
+            </w:pPr>
+            <w:r>
+              <w:rPr>
+                <w:rFonts w:ascii="Times New Roman" w:hAnsi="Times New Roman" w:cs="Times New Roman"/>
+                <w:b w:val="0"/>
+                <w:lang w:val="en-US"/>
+              </w:rPr>
+              <w:t>0</w:t>
+            </w:r>
+          </w:p>
+        </w:tc>
+        <w:tc>
+          <w:tcPr>
+            <w:tcW w:w="449" w:type="dxa"/>
+          </w:tcPr>
+          <w:p>
+            <w:pPr>
+              <w:jc w:val="center"/>
+              <w:cnfStyle w:val="000000000000" w:firstRow="0" w:lastRow="0" w:firstColumn="0" w:lastColumn="0" w:oddVBand="0" w:evenVBand="0" w:oddHBand="0" w:evenHBand="0" w:firstRowFirstColumn="0" w:firstRowLastColumn="0" w:lastRowFirstColumn="0" w:lastRowLastColumn="0"/>
+              <w:rPr>
+                <w:rFonts w:ascii="Times New Roman" w:hAnsi="Times New Roman" w:cs="Times New Roman"/>
+                <w:lang w:val="en-US"/>
+              </w:rPr>
+            </w:pPr>
+            <w:r>
+              <w:rPr>
+                <w:rFonts w:ascii="Times New Roman" w:hAnsi="Times New Roman" w:cs="Times New Roman"/>
+                <w:lang w:val="en-US"/>
+              </w:rPr>
+              <w:t>0</w:t>
+            </w:r>
+          </w:p>
+        </w:tc>
+        <w:tc>
+          <w:tcPr>
+            <w:tcW w:w="450" w:type="dxa"/>
+          </w:tcPr>
+          <w:p>
+            <w:pPr>
+              <w:jc w:val="center"/>
+              <w:cnfStyle w:val="000000000000" w:firstRow="0" w:lastRow="0" w:firstColumn="0" w:lastColumn="0" w:oddVBand="0" w:evenVBand="0" w:oddHBand="0" w:evenHBand="0" w:firstRowFirstColumn="0" w:firstRowLastColumn="0" w:lastRowFirstColumn="0" w:lastRowLastColumn="0"/>
+              <w:rPr>
+                <w:rFonts w:ascii="Times New Roman" w:hAnsi="Times New Roman" w:cs="Times New Roman"/>
+                <w:lang w:val="en-US"/>
+              </w:rPr>
+            </w:pPr>
+            <w:r>
+              <w:rPr>
+                <w:rFonts w:ascii="Times New Roman" w:hAnsi="Times New Roman" w:cs="Times New Roman"/>
+                <w:lang w:val="en-US"/>
+              </w:rPr>
+              <w:t>0</w:t>
+            </w:r>
+          </w:p>
+        </w:tc>
+        <w:tc>
+          <w:tcPr>
+            <w:tcW w:w="450" w:type="dxa"/>
+          </w:tcPr>
+          <w:p>
+            <w:pPr>
+              <w:jc w:val="center"/>
+              <w:cnfStyle w:val="000000000000" w:firstRow="0" w:lastRow="0" w:firstColumn="0" w:lastColumn="0" w:oddVBand="0" w:evenVBand="0" w:oddHBand="0" w:evenHBand="0" w:firstRowFirstColumn="0" w:firstRowLastColumn="0" w:lastRowFirstColumn="0" w:lastRowLastColumn="0"/>
+              <w:rPr>
+                <w:rFonts w:ascii="Times New Roman" w:hAnsi="Times New Roman" w:cs="Times New Roman"/>
+                <w:lang w:val="en-US"/>
+              </w:rPr>
+            </w:pPr>
+            <w:r>
+              <w:rPr>
+                <w:rFonts w:ascii="Times New Roman" w:hAnsi="Times New Roman" w:cs="Times New Roman"/>
+                <w:lang w:val="en-US"/>
+              </w:rPr>
+              <w:t>1</w:t>
+            </w:r>
+          </w:p>
+        </w:tc>
+        <w:tc>
+          <w:tcPr>
+            <w:tcW w:w="450" w:type="dxa"/>
+          </w:tcPr>
+          <w:p>
+            <w:pPr>
+              <w:jc w:val="center"/>
+              <w:cnfStyle w:val="000000000000" w:firstRow="0" w:lastRow="0" w:firstColumn="0" w:lastColumn="0" w:oddVBand="0" w:evenVBand="0" w:oddHBand="0" w:evenHBand="0" w:firstRowFirstColumn="0" w:firstRowLastColumn="0" w:lastRowFirstColumn="0" w:lastRowLastColumn="0"/>
+              <w:rPr>
+                <w:rFonts w:ascii="Times New Roman" w:hAnsi="Times New Roman" w:cs="Times New Roman"/>
+                <w:lang w:val="en-US"/>
+              </w:rPr>
+            </w:pPr>
+            <w:r>
+              <w:rPr>
+                <w:rFonts w:ascii="Times New Roman" w:hAnsi="Times New Roman" w:cs="Times New Roman"/>
+                <w:lang w:val="en-US"/>
+              </w:rPr>
+              <w:t>0</w:t>
+            </w:r>
+          </w:p>
+        </w:tc>
+        <w:tc>
+          <w:tcPr>
+            <w:tcW w:w="450" w:type="dxa"/>
+          </w:tcPr>
+          <w:p>
+            <w:pPr>
+              <w:jc w:val="center"/>
+              <w:cnfStyle w:val="000000000000" w:firstRow="0" w:lastRow="0" w:firstColumn="0" w:lastColumn="0" w:oddVBand="0" w:evenVBand="0" w:oddHBand="0" w:evenHBand="0" w:firstRowFirstColumn="0" w:firstRowLastColumn="0" w:lastRowFirstColumn="0" w:lastRowLastColumn="0"/>
+              <w:rPr>
+                <w:rFonts w:ascii="Times New Roman" w:hAnsi="Times New Roman" w:cs="Times New Roman"/>
+                <w:b/>
+                <w:lang w:val="en-US"/>
+              </w:rPr>
+            </w:pPr>
+            <w:r>
+              <w:rPr>
+                <w:rFonts w:ascii="Times New Roman" w:hAnsi="Times New Roman" w:cs="Times New Roman"/>
+                <w:b/>
+                <w:lang w:val="en-US"/>
+              </w:rPr>
+              <w:t>1</w:t>
+            </w:r>
+          </w:p>
+        </w:tc>
+        <w:tc>
+          <w:tcPr>
+            <w:tcW w:w="450" w:type="dxa"/>
+          </w:tcPr>
+          <w:p>
+            <w:pPr>
+              <w:jc w:val="center"/>
+              <w:cnfStyle w:val="000000000000" w:firstRow="0" w:lastRow="0" w:firstColumn="0" w:lastColumn="0" w:oddVBand="0" w:evenVBand="0" w:oddHBand="0" w:evenHBand="0" w:firstRowFirstColumn="0" w:firstRowLastColumn="0" w:lastRowFirstColumn="0" w:lastRowLastColumn="0"/>
+              <w:rPr>
+                <w:rFonts w:ascii="Times New Roman" w:hAnsi="Times New Roman" w:cs="Times New Roman"/>
+                <w:lang w:val="en-US"/>
+              </w:rPr>
+            </w:pPr>
+            <w:r>
+              <w:rPr>
+                <w:rFonts w:ascii="Times New Roman" w:hAnsi="Times New Roman" w:cs="Times New Roman"/>
+                <w:lang w:val="en-US"/>
+              </w:rPr>
+              <w:t>0</w:t>
+            </w:r>
+          </w:p>
+        </w:tc>
+        <w:tc>
+          <w:tcPr>
+            <w:tcW w:w="450" w:type="dxa"/>
+          </w:tcPr>
+          <w:p>
+            <w:pPr>
+              <w:jc w:val="center"/>
+              <w:cnfStyle w:val="000000000000" w:firstRow="0" w:lastRow="0" w:firstColumn="0" w:lastColumn="0" w:oddVBand="0" w:evenVBand="0" w:oddHBand="0" w:evenHBand="0" w:firstRowFirstColumn="0" w:firstRowLastColumn="0" w:lastRowFirstColumn="0" w:lastRowLastColumn="0"/>
+              <w:rPr>
+                <w:rFonts w:ascii="Times New Roman" w:hAnsi="Times New Roman" w:cs="Times New Roman"/>
+                <w:lang w:val="en-US"/>
+              </w:rPr>
+            </w:pPr>
+            <w:r>
+              <w:rPr>
+                <w:rFonts w:ascii="Times New Roman" w:hAnsi="Times New Roman" w:cs="Times New Roman"/>
+                <w:lang w:val="en-US"/>
+              </w:rPr>
+              <w:t>0</w:t>
+            </w:r>
+          </w:p>
+        </w:tc>
+        <w:tc>
+          <w:tcPr>
+            <w:tcW w:w="450" w:type="dxa"/>
+          </w:tcPr>
+          <w:p>
+            <w:pPr>
+              <w:jc w:val="center"/>
+              <w:cnfStyle w:val="000000000000" w:firstRow="0" w:lastRow="0" w:firstColumn="0" w:lastColumn="0" w:oddVBand="0" w:evenVBand="0" w:oddHBand="0" w:evenHBand="0" w:firstRowFirstColumn="0" w:firstRowLastColumn="0" w:lastRowFirstColumn="0" w:lastRowLastColumn="0"/>
+              <w:rPr>
+                <w:rFonts w:ascii="Times New Roman" w:hAnsi="Times New Roman" w:cs="Times New Roman"/>
+                <w:lang w:val="en-US"/>
+              </w:rPr>
+            </w:pPr>
+            <w:r>
+              <w:rPr>
+                <w:rFonts w:ascii="Times New Roman" w:hAnsi="Times New Roman" w:cs="Times New Roman"/>
+                <w:lang w:val="en-US"/>
+              </w:rPr>
+              <w:t>0</w:t>
+            </w:r>
+          </w:p>
+        </w:tc>
+        <w:tc>
+          <w:tcPr>
+            <w:tcW w:w="450" w:type="dxa"/>
+          </w:tcPr>
+          <w:p>
+            <w:pPr>
+              <w:jc w:val="center"/>
+              <w:cnfStyle w:val="000000000000" w:firstRow="0" w:lastRow="0" w:firstColumn="0" w:lastColumn="0" w:oddVBand="0" w:evenVBand="0" w:oddHBand="0" w:evenHBand="0" w:firstRowFirstColumn="0" w:firstRowLastColumn="0" w:lastRowFirstColumn="0" w:lastRowLastColumn="0"/>
+              <w:rPr>
+                <w:rFonts w:ascii="Times New Roman" w:hAnsi="Times New Roman" w:cs="Times New Roman"/>
+                <w:lang w:val="en-US"/>
+              </w:rPr>
+            </w:pPr>
+            <w:r>
+              <w:rPr>
+                <w:rFonts w:ascii="Times New Roman" w:hAnsi="Times New Roman" w:cs="Times New Roman"/>
+                <w:lang w:val="en-US"/>
+              </w:rPr>
+              <w:t>0</w:t>
+            </w:r>
+          </w:p>
+        </w:tc>
+        <w:tc>
+          <w:tcPr>
+            <w:tcW w:w="450" w:type="dxa"/>
+          </w:tcPr>
+          <w:p>
+            <w:pPr>
+              <w:jc w:val="center"/>
+              <w:cnfStyle w:val="000000000000" w:firstRow="0" w:lastRow="0" w:firstColumn="0" w:lastColumn="0" w:oddVBand="0" w:evenVBand="0" w:oddHBand="0" w:evenHBand="0" w:firstRowFirstColumn="0" w:firstRowLastColumn="0" w:lastRowFirstColumn="0" w:lastRowLastColumn="0"/>
+              <w:rPr>
+                <w:rFonts w:ascii="Times New Roman" w:hAnsi="Times New Roman" w:cs="Times New Roman"/>
+                <w:lang w:val="en-US"/>
+              </w:rPr>
+            </w:pPr>
+            <w:r>
+              <w:rPr>
+                <w:rFonts w:ascii="Times New Roman" w:hAnsi="Times New Roman" w:cs="Times New Roman"/>
+                <w:lang w:val="en-US"/>
+              </w:rPr>
+              <w:t>0</w:t>
+            </w:r>
+          </w:p>
+        </w:tc>
+        <w:tc>
+          <w:tcPr>
+            <w:tcW w:w="450" w:type="dxa"/>
+          </w:tcPr>
+          <w:p>
+            <w:pPr>
+              <w:jc w:val="center"/>
+              <w:cnfStyle w:val="000000000000" w:firstRow="0" w:lastRow="0" w:firstColumn="0" w:lastColumn="0" w:oddVBand="0" w:evenVBand="0" w:oddHBand="0" w:evenHBand="0" w:firstRowFirstColumn="0" w:firstRowLastColumn="0" w:lastRowFirstColumn="0" w:lastRowLastColumn="0"/>
+              <w:rPr>
+                <w:rFonts w:ascii="Times New Roman" w:hAnsi="Times New Roman" w:cs="Times New Roman"/>
+                <w:lang w:val="en-US"/>
+              </w:rPr>
+            </w:pPr>
+            <w:r>
+              <w:rPr>
+                <w:rFonts w:ascii="Times New Roman" w:hAnsi="Times New Roman" w:cs="Times New Roman"/>
+                <w:lang w:val="en-US"/>
+              </w:rPr>
+              <w:t>0</w:t>
+            </w:r>
+          </w:p>
+        </w:tc>
+        <w:tc>
+          <w:tcPr>
+            <w:tcW w:w="450" w:type="dxa"/>
+          </w:tcPr>
+          <w:p>
+            <w:pPr>
+              <w:jc w:val="center"/>
+              <w:cnfStyle w:val="000000000000" w:firstRow="0" w:lastRow="0" w:firstColumn="0" w:lastColumn="0" w:oddVBand="0" w:evenVBand="0" w:oddHBand="0" w:evenHBand="0" w:firstRowFirstColumn="0" w:firstRowLastColumn="0" w:lastRowFirstColumn="0" w:lastRowLastColumn="0"/>
+              <w:rPr>
+                <w:rFonts w:ascii="Times New Roman" w:hAnsi="Times New Roman" w:cs="Times New Roman"/>
+                <w:lang w:val="en-US"/>
+              </w:rPr>
+            </w:pPr>
+            <w:r>
+              <w:rPr>
+                <w:rFonts w:ascii="Times New Roman" w:hAnsi="Times New Roman" w:cs="Times New Roman"/>
+                <w:lang w:val="en-US"/>
+              </w:rPr>
+              <w:t>0</w:t>
+            </w:r>
+          </w:p>
+        </w:tc>
+        <w:tc>
+          <w:tcPr>
+            <w:tcW w:w="450" w:type="dxa"/>
+          </w:tcPr>
+          <w:p>
+            <w:pPr>
+              <w:jc w:val="center"/>
+              <w:cnfStyle w:val="000000000000" w:firstRow="0" w:lastRow="0" w:firstColumn="0" w:lastColumn="0" w:oddVBand="0" w:evenVBand="0" w:oddHBand="0" w:evenHBand="0" w:firstRowFirstColumn="0" w:firstRowLastColumn="0" w:lastRowFirstColumn="0" w:lastRowLastColumn="0"/>
+              <w:rPr>
+                <w:rFonts w:ascii="Times New Roman" w:hAnsi="Times New Roman" w:cs="Times New Roman"/>
+                <w:lang w:val="en-US"/>
+              </w:rPr>
+            </w:pPr>
+            <w:r>
+              <w:rPr>
+                <w:rFonts w:ascii="Times New Roman" w:hAnsi="Times New Roman" w:cs="Times New Roman"/>
+                <w:lang w:val="en-US"/>
+              </w:rPr>
+              <w:t>0</w:t>
+            </w:r>
+          </w:p>
+        </w:tc>
+        <w:tc>
+          <w:tcPr>
+            <w:tcW w:w="544" w:type="dxa"/>
+          </w:tcPr>
+          <w:p>
+            <w:pPr>
+              <w:jc w:val="center"/>
+              <w:cnfStyle w:val="000000000000" w:firstRow="0" w:lastRow="0" w:firstColumn="0" w:lastColumn="0" w:oddVBand="0" w:evenVBand="0" w:oddHBand="0" w:evenHBand="0" w:firstRowFirstColumn="0" w:firstRowLastColumn="0" w:lastRowFirstColumn="0" w:lastRowLastColumn="0"/>
+              <w:rPr>
+                <w:rFonts w:ascii="Times New Roman" w:hAnsi="Times New Roman" w:cs="Times New Roman"/>
+                <w:lang w:val="en-US"/>
+              </w:rPr>
+            </w:pPr>
+            <w:r>
+              <w:rPr>
+                <w:rFonts w:ascii="Times New Roman" w:hAnsi="Times New Roman" w:cs="Times New Roman"/>
+                <w:lang w:val="en-US"/>
+              </w:rPr>
+              <w:t>0</w:t>
+            </w:r>
+          </w:p>
+        </w:tc>
+        <w:tc>
+          <w:tcPr>
+            <w:tcW w:w="544" w:type="dxa"/>
+          </w:tcPr>
+          <w:p>
+            <w:pPr>
+              <w:jc w:val="center"/>
+              <w:cnfStyle w:val="000000000000" w:firstRow="0" w:lastRow="0" w:firstColumn="0" w:lastColumn="0" w:oddVBand="0" w:evenVBand="0" w:oddHBand="0" w:evenHBand="0" w:firstRowFirstColumn="0" w:firstRowLastColumn="0" w:lastRowFirstColumn="0" w:lastRowLastColumn="0"/>
+              <w:rPr>
+                <w:rFonts w:ascii="Times New Roman" w:hAnsi="Times New Roman" w:cs="Times New Roman"/>
+                <w:lang w:val="en-US"/>
+              </w:rPr>
+            </w:pPr>
+            <w:r>
+              <w:rPr>
+                <w:rFonts w:ascii="Times New Roman" w:hAnsi="Times New Roman" w:cs="Times New Roman"/>
+                <w:lang w:val="en-US"/>
+              </w:rPr>
+              <w:t>0</w:t>
+            </w:r>
+          </w:p>
+        </w:tc>
+        <w:tc>
+          <w:tcPr>
+            <w:tcW w:w="544" w:type="dxa"/>
+          </w:tcPr>
+          <w:p>
+            <w:pPr>
+              <w:jc w:val="center"/>
+              <w:cnfStyle w:val="000000000000" w:firstRow="0" w:lastRow="0" w:firstColumn="0" w:lastColumn="0" w:oddVBand="0" w:evenVBand="0" w:oddHBand="0" w:evenHBand="0" w:firstRowFirstColumn="0" w:firstRowLastColumn="0" w:lastRowFirstColumn="0" w:lastRowLastColumn="0"/>
+              <w:rPr>
+                <w:rFonts w:ascii="Times New Roman" w:hAnsi="Times New Roman" w:cs="Times New Roman"/>
+                <w:lang w:val="en-US"/>
+              </w:rPr>
+            </w:pPr>
+            <w:r>
+              <w:rPr>
+                <w:rFonts w:ascii="Times New Roman" w:hAnsi="Times New Roman" w:cs="Times New Roman"/>
+                <w:lang w:val="en-US"/>
+              </w:rPr>
+              <w:t>0</w:t>
+            </w:r>
+          </w:p>
+        </w:tc>
+        <w:tc>
+          <w:tcPr>
+            <w:tcW w:w="544" w:type="dxa"/>
+          </w:tcPr>
+          <w:p>
+            <w:pPr>
+              <w:jc w:val="center"/>
+              <w:cnfStyle w:val="000000000000" w:firstRow="0" w:lastRow="0" w:firstColumn="0" w:lastColumn="0" w:oddVBand="0" w:evenVBand="0" w:oddHBand="0" w:evenHBand="0" w:firstRowFirstColumn="0" w:firstRowLastColumn="0" w:lastRowFirstColumn="0" w:lastRowLastColumn="0"/>
+              <w:rPr>
+                <w:rFonts w:ascii="Times New Roman" w:hAnsi="Times New Roman" w:cs="Times New Roman"/>
+                <w:lang w:val="en-US"/>
+              </w:rPr>
+            </w:pPr>
+            <w:r>
+              <w:rPr>
+                <w:rFonts w:ascii="Times New Roman" w:hAnsi="Times New Roman" w:cs="Times New Roman"/>
+                <w:lang w:val="en-US"/>
+              </w:rPr>
+              <w:t>0</w:t>
+            </w:r>
+          </w:p>
+        </w:tc>
+        <w:tc>
+          <w:tcPr>
+            <w:tcW w:w="544" w:type="dxa"/>
+          </w:tcPr>
+          <w:p>
+            <w:pPr>
+              <w:jc w:val="center"/>
+              <w:cnfStyle w:val="000000000000" w:firstRow="0" w:lastRow="0" w:firstColumn="0" w:lastColumn="0" w:oddVBand="0" w:evenVBand="0" w:oddHBand="0" w:evenHBand="0" w:firstRowFirstColumn="0" w:firstRowLastColumn="0" w:lastRowFirstColumn="0" w:lastRowLastColumn="0"/>
+              <w:rPr>
+                <w:rFonts w:ascii="Times New Roman" w:hAnsi="Times New Roman" w:cs="Times New Roman"/>
+                <w:lang w:val="en-US"/>
+              </w:rPr>
+            </w:pPr>
+            <w:r>
+              <w:rPr>
+                <w:rFonts w:ascii="Times New Roman" w:hAnsi="Times New Roman" w:cs="Times New Roman"/>
+                <w:lang w:val="en-US"/>
+              </w:rPr>
+              <w:t>0</w:t>
+            </w:r>
+          </w:p>
+        </w:tc>
+        <w:tc>
+          <w:tcPr>
+            <w:tcW w:w="544" w:type="dxa"/>
+          </w:tcPr>
+          <w:p>
+            <w:pPr>
+              <w:jc w:val="center"/>
+              <w:cnfStyle w:val="000000000000" w:firstRow="0" w:lastRow="0" w:firstColumn="0" w:lastColumn="0" w:oddVBand="0" w:evenVBand="0" w:oddHBand="0" w:evenHBand="0" w:firstRowFirstColumn="0" w:firstRowLastColumn="0" w:lastRowFirstColumn="0" w:lastRowLastColumn="0"/>
+              <w:rPr>
+                <w:rFonts w:ascii="Times New Roman" w:hAnsi="Times New Roman" w:cs="Times New Roman"/>
+                <w:lang w:val="en-US"/>
+              </w:rPr>
+            </w:pPr>
+            <w:r>
+              <w:rPr>
+                <w:rFonts w:ascii="Times New Roman" w:hAnsi="Times New Roman" w:cs="Times New Roman"/>
+                <w:lang w:val="en-US"/>
+              </w:rPr>
+              <w:t>0</w:t>
+            </w:r>
+          </w:p>
+        </w:tc>
+      </w:tr>
+      <w:tr>
+        <w:trPr>
+          <w:cnfStyle w:val="000000100000" w:firstRow="0" w:lastRow="0" w:firstColumn="0" w:lastColumn="0" w:oddVBand="0" w:evenVBand="0" w:oddHBand="1" w:evenHBand="0" w:firstRowFirstColumn="0" w:firstRowLastColumn="0" w:lastRowFirstColumn="0" w:lastRowLastColumn="0"/>
+          <w:trHeight w:val="254"/>
+        </w:trPr>
+        <w:tc>
+          <w:tcPr>
+            <w:cnfStyle w:val="001000000000" w:firstRow="0" w:lastRow="0" w:firstColumn="1" w:lastColumn="0" w:oddVBand="0" w:evenVBand="0" w:oddHBand="0" w:evenHBand="0" w:firstRowFirstColumn="0" w:firstRowLastColumn="0" w:lastRowFirstColumn="0" w:lastRowLastColumn="0"/>
+            <w:tcW w:w="449" w:type="dxa"/>
+          </w:tcPr>
+          <w:p>
+            <w:pPr>
+              <w:jc w:val="center"/>
+              <w:rPr>
+                <w:rFonts w:ascii="Times New Roman" w:hAnsi="Times New Roman" w:cs="Times New Roman"/>
+                <w:b w:val="0"/>
+                <w:lang w:val="en-US"/>
+              </w:rPr>
+            </w:pPr>
+            <w:r>
+              <w:rPr>
+                <w:rFonts w:ascii="Times New Roman" w:hAnsi="Times New Roman" w:cs="Times New Roman"/>
+                <w:b w:val="0"/>
+                <w:lang w:val="en-US"/>
+              </w:rPr>
+              <w:t>0</w:t>
+            </w:r>
+          </w:p>
+        </w:tc>
+        <w:tc>
+          <w:tcPr>
+            <w:tcW w:w="449" w:type="dxa"/>
+          </w:tcPr>
+          <w:p>
+            <w:pPr>
+              <w:jc w:val="center"/>
+              <w:cnfStyle w:val="000000100000" w:firstRow="0" w:lastRow="0" w:firstColumn="0" w:lastColumn="0" w:oddVBand="0" w:evenVBand="0" w:oddHBand="1" w:evenHBand="0" w:firstRowFirstColumn="0" w:firstRowLastColumn="0" w:lastRowFirstColumn="0" w:lastRowLastColumn="0"/>
+              <w:rPr>
+                <w:rFonts w:ascii="Times New Roman" w:hAnsi="Times New Roman" w:cs="Times New Roman"/>
+                <w:lang w:val="en-US"/>
+              </w:rPr>
+            </w:pPr>
+            <w:r>
+              <w:rPr>
+                <w:rFonts w:ascii="Times New Roman" w:hAnsi="Times New Roman" w:cs="Times New Roman"/>
+                <w:lang w:val="en-US"/>
+              </w:rPr>
+              <w:t>0</w:t>
+            </w:r>
+          </w:p>
+        </w:tc>
+        <w:tc>
+          <w:tcPr>
+            <w:tcW w:w="450" w:type="dxa"/>
+          </w:tcPr>
+          <w:p>
+            <w:pPr>
+              <w:jc w:val="center"/>
+              <w:cnfStyle w:val="000000100000" w:firstRow="0" w:lastRow="0" w:firstColumn="0" w:lastColumn="0" w:oddVBand="0" w:evenVBand="0" w:oddHBand="1" w:evenHBand="0" w:firstRowFirstColumn="0" w:firstRowLastColumn="0" w:lastRowFirstColumn="0" w:lastRowLastColumn="0"/>
+              <w:rPr>
+                <w:rFonts w:ascii="Times New Roman" w:hAnsi="Times New Roman" w:cs="Times New Roman"/>
+                <w:lang w:val="en-US"/>
+              </w:rPr>
+            </w:pPr>
+            <w:r>
+              <w:rPr>
+                <w:rFonts w:ascii="Times New Roman" w:hAnsi="Times New Roman" w:cs="Times New Roman"/>
+                <w:lang w:val="en-US"/>
+              </w:rPr>
+              <w:t>1</w:t>
+            </w:r>
+          </w:p>
+        </w:tc>
+        <w:tc>
+          <w:tcPr>
+            <w:tcW w:w="450" w:type="dxa"/>
+          </w:tcPr>
+          <w:p>
+            <w:pPr>
+              <w:jc w:val="center"/>
+              <w:cnfStyle w:val="000000100000" w:firstRow="0" w:lastRow="0" w:firstColumn="0" w:lastColumn="0" w:oddVBand="0" w:evenVBand="0" w:oddHBand="1" w:evenHBand="0" w:firstRowFirstColumn="0" w:firstRowLastColumn="0" w:lastRowFirstColumn="0" w:lastRowLastColumn="0"/>
+              <w:rPr>
+                <w:rFonts w:ascii="Times New Roman" w:hAnsi="Times New Roman" w:cs="Times New Roman"/>
+                <w:lang w:val="en-US"/>
+              </w:rPr>
+            </w:pPr>
+            <w:r>
+              <w:rPr>
+                <w:rFonts w:ascii="Times New Roman" w:hAnsi="Times New Roman" w:cs="Times New Roman"/>
+                <w:lang w:val="en-US"/>
+              </w:rPr>
+              <w:t>0</w:t>
+            </w:r>
+          </w:p>
+        </w:tc>
+        <w:tc>
+          <w:tcPr>
+            <w:tcW w:w="450" w:type="dxa"/>
+          </w:tcPr>
+          <w:p>
+            <w:pPr>
+              <w:jc w:val="center"/>
+              <w:cnfStyle w:val="000000100000" w:firstRow="0" w:lastRow="0" w:firstColumn="0" w:lastColumn="0" w:oddVBand="0" w:evenVBand="0" w:oddHBand="1" w:evenHBand="0" w:firstRowFirstColumn="0" w:firstRowLastColumn="0" w:lastRowFirstColumn="0" w:lastRowLastColumn="0"/>
+            </w:pPr>
+            <w:r>
+              <w:rPr>
+                <w:rFonts w:ascii="Times New Roman" w:hAnsi="Times New Roman" w:cs="Times New Roman"/>
+                <w:lang w:val="en-US"/>
+              </w:rPr>
+              <w:t>0</w:t>
+            </w:r>
+          </w:p>
+        </w:tc>
+        <w:tc>
+          <w:tcPr>
+            <w:tcW w:w="450" w:type="dxa"/>
+          </w:tcPr>
+          <w:p>
+            <w:pPr>
+              <w:jc w:val="center"/>
+              <w:cnfStyle w:val="000000100000" w:firstRow="0" w:lastRow="0" w:firstColumn="0" w:lastColumn="0" w:oddVBand="0" w:evenVBand="0" w:oddHBand="1" w:evenHBand="0" w:firstRowFirstColumn="0" w:firstRowLastColumn="0" w:lastRowFirstColumn="0" w:lastRowLastColumn="0"/>
+            </w:pPr>
+            <w:r>
+              <w:rPr>
+                <w:rFonts w:ascii="Times New Roman" w:hAnsi="Times New Roman" w:cs="Times New Roman"/>
+                <w:lang w:val="en-US"/>
+              </w:rPr>
+              <w:t>0</w:t>
+            </w:r>
+          </w:p>
+        </w:tc>
+        <w:tc>
+          <w:tcPr>
+            <w:tcW w:w="450" w:type="dxa"/>
+          </w:tcPr>
+          <w:p>
+            <w:pPr>
+              <w:jc w:val="center"/>
+              <w:cnfStyle w:val="000000100000" w:firstRow="0" w:lastRow="0" w:firstColumn="0" w:lastColumn="0" w:oddVBand="0" w:evenVBand="0" w:oddHBand="1" w:evenHBand="0" w:firstRowFirstColumn="0" w:firstRowLastColumn="0" w:lastRowFirstColumn="0" w:lastRowLastColumn="0"/>
+              <w:rPr>
+                <w:rFonts w:ascii="Times New Roman" w:hAnsi="Times New Roman" w:cs="Times New Roman"/>
+                <w:b/>
+                <w:lang w:val="en-US"/>
+              </w:rPr>
+            </w:pPr>
+            <w:r>
+              <w:rPr>
+                <w:rFonts w:ascii="Times New Roman" w:hAnsi="Times New Roman" w:cs="Times New Roman"/>
+                <w:b/>
+                <w:lang w:val="en-US"/>
+              </w:rPr>
+              <w:t>1</w:t>
+            </w:r>
+          </w:p>
+        </w:tc>
+        <w:tc>
+          <w:tcPr>
+            <w:tcW w:w="450" w:type="dxa"/>
+          </w:tcPr>
+          <w:p>
+            <w:pPr>
+              <w:jc w:val="center"/>
+              <w:cnfStyle w:val="000000100000" w:firstRow="0" w:lastRow="0" w:firstColumn="0" w:lastColumn="0" w:oddVBand="0" w:evenVBand="0" w:oddHBand="1" w:evenHBand="0" w:firstRowFirstColumn="0" w:firstRowLastColumn="0" w:lastRowFirstColumn="0" w:lastRowLastColumn="0"/>
+              <w:rPr>
+                <w:rFonts w:ascii="Times New Roman" w:hAnsi="Times New Roman" w:cs="Times New Roman"/>
+                <w:lang w:val="en-US"/>
+              </w:rPr>
+            </w:pPr>
+            <w:r>
+              <w:rPr>
+                <w:rFonts w:ascii="Times New Roman" w:hAnsi="Times New Roman" w:cs="Times New Roman"/>
+                <w:lang w:val="en-US"/>
+              </w:rPr>
+              <w:t>0</w:t>
+            </w:r>
+          </w:p>
+        </w:tc>
+        <w:tc>
+          <w:tcPr>
+            <w:tcW w:w="450" w:type="dxa"/>
+          </w:tcPr>
+          <w:p>
+            <w:pPr>
+              <w:jc w:val="center"/>
+              <w:cnfStyle w:val="000000100000" w:firstRow="0" w:lastRow="0" w:firstColumn="0" w:lastColumn="0" w:oddVBand="0" w:evenVBand="0" w:oddHBand="1" w:evenHBand="0" w:firstRowFirstColumn="0" w:firstRowLastColumn="0" w:lastRowFirstColumn="0" w:lastRowLastColumn="0"/>
+              <w:rPr>
+                <w:rFonts w:ascii="Times New Roman" w:hAnsi="Times New Roman" w:cs="Times New Roman"/>
+                <w:lang w:val="en-US"/>
+              </w:rPr>
+            </w:pPr>
+            <w:r>
+              <w:rPr>
+                <w:rFonts w:ascii="Times New Roman" w:hAnsi="Times New Roman" w:cs="Times New Roman"/>
+                <w:lang w:val="en-US"/>
+              </w:rPr>
+              <w:t>0</w:t>
+            </w:r>
+          </w:p>
+        </w:tc>
+        <w:tc>
+          <w:tcPr>
+            <w:tcW w:w="450" w:type="dxa"/>
+          </w:tcPr>
+          <w:p>
+            <w:pPr>
+              <w:jc w:val="center"/>
+              <w:cnfStyle w:val="000000100000" w:firstRow="0" w:lastRow="0" w:firstColumn="0" w:lastColumn="0" w:oddVBand="0" w:evenVBand="0" w:oddHBand="1" w:evenHBand="0" w:firstRowFirstColumn="0" w:firstRowLastColumn="0" w:lastRowFirstColumn="0" w:lastRowLastColumn="0"/>
+              <w:rPr>
+                <w:rFonts w:ascii="Times New Roman" w:hAnsi="Times New Roman" w:cs="Times New Roman"/>
+                <w:lang w:val="en-US"/>
+              </w:rPr>
+            </w:pPr>
+            <w:r>
+              <w:rPr>
+                <w:rFonts w:ascii="Times New Roman" w:hAnsi="Times New Roman" w:cs="Times New Roman"/>
+                <w:lang w:val="en-US"/>
+              </w:rPr>
+              <w:t>0</w:t>
+            </w:r>
+          </w:p>
+        </w:tc>
+        <w:tc>
+          <w:tcPr>
+            <w:tcW w:w="450" w:type="dxa"/>
+          </w:tcPr>
+          <w:p>
+            <w:pPr>
+              <w:jc w:val="center"/>
+              <w:cnfStyle w:val="000000100000" w:firstRow="0" w:lastRow="0" w:firstColumn="0" w:lastColumn="0" w:oddVBand="0" w:evenVBand="0" w:oddHBand="1" w:evenHBand="0" w:firstRowFirstColumn="0" w:firstRowLastColumn="0" w:lastRowFirstColumn="0" w:lastRowLastColumn="0"/>
+              <w:rPr>
+                <w:rFonts w:ascii="Times New Roman" w:hAnsi="Times New Roman" w:cs="Times New Roman"/>
+                <w:lang w:val="en-US"/>
+              </w:rPr>
+            </w:pPr>
+            <w:r>
+              <w:rPr>
+                <w:rFonts w:ascii="Times New Roman" w:hAnsi="Times New Roman" w:cs="Times New Roman"/>
+                <w:lang w:val="en-US"/>
+              </w:rPr>
+              <w:t>0</w:t>
+            </w:r>
+          </w:p>
+        </w:tc>
+        <w:tc>
+          <w:tcPr>
+            <w:tcW w:w="450" w:type="dxa"/>
+          </w:tcPr>
+          <w:p>
+            <w:pPr>
+              <w:jc w:val="center"/>
+              <w:cnfStyle w:val="000000100000" w:firstRow="0" w:lastRow="0" w:firstColumn="0" w:lastColumn="0" w:oddVBand="0" w:evenVBand="0" w:oddHBand="1" w:evenHBand="0" w:firstRowFirstColumn="0" w:firstRowLastColumn="0" w:lastRowFirstColumn="0" w:lastRowLastColumn="0"/>
+              <w:rPr>
+                <w:rFonts w:ascii="Times New Roman" w:hAnsi="Times New Roman" w:cs="Times New Roman"/>
+                <w:lang w:val="en-US"/>
+              </w:rPr>
+            </w:pPr>
+            <w:r>
+              <w:rPr>
+                <w:rFonts w:ascii="Times New Roman" w:hAnsi="Times New Roman" w:cs="Times New Roman"/>
+                <w:lang w:val="en-US"/>
+              </w:rPr>
+              <w:t>0</w:t>
+            </w:r>
+          </w:p>
+        </w:tc>
+        <w:tc>
+          <w:tcPr>
+            <w:tcW w:w="450" w:type="dxa"/>
+          </w:tcPr>
+          <w:p>
+            <w:pPr>
+              <w:jc w:val="center"/>
+              <w:cnfStyle w:val="000000100000" w:firstRow="0" w:lastRow="0" w:firstColumn="0" w:lastColumn="0" w:oddVBand="0" w:evenVBand="0" w:oddHBand="1" w:evenHBand="0" w:firstRowFirstColumn="0" w:firstRowLastColumn="0" w:lastRowFirstColumn="0" w:lastRowLastColumn="0"/>
+              <w:rPr>
+                <w:rFonts w:ascii="Times New Roman" w:hAnsi="Times New Roman" w:cs="Times New Roman"/>
+                <w:lang w:val="en-US"/>
+              </w:rPr>
+            </w:pPr>
+            <w:r>
+              <w:rPr>
+                <w:rFonts w:ascii="Times New Roman" w:hAnsi="Times New Roman" w:cs="Times New Roman"/>
+                <w:lang w:val="en-US"/>
+              </w:rPr>
+              <w:t>0</w:t>
+            </w:r>
+          </w:p>
+        </w:tc>
+        <w:tc>
+          <w:tcPr>
+            <w:tcW w:w="450" w:type="dxa"/>
+          </w:tcPr>
+          <w:p>
+            <w:pPr>
+              <w:jc w:val="center"/>
+              <w:cnfStyle w:val="000000100000" w:firstRow="0" w:lastRow="0" w:firstColumn="0" w:lastColumn="0" w:oddVBand="0" w:evenVBand="0" w:oddHBand="1" w:evenHBand="0" w:firstRowFirstColumn="0" w:firstRowLastColumn="0" w:lastRowFirstColumn="0" w:lastRowLastColumn="0"/>
+              <w:rPr>
+                <w:rFonts w:ascii="Times New Roman" w:hAnsi="Times New Roman" w:cs="Times New Roman"/>
+                <w:lang w:val="en-US"/>
+              </w:rPr>
+            </w:pPr>
+            <w:r>
+              <w:rPr>
+                <w:rFonts w:ascii="Times New Roman" w:hAnsi="Times New Roman" w:cs="Times New Roman"/>
+                <w:lang w:val="en-US"/>
+              </w:rPr>
+              <w:t>0</w:t>
+            </w:r>
+          </w:p>
+        </w:tc>
+        <w:tc>
+          <w:tcPr>
+            <w:tcW w:w="544" w:type="dxa"/>
+          </w:tcPr>
+          <w:p>
+            <w:pPr>
+              <w:jc w:val="center"/>
+              <w:cnfStyle w:val="000000100000" w:firstRow="0" w:lastRow="0" w:firstColumn="0" w:lastColumn="0" w:oddVBand="0" w:evenVBand="0" w:oddHBand="1" w:evenHBand="0" w:firstRowFirstColumn="0" w:firstRowLastColumn="0" w:lastRowFirstColumn="0" w:lastRowLastColumn="0"/>
+              <w:rPr>
+                <w:rFonts w:ascii="Times New Roman" w:hAnsi="Times New Roman" w:cs="Times New Roman"/>
+                <w:lang w:val="en-US"/>
+              </w:rPr>
+            </w:pPr>
+            <w:r>
+              <w:rPr>
+                <w:rFonts w:ascii="Times New Roman" w:hAnsi="Times New Roman" w:cs="Times New Roman"/>
+                <w:lang w:val="en-US"/>
+              </w:rPr>
+              <w:t>0</w:t>
+            </w:r>
+          </w:p>
+        </w:tc>
+        <w:tc>
+          <w:tcPr>
+            <w:tcW w:w="544" w:type="dxa"/>
+          </w:tcPr>
+          <w:p>
+            <w:pPr>
+              <w:jc w:val="center"/>
+              <w:cnfStyle w:val="000000100000" w:firstRow="0" w:lastRow="0" w:firstColumn="0" w:lastColumn="0" w:oddVBand="0" w:evenVBand="0" w:oddHBand="1" w:evenHBand="0" w:firstRowFirstColumn="0" w:firstRowLastColumn="0" w:lastRowFirstColumn="0" w:lastRowLastColumn="0"/>
+              <w:rPr>
+                <w:rFonts w:ascii="Times New Roman" w:hAnsi="Times New Roman" w:cs="Times New Roman"/>
+                <w:lang w:val="en-US"/>
+              </w:rPr>
+            </w:pPr>
+            <w:r>
+              <w:rPr>
+                <w:rFonts w:ascii="Times New Roman" w:hAnsi="Times New Roman" w:cs="Times New Roman"/>
+                <w:lang w:val="en-US"/>
+              </w:rPr>
+              <w:t>0</w:t>
+            </w:r>
+          </w:p>
+        </w:tc>
+        <w:tc>
+          <w:tcPr>
+            <w:tcW w:w="544" w:type="dxa"/>
+          </w:tcPr>
+          <w:p>
+            <w:pPr>
+              <w:jc w:val="center"/>
+              <w:cnfStyle w:val="000000100000" w:firstRow="0" w:lastRow="0" w:firstColumn="0" w:lastColumn="0" w:oddVBand="0" w:evenVBand="0" w:oddHBand="1" w:evenHBand="0" w:firstRowFirstColumn="0" w:firstRowLastColumn="0" w:lastRowFirstColumn="0" w:lastRowLastColumn="0"/>
+              <w:rPr>
+                <w:rFonts w:ascii="Times New Roman" w:hAnsi="Times New Roman" w:cs="Times New Roman"/>
+                <w:lang w:val="en-US"/>
+              </w:rPr>
+            </w:pPr>
+            <w:r>
+              <w:rPr>
+                <w:rFonts w:ascii="Times New Roman" w:hAnsi="Times New Roman" w:cs="Times New Roman"/>
+                <w:lang w:val="en-US"/>
+              </w:rPr>
+              <w:t>0</w:t>
+            </w:r>
+          </w:p>
+        </w:tc>
+        <w:tc>
+          <w:tcPr>
+            <w:tcW w:w="544" w:type="dxa"/>
+          </w:tcPr>
+          <w:p>
+            <w:pPr>
+              <w:jc w:val="center"/>
+              <w:cnfStyle w:val="000000100000" w:firstRow="0" w:lastRow="0" w:firstColumn="0" w:lastColumn="0" w:oddVBand="0" w:evenVBand="0" w:oddHBand="1" w:evenHBand="0" w:firstRowFirstColumn="0" w:firstRowLastColumn="0" w:lastRowFirstColumn="0" w:lastRowLastColumn="0"/>
+              <w:rPr>
+                <w:rFonts w:ascii="Times New Roman" w:hAnsi="Times New Roman" w:cs="Times New Roman"/>
+                <w:lang w:val="en-US"/>
+              </w:rPr>
+            </w:pPr>
+            <w:r>
+              <w:rPr>
+                <w:rFonts w:ascii="Times New Roman" w:hAnsi="Times New Roman" w:cs="Times New Roman"/>
+                <w:lang w:val="en-US"/>
+              </w:rPr>
+              <w:t>0</w:t>
+            </w:r>
+          </w:p>
+        </w:tc>
+        <w:tc>
+          <w:tcPr>
+            <w:tcW w:w="544" w:type="dxa"/>
+          </w:tcPr>
+          <w:p>
+            <w:pPr>
+              <w:jc w:val="center"/>
+              <w:cnfStyle w:val="000000100000" w:firstRow="0" w:lastRow="0" w:firstColumn="0" w:lastColumn="0" w:oddVBand="0" w:evenVBand="0" w:oddHBand="1" w:evenHBand="0" w:firstRowFirstColumn="0" w:firstRowLastColumn="0" w:lastRowFirstColumn="0" w:lastRowLastColumn="0"/>
+              <w:rPr>
+                <w:rFonts w:ascii="Times New Roman" w:hAnsi="Times New Roman" w:cs="Times New Roman"/>
+                <w:lang w:val="en-US"/>
+              </w:rPr>
+            </w:pPr>
+            <w:r>
+              <w:rPr>
+                <w:rFonts w:ascii="Times New Roman" w:hAnsi="Times New Roman" w:cs="Times New Roman"/>
+                <w:lang w:val="en-US"/>
+              </w:rPr>
+              <w:t>0</w:t>
+            </w:r>
+          </w:p>
+        </w:tc>
+        <w:tc>
+          <w:tcPr>
+            <w:tcW w:w="544" w:type="dxa"/>
+          </w:tcPr>
+          <w:p>
+            <w:pPr>
+              <w:jc w:val="center"/>
+              <w:cnfStyle w:val="000000100000" w:firstRow="0" w:lastRow="0" w:firstColumn="0" w:lastColumn="0" w:oddVBand="0" w:evenVBand="0" w:oddHBand="1" w:evenHBand="0" w:firstRowFirstColumn="0" w:firstRowLastColumn="0" w:lastRowFirstColumn="0" w:lastRowLastColumn="0"/>
+              <w:rPr>
+                <w:rFonts w:ascii="Times New Roman" w:hAnsi="Times New Roman" w:cs="Times New Roman"/>
+                <w:lang w:val="en-US"/>
+              </w:rPr>
+            </w:pPr>
+            <w:r>
+              <w:rPr>
+                <w:rFonts w:ascii="Times New Roman" w:hAnsi="Times New Roman" w:cs="Times New Roman"/>
+                <w:lang w:val="en-US"/>
+              </w:rPr>
+              <w:t>0</w:t>
+            </w:r>
+          </w:p>
+        </w:tc>
+      </w:tr>
+      <w:tr>
+        <w:trPr>
+          <w:trHeight w:val="243"/>
+        </w:trPr>
+        <w:tc>
+          <w:tcPr>
+            <w:cnfStyle w:val="001000000000" w:firstRow="0" w:lastRow="0" w:firstColumn="1" w:lastColumn="0" w:oddVBand="0" w:evenVBand="0" w:oddHBand="0" w:evenHBand="0" w:firstRowFirstColumn="0" w:firstRowLastColumn="0" w:lastRowFirstColumn="0" w:lastRowLastColumn="0"/>
+            <w:tcW w:w="449" w:type="dxa"/>
+          </w:tcPr>
+          <w:p>
+            <w:pPr>
+              <w:jc w:val="center"/>
+              <w:rPr>
+                <w:rFonts w:ascii="Times New Roman" w:hAnsi="Times New Roman" w:cs="Times New Roman"/>
+                <w:b w:val="0"/>
+                <w:lang w:val="en-US"/>
+              </w:rPr>
+            </w:pPr>
+            <w:r>
+              <w:rPr>
+                <w:rFonts w:ascii="Times New Roman" w:hAnsi="Times New Roman" w:cs="Times New Roman"/>
+                <w:b w:val="0"/>
+                <w:lang w:val="en-US"/>
+              </w:rPr>
+              <w:t>0</w:t>
+            </w:r>
+          </w:p>
+        </w:tc>
+        <w:tc>
+          <w:tcPr>
+            <w:tcW w:w="449" w:type="dxa"/>
+          </w:tcPr>
+          <w:p>
+            <w:pPr>
+              <w:jc w:val="center"/>
+              <w:cnfStyle w:val="000000000000" w:firstRow="0" w:lastRow="0" w:firstColumn="0" w:lastColumn="0" w:oddVBand="0" w:evenVBand="0" w:oddHBand="0" w:evenHBand="0" w:firstRowFirstColumn="0" w:firstRowLastColumn="0" w:lastRowFirstColumn="0" w:lastRowLastColumn="0"/>
+              <w:rPr>
+                <w:rFonts w:ascii="Times New Roman" w:hAnsi="Times New Roman" w:cs="Times New Roman"/>
+                <w:lang w:val="en-US"/>
+              </w:rPr>
+            </w:pPr>
+            <w:r>
+              <w:rPr>
+                <w:rFonts w:ascii="Times New Roman" w:hAnsi="Times New Roman" w:cs="Times New Roman"/>
+                <w:lang w:val="en-US"/>
+              </w:rPr>
+              <w:t>0</w:t>
+            </w:r>
+          </w:p>
+        </w:tc>
+        <w:tc>
+          <w:tcPr>
+            <w:tcW w:w="450" w:type="dxa"/>
+          </w:tcPr>
+          <w:p>
+            <w:pPr>
+              <w:jc w:val="center"/>
+              <w:cnfStyle w:val="000000000000" w:firstRow="0" w:lastRow="0" w:firstColumn="0" w:lastColumn="0" w:oddVBand="0" w:evenVBand="0" w:oddHBand="0" w:evenHBand="0" w:firstRowFirstColumn="0" w:firstRowLastColumn="0" w:lastRowFirstColumn="0" w:lastRowLastColumn="0"/>
+              <w:rPr>
+                <w:rFonts w:ascii="Times New Roman" w:hAnsi="Times New Roman" w:cs="Times New Roman"/>
+                <w:lang w:val="en-US"/>
+              </w:rPr>
+            </w:pPr>
+            <w:r>
+              <w:rPr>
+                <w:rFonts w:ascii="Times New Roman" w:hAnsi="Times New Roman" w:cs="Times New Roman"/>
+                <w:lang w:val="en-US"/>
+              </w:rPr>
+              <w:t>1</w:t>
+            </w:r>
+          </w:p>
+        </w:tc>
+        <w:tc>
+          <w:tcPr>
+            <w:tcW w:w="450" w:type="dxa"/>
+          </w:tcPr>
+          <w:p>
+            <w:pPr>
+              <w:jc w:val="center"/>
+              <w:cnfStyle w:val="000000000000" w:firstRow="0" w:lastRow="0" w:firstColumn="0" w:lastColumn="0" w:oddVBand="0" w:evenVBand="0" w:oddHBand="0" w:evenHBand="0" w:firstRowFirstColumn="0" w:firstRowLastColumn="0" w:lastRowFirstColumn="0" w:lastRowLastColumn="0"/>
+              <w:rPr>
+                <w:rFonts w:ascii="Times New Roman" w:hAnsi="Times New Roman" w:cs="Times New Roman"/>
+                <w:lang w:val="en-US"/>
+              </w:rPr>
+            </w:pPr>
+            <w:r>
+              <w:rPr>
+                <w:rFonts w:ascii="Times New Roman" w:hAnsi="Times New Roman" w:cs="Times New Roman"/>
+                <w:lang w:val="en-US"/>
+              </w:rPr>
+              <w:t>1</w:t>
+            </w:r>
+          </w:p>
+        </w:tc>
+        <w:tc>
+          <w:tcPr>
+            <w:tcW w:w="450" w:type="dxa"/>
+          </w:tcPr>
+          <w:p>
+            <w:pPr>
+              <w:jc w:val="center"/>
+              <w:cnfStyle w:val="000000000000" w:firstRow="0" w:lastRow="0" w:firstColumn="0" w:lastColumn="0" w:oddVBand="0" w:evenVBand="0" w:oddHBand="0" w:evenHBand="0" w:firstRowFirstColumn="0" w:firstRowLastColumn="0" w:lastRowFirstColumn="0" w:lastRowLastColumn="0"/>
+            </w:pPr>
+            <w:r>
+              <w:rPr>
+                <w:rFonts w:ascii="Times New Roman" w:hAnsi="Times New Roman" w:cs="Times New Roman"/>
+                <w:lang w:val="en-US"/>
+              </w:rPr>
+              <w:t>0</w:t>
+            </w:r>
+          </w:p>
+        </w:tc>
+        <w:tc>
+          <w:tcPr>
+            <w:tcW w:w="450" w:type="dxa"/>
+          </w:tcPr>
+          <w:p>
+            <w:pPr>
+              <w:jc w:val="center"/>
+              <w:cnfStyle w:val="000000000000" w:firstRow="0" w:lastRow="0" w:firstColumn="0" w:lastColumn="0" w:oddVBand="0" w:evenVBand="0" w:oddHBand="0" w:evenHBand="0" w:firstRowFirstColumn="0" w:firstRowLastColumn="0" w:lastRowFirstColumn="0" w:lastRowLastColumn="0"/>
+            </w:pPr>
+            <w:r>
+              <w:rPr>
+                <w:rFonts w:ascii="Times New Roman" w:hAnsi="Times New Roman" w:cs="Times New Roman"/>
+                <w:lang w:val="en-US"/>
+              </w:rPr>
+              <w:t>0</w:t>
+            </w:r>
+          </w:p>
+        </w:tc>
+        <w:tc>
+          <w:tcPr>
+            <w:tcW w:w="450" w:type="dxa"/>
+          </w:tcPr>
+          <w:p>
+            <w:pPr>
+              <w:jc w:val="center"/>
+              <w:cnfStyle w:val="000000000000" w:firstRow="0" w:lastRow="0" w:firstColumn="0" w:lastColumn="0" w:oddVBand="0" w:evenVBand="0" w:oddHBand="0" w:evenHBand="0" w:firstRowFirstColumn="0" w:firstRowLastColumn="0" w:lastRowFirstColumn="0" w:lastRowLastColumn="0"/>
+              <w:rPr>
+                <w:rFonts w:ascii="Times New Roman" w:hAnsi="Times New Roman" w:cs="Times New Roman"/>
+                <w:lang w:val="en-US"/>
+              </w:rPr>
+            </w:pPr>
+            <w:r>
+              <w:rPr>
+                <w:rFonts w:ascii="Times New Roman" w:hAnsi="Times New Roman" w:cs="Times New Roman"/>
+                <w:lang w:val="en-US"/>
+              </w:rPr>
+              <w:t>0</w:t>
+            </w:r>
+          </w:p>
+        </w:tc>
+        <w:tc>
+          <w:tcPr>
+            <w:tcW w:w="450" w:type="dxa"/>
+          </w:tcPr>
+          <w:p>
+            <w:pPr>
+              <w:jc w:val="center"/>
+              <w:cnfStyle w:val="000000000000" w:firstRow="0" w:lastRow="0" w:firstColumn="0" w:lastColumn="0" w:oddVBand="0" w:evenVBand="0" w:oddHBand="0" w:evenHBand="0" w:firstRowFirstColumn="0" w:firstRowLastColumn="0" w:lastRowFirstColumn="0" w:lastRowLastColumn="0"/>
+              <w:rPr>
+                <w:rFonts w:ascii="Times New Roman" w:hAnsi="Times New Roman" w:cs="Times New Roman"/>
+                <w:b/>
+                <w:lang w:val="en-US"/>
+              </w:rPr>
+            </w:pPr>
+            <w:r>
+              <w:rPr>
+                <w:rFonts w:ascii="Times New Roman" w:hAnsi="Times New Roman" w:cs="Times New Roman"/>
+                <w:b/>
+                <w:lang w:val="en-US"/>
+              </w:rPr>
+              <w:t>1</w:t>
+            </w:r>
+          </w:p>
+        </w:tc>
+        <w:tc>
+          <w:tcPr>
+            <w:tcW w:w="450" w:type="dxa"/>
+          </w:tcPr>
+          <w:p>
+            <w:pPr>
+              <w:jc w:val="center"/>
+              <w:cnfStyle w:val="000000000000" w:firstRow="0" w:lastRow="0" w:firstColumn="0" w:lastColumn="0" w:oddVBand="0" w:evenVBand="0" w:oddHBand="0" w:evenHBand="0" w:firstRowFirstColumn="0" w:firstRowLastColumn="0" w:lastRowFirstColumn="0" w:lastRowLastColumn="0"/>
+              <w:rPr>
+                <w:rFonts w:ascii="Times New Roman" w:hAnsi="Times New Roman" w:cs="Times New Roman"/>
+                <w:lang w:val="en-US"/>
+              </w:rPr>
+            </w:pPr>
+            <w:r>
+              <w:rPr>
+                <w:rFonts w:ascii="Times New Roman" w:hAnsi="Times New Roman" w:cs="Times New Roman"/>
+                <w:lang w:val="en-US"/>
+              </w:rPr>
+              <w:t>0</w:t>
+            </w:r>
+          </w:p>
+        </w:tc>
+        <w:tc>
+          <w:tcPr>
+            <w:tcW w:w="450" w:type="dxa"/>
+          </w:tcPr>
+          <w:p>
+            <w:pPr>
+              <w:jc w:val="center"/>
+              <w:cnfStyle w:val="000000000000" w:firstRow="0" w:lastRow="0" w:firstColumn="0" w:lastColumn="0" w:oddVBand="0" w:evenVBand="0" w:oddHBand="0" w:evenHBand="0" w:firstRowFirstColumn="0" w:firstRowLastColumn="0" w:lastRowFirstColumn="0" w:lastRowLastColumn="0"/>
+              <w:rPr>
+                <w:rFonts w:ascii="Times New Roman" w:hAnsi="Times New Roman" w:cs="Times New Roman"/>
+                <w:lang w:val="en-US"/>
+              </w:rPr>
+            </w:pPr>
+            <w:r>
+              <w:rPr>
+                <w:rFonts w:ascii="Times New Roman" w:hAnsi="Times New Roman" w:cs="Times New Roman"/>
+                <w:lang w:val="en-US"/>
+              </w:rPr>
+              <w:t>0</w:t>
+            </w:r>
+          </w:p>
+        </w:tc>
+        <w:tc>
+          <w:tcPr>
+            <w:tcW w:w="450" w:type="dxa"/>
+          </w:tcPr>
+          <w:p>
+            <w:pPr>
+              <w:jc w:val="center"/>
+              <w:cnfStyle w:val="000000000000" w:firstRow="0" w:lastRow="0" w:firstColumn="0" w:lastColumn="0" w:oddVBand="0" w:evenVBand="0" w:oddHBand="0" w:evenHBand="0" w:firstRowFirstColumn="0" w:firstRowLastColumn="0" w:lastRowFirstColumn="0" w:lastRowLastColumn="0"/>
+              <w:rPr>
+                <w:rFonts w:ascii="Times New Roman" w:hAnsi="Times New Roman" w:cs="Times New Roman"/>
+                <w:lang w:val="en-US"/>
+              </w:rPr>
+            </w:pPr>
+            <w:r>
+              <w:rPr>
+                <w:rFonts w:ascii="Times New Roman" w:hAnsi="Times New Roman" w:cs="Times New Roman"/>
+                <w:lang w:val="en-US"/>
+              </w:rPr>
+              <w:t>0</w:t>
+            </w:r>
+          </w:p>
+        </w:tc>
+        <w:tc>
+          <w:tcPr>
+            <w:tcW w:w="450" w:type="dxa"/>
+          </w:tcPr>
+          <w:p>
+            <w:pPr>
+              <w:jc w:val="center"/>
+              <w:cnfStyle w:val="000000000000" w:firstRow="0" w:lastRow="0" w:firstColumn="0" w:lastColumn="0" w:oddVBand="0" w:evenVBand="0" w:oddHBand="0" w:evenHBand="0" w:firstRowFirstColumn="0" w:firstRowLastColumn="0" w:lastRowFirstColumn="0" w:lastRowLastColumn="0"/>
+              <w:rPr>
+                <w:rFonts w:ascii="Times New Roman" w:hAnsi="Times New Roman" w:cs="Times New Roman"/>
+                <w:lang w:val="en-US"/>
+              </w:rPr>
+            </w:pPr>
+            <w:r>
+              <w:rPr>
+                <w:rFonts w:ascii="Times New Roman" w:hAnsi="Times New Roman" w:cs="Times New Roman"/>
+                <w:lang w:val="en-US"/>
+              </w:rPr>
+              <w:t>0</w:t>
+            </w:r>
+          </w:p>
+        </w:tc>
+        <w:tc>
+          <w:tcPr>
+            <w:tcW w:w="450" w:type="dxa"/>
+          </w:tcPr>
+          <w:p>
+            <w:pPr>
+              <w:jc w:val="center"/>
+              <w:cnfStyle w:val="000000000000" w:firstRow="0" w:lastRow="0" w:firstColumn="0" w:lastColumn="0" w:oddVBand="0" w:evenVBand="0" w:oddHBand="0" w:evenHBand="0" w:firstRowFirstColumn="0" w:firstRowLastColumn="0" w:lastRowFirstColumn="0" w:lastRowLastColumn="0"/>
+              <w:rPr>
+                <w:rFonts w:ascii="Times New Roman" w:hAnsi="Times New Roman" w:cs="Times New Roman"/>
+                <w:lang w:val="en-US"/>
+              </w:rPr>
+            </w:pPr>
+            <w:r>
+              <w:rPr>
+                <w:rFonts w:ascii="Times New Roman" w:hAnsi="Times New Roman" w:cs="Times New Roman"/>
+                <w:lang w:val="en-US"/>
+              </w:rPr>
+              <w:t>0</w:t>
+            </w:r>
+          </w:p>
+        </w:tc>
+        <w:tc>
+          <w:tcPr>
+            <w:tcW w:w="450" w:type="dxa"/>
+          </w:tcPr>
+          <w:p>
+            <w:pPr>
+              <w:jc w:val="center"/>
+              <w:cnfStyle w:val="000000000000" w:firstRow="0" w:lastRow="0" w:firstColumn="0" w:lastColumn="0" w:oddVBand="0" w:evenVBand="0" w:oddHBand="0" w:evenHBand="0" w:firstRowFirstColumn="0" w:firstRowLastColumn="0" w:lastRowFirstColumn="0" w:lastRowLastColumn="0"/>
+              <w:rPr>
+                <w:rFonts w:ascii="Times New Roman" w:hAnsi="Times New Roman" w:cs="Times New Roman"/>
+                <w:lang w:val="en-US"/>
+              </w:rPr>
+            </w:pPr>
+            <w:r>
+              <w:rPr>
+                <w:rFonts w:ascii="Times New Roman" w:hAnsi="Times New Roman" w:cs="Times New Roman"/>
+                <w:lang w:val="en-US"/>
+              </w:rPr>
+              <w:t>0</w:t>
+            </w:r>
+          </w:p>
+        </w:tc>
+        <w:tc>
+          <w:tcPr>
+            <w:tcW w:w="544" w:type="dxa"/>
+          </w:tcPr>
+          <w:p>
+            <w:pPr>
+              <w:jc w:val="center"/>
+              <w:cnfStyle w:val="000000000000" w:firstRow="0" w:lastRow="0" w:firstColumn="0" w:lastColumn="0" w:oddVBand="0" w:evenVBand="0" w:oddHBand="0" w:evenHBand="0" w:firstRowFirstColumn="0" w:firstRowLastColumn="0" w:lastRowFirstColumn="0" w:lastRowLastColumn="0"/>
+              <w:rPr>
+                <w:rFonts w:ascii="Times New Roman" w:hAnsi="Times New Roman" w:cs="Times New Roman"/>
+                <w:lang w:val="en-US"/>
+              </w:rPr>
+            </w:pPr>
+            <w:r>
+              <w:rPr>
+                <w:rFonts w:ascii="Times New Roman" w:hAnsi="Times New Roman" w:cs="Times New Roman"/>
+                <w:lang w:val="en-US"/>
+              </w:rPr>
+              <w:t>0</w:t>
+            </w:r>
+          </w:p>
+        </w:tc>
+        <w:tc>
+          <w:tcPr>
+            <w:tcW w:w="544" w:type="dxa"/>
+          </w:tcPr>
+          <w:p>
+            <w:pPr>
+              <w:jc w:val="center"/>
+              <w:cnfStyle w:val="000000000000" w:firstRow="0" w:lastRow="0" w:firstColumn="0" w:lastColumn="0" w:oddVBand="0" w:evenVBand="0" w:oddHBand="0" w:evenHBand="0" w:firstRowFirstColumn="0" w:firstRowLastColumn="0" w:lastRowFirstColumn="0" w:lastRowLastColumn="0"/>
+              <w:rPr>
+                <w:rFonts w:ascii="Times New Roman" w:hAnsi="Times New Roman" w:cs="Times New Roman"/>
+                <w:lang w:val="en-US"/>
+              </w:rPr>
+            </w:pPr>
+            <w:r>
+              <w:rPr>
+                <w:rFonts w:ascii="Times New Roman" w:hAnsi="Times New Roman" w:cs="Times New Roman"/>
+                <w:lang w:val="en-US"/>
+              </w:rPr>
+              <w:t>0</w:t>
+            </w:r>
+          </w:p>
+        </w:tc>
+        <w:tc>
+          <w:tcPr>
+            <w:tcW w:w="544" w:type="dxa"/>
+          </w:tcPr>
+          <w:p>
+            <w:pPr>
+              <w:jc w:val="center"/>
+              <w:cnfStyle w:val="000000000000" w:firstRow="0" w:lastRow="0" w:firstColumn="0" w:lastColumn="0" w:oddVBand="0" w:evenVBand="0" w:oddHBand="0" w:evenHBand="0" w:firstRowFirstColumn="0" w:firstRowLastColumn="0" w:lastRowFirstColumn="0" w:lastRowLastColumn="0"/>
+              <w:rPr>
+                <w:rFonts w:ascii="Times New Roman" w:hAnsi="Times New Roman" w:cs="Times New Roman"/>
+                <w:lang w:val="en-US"/>
+              </w:rPr>
+            </w:pPr>
+            <w:r>
+              <w:rPr>
+                <w:rFonts w:ascii="Times New Roman" w:hAnsi="Times New Roman" w:cs="Times New Roman"/>
+                <w:lang w:val="en-US"/>
+              </w:rPr>
+              <w:t>0</w:t>
+            </w:r>
+          </w:p>
+        </w:tc>
+        <w:tc>
+          <w:tcPr>
+            <w:tcW w:w="544" w:type="dxa"/>
+          </w:tcPr>
+          <w:p>
+            <w:pPr>
+              <w:jc w:val="center"/>
+              <w:cnfStyle w:val="000000000000" w:firstRow="0" w:lastRow="0" w:firstColumn="0" w:lastColumn="0" w:oddVBand="0" w:evenVBand="0" w:oddHBand="0" w:evenHBand="0" w:firstRowFirstColumn="0" w:firstRowLastColumn="0" w:lastRowFirstColumn="0" w:lastRowLastColumn="0"/>
+              <w:rPr>
+                <w:rFonts w:ascii="Times New Roman" w:hAnsi="Times New Roman" w:cs="Times New Roman"/>
+                <w:lang w:val="en-US"/>
+              </w:rPr>
+            </w:pPr>
+            <w:r>
+              <w:rPr>
+                <w:rFonts w:ascii="Times New Roman" w:hAnsi="Times New Roman" w:cs="Times New Roman"/>
+                <w:lang w:val="en-US"/>
+              </w:rPr>
+              <w:t>0</w:t>
+            </w:r>
+          </w:p>
+        </w:tc>
+        <w:tc>
+          <w:tcPr>
+            <w:tcW w:w="544" w:type="dxa"/>
+          </w:tcPr>
+          <w:p>
+            <w:pPr>
+              <w:jc w:val="center"/>
+              <w:cnfStyle w:val="000000000000" w:firstRow="0" w:lastRow="0" w:firstColumn="0" w:lastColumn="0" w:oddVBand="0" w:evenVBand="0" w:oddHBand="0" w:evenHBand="0" w:firstRowFirstColumn="0" w:firstRowLastColumn="0" w:lastRowFirstColumn="0" w:lastRowLastColumn="0"/>
+              <w:rPr>
+                <w:rFonts w:ascii="Times New Roman" w:hAnsi="Times New Roman" w:cs="Times New Roman"/>
+                <w:lang w:val="en-US"/>
+              </w:rPr>
+            </w:pPr>
+            <w:r>
+              <w:rPr>
+                <w:rFonts w:ascii="Times New Roman" w:hAnsi="Times New Roman" w:cs="Times New Roman"/>
+                <w:lang w:val="en-US"/>
+              </w:rPr>
+              <w:t>0</w:t>
+            </w:r>
+          </w:p>
+        </w:tc>
+        <w:tc>
+          <w:tcPr>
+            <w:tcW w:w="544" w:type="dxa"/>
+          </w:tcPr>
+          <w:p>
+            <w:pPr>
+              <w:jc w:val="center"/>
+              <w:cnfStyle w:val="000000000000" w:firstRow="0" w:lastRow="0" w:firstColumn="0" w:lastColumn="0" w:oddVBand="0" w:evenVBand="0" w:oddHBand="0" w:evenHBand="0" w:firstRowFirstColumn="0" w:firstRowLastColumn="0" w:lastRowFirstColumn="0" w:lastRowLastColumn="0"/>
+              <w:rPr>
+                <w:rFonts w:ascii="Times New Roman" w:hAnsi="Times New Roman" w:cs="Times New Roman"/>
+                <w:lang w:val="en-US"/>
+              </w:rPr>
+            </w:pPr>
+            <w:r>
+              <w:rPr>
+                <w:rFonts w:ascii="Times New Roman" w:hAnsi="Times New Roman" w:cs="Times New Roman"/>
+                <w:lang w:val="en-US"/>
+              </w:rPr>
+              <w:t>0</w:t>
+            </w:r>
+          </w:p>
+        </w:tc>
+      </w:tr>
+      <w:tr>
+        <w:trPr>
+          <w:cnfStyle w:val="000000100000" w:firstRow="0" w:lastRow="0" w:firstColumn="0" w:lastColumn="0" w:oddVBand="0" w:evenVBand="0" w:oddHBand="1" w:evenHBand="0" w:firstRowFirstColumn="0" w:firstRowLastColumn="0" w:lastRowFirstColumn="0" w:lastRowLastColumn="0"/>
+          <w:trHeight w:val="254"/>
+        </w:trPr>
+        <w:tc>
+          <w:tcPr>
+            <w:cnfStyle w:val="001000000000" w:firstRow="0" w:lastRow="0" w:firstColumn="1" w:lastColumn="0" w:oddVBand="0" w:evenVBand="0" w:oddHBand="0" w:evenHBand="0" w:firstRowFirstColumn="0" w:firstRowLastColumn="0" w:lastRowFirstColumn="0" w:lastRowLastColumn="0"/>
+            <w:tcW w:w="449" w:type="dxa"/>
+          </w:tcPr>
+          <w:p>
+            <w:pPr>
+              <w:jc w:val="center"/>
+              <w:rPr>
+                <w:rFonts w:ascii="Times New Roman" w:hAnsi="Times New Roman" w:cs="Times New Roman"/>
+                <w:b w:val="0"/>
+                <w:lang w:val="en-US"/>
+              </w:rPr>
+            </w:pPr>
+            <w:r>
+              <w:rPr>
+                <w:rFonts w:ascii="Times New Roman" w:hAnsi="Times New Roman" w:cs="Times New Roman"/>
+                <w:b w:val="0"/>
+                <w:lang w:val="en-US"/>
+              </w:rPr>
+              <w:t>0</w:t>
+            </w:r>
+          </w:p>
+        </w:tc>
+        <w:tc>
+          <w:tcPr>
+            <w:tcW w:w="449" w:type="dxa"/>
+          </w:tcPr>
+          <w:p>
+            <w:pPr>
+              <w:jc w:val="center"/>
+              <w:cnfStyle w:val="000000100000" w:firstRow="0" w:lastRow="0" w:firstColumn="0" w:lastColumn="0" w:oddVBand="0" w:evenVBand="0" w:oddHBand="1" w:evenHBand="0" w:firstRowFirstColumn="0" w:firstRowLastColumn="0" w:lastRowFirstColumn="0" w:lastRowLastColumn="0"/>
+              <w:rPr>
+                <w:rFonts w:ascii="Times New Roman" w:hAnsi="Times New Roman" w:cs="Times New Roman"/>
+                <w:lang w:val="en-US"/>
+              </w:rPr>
+            </w:pPr>
+            <w:r>
+              <w:rPr>
+                <w:rFonts w:ascii="Times New Roman" w:hAnsi="Times New Roman" w:cs="Times New Roman"/>
+                <w:lang w:val="en-US"/>
+              </w:rPr>
+              <w:t>1</w:t>
+            </w:r>
+          </w:p>
+        </w:tc>
+        <w:tc>
+          <w:tcPr>
+            <w:tcW w:w="450" w:type="dxa"/>
+          </w:tcPr>
+          <w:p>
+            <w:pPr>
+              <w:jc w:val="center"/>
+              <w:cnfStyle w:val="000000100000" w:firstRow="0" w:lastRow="0" w:firstColumn="0" w:lastColumn="0" w:oddVBand="0" w:evenVBand="0" w:oddHBand="1" w:evenHBand="0" w:firstRowFirstColumn="0" w:firstRowLastColumn="0" w:lastRowFirstColumn="0" w:lastRowLastColumn="0"/>
+              <w:rPr>
+                <w:rFonts w:ascii="Times New Roman" w:hAnsi="Times New Roman" w:cs="Times New Roman"/>
+                <w:lang w:val="en-US"/>
+              </w:rPr>
+            </w:pPr>
+            <w:r>
+              <w:rPr>
+                <w:rFonts w:ascii="Times New Roman" w:hAnsi="Times New Roman" w:cs="Times New Roman"/>
+                <w:lang w:val="en-US"/>
+              </w:rPr>
+              <w:t>0</w:t>
+            </w:r>
+          </w:p>
+        </w:tc>
+        <w:tc>
+          <w:tcPr>
+            <w:tcW w:w="450" w:type="dxa"/>
+          </w:tcPr>
+          <w:p>
+            <w:pPr>
+              <w:jc w:val="center"/>
+              <w:cnfStyle w:val="000000100000" w:firstRow="0" w:lastRow="0" w:firstColumn="0" w:lastColumn="0" w:oddVBand="0" w:evenVBand="0" w:oddHBand="1" w:evenHBand="0" w:firstRowFirstColumn="0" w:firstRowLastColumn="0" w:lastRowFirstColumn="0" w:lastRowLastColumn="0"/>
+              <w:rPr>
+                <w:rFonts w:ascii="Times New Roman" w:hAnsi="Times New Roman" w:cs="Times New Roman"/>
+                <w:lang w:val="en-US"/>
+              </w:rPr>
+            </w:pPr>
+            <w:r>
+              <w:rPr>
+                <w:rFonts w:ascii="Times New Roman" w:hAnsi="Times New Roman" w:cs="Times New Roman"/>
+                <w:lang w:val="en-US"/>
+              </w:rPr>
+              <w:t>0</w:t>
+            </w:r>
+          </w:p>
+        </w:tc>
+        <w:tc>
+          <w:tcPr>
+            <w:tcW w:w="450" w:type="dxa"/>
+          </w:tcPr>
+          <w:p>
+            <w:pPr>
+              <w:jc w:val="center"/>
+              <w:cnfStyle w:val="000000100000" w:firstRow="0" w:lastRow="0" w:firstColumn="0" w:lastColumn="0" w:oddVBand="0" w:evenVBand="0" w:oddHBand="1" w:evenHBand="0" w:firstRowFirstColumn="0" w:firstRowLastColumn="0" w:lastRowFirstColumn="0" w:lastRowLastColumn="0"/>
+            </w:pPr>
+            <w:r>
+              <w:rPr>
+                <w:rFonts w:ascii="Times New Roman" w:hAnsi="Times New Roman" w:cs="Times New Roman"/>
+                <w:lang w:val="en-US"/>
+              </w:rPr>
+              <w:t>0</w:t>
+            </w:r>
+          </w:p>
+        </w:tc>
+        <w:tc>
+          <w:tcPr>
+            <w:tcW w:w="450" w:type="dxa"/>
+          </w:tcPr>
+          <w:p>
+            <w:pPr>
+              <w:jc w:val="center"/>
+              <w:cnfStyle w:val="000000100000" w:firstRow="0" w:lastRow="0" w:firstColumn="0" w:lastColumn="0" w:oddVBand="0" w:evenVBand="0" w:oddHBand="1" w:evenHBand="0" w:firstRowFirstColumn="0" w:firstRowLastColumn="0" w:lastRowFirstColumn="0" w:lastRowLastColumn="0"/>
+            </w:pPr>
+            <w:r>
+              <w:rPr>
+                <w:rFonts w:ascii="Times New Roman" w:hAnsi="Times New Roman" w:cs="Times New Roman"/>
+                <w:lang w:val="en-US"/>
+              </w:rPr>
+              <w:t>0</w:t>
+            </w:r>
+          </w:p>
+        </w:tc>
+        <w:tc>
+          <w:tcPr>
+            <w:tcW w:w="450" w:type="dxa"/>
+          </w:tcPr>
+          <w:p>
+            <w:pPr>
+              <w:jc w:val="center"/>
+              <w:cnfStyle w:val="000000100000" w:firstRow="0" w:lastRow="0" w:firstColumn="0" w:lastColumn="0" w:oddVBand="0" w:evenVBand="0" w:oddHBand="1" w:evenHBand="0" w:firstRowFirstColumn="0" w:firstRowLastColumn="0" w:lastRowFirstColumn="0" w:lastRowLastColumn="0"/>
+            </w:pPr>
+            <w:r>
+              <w:rPr>
+                <w:rFonts w:ascii="Times New Roman" w:hAnsi="Times New Roman" w:cs="Times New Roman"/>
+                <w:lang w:val="en-US"/>
+              </w:rPr>
+              <w:t>0</w:t>
+            </w:r>
+          </w:p>
+        </w:tc>
+        <w:tc>
+          <w:tcPr>
+            <w:tcW w:w="450" w:type="dxa"/>
+          </w:tcPr>
+          <w:p>
+            <w:pPr>
+              <w:jc w:val="center"/>
+              <w:cnfStyle w:val="000000100000" w:firstRow="0" w:lastRow="0" w:firstColumn="0" w:lastColumn="0" w:oddVBand="0" w:evenVBand="0" w:oddHBand="1" w:evenHBand="0" w:firstRowFirstColumn="0" w:firstRowLastColumn="0" w:lastRowFirstColumn="0" w:lastRowLastColumn="0"/>
+            </w:pPr>
+            <w:r>
+              <w:rPr>
+                <w:rFonts w:ascii="Times New Roman" w:hAnsi="Times New Roman" w:cs="Times New Roman"/>
+                <w:lang w:val="en-US"/>
+              </w:rPr>
+              <w:t>0</w:t>
+            </w:r>
+          </w:p>
+        </w:tc>
+        <w:tc>
+          <w:tcPr>
+            <w:tcW w:w="450" w:type="dxa"/>
+          </w:tcPr>
+          <w:p>
+            <w:pPr>
+              <w:jc w:val="center"/>
+              <w:cnfStyle w:val="000000100000" w:firstRow="0" w:lastRow="0" w:firstColumn="0" w:lastColumn="0" w:oddVBand="0" w:evenVBand="0" w:oddHBand="1" w:evenHBand="0" w:firstRowFirstColumn="0" w:firstRowLastColumn="0" w:lastRowFirstColumn="0" w:lastRowLastColumn="0"/>
+              <w:rPr>
+                <w:rFonts w:ascii="Times New Roman" w:hAnsi="Times New Roman" w:cs="Times New Roman"/>
+                <w:b/>
+                <w:lang w:val="en-US"/>
+              </w:rPr>
+            </w:pPr>
+            <w:r>
+              <w:rPr>
+                <w:rFonts w:ascii="Times New Roman" w:hAnsi="Times New Roman" w:cs="Times New Roman"/>
+                <w:b/>
+                <w:lang w:val="en-US"/>
+              </w:rPr>
+              <w:t>1</w:t>
+            </w:r>
+          </w:p>
+        </w:tc>
+        <w:tc>
+          <w:tcPr>
+            <w:tcW w:w="450" w:type="dxa"/>
+          </w:tcPr>
+          <w:p>
+            <w:pPr>
+              <w:jc w:val="center"/>
+              <w:cnfStyle w:val="000000100000" w:firstRow="0" w:lastRow="0" w:firstColumn="0" w:lastColumn="0" w:oddVBand="0" w:evenVBand="0" w:oddHBand="1" w:evenHBand="0" w:firstRowFirstColumn="0" w:firstRowLastColumn="0" w:lastRowFirstColumn="0" w:lastRowLastColumn="0"/>
+              <w:rPr>
+                <w:rFonts w:ascii="Times New Roman" w:hAnsi="Times New Roman" w:cs="Times New Roman"/>
+                <w:lang w:val="en-US"/>
+              </w:rPr>
+            </w:pPr>
+            <w:r>
+              <w:rPr>
+                <w:rFonts w:ascii="Times New Roman" w:hAnsi="Times New Roman" w:cs="Times New Roman"/>
+                <w:lang w:val="en-US"/>
+              </w:rPr>
+              <w:t>0</w:t>
+            </w:r>
+          </w:p>
+        </w:tc>
+        <w:tc>
+          <w:tcPr>
+            <w:tcW w:w="450" w:type="dxa"/>
+          </w:tcPr>
+          <w:p>
+            <w:pPr>
+              <w:jc w:val="center"/>
+              <w:cnfStyle w:val="000000100000" w:firstRow="0" w:lastRow="0" w:firstColumn="0" w:lastColumn="0" w:oddVBand="0" w:evenVBand="0" w:oddHBand="1" w:evenHBand="0" w:firstRowFirstColumn="0" w:firstRowLastColumn="0" w:lastRowFirstColumn="0" w:lastRowLastColumn="0"/>
+              <w:rPr>
+                <w:rFonts w:ascii="Times New Roman" w:hAnsi="Times New Roman" w:cs="Times New Roman"/>
+                <w:lang w:val="en-US"/>
+              </w:rPr>
+            </w:pPr>
+            <w:r>
+              <w:rPr>
+                <w:rFonts w:ascii="Times New Roman" w:hAnsi="Times New Roman" w:cs="Times New Roman"/>
+                <w:lang w:val="en-US"/>
+              </w:rPr>
+              <w:t>0</w:t>
+            </w:r>
+          </w:p>
+        </w:tc>
+        <w:tc>
+          <w:tcPr>
+            <w:tcW w:w="450" w:type="dxa"/>
+          </w:tcPr>
+          <w:p>
+            <w:pPr>
+              <w:jc w:val="center"/>
+              <w:cnfStyle w:val="000000100000" w:firstRow="0" w:lastRow="0" w:firstColumn="0" w:lastColumn="0" w:oddVBand="0" w:evenVBand="0" w:oddHBand="1" w:evenHBand="0" w:firstRowFirstColumn="0" w:firstRowLastColumn="0" w:lastRowFirstColumn="0" w:lastRowLastColumn="0"/>
+              <w:rPr>
+                <w:rFonts w:ascii="Times New Roman" w:hAnsi="Times New Roman" w:cs="Times New Roman"/>
+                <w:lang w:val="en-US"/>
+              </w:rPr>
+            </w:pPr>
+            <w:r>
+              <w:rPr>
+                <w:rFonts w:ascii="Times New Roman" w:hAnsi="Times New Roman" w:cs="Times New Roman"/>
+                <w:lang w:val="en-US"/>
+              </w:rPr>
+              <w:t>0</w:t>
+            </w:r>
+          </w:p>
+        </w:tc>
+        <w:tc>
+          <w:tcPr>
+            <w:tcW w:w="450" w:type="dxa"/>
+          </w:tcPr>
+          <w:p>
+            <w:pPr>
+              <w:jc w:val="center"/>
+              <w:cnfStyle w:val="000000100000" w:firstRow="0" w:lastRow="0" w:firstColumn="0" w:lastColumn="0" w:oddVBand="0" w:evenVBand="0" w:oddHBand="1" w:evenHBand="0" w:firstRowFirstColumn="0" w:firstRowLastColumn="0" w:lastRowFirstColumn="0" w:lastRowLastColumn="0"/>
+              <w:rPr>
+                <w:rFonts w:ascii="Times New Roman" w:hAnsi="Times New Roman" w:cs="Times New Roman"/>
+                <w:lang w:val="en-US"/>
+              </w:rPr>
+            </w:pPr>
+            <w:r>
+              <w:rPr>
+                <w:rFonts w:ascii="Times New Roman" w:hAnsi="Times New Roman" w:cs="Times New Roman"/>
+                <w:lang w:val="en-US"/>
+              </w:rPr>
+              <w:t>0</w:t>
+            </w:r>
+          </w:p>
+        </w:tc>
+        <w:tc>
+          <w:tcPr>
+            <w:tcW w:w="450" w:type="dxa"/>
+          </w:tcPr>
+          <w:p>
+            <w:pPr>
+              <w:jc w:val="center"/>
+              <w:cnfStyle w:val="000000100000" w:firstRow="0" w:lastRow="0" w:firstColumn="0" w:lastColumn="0" w:oddVBand="0" w:evenVBand="0" w:oddHBand="1" w:evenHBand="0" w:firstRowFirstColumn="0" w:firstRowLastColumn="0" w:lastRowFirstColumn="0" w:lastRowLastColumn="0"/>
+              <w:rPr>
+                <w:rFonts w:ascii="Times New Roman" w:hAnsi="Times New Roman" w:cs="Times New Roman"/>
+                <w:lang w:val="en-US"/>
+              </w:rPr>
+            </w:pPr>
+            <w:r>
+              <w:rPr>
+                <w:rFonts w:ascii="Times New Roman" w:hAnsi="Times New Roman" w:cs="Times New Roman"/>
+                <w:lang w:val="en-US"/>
+              </w:rPr>
+              <w:t>0</w:t>
+            </w:r>
+          </w:p>
+        </w:tc>
+        <w:tc>
+          <w:tcPr>
+            <w:tcW w:w="544" w:type="dxa"/>
+          </w:tcPr>
+          <w:p>
+            <w:pPr>
+              <w:jc w:val="center"/>
+              <w:cnfStyle w:val="000000100000" w:firstRow="0" w:lastRow="0" w:firstColumn="0" w:lastColumn="0" w:oddVBand="0" w:evenVBand="0" w:oddHBand="1" w:evenHBand="0" w:firstRowFirstColumn="0" w:firstRowLastColumn="0" w:lastRowFirstColumn="0" w:lastRowLastColumn="0"/>
+              <w:rPr>
+                <w:rFonts w:ascii="Times New Roman" w:hAnsi="Times New Roman" w:cs="Times New Roman"/>
+                <w:lang w:val="en-US"/>
+              </w:rPr>
+            </w:pPr>
+            <w:r>
+              <w:rPr>
+                <w:rFonts w:ascii="Times New Roman" w:hAnsi="Times New Roman" w:cs="Times New Roman"/>
+                <w:lang w:val="en-US"/>
+              </w:rPr>
+              <w:t>0</w:t>
+            </w:r>
+          </w:p>
+        </w:tc>
+        <w:tc>
+          <w:tcPr>
+            <w:tcW w:w="544" w:type="dxa"/>
+          </w:tcPr>
+          <w:p>
+            <w:pPr>
+              <w:jc w:val="center"/>
+              <w:cnfStyle w:val="000000100000" w:firstRow="0" w:lastRow="0" w:firstColumn="0" w:lastColumn="0" w:oddVBand="0" w:evenVBand="0" w:oddHBand="1" w:evenHBand="0" w:firstRowFirstColumn="0" w:firstRowLastColumn="0" w:lastRowFirstColumn="0" w:lastRowLastColumn="0"/>
+              <w:rPr>
+                <w:rFonts w:ascii="Times New Roman" w:hAnsi="Times New Roman" w:cs="Times New Roman"/>
+                <w:lang w:val="en-US"/>
+              </w:rPr>
+            </w:pPr>
+            <w:r>
+              <w:rPr>
+                <w:rFonts w:ascii="Times New Roman" w:hAnsi="Times New Roman" w:cs="Times New Roman"/>
+                <w:lang w:val="en-US"/>
+              </w:rPr>
+              <w:t>0</w:t>
+            </w:r>
+          </w:p>
+        </w:tc>
+        <w:tc>
+          <w:tcPr>
+            <w:tcW w:w="544" w:type="dxa"/>
+          </w:tcPr>
+          <w:p>
+            <w:pPr>
+              <w:jc w:val="center"/>
+              <w:cnfStyle w:val="000000100000" w:firstRow="0" w:lastRow="0" w:firstColumn="0" w:lastColumn="0" w:oddVBand="0" w:evenVBand="0" w:oddHBand="1" w:evenHBand="0" w:firstRowFirstColumn="0" w:firstRowLastColumn="0" w:lastRowFirstColumn="0" w:lastRowLastColumn="0"/>
+              <w:rPr>
+                <w:rFonts w:ascii="Times New Roman" w:hAnsi="Times New Roman" w:cs="Times New Roman"/>
+                <w:lang w:val="en-US"/>
+              </w:rPr>
+            </w:pPr>
+            <w:r>
+              <w:rPr>
+                <w:rFonts w:ascii="Times New Roman" w:hAnsi="Times New Roman" w:cs="Times New Roman"/>
+                <w:lang w:val="en-US"/>
+              </w:rPr>
+              <w:t>0</w:t>
+            </w:r>
+          </w:p>
+        </w:tc>
+        <w:tc>
+          <w:tcPr>
+            <w:tcW w:w="544" w:type="dxa"/>
+          </w:tcPr>
+          <w:p>
+            <w:pPr>
+              <w:jc w:val="center"/>
+              <w:cnfStyle w:val="000000100000" w:firstRow="0" w:lastRow="0" w:firstColumn="0" w:lastColumn="0" w:oddVBand="0" w:evenVBand="0" w:oddHBand="1" w:evenHBand="0" w:firstRowFirstColumn="0" w:firstRowLastColumn="0" w:lastRowFirstColumn="0" w:lastRowLastColumn="0"/>
+              <w:rPr>
+                <w:rFonts w:ascii="Times New Roman" w:hAnsi="Times New Roman" w:cs="Times New Roman"/>
+                <w:lang w:val="en-US"/>
+              </w:rPr>
+            </w:pPr>
+            <w:r>
+              <w:rPr>
+                <w:rFonts w:ascii="Times New Roman" w:hAnsi="Times New Roman" w:cs="Times New Roman"/>
+                <w:lang w:val="en-US"/>
+              </w:rPr>
+              <w:t>0</w:t>
+            </w:r>
+          </w:p>
+        </w:tc>
+        <w:tc>
+          <w:tcPr>
+            <w:tcW w:w="544" w:type="dxa"/>
+          </w:tcPr>
+          <w:p>
+            <w:pPr>
+              <w:jc w:val="center"/>
+              <w:cnfStyle w:val="000000100000" w:firstRow="0" w:lastRow="0" w:firstColumn="0" w:lastColumn="0" w:oddVBand="0" w:evenVBand="0" w:oddHBand="1" w:evenHBand="0" w:firstRowFirstColumn="0" w:firstRowLastColumn="0" w:lastRowFirstColumn="0" w:lastRowLastColumn="0"/>
+              <w:rPr>
+                <w:rFonts w:ascii="Times New Roman" w:hAnsi="Times New Roman" w:cs="Times New Roman"/>
+                <w:lang w:val="en-US"/>
+              </w:rPr>
+            </w:pPr>
+            <w:r>
+              <w:rPr>
+                <w:rFonts w:ascii="Times New Roman" w:hAnsi="Times New Roman" w:cs="Times New Roman"/>
+                <w:lang w:val="en-US"/>
+              </w:rPr>
+              <w:t>0</w:t>
+            </w:r>
+          </w:p>
+        </w:tc>
+        <w:tc>
+          <w:tcPr>
+            <w:tcW w:w="544" w:type="dxa"/>
+          </w:tcPr>
+          <w:p>
+            <w:pPr>
+              <w:jc w:val="center"/>
+              <w:cnfStyle w:val="000000100000" w:firstRow="0" w:lastRow="0" w:firstColumn="0" w:lastColumn="0" w:oddVBand="0" w:evenVBand="0" w:oddHBand="1" w:evenHBand="0" w:firstRowFirstColumn="0" w:firstRowLastColumn="0" w:lastRowFirstColumn="0" w:lastRowLastColumn="0"/>
+              <w:rPr>
+                <w:rFonts w:ascii="Times New Roman" w:hAnsi="Times New Roman" w:cs="Times New Roman"/>
+                <w:lang w:val="en-US"/>
+              </w:rPr>
+            </w:pPr>
+            <w:r>
+              <w:rPr>
+                <w:rFonts w:ascii="Times New Roman" w:hAnsi="Times New Roman" w:cs="Times New Roman"/>
+                <w:lang w:val="en-US"/>
+              </w:rPr>
+              <w:t>0</w:t>
+            </w:r>
+          </w:p>
+        </w:tc>
+      </w:tr>
+      <w:tr>
+        <w:trPr>
+          <w:trHeight w:val="243"/>
+        </w:trPr>
+        <w:tc>
+          <w:tcPr>
+            <w:cnfStyle w:val="001000000000" w:firstRow="0" w:lastRow="0" w:firstColumn="1" w:lastColumn="0" w:oddVBand="0" w:evenVBand="0" w:oddHBand="0" w:evenHBand="0" w:firstRowFirstColumn="0" w:firstRowLastColumn="0" w:lastRowFirstColumn="0" w:lastRowLastColumn="0"/>
+            <w:tcW w:w="449" w:type="dxa"/>
+          </w:tcPr>
+          <w:p>
+            <w:pPr>
+              <w:jc w:val="center"/>
+              <w:rPr>
+                <w:rFonts w:ascii="Times New Roman" w:hAnsi="Times New Roman" w:cs="Times New Roman"/>
+                <w:b w:val="0"/>
+                <w:lang w:val="en-US"/>
+              </w:rPr>
+            </w:pPr>
+            <w:r>
+              <w:rPr>
+                <w:rFonts w:ascii="Times New Roman" w:hAnsi="Times New Roman" w:cs="Times New Roman"/>
+                <w:b w:val="0"/>
+                <w:lang w:val="en-US"/>
+              </w:rPr>
+              <w:t>0</w:t>
+            </w:r>
+          </w:p>
+        </w:tc>
+        <w:tc>
+          <w:tcPr>
+            <w:tcW w:w="449" w:type="dxa"/>
+          </w:tcPr>
+          <w:p>
+            <w:pPr>
+              <w:jc w:val="center"/>
+              <w:cnfStyle w:val="000000000000" w:firstRow="0" w:lastRow="0" w:firstColumn="0" w:lastColumn="0" w:oddVBand="0" w:evenVBand="0" w:oddHBand="0" w:evenHBand="0" w:firstRowFirstColumn="0" w:firstRowLastColumn="0" w:lastRowFirstColumn="0" w:lastRowLastColumn="0"/>
+              <w:rPr>
+                <w:rFonts w:ascii="Times New Roman" w:hAnsi="Times New Roman" w:cs="Times New Roman"/>
+                <w:lang w:val="en-US"/>
+              </w:rPr>
+            </w:pPr>
+            <w:r>
+              <w:rPr>
+                <w:rFonts w:ascii="Times New Roman" w:hAnsi="Times New Roman" w:cs="Times New Roman"/>
+                <w:lang w:val="en-US"/>
+              </w:rPr>
+              <w:t>1</w:t>
+            </w:r>
+          </w:p>
+        </w:tc>
+        <w:tc>
+          <w:tcPr>
+            <w:tcW w:w="450" w:type="dxa"/>
+          </w:tcPr>
+          <w:p>
+            <w:pPr>
+              <w:jc w:val="center"/>
+              <w:cnfStyle w:val="000000000000" w:firstRow="0" w:lastRow="0" w:firstColumn="0" w:lastColumn="0" w:oddVBand="0" w:evenVBand="0" w:oddHBand="0" w:evenHBand="0" w:firstRowFirstColumn="0" w:firstRowLastColumn="0" w:lastRowFirstColumn="0" w:lastRowLastColumn="0"/>
+              <w:rPr>
+                <w:rFonts w:ascii="Times New Roman" w:hAnsi="Times New Roman" w:cs="Times New Roman"/>
+                <w:lang w:val="en-US"/>
+              </w:rPr>
+            </w:pPr>
+            <w:r>
+              <w:rPr>
+                <w:rFonts w:ascii="Times New Roman" w:hAnsi="Times New Roman" w:cs="Times New Roman"/>
+                <w:lang w:val="en-US"/>
+              </w:rPr>
+              <w:t>0</w:t>
+            </w:r>
+          </w:p>
+        </w:tc>
+        <w:tc>
+          <w:tcPr>
+            <w:tcW w:w="450" w:type="dxa"/>
+          </w:tcPr>
+          <w:p>
+            <w:pPr>
+              <w:jc w:val="center"/>
+              <w:cnfStyle w:val="000000000000" w:firstRow="0" w:lastRow="0" w:firstColumn="0" w:lastColumn="0" w:oddVBand="0" w:evenVBand="0" w:oddHBand="0" w:evenHBand="0" w:firstRowFirstColumn="0" w:firstRowLastColumn="0" w:lastRowFirstColumn="0" w:lastRowLastColumn="0"/>
+              <w:rPr>
+                <w:rFonts w:ascii="Times New Roman" w:hAnsi="Times New Roman" w:cs="Times New Roman"/>
+                <w:lang w:val="en-US"/>
+              </w:rPr>
+            </w:pPr>
+            <w:r>
+              <w:rPr>
+                <w:rFonts w:ascii="Times New Roman" w:hAnsi="Times New Roman" w:cs="Times New Roman"/>
+                <w:lang w:val="en-US"/>
+              </w:rPr>
+              <w:t>1</w:t>
+            </w:r>
+          </w:p>
+        </w:tc>
+        <w:tc>
+          <w:tcPr>
+            <w:tcW w:w="450" w:type="dxa"/>
+          </w:tcPr>
+          <w:p>
+            <w:pPr>
+              <w:jc w:val="center"/>
+              <w:cnfStyle w:val="000000000000" w:firstRow="0" w:lastRow="0" w:firstColumn="0" w:lastColumn="0" w:oddVBand="0" w:evenVBand="0" w:oddHBand="0" w:evenHBand="0" w:firstRowFirstColumn="0" w:firstRowLastColumn="0" w:lastRowFirstColumn="0" w:lastRowLastColumn="0"/>
+            </w:pPr>
+            <w:r>
+              <w:rPr>
+                <w:rFonts w:ascii="Times New Roman" w:hAnsi="Times New Roman" w:cs="Times New Roman"/>
+                <w:lang w:val="en-US"/>
+              </w:rPr>
+              <w:t>0</w:t>
+            </w:r>
+          </w:p>
+        </w:tc>
+        <w:tc>
+          <w:tcPr>
+            <w:tcW w:w="450" w:type="dxa"/>
+          </w:tcPr>
+          <w:p>
+            <w:pPr>
+              <w:jc w:val="center"/>
+              <w:cnfStyle w:val="000000000000" w:firstRow="0" w:lastRow="0" w:firstColumn="0" w:lastColumn="0" w:oddVBand="0" w:evenVBand="0" w:oddHBand="0" w:evenHBand="0" w:firstRowFirstColumn="0" w:firstRowLastColumn="0" w:lastRowFirstColumn="0" w:lastRowLastColumn="0"/>
+            </w:pPr>
+            <w:r>
+              <w:rPr>
+                <w:rFonts w:ascii="Times New Roman" w:hAnsi="Times New Roman" w:cs="Times New Roman"/>
+                <w:lang w:val="en-US"/>
+              </w:rPr>
+              <w:t>0</w:t>
+            </w:r>
+          </w:p>
+        </w:tc>
+        <w:tc>
+          <w:tcPr>
+            <w:tcW w:w="450" w:type="dxa"/>
+          </w:tcPr>
+          <w:p>
+            <w:pPr>
+              <w:jc w:val="center"/>
+              <w:cnfStyle w:val="000000000000" w:firstRow="0" w:lastRow="0" w:firstColumn="0" w:lastColumn="0" w:oddVBand="0" w:evenVBand="0" w:oddHBand="0" w:evenHBand="0" w:firstRowFirstColumn="0" w:firstRowLastColumn="0" w:lastRowFirstColumn="0" w:lastRowLastColumn="0"/>
+            </w:pPr>
+            <w:r>
+              <w:rPr>
+                <w:rFonts w:ascii="Times New Roman" w:hAnsi="Times New Roman" w:cs="Times New Roman"/>
+                <w:lang w:val="en-US"/>
+              </w:rPr>
+              <w:t>0</w:t>
+            </w:r>
+          </w:p>
+        </w:tc>
+        <w:tc>
+          <w:tcPr>
+            <w:tcW w:w="450" w:type="dxa"/>
+          </w:tcPr>
+          <w:p>
+            <w:pPr>
+              <w:jc w:val="center"/>
+              <w:cnfStyle w:val="000000000000" w:firstRow="0" w:lastRow="0" w:firstColumn="0" w:lastColumn="0" w:oddVBand="0" w:evenVBand="0" w:oddHBand="0" w:evenHBand="0" w:firstRowFirstColumn="0" w:firstRowLastColumn="0" w:lastRowFirstColumn="0" w:lastRowLastColumn="0"/>
+            </w:pPr>
+            <w:r>
+              <w:rPr>
+                <w:rFonts w:ascii="Times New Roman" w:hAnsi="Times New Roman" w:cs="Times New Roman"/>
+                <w:lang w:val="en-US"/>
+              </w:rPr>
+              <w:t>0</w:t>
+            </w:r>
+          </w:p>
+        </w:tc>
+        <w:tc>
+          <w:tcPr>
+            <w:tcW w:w="450" w:type="dxa"/>
+          </w:tcPr>
+          <w:p>
+            <w:pPr>
+              <w:jc w:val="center"/>
+              <w:cnfStyle w:val="000000000000" w:firstRow="0" w:lastRow="0" w:firstColumn="0" w:lastColumn="0" w:oddVBand="0" w:evenVBand="0" w:oddHBand="0" w:evenHBand="0" w:firstRowFirstColumn="0" w:firstRowLastColumn="0" w:lastRowFirstColumn="0" w:lastRowLastColumn="0"/>
+            </w:pPr>
+            <w:r>
+              <w:rPr>
+                <w:rFonts w:ascii="Times New Roman" w:hAnsi="Times New Roman" w:cs="Times New Roman"/>
+                <w:lang w:val="en-US"/>
+              </w:rPr>
+              <w:t>0</w:t>
+            </w:r>
+          </w:p>
+        </w:tc>
+        <w:tc>
+          <w:tcPr>
+            <w:tcW w:w="450" w:type="dxa"/>
+          </w:tcPr>
+          <w:p>
+            <w:pPr>
+              <w:jc w:val="center"/>
+              <w:cnfStyle w:val="000000000000" w:firstRow="0" w:lastRow="0" w:firstColumn="0" w:lastColumn="0" w:oddVBand="0" w:evenVBand="0" w:oddHBand="0" w:evenHBand="0" w:firstRowFirstColumn="0" w:firstRowLastColumn="0" w:lastRowFirstColumn="0" w:lastRowLastColumn="0"/>
+              <w:rPr>
+                <w:rFonts w:ascii="Times New Roman" w:hAnsi="Times New Roman" w:cs="Times New Roman"/>
+                <w:b/>
+                <w:lang w:val="en-US"/>
+              </w:rPr>
+            </w:pPr>
+            <w:r>
+              <w:rPr>
+                <w:rFonts w:ascii="Times New Roman" w:hAnsi="Times New Roman" w:cs="Times New Roman"/>
+                <w:b/>
+                <w:lang w:val="en-US"/>
+              </w:rPr>
+              <w:t>1</w:t>
+            </w:r>
+          </w:p>
+        </w:tc>
+        <w:tc>
+          <w:tcPr>
+            <w:tcW w:w="450" w:type="dxa"/>
+          </w:tcPr>
+          <w:p>
+            <w:pPr>
+              <w:jc w:val="center"/>
+              <w:cnfStyle w:val="000000000000" w:firstRow="0" w:lastRow="0" w:firstColumn="0" w:lastColumn="0" w:oddVBand="0" w:evenVBand="0" w:oddHBand="0" w:evenHBand="0" w:firstRowFirstColumn="0" w:firstRowLastColumn="0" w:lastRowFirstColumn="0" w:lastRowLastColumn="0"/>
+            </w:pPr>
+            <w:r>
+              <w:rPr>
+                <w:rFonts w:ascii="Times New Roman" w:hAnsi="Times New Roman" w:cs="Times New Roman"/>
+                <w:lang w:val="en-US"/>
+              </w:rPr>
+              <w:t>0</w:t>
+            </w:r>
+          </w:p>
+        </w:tc>
+        <w:tc>
+          <w:tcPr>
+            <w:tcW w:w="450" w:type="dxa"/>
+          </w:tcPr>
+          <w:p>
+            <w:pPr>
+              <w:jc w:val="center"/>
+              <w:cnfStyle w:val="000000000000" w:firstRow="0" w:lastRow="0" w:firstColumn="0" w:lastColumn="0" w:oddVBand="0" w:evenVBand="0" w:oddHBand="0" w:evenHBand="0" w:firstRowFirstColumn="0" w:firstRowLastColumn="0" w:lastRowFirstColumn="0" w:lastRowLastColumn="0"/>
+            </w:pPr>
+            <w:r>
+              <w:rPr>
+                <w:rFonts w:ascii="Times New Roman" w:hAnsi="Times New Roman" w:cs="Times New Roman"/>
+                <w:lang w:val="en-US"/>
+              </w:rPr>
+              <w:t>0</w:t>
+            </w:r>
+          </w:p>
+        </w:tc>
+        <w:tc>
+          <w:tcPr>
+            <w:tcW w:w="450" w:type="dxa"/>
+          </w:tcPr>
+          <w:p>
+            <w:pPr>
+              <w:jc w:val="center"/>
+              <w:cnfStyle w:val="000000000000" w:firstRow="0" w:lastRow="0" w:firstColumn="0" w:lastColumn="0" w:oddVBand="0" w:evenVBand="0" w:oddHBand="0" w:evenHBand="0" w:firstRowFirstColumn="0" w:firstRowLastColumn="0" w:lastRowFirstColumn="0" w:lastRowLastColumn="0"/>
+            </w:pPr>
+            <w:r>
+              <w:rPr>
+                <w:rFonts w:ascii="Times New Roman" w:hAnsi="Times New Roman" w:cs="Times New Roman"/>
+                <w:lang w:val="en-US"/>
+              </w:rPr>
+              <w:t>0</w:t>
+            </w:r>
+          </w:p>
+        </w:tc>
+        <w:tc>
+          <w:tcPr>
+            <w:tcW w:w="450" w:type="dxa"/>
+          </w:tcPr>
+          <w:p>
+            <w:pPr>
+              <w:jc w:val="center"/>
+              <w:cnfStyle w:val="000000000000" w:firstRow="0" w:lastRow="0" w:firstColumn="0" w:lastColumn="0" w:oddVBand="0" w:evenVBand="0" w:oddHBand="0" w:evenHBand="0" w:firstRowFirstColumn="0" w:firstRowLastColumn="0" w:lastRowFirstColumn="0" w:lastRowLastColumn="0"/>
+            </w:pPr>
+            <w:r>
+              <w:rPr>
+                <w:rFonts w:ascii="Times New Roman" w:hAnsi="Times New Roman" w:cs="Times New Roman"/>
+                <w:lang w:val="en-US"/>
+              </w:rPr>
+              <w:t>0</w:t>
+            </w:r>
+          </w:p>
+        </w:tc>
+        <w:tc>
+          <w:tcPr>
+            <w:tcW w:w="544" w:type="dxa"/>
+          </w:tcPr>
+          <w:p>
+            <w:pPr>
+              <w:jc w:val="center"/>
+              <w:cnfStyle w:val="000000000000" w:firstRow="0" w:lastRow="0" w:firstColumn="0" w:lastColumn="0" w:oddVBand="0" w:evenVBand="0" w:oddHBand="0" w:evenHBand="0" w:firstRowFirstColumn="0" w:firstRowLastColumn="0" w:lastRowFirstColumn="0" w:lastRowLastColumn="0"/>
+            </w:pPr>
+            <w:r>
+              <w:rPr>
+                <w:rFonts w:ascii="Times New Roman" w:hAnsi="Times New Roman" w:cs="Times New Roman"/>
+                <w:lang w:val="en-US"/>
+              </w:rPr>
+              <w:t>0</w:t>
+            </w:r>
+          </w:p>
+        </w:tc>
+        <w:tc>
+          <w:tcPr>
+            <w:tcW w:w="544" w:type="dxa"/>
+          </w:tcPr>
+          <w:p>
+            <w:pPr>
+              <w:jc w:val="center"/>
+              <w:cnfStyle w:val="000000000000" w:firstRow="0" w:lastRow="0" w:firstColumn="0" w:lastColumn="0" w:oddVBand="0" w:evenVBand="0" w:oddHBand="0" w:evenHBand="0" w:firstRowFirstColumn="0" w:firstRowLastColumn="0" w:lastRowFirstColumn="0" w:lastRowLastColumn="0"/>
+            </w:pPr>
+            <w:r>
+              <w:rPr>
+                <w:rFonts w:ascii="Times New Roman" w:hAnsi="Times New Roman" w:cs="Times New Roman"/>
+                <w:lang w:val="en-US"/>
+              </w:rPr>
+              <w:t>0</w:t>
+            </w:r>
+          </w:p>
+        </w:tc>
+        <w:tc>
+          <w:tcPr>
+            <w:tcW w:w="544" w:type="dxa"/>
+          </w:tcPr>
+          <w:p>
+            <w:pPr>
+              <w:jc w:val="center"/>
+              <w:cnfStyle w:val="000000000000" w:firstRow="0" w:lastRow="0" w:firstColumn="0" w:lastColumn="0" w:oddVBand="0" w:evenVBand="0" w:oddHBand="0" w:evenHBand="0" w:firstRowFirstColumn="0" w:firstRowLastColumn="0" w:lastRowFirstColumn="0" w:lastRowLastColumn="0"/>
+            </w:pPr>
+            <w:r>
+              <w:rPr>
+                <w:rFonts w:ascii="Times New Roman" w:hAnsi="Times New Roman" w:cs="Times New Roman"/>
+                <w:lang w:val="en-US"/>
+              </w:rPr>
+              <w:t>0</w:t>
+            </w:r>
+          </w:p>
+        </w:tc>
+        <w:tc>
+          <w:tcPr>
+            <w:tcW w:w="544" w:type="dxa"/>
+          </w:tcPr>
+          <w:p>
+            <w:pPr>
+              <w:jc w:val="center"/>
+              <w:cnfStyle w:val="000000000000" w:firstRow="0" w:lastRow="0" w:firstColumn="0" w:lastColumn="0" w:oddVBand="0" w:evenVBand="0" w:oddHBand="0" w:evenHBand="0" w:firstRowFirstColumn="0" w:firstRowLastColumn="0" w:lastRowFirstColumn="0" w:lastRowLastColumn="0"/>
+            </w:pPr>
+            <w:r>
+              <w:rPr>
+                <w:rFonts w:ascii="Times New Roman" w:hAnsi="Times New Roman" w:cs="Times New Roman"/>
+                <w:lang w:val="en-US"/>
+              </w:rPr>
+              <w:t>0</w:t>
+            </w:r>
+          </w:p>
+        </w:tc>
+        <w:tc>
+          <w:tcPr>
+            <w:tcW w:w="544" w:type="dxa"/>
+          </w:tcPr>
+          <w:p>
+            <w:pPr>
+              <w:jc w:val="center"/>
+              <w:cnfStyle w:val="000000000000" w:firstRow="0" w:lastRow="0" w:firstColumn="0" w:lastColumn="0" w:oddVBand="0" w:evenVBand="0" w:oddHBand="0" w:evenHBand="0" w:firstRowFirstColumn="0" w:firstRowLastColumn="0" w:lastRowFirstColumn="0" w:lastRowLastColumn="0"/>
+            </w:pPr>
+            <w:r>
+              <w:rPr>
+                <w:rFonts w:ascii="Times New Roman" w:hAnsi="Times New Roman" w:cs="Times New Roman"/>
+                <w:lang w:val="en-US"/>
+              </w:rPr>
+              <w:t>0</w:t>
+            </w:r>
+          </w:p>
+        </w:tc>
+        <w:tc>
+          <w:tcPr>
+            <w:tcW w:w="544" w:type="dxa"/>
+          </w:tcPr>
+          <w:p>
+            <w:pPr>
+              <w:jc w:val="center"/>
+              <w:cnfStyle w:val="000000000000" w:firstRow="0" w:lastRow="0" w:firstColumn="0" w:lastColumn="0" w:oddVBand="0" w:evenVBand="0" w:oddHBand="0" w:evenHBand="0" w:firstRowFirstColumn="0" w:firstRowLastColumn="0" w:lastRowFirstColumn="0" w:lastRowLastColumn="0"/>
+            </w:pPr>
+            <w:r>
+              <w:rPr>
+                <w:rFonts w:ascii="Times New Roman" w:hAnsi="Times New Roman" w:cs="Times New Roman"/>
+                <w:lang w:val="en-US"/>
+              </w:rPr>
+              <w:t>0</w:t>
+            </w:r>
+          </w:p>
+        </w:tc>
+      </w:tr>
+      <w:tr>
+        <w:trPr>
+          <w:cnfStyle w:val="000000100000" w:firstRow="0" w:lastRow="0" w:firstColumn="0" w:lastColumn="0" w:oddVBand="0" w:evenVBand="0" w:oddHBand="1" w:evenHBand="0" w:firstRowFirstColumn="0" w:firstRowLastColumn="0" w:lastRowFirstColumn="0" w:lastRowLastColumn="0"/>
+          <w:trHeight w:val="254"/>
+        </w:trPr>
+        <w:tc>
+          <w:tcPr>
+            <w:cnfStyle w:val="001000000000" w:firstRow="0" w:lastRow="0" w:firstColumn="1" w:lastColumn="0" w:oddVBand="0" w:evenVBand="0" w:oddHBand="0" w:evenHBand="0" w:firstRowFirstColumn="0" w:firstRowLastColumn="0" w:lastRowFirstColumn="0" w:lastRowLastColumn="0"/>
+            <w:tcW w:w="449" w:type="dxa"/>
+          </w:tcPr>
+          <w:p>
+            <w:pPr>
+              <w:jc w:val="center"/>
+              <w:rPr>
+                <w:rFonts w:ascii="Times New Roman" w:hAnsi="Times New Roman" w:cs="Times New Roman"/>
+                <w:b w:val="0"/>
+                <w:lang w:val="en-US"/>
+              </w:rPr>
+            </w:pPr>
+            <w:r>
+              <w:rPr>
+                <w:rFonts w:ascii="Times New Roman" w:hAnsi="Times New Roman" w:cs="Times New Roman"/>
+                <w:b w:val="0"/>
+                <w:lang w:val="en-US"/>
+              </w:rPr>
+              <w:t>0</w:t>
+            </w:r>
+          </w:p>
+        </w:tc>
+        <w:tc>
+          <w:tcPr>
+            <w:tcW w:w="449" w:type="dxa"/>
+          </w:tcPr>
+          <w:p>
+            <w:pPr>
+              <w:jc w:val="center"/>
+              <w:cnfStyle w:val="000000100000" w:firstRow="0" w:lastRow="0" w:firstColumn="0" w:lastColumn="0" w:oddVBand="0" w:evenVBand="0" w:oddHBand="1" w:evenHBand="0" w:firstRowFirstColumn="0" w:firstRowLastColumn="0" w:lastRowFirstColumn="0" w:lastRowLastColumn="0"/>
+              <w:rPr>
+                <w:rFonts w:ascii="Times New Roman" w:hAnsi="Times New Roman" w:cs="Times New Roman"/>
+                <w:lang w:val="en-US"/>
+              </w:rPr>
+            </w:pPr>
+            <w:r>
+              <w:rPr>
+                <w:rFonts w:ascii="Times New Roman" w:hAnsi="Times New Roman" w:cs="Times New Roman"/>
+                <w:lang w:val="en-US"/>
+              </w:rPr>
+              <w:t>1</w:t>
+            </w:r>
+          </w:p>
+        </w:tc>
+        <w:tc>
+          <w:tcPr>
+            <w:tcW w:w="450" w:type="dxa"/>
+          </w:tcPr>
+          <w:p>
+            <w:pPr>
+              <w:jc w:val="center"/>
+              <w:cnfStyle w:val="000000100000" w:firstRow="0" w:lastRow="0" w:firstColumn="0" w:lastColumn="0" w:oddVBand="0" w:evenVBand="0" w:oddHBand="1" w:evenHBand="0" w:firstRowFirstColumn="0" w:firstRowLastColumn="0" w:lastRowFirstColumn="0" w:lastRowLastColumn="0"/>
+              <w:rPr>
+                <w:rFonts w:ascii="Times New Roman" w:hAnsi="Times New Roman" w:cs="Times New Roman"/>
+                <w:lang w:val="en-US"/>
+              </w:rPr>
+            </w:pPr>
+            <w:r>
+              <w:rPr>
+                <w:rFonts w:ascii="Times New Roman" w:hAnsi="Times New Roman" w:cs="Times New Roman"/>
+                <w:lang w:val="en-US"/>
+              </w:rPr>
+              <w:t>1</w:t>
+            </w:r>
+          </w:p>
+        </w:tc>
+        <w:tc>
+          <w:tcPr>
+            <w:tcW w:w="450" w:type="dxa"/>
+          </w:tcPr>
+          <w:p>
+            <w:pPr>
+              <w:jc w:val="center"/>
+              <w:cnfStyle w:val="000000100000" w:firstRow="0" w:lastRow="0" w:firstColumn="0" w:lastColumn="0" w:oddVBand="0" w:evenVBand="0" w:oddHBand="1" w:evenHBand="0" w:firstRowFirstColumn="0" w:firstRowLastColumn="0" w:lastRowFirstColumn="0" w:lastRowLastColumn="0"/>
+              <w:rPr>
+                <w:rFonts w:ascii="Times New Roman" w:hAnsi="Times New Roman" w:cs="Times New Roman"/>
+                <w:lang w:val="en-US"/>
+              </w:rPr>
+            </w:pPr>
+            <w:r>
+              <w:rPr>
+                <w:rFonts w:ascii="Times New Roman" w:hAnsi="Times New Roman" w:cs="Times New Roman"/>
+                <w:lang w:val="en-US"/>
+              </w:rPr>
+              <w:t>0</w:t>
+            </w:r>
+          </w:p>
+        </w:tc>
+        <w:tc>
+          <w:tcPr>
+            <w:tcW w:w="450" w:type="dxa"/>
+          </w:tcPr>
+          <w:p>
+            <w:pPr>
+              <w:jc w:val="center"/>
+              <w:cnfStyle w:val="000000100000" w:firstRow="0" w:lastRow="0" w:firstColumn="0" w:lastColumn="0" w:oddVBand="0" w:evenVBand="0" w:oddHBand="1" w:evenHBand="0" w:firstRowFirstColumn="0" w:firstRowLastColumn="0" w:lastRowFirstColumn="0" w:lastRowLastColumn="0"/>
+            </w:pPr>
+            <w:r>
+              <w:rPr>
+                <w:rFonts w:ascii="Times New Roman" w:hAnsi="Times New Roman" w:cs="Times New Roman"/>
+                <w:lang w:val="en-US"/>
+              </w:rPr>
+              <w:t>0</w:t>
+            </w:r>
+          </w:p>
+        </w:tc>
+        <w:tc>
+          <w:tcPr>
+            <w:tcW w:w="450" w:type="dxa"/>
+          </w:tcPr>
+          <w:p>
+            <w:pPr>
+              <w:jc w:val="center"/>
+              <w:cnfStyle w:val="000000100000" w:firstRow="0" w:lastRow="0" w:firstColumn="0" w:lastColumn="0" w:oddVBand="0" w:evenVBand="0" w:oddHBand="1" w:evenHBand="0" w:firstRowFirstColumn="0" w:firstRowLastColumn="0" w:lastRowFirstColumn="0" w:lastRowLastColumn="0"/>
+            </w:pPr>
+            <w:r>
+              <w:rPr>
+                <w:rFonts w:ascii="Times New Roman" w:hAnsi="Times New Roman" w:cs="Times New Roman"/>
+                <w:lang w:val="en-US"/>
+              </w:rPr>
+              <w:t>0</w:t>
+            </w:r>
+          </w:p>
+        </w:tc>
+        <w:tc>
+          <w:tcPr>
+            <w:tcW w:w="450" w:type="dxa"/>
+          </w:tcPr>
+          <w:p>
+            <w:pPr>
+              <w:jc w:val="center"/>
+              <w:cnfStyle w:val="000000100000" w:firstRow="0" w:lastRow="0" w:firstColumn="0" w:lastColumn="0" w:oddVBand="0" w:evenVBand="0" w:oddHBand="1" w:evenHBand="0" w:firstRowFirstColumn="0" w:firstRowLastColumn="0" w:lastRowFirstColumn="0" w:lastRowLastColumn="0"/>
+            </w:pPr>
+            <w:r>
+              <w:rPr>
+                <w:rFonts w:ascii="Times New Roman" w:hAnsi="Times New Roman" w:cs="Times New Roman"/>
+                <w:lang w:val="en-US"/>
+              </w:rPr>
+              <w:t>0</w:t>
+            </w:r>
+          </w:p>
+        </w:tc>
+        <w:tc>
+          <w:tcPr>
+            <w:tcW w:w="450" w:type="dxa"/>
+          </w:tcPr>
+          <w:p>
+            <w:pPr>
+              <w:jc w:val="center"/>
+              <w:cnfStyle w:val="000000100000" w:firstRow="0" w:lastRow="0" w:firstColumn="0" w:lastColumn="0" w:oddVBand="0" w:evenVBand="0" w:oddHBand="1" w:evenHBand="0" w:firstRowFirstColumn="0" w:firstRowLastColumn="0" w:lastRowFirstColumn="0" w:lastRowLastColumn="0"/>
+            </w:pPr>
+            <w:r>
+              <w:rPr>
+                <w:rFonts w:ascii="Times New Roman" w:hAnsi="Times New Roman" w:cs="Times New Roman"/>
+                <w:lang w:val="en-US"/>
+              </w:rPr>
+              <w:t>0</w:t>
+            </w:r>
+          </w:p>
+        </w:tc>
+        <w:tc>
+          <w:tcPr>
+            <w:tcW w:w="450" w:type="dxa"/>
+          </w:tcPr>
+          <w:p>
+            <w:pPr>
+              <w:jc w:val="center"/>
+              <w:cnfStyle w:val="000000100000" w:firstRow="0" w:lastRow="0" w:firstColumn="0" w:lastColumn="0" w:oddVBand="0" w:evenVBand="0" w:oddHBand="1" w:evenHBand="0" w:firstRowFirstColumn="0" w:firstRowLastColumn="0" w:lastRowFirstColumn="0" w:lastRowLastColumn="0"/>
+            </w:pPr>
+            <w:r>
+              <w:rPr>
+                <w:rFonts w:ascii="Times New Roman" w:hAnsi="Times New Roman" w:cs="Times New Roman"/>
+                <w:lang w:val="en-US"/>
+              </w:rPr>
+              <w:t>0</w:t>
+            </w:r>
+          </w:p>
+        </w:tc>
+        <w:tc>
+          <w:tcPr>
+            <w:tcW w:w="450" w:type="dxa"/>
+          </w:tcPr>
+          <w:p>
+            <w:pPr>
+              <w:jc w:val="center"/>
+              <w:cnfStyle w:val="000000100000" w:firstRow="0" w:lastRow="0" w:firstColumn="0" w:lastColumn="0" w:oddVBand="0" w:evenVBand="0" w:oddHBand="1" w:evenHBand="0" w:firstRowFirstColumn="0" w:firstRowLastColumn="0" w:lastRowFirstColumn="0" w:lastRowLastColumn="0"/>
+            </w:pPr>
+            <w:r>
+              <w:rPr>
+                <w:rFonts w:ascii="Times New Roman" w:hAnsi="Times New Roman" w:cs="Times New Roman"/>
+                <w:lang w:val="en-US"/>
+              </w:rPr>
+              <w:t>0</w:t>
+            </w:r>
+          </w:p>
+        </w:tc>
+        <w:tc>
+          <w:tcPr>
+            <w:tcW w:w="450" w:type="dxa"/>
+          </w:tcPr>
+          <w:p>
+            <w:pPr>
+              <w:jc w:val="center"/>
+              <w:cnfStyle w:val="000000100000" w:firstRow="0" w:lastRow="0" w:firstColumn="0" w:lastColumn="0" w:oddVBand="0" w:evenVBand="0" w:oddHBand="1" w:evenHBand="0" w:firstRowFirstColumn="0" w:firstRowLastColumn="0" w:lastRowFirstColumn="0" w:lastRowLastColumn="0"/>
+              <w:rPr>
+                <w:rFonts w:ascii="Times New Roman" w:hAnsi="Times New Roman" w:cs="Times New Roman"/>
+                <w:b/>
+                <w:lang w:val="en-US"/>
+              </w:rPr>
+            </w:pPr>
+            <w:r>
+              <w:rPr>
+                <w:rFonts w:ascii="Times New Roman" w:hAnsi="Times New Roman" w:cs="Times New Roman"/>
+                <w:b/>
+                <w:lang w:val="en-US"/>
+              </w:rPr>
+              <w:t>1</w:t>
+            </w:r>
+          </w:p>
+        </w:tc>
+        <w:tc>
+          <w:tcPr>
+            <w:tcW w:w="450" w:type="dxa"/>
+          </w:tcPr>
+          <w:p>
+            <w:pPr>
+              <w:jc w:val="center"/>
+              <w:cnfStyle w:val="000000100000" w:firstRow="0" w:lastRow="0" w:firstColumn="0" w:lastColumn="0" w:oddVBand="0" w:evenVBand="0" w:oddHBand="1" w:evenHBand="0" w:firstRowFirstColumn="0" w:firstRowLastColumn="0" w:lastRowFirstColumn="0" w:lastRowLastColumn="0"/>
+            </w:pPr>
+            <w:r>
+              <w:rPr>
+                <w:rFonts w:ascii="Times New Roman" w:hAnsi="Times New Roman" w:cs="Times New Roman"/>
+                <w:lang w:val="en-US"/>
+              </w:rPr>
+              <w:t>0</w:t>
+            </w:r>
+          </w:p>
+        </w:tc>
+        <w:tc>
+          <w:tcPr>
+            <w:tcW w:w="450" w:type="dxa"/>
+          </w:tcPr>
+          <w:p>
+            <w:pPr>
+              <w:jc w:val="center"/>
+              <w:cnfStyle w:val="000000100000" w:firstRow="0" w:lastRow="0" w:firstColumn="0" w:lastColumn="0" w:oddVBand="0" w:evenVBand="0" w:oddHBand="1" w:evenHBand="0" w:firstRowFirstColumn="0" w:firstRowLastColumn="0" w:lastRowFirstColumn="0" w:lastRowLastColumn="0"/>
+            </w:pPr>
+            <w:r>
+              <w:rPr>
+                <w:rFonts w:ascii="Times New Roman" w:hAnsi="Times New Roman" w:cs="Times New Roman"/>
+                <w:lang w:val="en-US"/>
+              </w:rPr>
+              <w:t>0</w:t>
+            </w:r>
+          </w:p>
+        </w:tc>
+        <w:tc>
+          <w:tcPr>
+            <w:tcW w:w="450" w:type="dxa"/>
+          </w:tcPr>
+          <w:p>
+            <w:pPr>
+              <w:jc w:val="center"/>
+              <w:cnfStyle w:val="000000100000" w:firstRow="0" w:lastRow="0" w:firstColumn="0" w:lastColumn="0" w:oddVBand="0" w:evenVBand="0" w:oddHBand="1" w:evenHBand="0" w:firstRowFirstColumn="0" w:firstRowLastColumn="0" w:lastRowFirstColumn="0" w:lastRowLastColumn="0"/>
+            </w:pPr>
+            <w:r>
+              <w:rPr>
+                <w:rFonts w:ascii="Times New Roman" w:hAnsi="Times New Roman" w:cs="Times New Roman"/>
+                <w:lang w:val="en-US"/>
+              </w:rPr>
+              <w:t>0</w:t>
+            </w:r>
+          </w:p>
+        </w:tc>
+        <w:tc>
+          <w:tcPr>
+            <w:tcW w:w="544" w:type="dxa"/>
+          </w:tcPr>
+          <w:p>
+            <w:pPr>
+              <w:jc w:val="center"/>
+              <w:cnfStyle w:val="000000100000" w:firstRow="0" w:lastRow="0" w:firstColumn="0" w:lastColumn="0" w:oddVBand="0" w:evenVBand="0" w:oddHBand="1" w:evenHBand="0" w:firstRowFirstColumn="0" w:firstRowLastColumn="0" w:lastRowFirstColumn="0" w:lastRowLastColumn="0"/>
+            </w:pPr>
+            <w:r>
+              <w:rPr>
+                <w:rFonts w:ascii="Times New Roman" w:hAnsi="Times New Roman" w:cs="Times New Roman"/>
+                <w:lang w:val="en-US"/>
+              </w:rPr>
+              <w:t>0</w:t>
+            </w:r>
+          </w:p>
+        </w:tc>
+        <w:tc>
+          <w:tcPr>
+            <w:tcW w:w="544" w:type="dxa"/>
+          </w:tcPr>
+          <w:p>
+            <w:pPr>
+              <w:jc w:val="center"/>
+              <w:cnfStyle w:val="000000100000" w:firstRow="0" w:lastRow="0" w:firstColumn="0" w:lastColumn="0" w:oddVBand="0" w:evenVBand="0" w:oddHBand="1" w:evenHBand="0" w:firstRowFirstColumn="0" w:firstRowLastColumn="0" w:lastRowFirstColumn="0" w:lastRowLastColumn="0"/>
+            </w:pPr>
+            <w:r>
+              <w:rPr>
+                <w:rFonts w:ascii="Times New Roman" w:hAnsi="Times New Roman" w:cs="Times New Roman"/>
+                <w:lang w:val="en-US"/>
+              </w:rPr>
+              <w:t>0</w:t>
+            </w:r>
+          </w:p>
+        </w:tc>
+        <w:tc>
+          <w:tcPr>
+            <w:tcW w:w="544" w:type="dxa"/>
+          </w:tcPr>
+          <w:p>
+            <w:pPr>
+              <w:jc w:val="center"/>
+              <w:cnfStyle w:val="000000100000" w:firstRow="0" w:lastRow="0" w:firstColumn="0" w:lastColumn="0" w:oddVBand="0" w:evenVBand="0" w:oddHBand="1" w:evenHBand="0" w:firstRowFirstColumn="0" w:firstRowLastColumn="0" w:lastRowFirstColumn="0" w:lastRowLastColumn="0"/>
+            </w:pPr>
+            <w:r>
+              <w:rPr>
+                <w:rFonts w:ascii="Times New Roman" w:hAnsi="Times New Roman" w:cs="Times New Roman"/>
+                <w:lang w:val="en-US"/>
+              </w:rPr>
+              <w:t>0</w:t>
+            </w:r>
+          </w:p>
+        </w:tc>
+        <w:tc>
+          <w:tcPr>
+            <w:tcW w:w="544" w:type="dxa"/>
+          </w:tcPr>
+          <w:p>
+            <w:pPr>
+              <w:jc w:val="center"/>
+              <w:cnfStyle w:val="000000100000" w:firstRow="0" w:lastRow="0" w:firstColumn="0" w:lastColumn="0" w:oddVBand="0" w:evenVBand="0" w:oddHBand="1" w:evenHBand="0" w:firstRowFirstColumn="0" w:firstRowLastColumn="0" w:lastRowFirstColumn="0" w:lastRowLastColumn="0"/>
+            </w:pPr>
+            <w:r>
+              <w:rPr>
+                <w:rFonts w:ascii="Times New Roman" w:hAnsi="Times New Roman" w:cs="Times New Roman"/>
+                <w:lang w:val="en-US"/>
+              </w:rPr>
+              <w:t>0</w:t>
+            </w:r>
+          </w:p>
+        </w:tc>
+        <w:tc>
+          <w:tcPr>
+            <w:tcW w:w="544" w:type="dxa"/>
+          </w:tcPr>
+          <w:p>
+            <w:pPr>
+              <w:jc w:val="center"/>
+              <w:cnfStyle w:val="000000100000" w:firstRow="0" w:lastRow="0" w:firstColumn="0" w:lastColumn="0" w:oddVBand="0" w:evenVBand="0" w:oddHBand="1" w:evenHBand="0" w:firstRowFirstColumn="0" w:firstRowLastColumn="0" w:lastRowFirstColumn="0" w:lastRowLastColumn="0"/>
+            </w:pPr>
+            <w:r>
+              <w:rPr>
+                <w:rFonts w:ascii="Times New Roman" w:hAnsi="Times New Roman" w:cs="Times New Roman"/>
+                <w:lang w:val="en-US"/>
+              </w:rPr>
+              <w:t>0</w:t>
+            </w:r>
+          </w:p>
+        </w:tc>
+        <w:tc>
+          <w:tcPr>
+            <w:tcW w:w="544" w:type="dxa"/>
+          </w:tcPr>
+          <w:p>
+            <w:pPr>
+              <w:jc w:val="center"/>
+              <w:cnfStyle w:val="000000100000" w:firstRow="0" w:lastRow="0" w:firstColumn="0" w:lastColumn="0" w:oddVBand="0" w:evenVBand="0" w:oddHBand="1" w:evenHBand="0" w:firstRowFirstColumn="0" w:firstRowLastColumn="0" w:lastRowFirstColumn="0" w:lastRowLastColumn="0"/>
+            </w:pPr>
+            <w:r>
+              <w:rPr>
+                <w:rFonts w:ascii="Times New Roman" w:hAnsi="Times New Roman" w:cs="Times New Roman"/>
+                <w:lang w:val="en-US"/>
+              </w:rPr>
+              <w:t>0</w:t>
+            </w:r>
+          </w:p>
+        </w:tc>
+      </w:tr>
+      <w:tr>
+        <w:trPr>
+          <w:trHeight w:val="243"/>
+        </w:trPr>
+        <w:tc>
+          <w:tcPr>
+            <w:cnfStyle w:val="001000000000" w:firstRow="0" w:lastRow="0" w:firstColumn="1" w:lastColumn="0" w:oddVBand="0" w:evenVBand="0" w:oddHBand="0" w:evenHBand="0" w:firstRowFirstColumn="0" w:firstRowLastColumn="0" w:lastRowFirstColumn="0" w:lastRowLastColumn="0"/>
+            <w:tcW w:w="449" w:type="dxa"/>
+          </w:tcPr>
+          <w:p>
+            <w:pPr>
+              <w:jc w:val="center"/>
+              <w:rPr>
+                <w:rFonts w:ascii="Times New Roman" w:hAnsi="Times New Roman" w:cs="Times New Roman"/>
+                <w:b w:val="0"/>
+                <w:lang w:val="en-US"/>
+              </w:rPr>
+            </w:pPr>
+            <w:r>
+              <w:rPr>
+                <w:rFonts w:ascii="Times New Roman" w:hAnsi="Times New Roman" w:cs="Times New Roman"/>
+                <w:b w:val="0"/>
+                <w:lang w:val="en-US"/>
+              </w:rPr>
+              <w:t>0</w:t>
+            </w:r>
+          </w:p>
+        </w:tc>
+        <w:tc>
+          <w:tcPr>
+            <w:tcW w:w="449" w:type="dxa"/>
+          </w:tcPr>
+          <w:p>
+            <w:pPr>
+              <w:jc w:val="center"/>
+              <w:cnfStyle w:val="000000000000" w:firstRow="0" w:lastRow="0" w:firstColumn="0" w:lastColumn="0" w:oddVBand="0" w:evenVBand="0" w:oddHBand="0" w:evenHBand="0" w:firstRowFirstColumn="0" w:firstRowLastColumn="0" w:lastRowFirstColumn="0" w:lastRowLastColumn="0"/>
+              <w:rPr>
+                <w:rFonts w:ascii="Times New Roman" w:hAnsi="Times New Roman" w:cs="Times New Roman"/>
+                <w:lang w:val="en-US"/>
+              </w:rPr>
+            </w:pPr>
+            <w:r>
+              <w:rPr>
+                <w:rFonts w:ascii="Times New Roman" w:hAnsi="Times New Roman" w:cs="Times New Roman"/>
+                <w:lang w:val="en-US"/>
+              </w:rPr>
+              <w:t>1</w:t>
+            </w:r>
+          </w:p>
+        </w:tc>
+        <w:tc>
+          <w:tcPr>
+            <w:tcW w:w="450" w:type="dxa"/>
+          </w:tcPr>
+          <w:p>
+            <w:pPr>
+              <w:jc w:val="center"/>
+              <w:cnfStyle w:val="000000000000" w:firstRow="0" w:lastRow="0" w:firstColumn="0" w:lastColumn="0" w:oddVBand="0" w:evenVBand="0" w:oddHBand="0" w:evenHBand="0" w:firstRowFirstColumn="0" w:firstRowLastColumn="0" w:lastRowFirstColumn="0" w:lastRowLastColumn="0"/>
+              <w:rPr>
+                <w:rFonts w:ascii="Times New Roman" w:hAnsi="Times New Roman" w:cs="Times New Roman"/>
+                <w:lang w:val="en-US"/>
+              </w:rPr>
+            </w:pPr>
+            <w:r>
+              <w:rPr>
+                <w:rFonts w:ascii="Times New Roman" w:hAnsi="Times New Roman" w:cs="Times New Roman"/>
+                <w:lang w:val="en-US"/>
+              </w:rPr>
+              <w:t>1</w:t>
+            </w:r>
+          </w:p>
+        </w:tc>
+        <w:tc>
+          <w:tcPr>
+            <w:tcW w:w="450" w:type="dxa"/>
+          </w:tcPr>
+          <w:p>
+            <w:pPr>
+              <w:jc w:val="center"/>
+              <w:cnfStyle w:val="000000000000" w:firstRow="0" w:lastRow="0" w:firstColumn="0" w:lastColumn="0" w:oddVBand="0" w:evenVBand="0" w:oddHBand="0" w:evenHBand="0" w:firstRowFirstColumn="0" w:firstRowLastColumn="0" w:lastRowFirstColumn="0" w:lastRowLastColumn="0"/>
+              <w:rPr>
+                <w:rFonts w:ascii="Times New Roman" w:hAnsi="Times New Roman" w:cs="Times New Roman"/>
+                <w:lang w:val="en-US"/>
+              </w:rPr>
+            </w:pPr>
+            <w:r>
+              <w:rPr>
+                <w:rFonts w:ascii="Times New Roman" w:hAnsi="Times New Roman" w:cs="Times New Roman"/>
+                <w:lang w:val="en-US"/>
+              </w:rPr>
+              <w:t>1</w:t>
+            </w:r>
+          </w:p>
+        </w:tc>
+        <w:tc>
+          <w:tcPr>
+            <w:tcW w:w="450" w:type="dxa"/>
+          </w:tcPr>
+          <w:p>
+            <w:pPr>
+              <w:jc w:val="center"/>
+              <w:cnfStyle w:val="000000000000" w:firstRow="0" w:lastRow="0" w:firstColumn="0" w:lastColumn="0" w:oddVBand="0" w:evenVBand="0" w:oddHBand="0" w:evenHBand="0" w:firstRowFirstColumn="0" w:firstRowLastColumn="0" w:lastRowFirstColumn="0" w:lastRowLastColumn="0"/>
+            </w:pPr>
+            <w:r>
+              <w:rPr>
+                <w:rFonts w:ascii="Times New Roman" w:hAnsi="Times New Roman" w:cs="Times New Roman"/>
+                <w:lang w:val="en-US"/>
+              </w:rPr>
+              <w:t>0</w:t>
+            </w:r>
+          </w:p>
+        </w:tc>
+        <w:tc>
+          <w:tcPr>
+            <w:tcW w:w="450" w:type="dxa"/>
+          </w:tcPr>
+          <w:p>
+            <w:pPr>
+              <w:jc w:val="center"/>
+              <w:cnfStyle w:val="000000000000" w:firstRow="0" w:lastRow="0" w:firstColumn="0" w:lastColumn="0" w:oddVBand="0" w:evenVBand="0" w:oddHBand="0" w:evenHBand="0" w:firstRowFirstColumn="0" w:firstRowLastColumn="0" w:lastRowFirstColumn="0" w:lastRowLastColumn="0"/>
+            </w:pPr>
+            <w:r>
+              <w:rPr>
+                <w:rFonts w:ascii="Times New Roman" w:hAnsi="Times New Roman" w:cs="Times New Roman"/>
+                <w:lang w:val="en-US"/>
+              </w:rPr>
+              <w:t>0</w:t>
+            </w:r>
+          </w:p>
+        </w:tc>
+        <w:tc>
+          <w:tcPr>
+            <w:tcW w:w="450" w:type="dxa"/>
+          </w:tcPr>
+          <w:p>
+            <w:pPr>
+              <w:jc w:val="center"/>
+              <w:cnfStyle w:val="000000000000" w:firstRow="0" w:lastRow="0" w:firstColumn="0" w:lastColumn="0" w:oddVBand="0" w:evenVBand="0" w:oddHBand="0" w:evenHBand="0" w:firstRowFirstColumn="0" w:firstRowLastColumn="0" w:lastRowFirstColumn="0" w:lastRowLastColumn="0"/>
+            </w:pPr>
+            <w:r>
+              <w:rPr>
+                <w:rFonts w:ascii="Times New Roman" w:hAnsi="Times New Roman" w:cs="Times New Roman"/>
+                <w:lang w:val="en-US"/>
+              </w:rPr>
+              <w:t>0</w:t>
+            </w:r>
+          </w:p>
+        </w:tc>
+        <w:tc>
+          <w:tcPr>
+            <w:tcW w:w="450" w:type="dxa"/>
+          </w:tcPr>
+          <w:p>
+            <w:pPr>
+              <w:jc w:val="center"/>
+              <w:cnfStyle w:val="000000000000" w:firstRow="0" w:lastRow="0" w:firstColumn="0" w:lastColumn="0" w:oddVBand="0" w:evenVBand="0" w:oddHBand="0" w:evenHBand="0" w:firstRowFirstColumn="0" w:firstRowLastColumn="0" w:lastRowFirstColumn="0" w:lastRowLastColumn="0"/>
+            </w:pPr>
+            <w:r>
+              <w:rPr>
+                <w:rFonts w:ascii="Times New Roman" w:hAnsi="Times New Roman" w:cs="Times New Roman"/>
+                <w:lang w:val="en-US"/>
+              </w:rPr>
+              <w:t>0</w:t>
+            </w:r>
+          </w:p>
+        </w:tc>
+        <w:tc>
+          <w:tcPr>
+            <w:tcW w:w="450" w:type="dxa"/>
+          </w:tcPr>
+          <w:p>
+            <w:pPr>
+              <w:jc w:val="center"/>
+              <w:cnfStyle w:val="000000000000" w:firstRow="0" w:lastRow="0" w:firstColumn="0" w:lastColumn="0" w:oddVBand="0" w:evenVBand="0" w:oddHBand="0" w:evenHBand="0" w:firstRowFirstColumn="0" w:firstRowLastColumn="0" w:lastRowFirstColumn="0" w:lastRowLastColumn="0"/>
+            </w:pPr>
+            <w:r>
+              <w:rPr>
+                <w:rFonts w:ascii="Times New Roman" w:hAnsi="Times New Roman" w:cs="Times New Roman"/>
+                <w:lang w:val="en-US"/>
+              </w:rPr>
+              <w:t>0</w:t>
+            </w:r>
+          </w:p>
+        </w:tc>
+        <w:tc>
+          <w:tcPr>
+            <w:tcW w:w="450" w:type="dxa"/>
+          </w:tcPr>
+          <w:p>
+            <w:pPr>
+              <w:jc w:val="center"/>
+              <w:cnfStyle w:val="000000000000" w:firstRow="0" w:lastRow="0" w:firstColumn="0" w:lastColumn="0" w:oddVBand="0" w:evenVBand="0" w:oddHBand="0" w:evenHBand="0" w:firstRowFirstColumn="0" w:firstRowLastColumn="0" w:lastRowFirstColumn="0" w:lastRowLastColumn="0"/>
+            </w:pPr>
+            <w:r>
+              <w:rPr>
+                <w:rFonts w:ascii="Times New Roman" w:hAnsi="Times New Roman" w:cs="Times New Roman"/>
+                <w:lang w:val="en-US"/>
+              </w:rPr>
+              <w:t>0</w:t>
+            </w:r>
+          </w:p>
+        </w:tc>
+        <w:tc>
+          <w:tcPr>
+            <w:tcW w:w="450" w:type="dxa"/>
+          </w:tcPr>
+          <w:p>
+            <w:pPr>
+              <w:jc w:val="center"/>
+              <w:cnfStyle w:val="000000000000" w:firstRow="0" w:lastRow="0" w:firstColumn="0" w:lastColumn="0" w:oddVBand="0" w:evenVBand="0" w:oddHBand="0" w:evenHBand="0" w:firstRowFirstColumn="0" w:firstRowLastColumn="0" w:lastRowFirstColumn="0" w:lastRowLastColumn="0"/>
+            </w:pPr>
+            <w:r>
+              <w:rPr>
+                <w:rFonts w:ascii="Times New Roman" w:hAnsi="Times New Roman" w:cs="Times New Roman"/>
+                <w:lang w:val="en-US"/>
+              </w:rPr>
+              <w:t>0</w:t>
+            </w:r>
+          </w:p>
+        </w:tc>
+        <w:tc>
+          <w:tcPr>
+            <w:tcW w:w="450" w:type="dxa"/>
+          </w:tcPr>
+          <w:p>
+            <w:pPr>
+              <w:jc w:val="center"/>
+              <w:cnfStyle w:val="000000000000" w:firstRow="0" w:lastRow="0" w:firstColumn="0" w:lastColumn="0" w:oddVBand="0" w:evenVBand="0" w:oddHBand="0" w:evenHBand="0" w:firstRowFirstColumn="0" w:firstRowLastColumn="0" w:lastRowFirstColumn="0" w:lastRowLastColumn="0"/>
+              <w:rPr>
+                <w:rFonts w:ascii="Times New Roman" w:hAnsi="Times New Roman" w:cs="Times New Roman"/>
+                <w:b/>
+                <w:lang w:val="en-US"/>
+              </w:rPr>
+            </w:pPr>
+            <w:r>
+              <w:rPr>
+                <w:rFonts w:ascii="Times New Roman" w:hAnsi="Times New Roman" w:cs="Times New Roman"/>
+                <w:b/>
+                <w:lang w:val="en-US"/>
+              </w:rPr>
+              <w:t>1</w:t>
+            </w:r>
+          </w:p>
+        </w:tc>
+        <w:tc>
+          <w:tcPr>
+            <w:tcW w:w="450" w:type="dxa"/>
+          </w:tcPr>
+          <w:p>
+            <w:pPr>
+              <w:jc w:val="center"/>
+              <w:cnfStyle w:val="000000000000" w:firstRow="0" w:lastRow="0" w:firstColumn="0" w:lastColumn="0" w:oddVBand="0" w:evenVBand="0" w:oddHBand="0" w:evenHBand="0" w:firstRowFirstColumn="0" w:firstRowLastColumn="0" w:lastRowFirstColumn="0" w:lastRowLastColumn="0"/>
+            </w:pPr>
+            <w:r>
+              <w:rPr>
+                <w:rFonts w:ascii="Times New Roman" w:hAnsi="Times New Roman" w:cs="Times New Roman"/>
+                <w:lang w:val="en-US"/>
+              </w:rPr>
+              <w:t>0</w:t>
+            </w:r>
+          </w:p>
+        </w:tc>
+        <w:tc>
+          <w:tcPr>
+            <w:tcW w:w="450" w:type="dxa"/>
+          </w:tcPr>
+          <w:p>
+            <w:pPr>
+              <w:jc w:val="center"/>
+              <w:cnfStyle w:val="000000000000" w:firstRow="0" w:lastRow="0" w:firstColumn="0" w:lastColumn="0" w:oddVBand="0" w:evenVBand="0" w:oddHBand="0" w:evenHBand="0" w:firstRowFirstColumn="0" w:firstRowLastColumn="0" w:lastRowFirstColumn="0" w:lastRowLastColumn="0"/>
+            </w:pPr>
+            <w:r>
+              <w:rPr>
+                <w:rFonts w:ascii="Times New Roman" w:hAnsi="Times New Roman" w:cs="Times New Roman"/>
+                <w:lang w:val="en-US"/>
+              </w:rPr>
+              <w:t>0</w:t>
+            </w:r>
+          </w:p>
+        </w:tc>
+        <w:tc>
+          <w:tcPr>
+            <w:tcW w:w="544" w:type="dxa"/>
+          </w:tcPr>
+          <w:p>
+            <w:pPr>
+              <w:jc w:val="center"/>
+              <w:cnfStyle w:val="000000000000" w:firstRow="0" w:lastRow="0" w:firstColumn="0" w:lastColumn="0" w:oddVBand="0" w:evenVBand="0" w:oddHBand="0" w:evenHBand="0" w:firstRowFirstColumn="0" w:firstRowLastColumn="0" w:lastRowFirstColumn="0" w:lastRowLastColumn="0"/>
+            </w:pPr>
+            <w:r>
+              <w:rPr>
+                <w:rFonts w:ascii="Times New Roman" w:hAnsi="Times New Roman" w:cs="Times New Roman"/>
+                <w:lang w:val="en-US"/>
+              </w:rPr>
+              <w:t>0</w:t>
+            </w:r>
+          </w:p>
+        </w:tc>
+        <w:tc>
+          <w:tcPr>
+            <w:tcW w:w="544" w:type="dxa"/>
+          </w:tcPr>
+          <w:p>
+            <w:pPr>
+              <w:jc w:val="center"/>
+              <w:cnfStyle w:val="000000000000" w:firstRow="0" w:lastRow="0" w:firstColumn="0" w:lastColumn="0" w:oddVBand="0" w:evenVBand="0" w:oddHBand="0" w:evenHBand="0" w:firstRowFirstColumn="0" w:firstRowLastColumn="0" w:lastRowFirstColumn="0" w:lastRowLastColumn="0"/>
+            </w:pPr>
+            <w:r>
+              <w:rPr>
+                <w:rFonts w:ascii="Times New Roman" w:hAnsi="Times New Roman" w:cs="Times New Roman"/>
+                <w:lang w:val="en-US"/>
+              </w:rPr>
+              <w:t>0</w:t>
+            </w:r>
+          </w:p>
+        </w:tc>
+        <w:tc>
+          <w:tcPr>
+            <w:tcW w:w="544" w:type="dxa"/>
+          </w:tcPr>
+          <w:p>
+            <w:pPr>
+              <w:jc w:val="center"/>
+              <w:cnfStyle w:val="000000000000" w:firstRow="0" w:lastRow="0" w:firstColumn="0" w:lastColumn="0" w:oddVBand="0" w:evenVBand="0" w:oddHBand="0" w:evenHBand="0" w:firstRowFirstColumn="0" w:firstRowLastColumn="0" w:lastRowFirstColumn="0" w:lastRowLastColumn="0"/>
+            </w:pPr>
+            <w:r>
+              <w:rPr>
+                <w:rFonts w:ascii="Times New Roman" w:hAnsi="Times New Roman" w:cs="Times New Roman"/>
+                <w:lang w:val="en-US"/>
+              </w:rPr>
+              <w:t>0</w:t>
+            </w:r>
+          </w:p>
+        </w:tc>
+        <w:tc>
+          <w:tcPr>
+            <w:tcW w:w="544" w:type="dxa"/>
+          </w:tcPr>
+          <w:p>
+            <w:pPr>
+              <w:jc w:val="center"/>
+              <w:cnfStyle w:val="000000000000" w:firstRow="0" w:lastRow="0" w:firstColumn="0" w:lastColumn="0" w:oddVBand="0" w:evenVBand="0" w:oddHBand="0" w:evenHBand="0" w:firstRowFirstColumn="0" w:firstRowLastColumn="0" w:lastRowFirstColumn="0" w:lastRowLastColumn="0"/>
+            </w:pPr>
+            <w:r>
+              <w:rPr>
+                <w:rFonts w:ascii="Times New Roman" w:hAnsi="Times New Roman" w:cs="Times New Roman"/>
+                <w:lang w:val="en-US"/>
+              </w:rPr>
+              <w:t>0</w:t>
+            </w:r>
+          </w:p>
+        </w:tc>
+        <w:tc>
+          <w:tcPr>
+            <w:tcW w:w="544" w:type="dxa"/>
+          </w:tcPr>
+          <w:p>
+            <w:pPr>
+              <w:jc w:val="center"/>
+              <w:cnfStyle w:val="000000000000" w:firstRow="0" w:lastRow="0" w:firstColumn="0" w:lastColumn="0" w:oddVBand="0" w:evenVBand="0" w:oddHBand="0" w:evenHBand="0" w:firstRowFirstColumn="0" w:firstRowLastColumn="0" w:lastRowFirstColumn="0" w:lastRowLastColumn="0"/>
+            </w:pPr>
+            <w:r>
+              <w:rPr>
+                <w:rFonts w:ascii="Times New Roman" w:hAnsi="Times New Roman" w:cs="Times New Roman"/>
+                <w:lang w:val="en-US"/>
+              </w:rPr>
+              <w:t>0</w:t>
+            </w:r>
+          </w:p>
+        </w:tc>
+        <w:tc>
+          <w:tcPr>
+            <w:tcW w:w="544" w:type="dxa"/>
+          </w:tcPr>
+          <w:p>
+            <w:pPr>
+              <w:jc w:val="center"/>
+              <w:cnfStyle w:val="000000000000" w:firstRow="0" w:lastRow="0" w:firstColumn="0" w:lastColumn="0" w:oddVBand="0" w:evenVBand="0" w:oddHBand="0" w:evenHBand="0" w:firstRowFirstColumn="0" w:firstRowLastColumn="0" w:lastRowFirstColumn="0" w:lastRowLastColumn="0"/>
+            </w:pPr>
+            <w:r>
+              <w:rPr>
+                <w:rFonts w:ascii="Times New Roman" w:hAnsi="Times New Roman" w:cs="Times New Roman"/>
+                <w:lang w:val="en-US"/>
+              </w:rPr>
+              <w:t>0</w:t>
+            </w:r>
+          </w:p>
+        </w:tc>
+      </w:tr>
+      <w:tr>
+        <w:trPr>
+          <w:cnfStyle w:val="000000100000" w:firstRow="0" w:lastRow="0" w:firstColumn="0" w:lastColumn="0" w:oddVBand="0" w:evenVBand="0" w:oddHBand="1" w:evenHBand="0" w:firstRowFirstColumn="0" w:firstRowLastColumn="0" w:lastRowFirstColumn="0" w:lastRowLastColumn="0"/>
+          <w:trHeight w:val="254"/>
+        </w:trPr>
+        <w:tc>
+          <w:tcPr>
+            <w:cnfStyle w:val="001000000000" w:firstRow="0" w:lastRow="0" w:firstColumn="1" w:lastColumn="0" w:oddVBand="0" w:evenVBand="0" w:oddHBand="0" w:evenHBand="0" w:firstRowFirstColumn="0" w:firstRowLastColumn="0" w:lastRowFirstColumn="0" w:lastRowLastColumn="0"/>
+            <w:tcW w:w="449" w:type="dxa"/>
+          </w:tcPr>
+          <w:p>
+            <w:pPr>
+              <w:jc w:val="center"/>
+              <w:rPr>
+                <w:rFonts w:ascii="Times New Roman" w:hAnsi="Times New Roman" w:cs="Times New Roman"/>
+                <w:b w:val="0"/>
+                <w:lang w:val="en-US"/>
+              </w:rPr>
+            </w:pPr>
+            <w:r>
+              <w:rPr>
+                <w:rFonts w:ascii="Times New Roman" w:hAnsi="Times New Roman" w:cs="Times New Roman"/>
+                <w:b w:val="0"/>
+                <w:lang w:val="en-US"/>
+              </w:rPr>
+              <w:t>1</w:t>
+            </w:r>
+          </w:p>
+        </w:tc>
+        <w:tc>
+          <w:tcPr>
+            <w:tcW w:w="449" w:type="dxa"/>
+          </w:tcPr>
+          <w:p>
+            <w:pPr>
+              <w:jc w:val="center"/>
+              <w:cnfStyle w:val="000000100000" w:firstRow="0" w:lastRow="0" w:firstColumn="0" w:lastColumn="0" w:oddVBand="0" w:evenVBand="0" w:oddHBand="1" w:evenHBand="0" w:firstRowFirstColumn="0" w:firstRowLastColumn="0" w:lastRowFirstColumn="0" w:lastRowLastColumn="0"/>
+              <w:rPr>
+                <w:rFonts w:ascii="Times New Roman" w:hAnsi="Times New Roman" w:cs="Times New Roman"/>
+                <w:lang w:val="en-US"/>
+              </w:rPr>
+            </w:pPr>
+            <w:r>
+              <w:rPr>
+                <w:rFonts w:ascii="Times New Roman" w:hAnsi="Times New Roman" w:cs="Times New Roman"/>
+                <w:lang w:val="en-US"/>
+              </w:rPr>
+              <w:t>0</w:t>
+            </w:r>
+          </w:p>
+        </w:tc>
+        <w:tc>
+          <w:tcPr>
+            <w:tcW w:w="450" w:type="dxa"/>
+          </w:tcPr>
+          <w:p>
+            <w:pPr>
+              <w:jc w:val="center"/>
+              <w:cnfStyle w:val="000000100000" w:firstRow="0" w:lastRow="0" w:firstColumn="0" w:lastColumn="0" w:oddVBand="0" w:evenVBand="0" w:oddHBand="1" w:evenHBand="0" w:firstRowFirstColumn="0" w:firstRowLastColumn="0" w:lastRowFirstColumn="0" w:lastRowLastColumn="0"/>
+              <w:rPr>
+                <w:rFonts w:ascii="Times New Roman" w:hAnsi="Times New Roman" w:cs="Times New Roman"/>
+                <w:lang w:val="en-US"/>
+              </w:rPr>
+            </w:pPr>
+            <w:r>
+              <w:rPr>
+                <w:rFonts w:ascii="Times New Roman" w:hAnsi="Times New Roman" w:cs="Times New Roman"/>
+                <w:lang w:val="en-US"/>
+              </w:rPr>
+              <w:t>0</w:t>
+            </w:r>
+          </w:p>
+        </w:tc>
+        <w:tc>
+          <w:tcPr>
+            <w:tcW w:w="450" w:type="dxa"/>
+          </w:tcPr>
+          <w:p>
+            <w:pPr>
+              <w:jc w:val="center"/>
+              <w:cnfStyle w:val="000000100000" w:firstRow="0" w:lastRow="0" w:firstColumn="0" w:lastColumn="0" w:oddVBand="0" w:evenVBand="0" w:oddHBand="1" w:evenHBand="0" w:firstRowFirstColumn="0" w:firstRowLastColumn="0" w:lastRowFirstColumn="0" w:lastRowLastColumn="0"/>
+              <w:rPr>
+                <w:rFonts w:ascii="Times New Roman" w:hAnsi="Times New Roman" w:cs="Times New Roman"/>
+                <w:lang w:val="en-US"/>
+              </w:rPr>
+            </w:pPr>
+            <w:r>
+              <w:rPr>
+                <w:rFonts w:ascii="Times New Roman" w:hAnsi="Times New Roman" w:cs="Times New Roman"/>
+                <w:lang w:val="en-US"/>
+              </w:rPr>
+              <w:t>0</w:t>
+            </w:r>
+          </w:p>
+        </w:tc>
+        <w:tc>
+          <w:tcPr>
+            <w:tcW w:w="450" w:type="dxa"/>
+          </w:tcPr>
+          <w:p>
+            <w:pPr>
+              <w:jc w:val="center"/>
+              <w:cnfStyle w:val="000000100000" w:firstRow="0" w:lastRow="0" w:firstColumn="0" w:lastColumn="0" w:oddVBand="0" w:evenVBand="0" w:oddHBand="1" w:evenHBand="0" w:firstRowFirstColumn="0" w:firstRowLastColumn="0" w:lastRowFirstColumn="0" w:lastRowLastColumn="0"/>
+            </w:pPr>
+            <w:r>
+              <w:rPr>
+                <w:rFonts w:ascii="Times New Roman" w:hAnsi="Times New Roman" w:cs="Times New Roman"/>
+                <w:lang w:val="en-US"/>
+              </w:rPr>
+              <w:t>0</w:t>
+            </w:r>
+          </w:p>
+        </w:tc>
+        <w:tc>
+          <w:tcPr>
+            <w:tcW w:w="450" w:type="dxa"/>
+          </w:tcPr>
+          <w:p>
+            <w:pPr>
+              <w:jc w:val="center"/>
+              <w:cnfStyle w:val="000000100000" w:firstRow="0" w:lastRow="0" w:firstColumn="0" w:lastColumn="0" w:oddVBand="0" w:evenVBand="0" w:oddHBand="1" w:evenHBand="0" w:firstRowFirstColumn="0" w:firstRowLastColumn="0" w:lastRowFirstColumn="0" w:lastRowLastColumn="0"/>
+            </w:pPr>
+            <w:r>
+              <w:rPr>
+                <w:rFonts w:ascii="Times New Roman" w:hAnsi="Times New Roman" w:cs="Times New Roman"/>
+                <w:lang w:val="en-US"/>
+              </w:rPr>
+              <w:t>0</w:t>
+            </w:r>
+          </w:p>
+        </w:tc>
+        <w:tc>
+          <w:tcPr>
+            <w:tcW w:w="450" w:type="dxa"/>
+          </w:tcPr>
+          <w:p>
+            <w:pPr>
+              <w:jc w:val="center"/>
+              <w:cnfStyle w:val="000000100000" w:firstRow="0" w:lastRow="0" w:firstColumn="0" w:lastColumn="0" w:oddVBand="0" w:evenVBand="0" w:oddHBand="1" w:evenHBand="0" w:firstRowFirstColumn="0" w:firstRowLastColumn="0" w:lastRowFirstColumn="0" w:lastRowLastColumn="0"/>
+            </w:pPr>
+            <w:r>
+              <w:rPr>
+                <w:rFonts w:ascii="Times New Roman" w:hAnsi="Times New Roman" w:cs="Times New Roman"/>
+                <w:lang w:val="en-US"/>
+              </w:rPr>
+              <w:t>0</w:t>
+            </w:r>
+          </w:p>
+        </w:tc>
+        <w:tc>
+          <w:tcPr>
+            <w:tcW w:w="450" w:type="dxa"/>
+          </w:tcPr>
+          <w:p>
+            <w:pPr>
+              <w:jc w:val="center"/>
+              <w:cnfStyle w:val="000000100000" w:firstRow="0" w:lastRow="0" w:firstColumn="0" w:lastColumn="0" w:oddVBand="0" w:evenVBand="0" w:oddHBand="1" w:evenHBand="0" w:firstRowFirstColumn="0" w:firstRowLastColumn="0" w:lastRowFirstColumn="0" w:lastRowLastColumn="0"/>
+            </w:pPr>
+            <w:r>
+              <w:rPr>
+                <w:rFonts w:ascii="Times New Roman" w:hAnsi="Times New Roman" w:cs="Times New Roman"/>
+                <w:lang w:val="en-US"/>
+              </w:rPr>
+              <w:t>0</w:t>
+            </w:r>
+          </w:p>
+        </w:tc>
+        <w:tc>
+          <w:tcPr>
+            <w:tcW w:w="450" w:type="dxa"/>
+          </w:tcPr>
+          <w:p>
+            <w:pPr>
+              <w:jc w:val="center"/>
+              <w:cnfStyle w:val="000000100000" w:firstRow="0" w:lastRow="0" w:firstColumn="0" w:lastColumn="0" w:oddVBand="0" w:evenVBand="0" w:oddHBand="1" w:evenHBand="0" w:firstRowFirstColumn="0" w:firstRowLastColumn="0" w:lastRowFirstColumn="0" w:lastRowLastColumn="0"/>
+            </w:pPr>
+            <w:r>
+              <w:rPr>
+                <w:rFonts w:ascii="Times New Roman" w:hAnsi="Times New Roman" w:cs="Times New Roman"/>
+                <w:lang w:val="en-US"/>
+              </w:rPr>
+              <w:t>0</w:t>
+            </w:r>
+          </w:p>
+        </w:tc>
+        <w:tc>
+          <w:tcPr>
+            <w:tcW w:w="450" w:type="dxa"/>
+          </w:tcPr>
+          <w:p>
+            <w:pPr>
+              <w:jc w:val="center"/>
+              <w:cnfStyle w:val="000000100000" w:firstRow="0" w:lastRow="0" w:firstColumn="0" w:lastColumn="0" w:oddVBand="0" w:evenVBand="0" w:oddHBand="1" w:evenHBand="0" w:firstRowFirstColumn="0" w:firstRowLastColumn="0" w:lastRowFirstColumn="0" w:lastRowLastColumn="0"/>
+            </w:pPr>
+            <w:r>
+              <w:rPr>
+                <w:rFonts w:ascii="Times New Roman" w:hAnsi="Times New Roman" w:cs="Times New Roman"/>
+                <w:lang w:val="en-US"/>
+              </w:rPr>
+              <w:t>0</w:t>
+            </w:r>
+          </w:p>
+        </w:tc>
+        <w:tc>
+          <w:tcPr>
+            <w:tcW w:w="450" w:type="dxa"/>
+          </w:tcPr>
+          <w:p>
+            <w:pPr>
+              <w:jc w:val="center"/>
+              <w:cnfStyle w:val="000000100000" w:firstRow="0" w:lastRow="0" w:firstColumn="0" w:lastColumn="0" w:oddVBand="0" w:evenVBand="0" w:oddHBand="1" w:evenHBand="0" w:firstRowFirstColumn="0" w:firstRowLastColumn="0" w:lastRowFirstColumn="0" w:lastRowLastColumn="0"/>
+            </w:pPr>
+            <w:r>
+              <w:rPr>
+                <w:rFonts w:ascii="Times New Roman" w:hAnsi="Times New Roman" w:cs="Times New Roman"/>
+                <w:lang w:val="en-US"/>
+              </w:rPr>
+              <w:t>0</w:t>
+            </w:r>
+          </w:p>
+        </w:tc>
+        <w:tc>
+          <w:tcPr>
+            <w:tcW w:w="450" w:type="dxa"/>
+          </w:tcPr>
+          <w:p>
+            <w:pPr>
+              <w:jc w:val="center"/>
+              <w:cnfStyle w:val="000000100000" w:firstRow="0" w:lastRow="0" w:firstColumn="0" w:lastColumn="0" w:oddVBand="0" w:evenVBand="0" w:oddHBand="1" w:evenHBand="0" w:firstRowFirstColumn="0" w:firstRowLastColumn="0" w:lastRowFirstColumn="0" w:lastRowLastColumn="0"/>
+            </w:pPr>
+            <w:r>
+              <w:rPr>
+                <w:rFonts w:ascii="Times New Roman" w:hAnsi="Times New Roman" w:cs="Times New Roman"/>
+                <w:lang w:val="en-US"/>
+              </w:rPr>
+              <w:t>0</w:t>
+            </w:r>
+          </w:p>
+        </w:tc>
+        <w:tc>
+          <w:tcPr>
+            <w:tcW w:w="450" w:type="dxa"/>
+          </w:tcPr>
+          <w:p>
+            <w:pPr>
+              <w:jc w:val="center"/>
+              <w:cnfStyle w:val="000000100000" w:firstRow="0" w:lastRow="0" w:firstColumn="0" w:lastColumn="0" w:oddVBand="0" w:evenVBand="0" w:oddHBand="1" w:evenHBand="0" w:firstRowFirstColumn="0" w:firstRowLastColumn="0" w:lastRowFirstColumn="0" w:lastRowLastColumn="0"/>
+              <w:rPr>
+                <w:rFonts w:ascii="Times New Roman" w:hAnsi="Times New Roman" w:cs="Times New Roman"/>
+                <w:b/>
+                <w:lang w:val="en-US"/>
+              </w:rPr>
+            </w:pPr>
+            <w:r>
+              <w:rPr>
+                <w:rFonts w:ascii="Times New Roman" w:hAnsi="Times New Roman" w:cs="Times New Roman"/>
+                <w:b/>
+                <w:lang w:val="en-US"/>
+              </w:rPr>
+              <w:t>1</w:t>
+            </w:r>
+          </w:p>
+        </w:tc>
+        <w:tc>
+          <w:tcPr>
+            <w:tcW w:w="450" w:type="dxa"/>
+          </w:tcPr>
+          <w:p>
+            <w:pPr>
+              <w:jc w:val="center"/>
+              <w:cnfStyle w:val="000000100000" w:firstRow="0" w:lastRow="0" w:firstColumn="0" w:lastColumn="0" w:oddVBand="0" w:evenVBand="0" w:oddHBand="1" w:evenHBand="0" w:firstRowFirstColumn="0" w:firstRowLastColumn="0" w:lastRowFirstColumn="0" w:lastRowLastColumn="0"/>
+            </w:pPr>
+            <w:r>
+              <w:rPr>
+                <w:rFonts w:ascii="Times New Roman" w:hAnsi="Times New Roman" w:cs="Times New Roman"/>
+                <w:lang w:val="en-US"/>
+              </w:rPr>
+              <w:t>0</w:t>
+            </w:r>
+          </w:p>
+        </w:tc>
+        <w:tc>
+          <w:tcPr>
+            <w:tcW w:w="544" w:type="dxa"/>
+          </w:tcPr>
+          <w:p>
+            <w:pPr>
+              <w:jc w:val="center"/>
+              <w:cnfStyle w:val="000000100000" w:firstRow="0" w:lastRow="0" w:firstColumn="0" w:lastColumn="0" w:oddVBand="0" w:evenVBand="0" w:oddHBand="1" w:evenHBand="0" w:firstRowFirstColumn="0" w:firstRowLastColumn="0" w:lastRowFirstColumn="0" w:lastRowLastColumn="0"/>
+            </w:pPr>
+            <w:r>
+              <w:rPr>
+                <w:rFonts w:ascii="Times New Roman" w:hAnsi="Times New Roman" w:cs="Times New Roman"/>
+                <w:lang w:val="en-US"/>
+              </w:rPr>
+              <w:t>0</w:t>
+            </w:r>
+          </w:p>
+        </w:tc>
+        <w:tc>
+          <w:tcPr>
+            <w:tcW w:w="544" w:type="dxa"/>
+          </w:tcPr>
+          <w:p>
+            <w:pPr>
+              <w:jc w:val="center"/>
+              <w:cnfStyle w:val="000000100000" w:firstRow="0" w:lastRow="0" w:firstColumn="0" w:lastColumn="0" w:oddVBand="0" w:evenVBand="0" w:oddHBand="1" w:evenHBand="0" w:firstRowFirstColumn="0" w:firstRowLastColumn="0" w:lastRowFirstColumn="0" w:lastRowLastColumn="0"/>
+            </w:pPr>
+            <w:r>
+              <w:rPr>
+                <w:rFonts w:ascii="Times New Roman" w:hAnsi="Times New Roman" w:cs="Times New Roman"/>
+                <w:lang w:val="en-US"/>
+              </w:rPr>
+              <w:t>0</w:t>
+            </w:r>
+          </w:p>
+        </w:tc>
+        <w:tc>
+          <w:tcPr>
+            <w:tcW w:w="544" w:type="dxa"/>
+          </w:tcPr>
+          <w:p>
+            <w:pPr>
+              <w:jc w:val="center"/>
+              <w:cnfStyle w:val="000000100000" w:firstRow="0" w:lastRow="0" w:firstColumn="0" w:lastColumn="0" w:oddVBand="0" w:evenVBand="0" w:oddHBand="1" w:evenHBand="0" w:firstRowFirstColumn="0" w:firstRowLastColumn="0" w:lastRowFirstColumn="0" w:lastRowLastColumn="0"/>
+            </w:pPr>
+            <w:r>
+              <w:rPr>
+                <w:rFonts w:ascii="Times New Roman" w:hAnsi="Times New Roman" w:cs="Times New Roman"/>
+                <w:lang w:val="en-US"/>
+              </w:rPr>
+              <w:t>0</w:t>
+            </w:r>
+          </w:p>
+        </w:tc>
+        <w:tc>
+          <w:tcPr>
+            <w:tcW w:w="544" w:type="dxa"/>
+          </w:tcPr>
+          <w:p>
+            <w:pPr>
+              <w:jc w:val="center"/>
+              <w:cnfStyle w:val="000000100000" w:firstRow="0" w:lastRow="0" w:firstColumn="0" w:lastColumn="0" w:oddVBand="0" w:evenVBand="0" w:oddHBand="1" w:evenHBand="0" w:firstRowFirstColumn="0" w:firstRowLastColumn="0" w:lastRowFirstColumn="0" w:lastRowLastColumn="0"/>
+            </w:pPr>
+            <w:r>
+              <w:rPr>
+                <w:rFonts w:ascii="Times New Roman" w:hAnsi="Times New Roman" w:cs="Times New Roman"/>
+                <w:lang w:val="en-US"/>
+              </w:rPr>
+              <w:t>0</w:t>
+            </w:r>
+          </w:p>
+        </w:tc>
+        <w:tc>
+          <w:tcPr>
+            <w:tcW w:w="544" w:type="dxa"/>
+          </w:tcPr>
+          <w:p>
+            <w:pPr>
+              <w:jc w:val="center"/>
+              <w:cnfStyle w:val="000000100000" w:firstRow="0" w:lastRow="0" w:firstColumn="0" w:lastColumn="0" w:oddVBand="0" w:evenVBand="0" w:oddHBand="1" w:evenHBand="0" w:firstRowFirstColumn="0" w:firstRowLastColumn="0" w:lastRowFirstColumn="0" w:lastRowLastColumn="0"/>
+            </w:pPr>
+            <w:r>
+              <w:rPr>
+                <w:rFonts w:ascii="Times New Roman" w:hAnsi="Times New Roman" w:cs="Times New Roman"/>
+                <w:lang w:val="en-US"/>
+              </w:rPr>
+              <w:t>0</w:t>
+            </w:r>
+          </w:p>
+        </w:tc>
+        <w:tc>
+          <w:tcPr>
+            <w:tcW w:w="544" w:type="dxa"/>
+          </w:tcPr>
+          <w:p>
+            <w:pPr>
+              <w:jc w:val="center"/>
+              <w:cnfStyle w:val="000000100000" w:firstRow="0" w:lastRow="0" w:firstColumn="0" w:lastColumn="0" w:oddVBand="0" w:evenVBand="0" w:oddHBand="1" w:evenHBand="0" w:firstRowFirstColumn="0" w:firstRowLastColumn="0" w:lastRowFirstColumn="0" w:lastRowLastColumn="0"/>
+            </w:pPr>
+            <w:r>
+              <w:rPr>
+                <w:rFonts w:ascii="Times New Roman" w:hAnsi="Times New Roman" w:cs="Times New Roman"/>
+                <w:lang w:val="en-US"/>
+              </w:rPr>
+              <w:t>0</w:t>
+            </w:r>
+          </w:p>
+        </w:tc>
+      </w:tr>
+      <w:tr>
+        <w:trPr>
+          <w:trHeight w:val="243"/>
+        </w:trPr>
+        <w:tc>
+          <w:tcPr>
+            <w:cnfStyle w:val="001000000000" w:firstRow="0" w:lastRow="0" w:firstColumn="1" w:lastColumn="0" w:oddVBand="0" w:evenVBand="0" w:oddHBand="0" w:evenHBand="0" w:firstRowFirstColumn="0" w:firstRowLastColumn="0" w:lastRowFirstColumn="0" w:lastRowLastColumn="0"/>
+            <w:tcW w:w="449" w:type="dxa"/>
+          </w:tcPr>
+          <w:p>
+            <w:pPr>
+              <w:jc w:val="center"/>
+              <w:rPr>
+                <w:rFonts w:ascii="Times New Roman" w:hAnsi="Times New Roman" w:cs="Times New Roman"/>
+                <w:b w:val="0"/>
+                <w:lang w:val="en-US"/>
+              </w:rPr>
+            </w:pPr>
+            <w:r>
+              <w:rPr>
+                <w:rFonts w:ascii="Times New Roman" w:hAnsi="Times New Roman" w:cs="Times New Roman"/>
+                <w:b w:val="0"/>
+                <w:lang w:val="en-US"/>
+              </w:rPr>
+              <w:t>1</w:t>
+            </w:r>
+          </w:p>
+        </w:tc>
+        <w:tc>
+          <w:tcPr>
+            <w:tcW w:w="449" w:type="dxa"/>
+          </w:tcPr>
+          <w:p>
+            <w:pPr>
+              <w:jc w:val="center"/>
+              <w:cnfStyle w:val="000000000000" w:firstRow="0" w:lastRow="0" w:firstColumn="0" w:lastColumn="0" w:oddVBand="0" w:evenVBand="0" w:oddHBand="0" w:evenHBand="0" w:firstRowFirstColumn="0" w:firstRowLastColumn="0" w:lastRowFirstColumn="0" w:lastRowLastColumn="0"/>
+              <w:rPr>
+                <w:rFonts w:ascii="Times New Roman" w:hAnsi="Times New Roman" w:cs="Times New Roman"/>
+                <w:lang w:val="en-US"/>
+              </w:rPr>
+            </w:pPr>
+            <w:r>
+              <w:rPr>
+                <w:rFonts w:ascii="Times New Roman" w:hAnsi="Times New Roman" w:cs="Times New Roman"/>
+                <w:lang w:val="en-US"/>
+              </w:rPr>
+              <w:t>0</w:t>
+            </w:r>
+          </w:p>
+        </w:tc>
+        <w:tc>
+          <w:tcPr>
+            <w:tcW w:w="450" w:type="dxa"/>
+          </w:tcPr>
+          <w:p>
+            <w:pPr>
+              <w:jc w:val="center"/>
+              <w:cnfStyle w:val="000000000000" w:firstRow="0" w:lastRow="0" w:firstColumn="0" w:lastColumn="0" w:oddVBand="0" w:evenVBand="0" w:oddHBand="0" w:evenHBand="0" w:firstRowFirstColumn="0" w:firstRowLastColumn="0" w:lastRowFirstColumn="0" w:lastRowLastColumn="0"/>
+              <w:rPr>
+                <w:rFonts w:ascii="Times New Roman" w:hAnsi="Times New Roman" w:cs="Times New Roman"/>
+                <w:lang w:val="en-US"/>
+              </w:rPr>
+            </w:pPr>
+            <w:r>
+              <w:rPr>
+                <w:rFonts w:ascii="Times New Roman" w:hAnsi="Times New Roman" w:cs="Times New Roman"/>
+                <w:lang w:val="en-US"/>
+              </w:rPr>
+              <w:t>0</w:t>
+            </w:r>
+          </w:p>
+        </w:tc>
+        <w:tc>
+          <w:tcPr>
+            <w:tcW w:w="450" w:type="dxa"/>
+          </w:tcPr>
+          <w:p>
+            <w:pPr>
+              <w:jc w:val="center"/>
+              <w:cnfStyle w:val="000000000000" w:firstRow="0" w:lastRow="0" w:firstColumn="0" w:lastColumn="0" w:oddVBand="0" w:evenVBand="0" w:oddHBand="0" w:evenHBand="0" w:firstRowFirstColumn="0" w:firstRowLastColumn="0" w:lastRowFirstColumn="0" w:lastRowLastColumn="0"/>
+              <w:rPr>
+                <w:rFonts w:ascii="Times New Roman" w:hAnsi="Times New Roman" w:cs="Times New Roman"/>
+                <w:lang w:val="en-US"/>
+              </w:rPr>
+            </w:pPr>
+            <w:r>
+              <w:rPr>
+                <w:rFonts w:ascii="Times New Roman" w:hAnsi="Times New Roman" w:cs="Times New Roman"/>
+                <w:lang w:val="en-US"/>
+              </w:rPr>
+              <w:t>1</w:t>
+            </w:r>
+          </w:p>
+        </w:tc>
+        <w:tc>
+          <w:tcPr>
+            <w:tcW w:w="450" w:type="dxa"/>
+          </w:tcPr>
+          <w:p>
+            <w:pPr>
+              <w:jc w:val="center"/>
+              <w:cnfStyle w:val="000000000000" w:firstRow="0" w:lastRow="0" w:firstColumn="0" w:lastColumn="0" w:oddVBand="0" w:evenVBand="0" w:oddHBand="0" w:evenHBand="0" w:firstRowFirstColumn="0" w:firstRowLastColumn="0" w:lastRowFirstColumn="0" w:lastRowLastColumn="0"/>
+            </w:pPr>
+            <w:r>
+              <w:rPr>
+                <w:rFonts w:ascii="Times New Roman" w:hAnsi="Times New Roman" w:cs="Times New Roman"/>
+                <w:lang w:val="en-US"/>
+              </w:rPr>
+              <w:t>0</w:t>
+            </w:r>
+          </w:p>
+        </w:tc>
+        <w:tc>
+          <w:tcPr>
+            <w:tcW w:w="450" w:type="dxa"/>
+          </w:tcPr>
+          <w:p>
+            <w:pPr>
+              <w:jc w:val="center"/>
+              <w:cnfStyle w:val="000000000000" w:firstRow="0" w:lastRow="0" w:firstColumn="0" w:lastColumn="0" w:oddVBand="0" w:evenVBand="0" w:oddHBand="0" w:evenHBand="0" w:firstRowFirstColumn="0" w:firstRowLastColumn="0" w:lastRowFirstColumn="0" w:lastRowLastColumn="0"/>
+            </w:pPr>
+            <w:r>
+              <w:rPr>
+                <w:rFonts w:ascii="Times New Roman" w:hAnsi="Times New Roman" w:cs="Times New Roman"/>
+                <w:lang w:val="en-US"/>
+              </w:rPr>
+              <w:t>0</w:t>
+            </w:r>
+          </w:p>
+        </w:tc>
+        <w:tc>
+          <w:tcPr>
+            <w:tcW w:w="450" w:type="dxa"/>
+          </w:tcPr>
+          <w:p>
+            <w:pPr>
+              <w:jc w:val="center"/>
+              <w:cnfStyle w:val="000000000000" w:firstRow="0" w:lastRow="0" w:firstColumn="0" w:lastColumn="0" w:oddVBand="0" w:evenVBand="0" w:oddHBand="0" w:evenHBand="0" w:firstRowFirstColumn="0" w:firstRowLastColumn="0" w:lastRowFirstColumn="0" w:lastRowLastColumn="0"/>
+            </w:pPr>
+            <w:r>
+              <w:rPr>
+                <w:rFonts w:ascii="Times New Roman" w:hAnsi="Times New Roman" w:cs="Times New Roman"/>
+                <w:lang w:val="en-US"/>
+              </w:rPr>
+              <w:t>0</w:t>
+            </w:r>
+          </w:p>
+        </w:tc>
+        <w:tc>
+          <w:tcPr>
+            <w:tcW w:w="450" w:type="dxa"/>
+          </w:tcPr>
+          <w:p>
+            <w:pPr>
+              <w:jc w:val="center"/>
+              <w:cnfStyle w:val="000000000000" w:firstRow="0" w:lastRow="0" w:firstColumn="0" w:lastColumn="0" w:oddVBand="0" w:evenVBand="0" w:oddHBand="0" w:evenHBand="0" w:firstRowFirstColumn="0" w:firstRowLastColumn="0" w:lastRowFirstColumn="0" w:lastRowLastColumn="0"/>
+            </w:pPr>
+            <w:r>
+              <w:rPr>
+                <w:rFonts w:ascii="Times New Roman" w:hAnsi="Times New Roman" w:cs="Times New Roman"/>
+                <w:lang w:val="en-US"/>
+              </w:rPr>
+              <w:t>0</w:t>
+            </w:r>
+          </w:p>
+        </w:tc>
+        <w:tc>
+          <w:tcPr>
+            <w:tcW w:w="450" w:type="dxa"/>
+          </w:tcPr>
+          <w:p>
+            <w:pPr>
+              <w:jc w:val="center"/>
+              <w:cnfStyle w:val="000000000000" w:firstRow="0" w:lastRow="0" w:firstColumn="0" w:lastColumn="0" w:oddVBand="0" w:evenVBand="0" w:oddHBand="0" w:evenHBand="0" w:firstRowFirstColumn="0" w:firstRowLastColumn="0" w:lastRowFirstColumn="0" w:lastRowLastColumn="0"/>
+            </w:pPr>
+            <w:r>
+              <w:rPr>
+                <w:rFonts w:ascii="Times New Roman" w:hAnsi="Times New Roman" w:cs="Times New Roman"/>
+                <w:lang w:val="en-US"/>
+              </w:rPr>
+              <w:t>0</w:t>
+            </w:r>
+          </w:p>
+        </w:tc>
+        <w:tc>
+          <w:tcPr>
+            <w:tcW w:w="450" w:type="dxa"/>
+          </w:tcPr>
+          <w:p>
+            <w:pPr>
+              <w:jc w:val="center"/>
+              <w:cnfStyle w:val="000000000000" w:firstRow="0" w:lastRow="0" w:firstColumn="0" w:lastColumn="0" w:oddVBand="0" w:evenVBand="0" w:oddHBand="0" w:evenHBand="0" w:firstRowFirstColumn="0" w:firstRowLastColumn="0" w:lastRowFirstColumn="0" w:lastRowLastColumn="0"/>
+            </w:pPr>
+            <w:r>
+              <w:rPr>
+                <w:rFonts w:ascii="Times New Roman" w:hAnsi="Times New Roman" w:cs="Times New Roman"/>
+                <w:lang w:val="en-US"/>
+              </w:rPr>
+              <w:t>0</w:t>
+            </w:r>
+          </w:p>
+        </w:tc>
+        <w:tc>
+          <w:tcPr>
+            <w:tcW w:w="450" w:type="dxa"/>
+          </w:tcPr>
+          <w:p>
+            <w:pPr>
+              <w:jc w:val="center"/>
+              <w:cnfStyle w:val="000000000000" w:firstRow="0" w:lastRow="0" w:firstColumn="0" w:lastColumn="0" w:oddVBand="0" w:evenVBand="0" w:oddHBand="0" w:evenHBand="0" w:firstRowFirstColumn="0" w:firstRowLastColumn="0" w:lastRowFirstColumn="0" w:lastRowLastColumn="0"/>
+            </w:pPr>
+            <w:r>
+              <w:rPr>
+                <w:rFonts w:ascii="Times New Roman" w:hAnsi="Times New Roman" w:cs="Times New Roman"/>
+                <w:lang w:val="en-US"/>
+              </w:rPr>
+              <w:t>0</w:t>
+            </w:r>
+          </w:p>
+        </w:tc>
+        <w:tc>
+          <w:tcPr>
+            <w:tcW w:w="450" w:type="dxa"/>
+          </w:tcPr>
+          <w:p>
+            <w:pPr>
+              <w:jc w:val="center"/>
+              <w:cnfStyle w:val="000000000000" w:firstRow="0" w:lastRow="0" w:firstColumn="0" w:lastColumn="0" w:oddVBand="0" w:evenVBand="0" w:oddHBand="0" w:evenHBand="0" w:firstRowFirstColumn="0" w:firstRowLastColumn="0" w:lastRowFirstColumn="0" w:lastRowLastColumn="0"/>
+            </w:pPr>
+            <w:r>
+              <w:rPr>
+                <w:rFonts w:ascii="Times New Roman" w:hAnsi="Times New Roman" w:cs="Times New Roman"/>
+                <w:lang w:val="en-US"/>
+              </w:rPr>
+              <w:t>0</w:t>
+            </w:r>
+          </w:p>
+        </w:tc>
+        <w:tc>
+          <w:tcPr>
+            <w:tcW w:w="450" w:type="dxa"/>
+          </w:tcPr>
+          <w:p>
+            <w:pPr>
+              <w:jc w:val="center"/>
+              <w:cnfStyle w:val="000000000000" w:firstRow="0" w:lastRow="0" w:firstColumn="0" w:lastColumn="0" w:oddVBand="0" w:evenVBand="0" w:oddHBand="0" w:evenHBand="0" w:firstRowFirstColumn="0" w:firstRowLastColumn="0" w:lastRowFirstColumn="0" w:lastRowLastColumn="0"/>
+            </w:pPr>
+            <w:r>
+              <w:rPr>
+                <w:rFonts w:ascii="Times New Roman" w:hAnsi="Times New Roman" w:cs="Times New Roman"/>
+                <w:lang w:val="en-US"/>
+              </w:rPr>
+              <w:t>0</w:t>
+            </w:r>
+          </w:p>
+        </w:tc>
+        <w:tc>
+          <w:tcPr>
+            <w:tcW w:w="450" w:type="dxa"/>
+          </w:tcPr>
+          <w:p>
+            <w:pPr>
+              <w:jc w:val="center"/>
+              <w:cnfStyle w:val="000000000000" w:firstRow="0" w:lastRow="0" w:firstColumn="0" w:lastColumn="0" w:oddVBand="0" w:evenVBand="0" w:oddHBand="0" w:evenHBand="0" w:firstRowFirstColumn="0" w:firstRowLastColumn="0" w:lastRowFirstColumn="0" w:lastRowLastColumn="0"/>
+              <w:rPr>
+                <w:rFonts w:ascii="Times New Roman" w:hAnsi="Times New Roman" w:cs="Times New Roman"/>
+                <w:b/>
+                <w:lang w:val="en-US"/>
+              </w:rPr>
+            </w:pPr>
+            <w:r>
+              <w:rPr>
+                <w:rFonts w:ascii="Times New Roman" w:hAnsi="Times New Roman" w:cs="Times New Roman"/>
+                <w:b/>
+                <w:lang w:val="en-US"/>
+              </w:rPr>
+              <w:t>1</w:t>
+            </w:r>
+          </w:p>
+        </w:tc>
+        <w:tc>
+          <w:tcPr>
+            <w:tcW w:w="544" w:type="dxa"/>
+          </w:tcPr>
+          <w:p>
+            <w:pPr>
+              <w:jc w:val="center"/>
+              <w:cnfStyle w:val="000000000000" w:firstRow="0" w:lastRow="0" w:firstColumn="0" w:lastColumn="0" w:oddVBand="0" w:evenVBand="0" w:oddHBand="0" w:evenHBand="0" w:firstRowFirstColumn="0" w:firstRowLastColumn="0" w:lastRowFirstColumn="0" w:lastRowLastColumn="0"/>
+            </w:pPr>
+            <w:r>
+              <w:rPr>
+                <w:rFonts w:ascii="Times New Roman" w:hAnsi="Times New Roman" w:cs="Times New Roman"/>
+                <w:lang w:val="en-US"/>
+              </w:rPr>
+              <w:t>0</w:t>
+            </w:r>
+          </w:p>
+        </w:tc>
+        <w:tc>
+          <w:tcPr>
+            <w:tcW w:w="544" w:type="dxa"/>
+          </w:tcPr>
+          <w:p>
+            <w:pPr>
+              <w:jc w:val="center"/>
+              <w:cnfStyle w:val="000000000000" w:firstRow="0" w:lastRow="0" w:firstColumn="0" w:lastColumn="0" w:oddVBand="0" w:evenVBand="0" w:oddHBand="0" w:evenHBand="0" w:firstRowFirstColumn="0" w:firstRowLastColumn="0" w:lastRowFirstColumn="0" w:lastRowLastColumn="0"/>
+            </w:pPr>
+            <w:r>
+              <w:rPr>
+                <w:rFonts w:ascii="Times New Roman" w:hAnsi="Times New Roman" w:cs="Times New Roman"/>
+                <w:lang w:val="en-US"/>
+              </w:rPr>
+              <w:t>0</w:t>
+            </w:r>
+          </w:p>
+        </w:tc>
+        <w:tc>
+          <w:tcPr>
+            <w:tcW w:w="544" w:type="dxa"/>
+          </w:tcPr>
+          <w:p>
+            <w:pPr>
+              <w:jc w:val="center"/>
+              <w:cnfStyle w:val="000000000000" w:firstRow="0" w:lastRow="0" w:firstColumn="0" w:lastColumn="0" w:oddVBand="0" w:evenVBand="0" w:oddHBand="0" w:evenHBand="0" w:firstRowFirstColumn="0" w:firstRowLastColumn="0" w:lastRowFirstColumn="0" w:lastRowLastColumn="0"/>
+            </w:pPr>
+            <w:r>
+              <w:rPr>
+                <w:rFonts w:ascii="Times New Roman" w:hAnsi="Times New Roman" w:cs="Times New Roman"/>
+                <w:lang w:val="en-US"/>
+              </w:rPr>
+              <w:t>0</w:t>
+            </w:r>
+          </w:p>
+        </w:tc>
+        <w:tc>
+          <w:tcPr>
+            <w:tcW w:w="544" w:type="dxa"/>
+          </w:tcPr>
+          <w:p>
+            <w:pPr>
+              <w:jc w:val="center"/>
+              <w:cnfStyle w:val="000000000000" w:firstRow="0" w:lastRow="0" w:firstColumn="0" w:lastColumn="0" w:oddVBand="0" w:evenVBand="0" w:oddHBand="0" w:evenHBand="0" w:firstRowFirstColumn="0" w:firstRowLastColumn="0" w:lastRowFirstColumn="0" w:lastRowLastColumn="0"/>
+            </w:pPr>
+            <w:r>
+              <w:rPr>
+                <w:rFonts w:ascii="Times New Roman" w:hAnsi="Times New Roman" w:cs="Times New Roman"/>
+                <w:lang w:val="en-US"/>
+              </w:rPr>
+              <w:t>0</w:t>
+            </w:r>
+          </w:p>
+        </w:tc>
+        <w:tc>
+          <w:tcPr>
+            <w:tcW w:w="544" w:type="dxa"/>
+          </w:tcPr>
+          <w:p>
+            <w:pPr>
+              <w:jc w:val="center"/>
+              <w:cnfStyle w:val="000000000000" w:firstRow="0" w:lastRow="0" w:firstColumn="0" w:lastColumn="0" w:oddVBand="0" w:evenVBand="0" w:oddHBand="0" w:evenHBand="0" w:firstRowFirstColumn="0" w:firstRowLastColumn="0" w:lastRowFirstColumn="0" w:lastRowLastColumn="0"/>
+            </w:pPr>
+            <w:r>
+              <w:rPr>
+                <w:rFonts w:ascii="Times New Roman" w:hAnsi="Times New Roman" w:cs="Times New Roman"/>
+                <w:lang w:val="en-US"/>
+              </w:rPr>
+              <w:t>0</w:t>
+            </w:r>
+          </w:p>
+        </w:tc>
+        <w:tc>
+          <w:tcPr>
+            <w:tcW w:w="544" w:type="dxa"/>
+          </w:tcPr>
+          <w:p>
+            <w:pPr>
+              <w:jc w:val="center"/>
+              <w:cnfStyle w:val="000000000000" w:firstRow="0" w:lastRow="0" w:firstColumn="0" w:lastColumn="0" w:oddVBand="0" w:evenVBand="0" w:oddHBand="0" w:evenHBand="0" w:firstRowFirstColumn="0" w:firstRowLastColumn="0" w:lastRowFirstColumn="0" w:lastRowLastColumn="0"/>
+            </w:pPr>
+            <w:r>
+              <w:rPr>
+                <w:rFonts w:ascii="Times New Roman" w:hAnsi="Times New Roman" w:cs="Times New Roman"/>
+                <w:lang w:val="en-US"/>
+              </w:rPr>
+              <w:t>0</w:t>
+            </w:r>
+          </w:p>
+        </w:tc>
+      </w:tr>
+      <w:tr>
+        <w:trPr>
+          <w:cnfStyle w:val="000000100000" w:firstRow="0" w:lastRow="0" w:firstColumn="0" w:lastColumn="0" w:oddVBand="0" w:evenVBand="0" w:oddHBand="1" w:evenHBand="0" w:firstRowFirstColumn="0" w:firstRowLastColumn="0" w:lastRowFirstColumn="0" w:lastRowLastColumn="0"/>
+          <w:trHeight w:val="254"/>
+        </w:trPr>
+        <w:tc>
+          <w:tcPr>
+            <w:cnfStyle w:val="001000000000" w:firstRow="0" w:lastRow="0" w:firstColumn="1" w:lastColumn="0" w:oddVBand="0" w:evenVBand="0" w:oddHBand="0" w:evenHBand="0" w:firstRowFirstColumn="0" w:firstRowLastColumn="0" w:lastRowFirstColumn="0" w:lastRowLastColumn="0"/>
+            <w:tcW w:w="449" w:type="dxa"/>
+          </w:tcPr>
+          <w:p>
+            <w:pPr>
+              <w:jc w:val="center"/>
+              <w:rPr>
+                <w:rFonts w:ascii="Times New Roman" w:hAnsi="Times New Roman" w:cs="Times New Roman"/>
+                <w:b w:val="0"/>
+                <w:lang w:val="en-US"/>
+              </w:rPr>
+            </w:pPr>
+            <w:r>
+              <w:rPr>
+                <w:rFonts w:ascii="Times New Roman" w:hAnsi="Times New Roman" w:cs="Times New Roman"/>
+                <w:b w:val="0"/>
+                <w:lang w:val="en-US"/>
+              </w:rPr>
+              <w:t>1</w:t>
+            </w:r>
+          </w:p>
+        </w:tc>
+        <w:tc>
+          <w:tcPr>
+            <w:tcW w:w="449" w:type="dxa"/>
+          </w:tcPr>
+          <w:p>
+            <w:pPr>
+              <w:jc w:val="center"/>
+              <w:cnfStyle w:val="000000100000" w:firstRow="0" w:lastRow="0" w:firstColumn="0" w:lastColumn="0" w:oddVBand="0" w:evenVBand="0" w:oddHBand="1" w:evenHBand="0" w:firstRowFirstColumn="0" w:firstRowLastColumn="0" w:lastRowFirstColumn="0" w:lastRowLastColumn="0"/>
+              <w:rPr>
+                <w:rFonts w:ascii="Times New Roman" w:hAnsi="Times New Roman" w:cs="Times New Roman"/>
+                <w:lang w:val="en-US"/>
+              </w:rPr>
+            </w:pPr>
+            <w:r>
+              <w:rPr>
+                <w:rFonts w:ascii="Times New Roman" w:hAnsi="Times New Roman" w:cs="Times New Roman"/>
+                <w:lang w:val="en-US"/>
+              </w:rPr>
+              <w:t>0</w:t>
+            </w:r>
+          </w:p>
+        </w:tc>
+        <w:tc>
+          <w:tcPr>
+            <w:tcW w:w="450" w:type="dxa"/>
+          </w:tcPr>
+          <w:p>
+            <w:pPr>
+              <w:jc w:val="center"/>
+              <w:cnfStyle w:val="000000100000" w:firstRow="0" w:lastRow="0" w:firstColumn="0" w:lastColumn="0" w:oddVBand="0" w:evenVBand="0" w:oddHBand="1" w:evenHBand="0" w:firstRowFirstColumn="0" w:firstRowLastColumn="0" w:lastRowFirstColumn="0" w:lastRowLastColumn="0"/>
+              <w:rPr>
+                <w:rFonts w:ascii="Times New Roman" w:hAnsi="Times New Roman" w:cs="Times New Roman"/>
+                <w:lang w:val="en-US"/>
+              </w:rPr>
+            </w:pPr>
+            <w:r>
+              <w:rPr>
+                <w:rFonts w:ascii="Times New Roman" w:hAnsi="Times New Roman" w:cs="Times New Roman"/>
+                <w:lang w:val="en-US"/>
+              </w:rPr>
+              <w:t>1</w:t>
+            </w:r>
+          </w:p>
+        </w:tc>
+        <w:tc>
+          <w:tcPr>
+            <w:tcW w:w="450" w:type="dxa"/>
+          </w:tcPr>
+          <w:p>
+            <w:pPr>
+              <w:jc w:val="center"/>
+              <w:cnfStyle w:val="000000100000" w:firstRow="0" w:lastRow="0" w:firstColumn="0" w:lastColumn="0" w:oddVBand="0" w:evenVBand="0" w:oddHBand="1" w:evenHBand="0" w:firstRowFirstColumn="0" w:firstRowLastColumn="0" w:lastRowFirstColumn="0" w:lastRowLastColumn="0"/>
+              <w:rPr>
+                <w:rFonts w:ascii="Times New Roman" w:hAnsi="Times New Roman" w:cs="Times New Roman"/>
+                <w:lang w:val="en-US"/>
+              </w:rPr>
+            </w:pPr>
+            <w:r>
+              <w:rPr>
+                <w:rFonts w:ascii="Times New Roman" w:hAnsi="Times New Roman" w:cs="Times New Roman"/>
+                <w:lang w:val="en-US"/>
+              </w:rPr>
+              <w:t>0</w:t>
+            </w:r>
+          </w:p>
+        </w:tc>
+        <w:tc>
+          <w:tcPr>
+            <w:tcW w:w="450" w:type="dxa"/>
+          </w:tcPr>
+          <w:p>
+            <w:pPr>
+              <w:jc w:val="center"/>
+              <w:cnfStyle w:val="000000100000" w:firstRow="0" w:lastRow="0" w:firstColumn="0" w:lastColumn="0" w:oddVBand="0" w:evenVBand="0" w:oddHBand="1" w:evenHBand="0" w:firstRowFirstColumn="0" w:firstRowLastColumn="0" w:lastRowFirstColumn="0" w:lastRowLastColumn="0"/>
+            </w:pPr>
+            <w:r>
+              <w:rPr>
+                <w:rFonts w:ascii="Times New Roman" w:hAnsi="Times New Roman" w:cs="Times New Roman"/>
+                <w:lang w:val="en-US"/>
+              </w:rPr>
+              <w:t>0</w:t>
+            </w:r>
+          </w:p>
+        </w:tc>
+        <w:tc>
+          <w:tcPr>
+            <w:tcW w:w="450" w:type="dxa"/>
+          </w:tcPr>
+          <w:p>
+            <w:pPr>
+              <w:jc w:val="center"/>
+              <w:cnfStyle w:val="000000100000" w:firstRow="0" w:lastRow="0" w:firstColumn="0" w:lastColumn="0" w:oddVBand="0" w:evenVBand="0" w:oddHBand="1" w:evenHBand="0" w:firstRowFirstColumn="0" w:firstRowLastColumn="0" w:lastRowFirstColumn="0" w:lastRowLastColumn="0"/>
+            </w:pPr>
+            <w:r>
+              <w:rPr>
+                <w:rFonts w:ascii="Times New Roman" w:hAnsi="Times New Roman" w:cs="Times New Roman"/>
+                <w:lang w:val="en-US"/>
+              </w:rPr>
+              <w:t>0</w:t>
+            </w:r>
+          </w:p>
+        </w:tc>
+        <w:tc>
+          <w:tcPr>
+            <w:tcW w:w="450" w:type="dxa"/>
+          </w:tcPr>
+          <w:p>
+            <w:pPr>
+              <w:jc w:val="center"/>
+              <w:cnfStyle w:val="000000100000" w:firstRow="0" w:lastRow="0" w:firstColumn="0" w:lastColumn="0" w:oddVBand="0" w:evenVBand="0" w:oddHBand="1" w:evenHBand="0" w:firstRowFirstColumn="0" w:firstRowLastColumn="0" w:lastRowFirstColumn="0" w:lastRowLastColumn="0"/>
+            </w:pPr>
+            <w:r>
+              <w:rPr>
+                <w:rFonts w:ascii="Times New Roman" w:hAnsi="Times New Roman" w:cs="Times New Roman"/>
+                <w:lang w:val="en-US"/>
+              </w:rPr>
+              <w:t>0</w:t>
+            </w:r>
+          </w:p>
+        </w:tc>
+        <w:tc>
+          <w:tcPr>
+            <w:tcW w:w="450" w:type="dxa"/>
+          </w:tcPr>
+          <w:p>
+            <w:pPr>
+              <w:jc w:val="center"/>
+              <w:cnfStyle w:val="000000100000" w:firstRow="0" w:lastRow="0" w:firstColumn="0" w:lastColumn="0" w:oddVBand="0" w:evenVBand="0" w:oddHBand="1" w:evenHBand="0" w:firstRowFirstColumn="0" w:firstRowLastColumn="0" w:lastRowFirstColumn="0" w:lastRowLastColumn="0"/>
+            </w:pPr>
+            <w:r>
+              <w:rPr>
+                <w:rFonts w:ascii="Times New Roman" w:hAnsi="Times New Roman" w:cs="Times New Roman"/>
+                <w:lang w:val="en-US"/>
+              </w:rPr>
+              <w:t>0</w:t>
+            </w:r>
+          </w:p>
+        </w:tc>
+        <w:tc>
+          <w:tcPr>
+            <w:tcW w:w="450" w:type="dxa"/>
+          </w:tcPr>
+          <w:p>
+            <w:pPr>
+              <w:jc w:val="center"/>
+              <w:cnfStyle w:val="000000100000" w:firstRow="0" w:lastRow="0" w:firstColumn="0" w:lastColumn="0" w:oddVBand="0" w:evenVBand="0" w:oddHBand="1" w:evenHBand="0" w:firstRowFirstColumn="0" w:firstRowLastColumn="0" w:lastRowFirstColumn="0" w:lastRowLastColumn="0"/>
+            </w:pPr>
+            <w:r>
+              <w:rPr>
+                <w:rFonts w:ascii="Times New Roman" w:hAnsi="Times New Roman" w:cs="Times New Roman"/>
+                <w:lang w:val="en-US"/>
+              </w:rPr>
+              <w:t>0</w:t>
+            </w:r>
+          </w:p>
+        </w:tc>
+        <w:tc>
+          <w:tcPr>
+            <w:tcW w:w="450" w:type="dxa"/>
+          </w:tcPr>
+          <w:p>
+            <w:pPr>
+              <w:jc w:val="center"/>
+              <w:cnfStyle w:val="000000100000" w:firstRow="0" w:lastRow="0" w:firstColumn="0" w:lastColumn="0" w:oddVBand="0" w:evenVBand="0" w:oddHBand="1" w:evenHBand="0" w:firstRowFirstColumn="0" w:firstRowLastColumn="0" w:lastRowFirstColumn="0" w:lastRowLastColumn="0"/>
+            </w:pPr>
+            <w:r>
+              <w:rPr>
+                <w:rFonts w:ascii="Times New Roman" w:hAnsi="Times New Roman" w:cs="Times New Roman"/>
+                <w:lang w:val="en-US"/>
+              </w:rPr>
+              <w:t>0</w:t>
+            </w:r>
+          </w:p>
+        </w:tc>
+        <w:tc>
+          <w:tcPr>
+            <w:tcW w:w="450" w:type="dxa"/>
+          </w:tcPr>
+          <w:p>
+            <w:pPr>
+              <w:jc w:val="center"/>
+              <w:cnfStyle w:val="000000100000" w:firstRow="0" w:lastRow="0" w:firstColumn="0" w:lastColumn="0" w:oddVBand="0" w:evenVBand="0" w:oddHBand="1" w:evenHBand="0" w:firstRowFirstColumn="0" w:firstRowLastColumn="0" w:lastRowFirstColumn="0" w:lastRowLastColumn="0"/>
+            </w:pPr>
+            <w:r>
+              <w:rPr>
+                <w:rFonts w:ascii="Times New Roman" w:hAnsi="Times New Roman" w:cs="Times New Roman"/>
+                <w:lang w:val="en-US"/>
+              </w:rPr>
+              <w:t>0</w:t>
+            </w:r>
+          </w:p>
+        </w:tc>
+        <w:tc>
+          <w:tcPr>
+            <w:tcW w:w="450" w:type="dxa"/>
+          </w:tcPr>
+          <w:p>
+            <w:pPr>
+              <w:jc w:val="center"/>
+              <w:cnfStyle w:val="000000100000" w:firstRow="0" w:lastRow="0" w:firstColumn="0" w:lastColumn="0" w:oddVBand="0" w:evenVBand="0" w:oddHBand="1" w:evenHBand="0" w:firstRowFirstColumn="0" w:firstRowLastColumn="0" w:lastRowFirstColumn="0" w:lastRowLastColumn="0"/>
+            </w:pPr>
+            <w:r>
+              <w:rPr>
+                <w:rFonts w:ascii="Times New Roman" w:hAnsi="Times New Roman" w:cs="Times New Roman"/>
+                <w:lang w:val="en-US"/>
+              </w:rPr>
+              <w:t>0</w:t>
+            </w:r>
+          </w:p>
+        </w:tc>
+        <w:tc>
+          <w:tcPr>
+            <w:tcW w:w="450" w:type="dxa"/>
+          </w:tcPr>
+          <w:p>
+            <w:pPr>
+              <w:jc w:val="center"/>
+              <w:cnfStyle w:val="000000100000" w:firstRow="0" w:lastRow="0" w:firstColumn="0" w:lastColumn="0" w:oddVBand="0" w:evenVBand="0" w:oddHBand="1" w:evenHBand="0" w:firstRowFirstColumn="0" w:firstRowLastColumn="0" w:lastRowFirstColumn="0" w:lastRowLastColumn="0"/>
+            </w:pPr>
+            <w:r>
+              <w:rPr>
+                <w:rFonts w:ascii="Times New Roman" w:hAnsi="Times New Roman" w:cs="Times New Roman"/>
+                <w:lang w:val="en-US"/>
+              </w:rPr>
+              <w:t>0</w:t>
+            </w:r>
+          </w:p>
+        </w:tc>
+        <w:tc>
+          <w:tcPr>
+            <w:tcW w:w="450" w:type="dxa"/>
+          </w:tcPr>
+          <w:p>
+            <w:pPr>
+              <w:jc w:val="center"/>
+              <w:cnfStyle w:val="000000100000" w:firstRow="0" w:lastRow="0" w:firstColumn="0" w:lastColumn="0" w:oddVBand="0" w:evenVBand="0" w:oddHBand="1" w:evenHBand="0" w:firstRowFirstColumn="0" w:firstRowLastColumn="0" w:lastRowFirstColumn="0" w:lastRowLastColumn="0"/>
+            </w:pPr>
+            <w:r>
+              <w:rPr>
+                <w:rFonts w:ascii="Times New Roman" w:hAnsi="Times New Roman" w:cs="Times New Roman"/>
+                <w:lang w:val="en-US"/>
+              </w:rPr>
+              <w:t>0</w:t>
+            </w:r>
+          </w:p>
+        </w:tc>
+        <w:tc>
+          <w:tcPr>
+            <w:tcW w:w="544" w:type="dxa"/>
+          </w:tcPr>
+          <w:p>
+            <w:pPr>
+              <w:jc w:val="center"/>
+              <w:cnfStyle w:val="000000100000" w:firstRow="0" w:lastRow="0" w:firstColumn="0" w:lastColumn="0" w:oddVBand="0" w:evenVBand="0" w:oddHBand="1" w:evenHBand="0" w:firstRowFirstColumn="0" w:firstRowLastColumn="0" w:lastRowFirstColumn="0" w:lastRowLastColumn="0"/>
+              <w:rPr>
+                <w:rFonts w:ascii="Times New Roman" w:hAnsi="Times New Roman" w:cs="Times New Roman"/>
+                <w:b/>
+                <w:lang w:val="en-US"/>
+              </w:rPr>
+            </w:pPr>
+            <w:r>
+              <w:rPr>
+                <w:rFonts w:ascii="Times New Roman" w:hAnsi="Times New Roman" w:cs="Times New Roman"/>
+                <w:b/>
+                <w:lang w:val="en-US"/>
+              </w:rPr>
+              <w:t>1</w:t>
+            </w:r>
+          </w:p>
+        </w:tc>
+        <w:tc>
+          <w:tcPr>
+            <w:tcW w:w="544" w:type="dxa"/>
+          </w:tcPr>
+          <w:p>
+            <w:pPr>
+              <w:jc w:val="center"/>
+              <w:cnfStyle w:val="000000100000" w:firstRow="0" w:lastRow="0" w:firstColumn="0" w:lastColumn="0" w:oddVBand="0" w:evenVBand="0" w:oddHBand="1" w:evenHBand="0" w:firstRowFirstColumn="0" w:firstRowLastColumn="0" w:lastRowFirstColumn="0" w:lastRowLastColumn="0"/>
+            </w:pPr>
+            <w:r>
+              <w:rPr>
+                <w:rFonts w:ascii="Times New Roman" w:hAnsi="Times New Roman" w:cs="Times New Roman"/>
+                <w:lang w:val="en-US"/>
+              </w:rPr>
+              <w:t>0</w:t>
+            </w:r>
+          </w:p>
+        </w:tc>
+        <w:tc>
+          <w:tcPr>
+            <w:tcW w:w="544" w:type="dxa"/>
+          </w:tcPr>
+          <w:p>
+            <w:pPr>
+              <w:jc w:val="center"/>
+              <w:cnfStyle w:val="000000100000" w:firstRow="0" w:lastRow="0" w:firstColumn="0" w:lastColumn="0" w:oddVBand="0" w:evenVBand="0" w:oddHBand="1" w:evenHBand="0" w:firstRowFirstColumn="0" w:firstRowLastColumn="0" w:lastRowFirstColumn="0" w:lastRowLastColumn="0"/>
+            </w:pPr>
+            <w:r>
+              <w:rPr>
+                <w:rFonts w:ascii="Times New Roman" w:hAnsi="Times New Roman" w:cs="Times New Roman"/>
+                <w:lang w:val="en-US"/>
+              </w:rPr>
+              <w:t>0</w:t>
+            </w:r>
+          </w:p>
+        </w:tc>
+        <w:tc>
+          <w:tcPr>
+            <w:tcW w:w="544" w:type="dxa"/>
+          </w:tcPr>
+          <w:p>
+            <w:pPr>
+              <w:jc w:val="center"/>
+              <w:cnfStyle w:val="000000100000" w:firstRow="0" w:lastRow="0" w:firstColumn="0" w:lastColumn="0" w:oddVBand="0" w:evenVBand="0" w:oddHBand="1" w:evenHBand="0" w:firstRowFirstColumn="0" w:firstRowLastColumn="0" w:lastRowFirstColumn="0" w:lastRowLastColumn="0"/>
+            </w:pPr>
+            <w:r>
+              <w:rPr>
+                <w:rFonts w:ascii="Times New Roman" w:hAnsi="Times New Roman" w:cs="Times New Roman"/>
+                <w:lang w:val="en-US"/>
+              </w:rPr>
+              <w:t>0</w:t>
+            </w:r>
+          </w:p>
+        </w:tc>
+        <w:tc>
+          <w:tcPr>
+            <w:tcW w:w="544" w:type="dxa"/>
+          </w:tcPr>
+          <w:p>
+            <w:pPr>
+              <w:jc w:val="center"/>
+              <w:cnfStyle w:val="000000100000" w:firstRow="0" w:lastRow="0" w:firstColumn="0" w:lastColumn="0" w:oddVBand="0" w:evenVBand="0" w:oddHBand="1" w:evenHBand="0" w:firstRowFirstColumn="0" w:firstRowLastColumn="0" w:lastRowFirstColumn="0" w:lastRowLastColumn="0"/>
+            </w:pPr>
+            <w:r>
+              <w:rPr>
+                <w:rFonts w:ascii="Times New Roman" w:hAnsi="Times New Roman" w:cs="Times New Roman"/>
+                <w:lang w:val="en-US"/>
+              </w:rPr>
+              <w:t>0</w:t>
+            </w:r>
+          </w:p>
+        </w:tc>
+        <w:tc>
+          <w:tcPr>
+            <w:tcW w:w="544" w:type="dxa"/>
+          </w:tcPr>
+          <w:p>
+            <w:pPr>
+              <w:jc w:val="center"/>
+              <w:cnfStyle w:val="000000100000" w:firstRow="0" w:lastRow="0" w:firstColumn="0" w:lastColumn="0" w:oddVBand="0" w:evenVBand="0" w:oddHBand="1" w:evenHBand="0" w:firstRowFirstColumn="0" w:firstRowLastColumn="0" w:lastRowFirstColumn="0" w:lastRowLastColumn="0"/>
+            </w:pPr>
+            <w:r>
+              <w:rPr>
+                <w:rFonts w:ascii="Times New Roman" w:hAnsi="Times New Roman" w:cs="Times New Roman"/>
+                <w:lang w:val="en-US"/>
+              </w:rPr>
+              <w:t>0</w:t>
+            </w:r>
+          </w:p>
+        </w:tc>
+      </w:tr>
+      <w:tr>
+        <w:trPr>
+          <w:trHeight w:val="243"/>
+        </w:trPr>
+        <w:tc>
+          <w:tcPr>
+            <w:cnfStyle w:val="001000000000" w:firstRow="0" w:lastRow="0" w:firstColumn="1" w:lastColumn="0" w:oddVBand="0" w:evenVBand="0" w:oddHBand="0" w:evenHBand="0" w:firstRowFirstColumn="0" w:firstRowLastColumn="0" w:lastRowFirstColumn="0" w:lastRowLastColumn="0"/>
+            <w:tcW w:w="449" w:type="dxa"/>
+          </w:tcPr>
+          <w:p>
+            <w:pPr>
+              <w:jc w:val="center"/>
+              <w:rPr>
+                <w:rFonts w:ascii="Times New Roman" w:hAnsi="Times New Roman" w:cs="Times New Roman"/>
+                <w:b w:val="0"/>
+                <w:lang w:val="en-US"/>
+              </w:rPr>
+            </w:pPr>
+            <w:r>
+              <w:rPr>
+                <w:rFonts w:ascii="Times New Roman" w:hAnsi="Times New Roman" w:cs="Times New Roman"/>
+                <w:b w:val="0"/>
+                <w:lang w:val="en-US"/>
+              </w:rPr>
+              <w:t>1</w:t>
+            </w:r>
+          </w:p>
+        </w:tc>
+        <w:tc>
+          <w:tcPr>
+            <w:tcW w:w="449" w:type="dxa"/>
+          </w:tcPr>
+          <w:p>
+            <w:pPr>
+              <w:jc w:val="center"/>
+              <w:cnfStyle w:val="000000000000" w:firstRow="0" w:lastRow="0" w:firstColumn="0" w:lastColumn="0" w:oddVBand="0" w:evenVBand="0" w:oddHBand="0" w:evenHBand="0" w:firstRowFirstColumn="0" w:firstRowLastColumn="0" w:lastRowFirstColumn="0" w:lastRowLastColumn="0"/>
+              <w:rPr>
+                <w:rFonts w:ascii="Times New Roman" w:hAnsi="Times New Roman" w:cs="Times New Roman"/>
+                <w:lang w:val="en-US"/>
+              </w:rPr>
+            </w:pPr>
+            <w:r>
+              <w:rPr>
+                <w:rFonts w:ascii="Times New Roman" w:hAnsi="Times New Roman" w:cs="Times New Roman"/>
+                <w:lang w:val="en-US"/>
+              </w:rPr>
+              <w:t>0</w:t>
+            </w:r>
+          </w:p>
+        </w:tc>
+        <w:tc>
+          <w:tcPr>
+            <w:tcW w:w="450" w:type="dxa"/>
+          </w:tcPr>
+          <w:p>
+            <w:pPr>
+              <w:jc w:val="center"/>
+              <w:cnfStyle w:val="000000000000" w:firstRow="0" w:lastRow="0" w:firstColumn="0" w:lastColumn="0" w:oddVBand="0" w:evenVBand="0" w:oddHBand="0" w:evenHBand="0" w:firstRowFirstColumn="0" w:firstRowLastColumn="0" w:lastRowFirstColumn="0" w:lastRowLastColumn="0"/>
+              <w:rPr>
+                <w:rFonts w:ascii="Times New Roman" w:hAnsi="Times New Roman" w:cs="Times New Roman"/>
+                <w:lang w:val="en-US"/>
+              </w:rPr>
+            </w:pPr>
+            <w:r>
+              <w:rPr>
+                <w:rFonts w:ascii="Times New Roman" w:hAnsi="Times New Roman" w:cs="Times New Roman"/>
+                <w:lang w:val="en-US"/>
+              </w:rPr>
+              <w:t>1</w:t>
+            </w:r>
+          </w:p>
+        </w:tc>
+        <w:tc>
+          <w:tcPr>
+            <w:tcW w:w="450" w:type="dxa"/>
+          </w:tcPr>
+          <w:p>
+            <w:pPr>
+              <w:jc w:val="center"/>
+              <w:cnfStyle w:val="000000000000" w:firstRow="0" w:lastRow="0" w:firstColumn="0" w:lastColumn="0" w:oddVBand="0" w:evenVBand="0" w:oddHBand="0" w:evenHBand="0" w:firstRowFirstColumn="0" w:firstRowLastColumn="0" w:lastRowFirstColumn="0" w:lastRowLastColumn="0"/>
+              <w:rPr>
+                <w:rFonts w:ascii="Times New Roman" w:hAnsi="Times New Roman" w:cs="Times New Roman"/>
+                <w:lang w:val="en-US"/>
+              </w:rPr>
+            </w:pPr>
+            <w:r>
+              <w:rPr>
+                <w:rFonts w:ascii="Times New Roman" w:hAnsi="Times New Roman" w:cs="Times New Roman"/>
+                <w:lang w:val="en-US"/>
+              </w:rPr>
+              <w:t>1</w:t>
+            </w:r>
+          </w:p>
+        </w:tc>
+        <w:tc>
+          <w:tcPr>
+            <w:tcW w:w="450" w:type="dxa"/>
+          </w:tcPr>
+          <w:p>
+            <w:pPr>
+              <w:jc w:val="center"/>
+              <w:cnfStyle w:val="000000000000" w:firstRow="0" w:lastRow="0" w:firstColumn="0" w:lastColumn="0" w:oddVBand="0" w:evenVBand="0" w:oddHBand="0" w:evenHBand="0" w:firstRowFirstColumn="0" w:firstRowLastColumn="0" w:lastRowFirstColumn="0" w:lastRowLastColumn="0"/>
+            </w:pPr>
+            <w:r>
+              <w:rPr>
+                <w:rFonts w:ascii="Times New Roman" w:hAnsi="Times New Roman" w:cs="Times New Roman"/>
+                <w:lang w:val="en-US"/>
+              </w:rPr>
+              <w:t>0</w:t>
+            </w:r>
+          </w:p>
+        </w:tc>
+        <w:tc>
+          <w:tcPr>
+            <w:tcW w:w="450" w:type="dxa"/>
+          </w:tcPr>
+          <w:p>
+            <w:pPr>
+              <w:jc w:val="center"/>
+              <w:cnfStyle w:val="000000000000" w:firstRow="0" w:lastRow="0" w:firstColumn="0" w:lastColumn="0" w:oddVBand="0" w:evenVBand="0" w:oddHBand="0" w:evenHBand="0" w:firstRowFirstColumn="0" w:firstRowLastColumn="0" w:lastRowFirstColumn="0" w:lastRowLastColumn="0"/>
+            </w:pPr>
+            <w:r>
+              <w:rPr>
+                <w:rFonts w:ascii="Times New Roman" w:hAnsi="Times New Roman" w:cs="Times New Roman"/>
+                <w:lang w:val="en-US"/>
+              </w:rPr>
+              <w:t>0</w:t>
+            </w:r>
+          </w:p>
+        </w:tc>
+        <w:tc>
+          <w:tcPr>
+            <w:tcW w:w="450" w:type="dxa"/>
+          </w:tcPr>
+          <w:p>
+            <w:pPr>
+              <w:jc w:val="center"/>
+              <w:cnfStyle w:val="000000000000" w:firstRow="0" w:lastRow="0" w:firstColumn="0" w:lastColumn="0" w:oddVBand="0" w:evenVBand="0" w:oddHBand="0" w:evenHBand="0" w:firstRowFirstColumn="0" w:firstRowLastColumn="0" w:lastRowFirstColumn="0" w:lastRowLastColumn="0"/>
+            </w:pPr>
+            <w:r>
+              <w:rPr>
+                <w:rFonts w:ascii="Times New Roman" w:hAnsi="Times New Roman" w:cs="Times New Roman"/>
+                <w:lang w:val="en-US"/>
+              </w:rPr>
+              <w:t>0</w:t>
+            </w:r>
+          </w:p>
+        </w:tc>
+        <w:tc>
+          <w:tcPr>
+            <w:tcW w:w="450" w:type="dxa"/>
+          </w:tcPr>
+          <w:p>
+            <w:pPr>
+              <w:jc w:val="center"/>
+              <w:cnfStyle w:val="000000000000" w:firstRow="0" w:lastRow="0" w:firstColumn="0" w:lastColumn="0" w:oddVBand="0" w:evenVBand="0" w:oddHBand="0" w:evenHBand="0" w:firstRowFirstColumn="0" w:firstRowLastColumn="0" w:lastRowFirstColumn="0" w:lastRowLastColumn="0"/>
+            </w:pPr>
+            <w:r>
+              <w:rPr>
+                <w:rFonts w:ascii="Times New Roman" w:hAnsi="Times New Roman" w:cs="Times New Roman"/>
+                <w:lang w:val="en-US"/>
+              </w:rPr>
+              <w:t>0</w:t>
+            </w:r>
+          </w:p>
+        </w:tc>
+        <w:tc>
+          <w:tcPr>
+            <w:tcW w:w="450" w:type="dxa"/>
+          </w:tcPr>
+          <w:p>
+            <w:pPr>
+              <w:jc w:val="center"/>
+              <w:cnfStyle w:val="000000000000" w:firstRow="0" w:lastRow="0" w:firstColumn="0" w:lastColumn="0" w:oddVBand="0" w:evenVBand="0" w:oddHBand="0" w:evenHBand="0" w:firstRowFirstColumn="0" w:firstRowLastColumn="0" w:lastRowFirstColumn="0" w:lastRowLastColumn="0"/>
+            </w:pPr>
+            <w:r>
+              <w:rPr>
+                <w:rFonts w:ascii="Times New Roman" w:hAnsi="Times New Roman" w:cs="Times New Roman"/>
+                <w:lang w:val="en-US"/>
+              </w:rPr>
+              <w:t>0</w:t>
+            </w:r>
+          </w:p>
+        </w:tc>
+        <w:tc>
+          <w:tcPr>
+            <w:tcW w:w="450" w:type="dxa"/>
+          </w:tcPr>
+          <w:p>
+            <w:pPr>
+              <w:jc w:val="center"/>
+              <w:cnfStyle w:val="000000000000" w:firstRow="0" w:lastRow="0" w:firstColumn="0" w:lastColumn="0" w:oddVBand="0" w:evenVBand="0" w:oddHBand="0" w:evenHBand="0" w:firstRowFirstColumn="0" w:firstRowLastColumn="0" w:lastRowFirstColumn="0" w:lastRowLastColumn="0"/>
+            </w:pPr>
+            <w:r>
+              <w:rPr>
+                <w:rFonts w:ascii="Times New Roman" w:hAnsi="Times New Roman" w:cs="Times New Roman"/>
+                <w:lang w:val="en-US"/>
+              </w:rPr>
+              <w:t>0</w:t>
+            </w:r>
+          </w:p>
+        </w:tc>
+        <w:tc>
+          <w:tcPr>
+            <w:tcW w:w="450" w:type="dxa"/>
+          </w:tcPr>
+          <w:p>
+            <w:pPr>
+              <w:jc w:val="center"/>
+              <w:cnfStyle w:val="000000000000" w:firstRow="0" w:lastRow="0" w:firstColumn="0" w:lastColumn="0" w:oddVBand="0" w:evenVBand="0" w:oddHBand="0" w:evenHBand="0" w:firstRowFirstColumn="0" w:firstRowLastColumn="0" w:lastRowFirstColumn="0" w:lastRowLastColumn="0"/>
+            </w:pPr>
+            <w:r>
+              <w:rPr>
+                <w:rFonts w:ascii="Times New Roman" w:hAnsi="Times New Roman" w:cs="Times New Roman"/>
+                <w:lang w:val="en-US"/>
+              </w:rPr>
+              <w:t>0</w:t>
+            </w:r>
+          </w:p>
+        </w:tc>
+        <w:tc>
+          <w:tcPr>
+            <w:tcW w:w="450" w:type="dxa"/>
+          </w:tcPr>
+          <w:p>
+            <w:pPr>
+              <w:jc w:val="center"/>
+              <w:cnfStyle w:val="000000000000" w:firstRow="0" w:lastRow="0" w:firstColumn="0" w:lastColumn="0" w:oddVBand="0" w:evenVBand="0" w:oddHBand="0" w:evenHBand="0" w:firstRowFirstColumn="0" w:firstRowLastColumn="0" w:lastRowFirstColumn="0" w:lastRowLastColumn="0"/>
+            </w:pPr>
+            <w:r>
+              <w:rPr>
+                <w:rFonts w:ascii="Times New Roman" w:hAnsi="Times New Roman" w:cs="Times New Roman"/>
+                <w:lang w:val="en-US"/>
+              </w:rPr>
+              <w:t>0</w:t>
+            </w:r>
+          </w:p>
+        </w:tc>
+        <w:tc>
+          <w:tcPr>
+            <w:tcW w:w="450" w:type="dxa"/>
+          </w:tcPr>
+          <w:p>
+            <w:pPr>
+              <w:jc w:val="center"/>
+              <w:cnfStyle w:val="000000000000" w:firstRow="0" w:lastRow="0" w:firstColumn="0" w:lastColumn="0" w:oddVBand="0" w:evenVBand="0" w:oddHBand="0" w:evenHBand="0" w:firstRowFirstColumn="0" w:firstRowLastColumn="0" w:lastRowFirstColumn="0" w:lastRowLastColumn="0"/>
+            </w:pPr>
+            <w:r>
+              <w:rPr>
+                <w:rFonts w:ascii="Times New Roman" w:hAnsi="Times New Roman" w:cs="Times New Roman"/>
+                <w:lang w:val="en-US"/>
+              </w:rPr>
+              <w:t>0</w:t>
+            </w:r>
+          </w:p>
+        </w:tc>
+        <w:tc>
+          <w:tcPr>
+            <w:tcW w:w="450" w:type="dxa"/>
+          </w:tcPr>
+          <w:p>
+            <w:pPr>
+              <w:jc w:val="center"/>
+              <w:cnfStyle w:val="000000000000" w:firstRow="0" w:lastRow="0" w:firstColumn="0" w:lastColumn="0" w:oddVBand="0" w:evenVBand="0" w:oddHBand="0" w:evenHBand="0" w:firstRowFirstColumn="0" w:firstRowLastColumn="0" w:lastRowFirstColumn="0" w:lastRowLastColumn="0"/>
+            </w:pPr>
+            <w:r>
+              <w:rPr>
+                <w:rFonts w:ascii="Times New Roman" w:hAnsi="Times New Roman" w:cs="Times New Roman"/>
+                <w:lang w:val="en-US"/>
+              </w:rPr>
+              <w:t>0</w:t>
+            </w:r>
+          </w:p>
+        </w:tc>
+        <w:tc>
+          <w:tcPr>
+            <w:tcW w:w="544" w:type="dxa"/>
+          </w:tcPr>
+          <w:p>
+            <w:pPr>
+              <w:jc w:val="center"/>
+              <w:cnfStyle w:val="000000000000" w:firstRow="0" w:lastRow="0" w:firstColumn="0" w:lastColumn="0" w:oddVBand="0" w:evenVBand="0" w:oddHBand="0" w:evenHBand="0" w:firstRowFirstColumn="0" w:firstRowLastColumn="0" w:lastRowFirstColumn="0" w:lastRowLastColumn="0"/>
+            </w:pPr>
+            <w:r>
+              <w:rPr>
+                <w:rFonts w:ascii="Times New Roman" w:hAnsi="Times New Roman" w:cs="Times New Roman"/>
+                <w:lang w:val="en-US"/>
+              </w:rPr>
+              <w:t>0</w:t>
+            </w:r>
+          </w:p>
+        </w:tc>
+        <w:tc>
+          <w:tcPr>
+            <w:tcW w:w="544" w:type="dxa"/>
+          </w:tcPr>
+          <w:p>
+            <w:pPr>
+              <w:jc w:val="center"/>
+              <w:cnfStyle w:val="000000000000" w:firstRow="0" w:lastRow="0" w:firstColumn="0" w:lastColumn="0" w:oddVBand="0" w:evenVBand="0" w:oddHBand="0" w:evenHBand="0" w:firstRowFirstColumn="0" w:firstRowLastColumn="0" w:lastRowFirstColumn="0" w:lastRowLastColumn="0"/>
+              <w:rPr>
+                <w:rFonts w:ascii="Times New Roman" w:hAnsi="Times New Roman" w:cs="Times New Roman"/>
+                <w:b/>
+                <w:lang w:val="en-US"/>
+              </w:rPr>
+            </w:pPr>
+            <w:r>
+              <w:rPr>
+                <w:rFonts w:ascii="Times New Roman" w:hAnsi="Times New Roman" w:cs="Times New Roman"/>
+                <w:b/>
+                <w:lang w:val="en-US"/>
+              </w:rPr>
+              <w:t>1</w:t>
+            </w:r>
+          </w:p>
+        </w:tc>
+        <w:tc>
+          <w:tcPr>
+            <w:tcW w:w="544" w:type="dxa"/>
+          </w:tcPr>
+          <w:p>
+            <w:pPr>
+              <w:jc w:val="center"/>
+              <w:cnfStyle w:val="000000000000" w:firstRow="0" w:lastRow="0" w:firstColumn="0" w:lastColumn="0" w:oddVBand="0" w:evenVBand="0" w:oddHBand="0" w:evenHBand="0" w:firstRowFirstColumn="0" w:firstRowLastColumn="0" w:lastRowFirstColumn="0" w:lastRowLastColumn="0"/>
+            </w:pPr>
+            <w:r>
+              <w:rPr>
+                <w:rFonts w:ascii="Times New Roman" w:hAnsi="Times New Roman" w:cs="Times New Roman"/>
+                <w:lang w:val="en-US"/>
+              </w:rPr>
+              <w:t>0</w:t>
+            </w:r>
+          </w:p>
+        </w:tc>
+        <w:tc>
+          <w:tcPr>
+            <w:tcW w:w="544" w:type="dxa"/>
+          </w:tcPr>
+          <w:p>
+            <w:pPr>
+              <w:jc w:val="center"/>
+              <w:cnfStyle w:val="000000000000" w:firstRow="0" w:lastRow="0" w:firstColumn="0" w:lastColumn="0" w:oddVBand="0" w:evenVBand="0" w:oddHBand="0" w:evenHBand="0" w:firstRowFirstColumn="0" w:firstRowLastColumn="0" w:lastRowFirstColumn="0" w:lastRowLastColumn="0"/>
+            </w:pPr>
+            <w:r>
+              <w:rPr>
+                <w:rFonts w:ascii="Times New Roman" w:hAnsi="Times New Roman" w:cs="Times New Roman"/>
+                <w:lang w:val="en-US"/>
+              </w:rPr>
+              <w:t>0</w:t>
+            </w:r>
+          </w:p>
+        </w:tc>
+        <w:tc>
+          <w:tcPr>
+            <w:tcW w:w="544" w:type="dxa"/>
+          </w:tcPr>
+          <w:p>
+            <w:pPr>
+              <w:jc w:val="center"/>
+              <w:cnfStyle w:val="000000000000" w:firstRow="0" w:lastRow="0" w:firstColumn="0" w:lastColumn="0" w:oddVBand="0" w:evenVBand="0" w:oddHBand="0" w:evenHBand="0" w:firstRowFirstColumn="0" w:firstRowLastColumn="0" w:lastRowFirstColumn="0" w:lastRowLastColumn="0"/>
+            </w:pPr>
+            <w:r>
+              <w:rPr>
+                <w:rFonts w:ascii="Times New Roman" w:hAnsi="Times New Roman" w:cs="Times New Roman"/>
+                <w:lang w:val="en-US"/>
+              </w:rPr>
+              <w:t>0</w:t>
+            </w:r>
+          </w:p>
+        </w:tc>
+        <w:tc>
+          <w:tcPr>
+            <w:tcW w:w="544" w:type="dxa"/>
+          </w:tcPr>
+          <w:p>
+            <w:pPr>
+              <w:jc w:val="center"/>
+              <w:cnfStyle w:val="000000000000" w:firstRow="0" w:lastRow="0" w:firstColumn="0" w:lastColumn="0" w:oddVBand="0" w:evenVBand="0" w:oddHBand="0" w:evenHBand="0" w:firstRowFirstColumn="0" w:firstRowLastColumn="0" w:lastRowFirstColumn="0" w:lastRowLastColumn="0"/>
+            </w:pPr>
+            <w:r>
+              <w:rPr>
+                <w:rFonts w:ascii="Times New Roman" w:hAnsi="Times New Roman" w:cs="Times New Roman"/>
+                <w:lang w:val="en-US"/>
+              </w:rPr>
+              <w:t>0</w:t>
+            </w:r>
+          </w:p>
+        </w:tc>
+      </w:tr>
+      <w:tr>
+        <w:trPr>
+          <w:cnfStyle w:val="000000100000" w:firstRow="0" w:lastRow="0" w:firstColumn="0" w:lastColumn="0" w:oddVBand="0" w:evenVBand="0" w:oddHBand="1" w:evenHBand="0" w:firstRowFirstColumn="0" w:firstRowLastColumn="0" w:lastRowFirstColumn="0" w:lastRowLastColumn="0"/>
+          <w:trHeight w:val="243"/>
+        </w:trPr>
+        <w:tc>
+          <w:tcPr>
+            <w:cnfStyle w:val="001000000000" w:firstRow="0" w:lastRow="0" w:firstColumn="1" w:lastColumn="0" w:oddVBand="0" w:evenVBand="0" w:oddHBand="0" w:evenHBand="0" w:firstRowFirstColumn="0" w:firstRowLastColumn="0" w:lastRowFirstColumn="0" w:lastRowLastColumn="0"/>
+            <w:tcW w:w="449" w:type="dxa"/>
+          </w:tcPr>
+          <w:p>
+            <w:pPr>
+              <w:jc w:val="center"/>
+              <w:rPr>
+                <w:rFonts w:ascii="Times New Roman" w:hAnsi="Times New Roman" w:cs="Times New Roman"/>
+                <w:b w:val="0"/>
+                <w:lang w:val="en-US"/>
+              </w:rPr>
+            </w:pPr>
+            <w:r>
+              <w:rPr>
+                <w:rFonts w:ascii="Times New Roman" w:hAnsi="Times New Roman" w:cs="Times New Roman"/>
+                <w:b w:val="0"/>
+                <w:lang w:val="en-US"/>
+              </w:rPr>
+              <w:t>1</w:t>
+            </w:r>
+          </w:p>
+        </w:tc>
+        <w:tc>
+          <w:tcPr>
+            <w:tcW w:w="449" w:type="dxa"/>
+          </w:tcPr>
+          <w:p>
+            <w:pPr>
+              <w:jc w:val="center"/>
+              <w:cnfStyle w:val="000000100000" w:firstRow="0" w:lastRow="0" w:firstColumn="0" w:lastColumn="0" w:oddVBand="0" w:evenVBand="0" w:oddHBand="1" w:evenHBand="0" w:firstRowFirstColumn="0" w:firstRowLastColumn="0" w:lastRowFirstColumn="0" w:lastRowLastColumn="0"/>
+              <w:rPr>
+                <w:rFonts w:ascii="Times New Roman" w:hAnsi="Times New Roman" w:cs="Times New Roman"/>
+                <w:lang w:val="en-US"/>
+              </w:rPr>
+            </w:pPr>
+            <w:r>
+              <w:rPr>
+                <w:rFonts w:ascii="Times New Roman" w:hAnsi="Times New Roman" w:cs="Times New Roman"/>
+                <w:lang w:val="en-US"/>
+              </w:rPr>
+              <w:t>1</w:t>
+            </w:r>
+          </w:p>
+        </w:tc>
+        <w:tc>
+          <w:tcPr>
+            <w:tcW w:w="450" w:type="dxa"/>
+          </w:tcPr>
+          <w:p>
+            <w:pPr>
+              <w:jc w:val="center"/>
+              <w:cnfStyle w:val="000000100000" w:firstRow="0" w:lastRow="0" w:firstColumn="0" w:lastColumn="0" w:oddVBand="0" w:evenVBand="0" w:oddHBand="1" w:evenHBand="0" w:firstRowFirstColumn="0" w:firstRowLastColumn="0" w:lastRowFirstColumn="0" w:lastRowLastColumn="0"/>
+              <w:rPr>
+                <w:rFonts w:ascii="Times New Roman" w:hAnsi="Times New Roman" w:cs="Times New Roman"/>
+                <w:lang w:val="en-US"/>
+              </w:rPr>
+            </w:pPr>
+            <w:r>
+              <w:rPr>
+                <w:rFonts w:ascii="Times New Roman" w:hAnsi="Times New Roman" w:cs="Times New Roman"/>
+                <w:lang w:val="en-US"/>
+              </w:rPr>
+              <w:t>0</w:t>
+            </w:r>
+          </w:p>
+        </w:tc>
+        <w:tc>
+          <w:tcPr>
+            <w:tcW w:w="450" w:type="dxa"/>
+          </w:tcPr>
+          <w:p>
+            <w:pPr>
+              <w:jc w:val="center"/>
+              <w:cnfStyle w:val="000000100000" w:firstRow="0" w:lastRow="0" w:firstColumn="0" w:lastColumn="0" w:oddVBand="0" w:evenVBand="0" w:oddHBand="1" w:evenHBand="0" w:firstRowFirstColumn="0" w:firstRowLastColumn="0" w:lastRowFirstColumn="0" w:lastRowLastColumn="0"/>
+              <w:rPr>
+                <w:rFonts w:ascii="Times New Roman" w:hAnsi="Times New Roman" w:cs="Times New Roman"/>
+                <w:lang w:val="en-US"/>
+              </w:rPr>
+            </w:pPr>
+            <w:r>
+              <w:rPr>
+                <w:rFonts w:ascii="Times New Roman" w:hAnsi="Times New Roman" w:cs="Times New Roman"/>
+                <w:lang w:val="en-US"/>
+              </w:rPr>
+              <w:t>0</w:t>
+            </w:r>
+          </w:p>
+        </w:tc>
+        <w:tc>
+          <w:tcPr>
+            <w:tcW w:w="450" w:type="dxa"/>
+          </w:tcPr>
+          <w:p>
+            <w:pPr>
+              <w:jc w:val="center"/>
+              <w:cnfStyle w:val="000000100000" w:firstRow="0" w:lastRow="0" w:firstColumn="0" w:lastColumn="0" w:oddVBand="0" w:evenVBand="0" w:oddHBand="1" w:evenHBand="0" w:firstRowFirstColumn="0" w:firstRowLastColumn="0" w:lastRowFirstColumn="0" w:lastRowLastColumn="0"/>
+            </w:pPr>
+            <w:r>
+              <w:rPr>
+                <w:rFonts w:ascii="Times New Roman" w:hAnsi="Times New Roman" w:cs="Times New Roman"/>
+                <w:lang w:val="en-US"/>
+              </w:rPr>
+              <w:t>0</w:t>
+            </w:r>
+          </w:p>
+        </w:tc>
+        <w:tc>
+          <w:tcPr>
+            <w:tcW w:w="450" w:type="dxa"/>
+          </w:tcPr>
+          <w:p>
+            <w:pPr>
+              <w:jc w:val="center"/>
+              <w:cnfStyle w:val="000000100000" w:firstRow="0" w:lastRow="0" w:firstColumn="0" w:lastColumn="0" w:oddVBand="0" w:evenVBand="0" w:oddHBand="1" w:evenHBand="0" w:firstRowFirstColumn="0" w:firstRowLastColumn="0" w:lastRowFirstColumn="0" w:lastRowLastColumn="0"/>
+            </w:pPr>
+            <w:r>
+              <w:rPr>
+                <w:rFonts w:ascii="Times New Roman" w:hAnsi="Times New Roman" w:cs="Times New Roman"/>
+                <w:lang w:val="en-US"/>
+              </w:rPr>
+              <w:t>0</w:t>
+            </w:r>
+          </w:p>
+        </w:tc>
+        <w:tc>
+          <w:tcPr>
+            <w:tcW w:w="450" w:type="dxa"/>
+          </w:tcPr>
+          <w:p>
+            <w:pPr>
+              <w:jc w:val="center"/>
+              <w:cnfStyle w:val="000000100000" w:firstRow="0" w:lastRow="0" w:firstColumn="0" w:lastColumn="0" w:oddVBand="0" w:evenVBand="0" w:oddHBand="1" w:evenHBand="0" w:firstRowFirstColumn="0" w:firstRowLastColumn="0" w:lastRowFirstColumn="0" w:lastRowLastColumn="0"/>
+            </w:pPr>
+            <w:r>
+              <w:rPr>
+                <w:rFonts w:ascii="Times New Roman" w:hAnsi="Times New Roman" w:cs="Times New Roman"/>
+                <w:lang w:val="en-US"/>
+              </w:rPr>
+              <w:t>0</w:t>
+            </w:r>
+          </w:p>
+        </w:tc>
+        <w:tc>
+          <w:tcPr>
+            <w:tcW w:w="450" w:type="dxa"/>
+          </w:tcPr>
+          <w:p>
+            <w:pPr>
+              <w:jc w:val="center"/>
+              <w:cnfStyle w:val="000000100000" w:firstRow="0" w:lastRow="0" w:firstColumn="0" w:lastColumn="0" w:oddVBand="0" w:evenVBand="0" w:oddHBand="1" w:evenHBand="0" w:firstRowFirstColumn="0" w:firstRowLastColumn="0" w:lastRowFirstColumn="0" w:lastRowLastColumn="0"/>
+            </w:pPr>
+            <w:r>
+              <w:rPr>
+                <w:rFonts w:ascii="Times New Roman" w:hAnsi="Times New Roman" w:cs="Times New Roman"/>
+                <w:lang w:val="en-US"/>
+              </w:rPr>
+              <w:t>0</w:t>
+            </w:r>
+          </w:p>
+        </w:tc>
+        <w:tc>
+          <w:tcPr>
+            <w:tcW w:w="450" w:type="dxa"/>
+          </w:tcPr>
+          <w:p>
+            <w:pPr>
+              <w:jc w:val="center"/>
+              <w:cnfStyle w:val="000000100000" w:firstRow="0" w:lastRow="0" w:firstColumn="0" w:lastColumn="0" w:oddVBand="0" w:evenVBand="0" w:oddHBand="1" w:evenHBand="0" w:firstRowFirstColumn="0" w:firstRowLastColumn="0" w:lastRowFirstColumn="0" w:lastRowLastColumn="0"/>
+            </w:pPr>
+            <w:r>
+              <w:rPr>
+                <w:rFonts w:ascii="Times New Roman" w:hAnsi="Times New Roman" w:cs="Times New Roman"/>
+                <w:lang w:val="en-US"/>
+              </w:rPr>
+              <w:t>0</w:t>
+            </w:r>
+          </w:p>
+        </w:tc>
+        <w:tc>
+          <w:tcPr>
+            <w:tcW w:w="450" w:type="dxa"/>
+          </w:tcPr>
+          <w:p>
+            <w:pPr>
+              <w:jc w:val="center"/>
+              <w:cnfStyle w:val="000000100000" w:firstRow="0" w:lastRow="0" w:firstColumn="0" w:lastColumn="0" w:oddVBand="0" w:evenVBand="0" w:oddHBand="1" w:evenHBand="0" w:firstRowFirstColumn="0" w:firstRowLastColumn="0" w:lastRowFirstColumn="0" w:lastRowLastColumn="0"/>
+            </w:pPr>
+            <w:r>
+              <w:rPr>
+                <w:rFonts w:ascii="Times New Roman" w:hAnsi="Times New Roman" w:cs="Times New Roman"/>
+                <w:lang w:val="en-US"/>
+              </w:rPr>
+              <w:t>0</w:t>
+            </w:r>
+          </w:p>
+        </w:tc>
+        <w:tc>
+          <w:tcPr>
+            <w:tcW w:w="450" w:type="dxa"/>
+          </w:tcPr>
+          <w:p>
+            <w:pPr>
+              <w:jc w:val="center"/>
+              <w:cnfStyle w:val="000000100000" w:firstRow="0" w:lastRow="0" w:firstColumn="0" w:lastColumn="0" w:oddVBand="0" w:evenVBand="0" w:oddHBand="1" w:evenHBand="0" w:firstRowFirstColumn="0" w:firstRowLastColumn="0" w:lastRowFirstColumn="0" w:lastRowLastColumn="0"/>
+            </w:pPr>
+            <w:r>
+              <w:rPr>
+                <w:rFonts w:ascii="Times New Roman" w:hAnsi="Times New Roman" w:cs="Times New Roman"/>
+                <w:lang w:val="en-US"/>
+              </w:rPr>
+              <w:t>0</w:t>
+            </w:r>
+          </w:p>
+        </w:tc>
+        <w:tc>
+          <w:tcPr>
+            <w:tcW w:w="450" w:type="dxa"/>
+          </w:tcPr>
+          <w:p>
+            <w:pPr>
+              <w:jc w:val="center"/>
+              <w:cnfStyle w:val="000000100000" w:firstRow="0" w:lastRow="0" w:firstColumn="0" w:lastColumn="0" w:oddVBand="0" w:evenVBand="0" w:oddHBand="1" w:evenHBand="0" w:firstRowFirstColumn="0" w:firstRowLastColumn="0" w:lastRowFirstColumn="0" w:lastRowLastColumn="0"/>
+            </w:pPr>
+            <w:r>
+              <w:rPr>
+                <w:rFonts w:ascii="Times New Roman" w:hAnsi="Times New Roman" w:cs="Times New Roman"/>
+                <w:lang w:val="en-US"/>
+              </w:rPr>
+              <w:t>0</w:t>
+            </w:r>
+          </w:p>
+        </w:tc>
+        <w:tc>
+          <w:tcPr>
+            <w:tcW w:w="450" w:type="dxa"/>
+          </w:tcPr>
+          <w:p>
+            <w:pPr>
+              <w:jc w:val="center"/>
+              <w:cnfStyle w:val="000000100000" w:firstRow="0" w:lastRow="0" w:firstColumn="0" w:lastColumn="0" w:oddVBand="0" w:evenVBand="0" w:oddHBand="1" w:evenHBand="0" w:firstRowFirstColumn="0" w:firstRowLastColumn="0" w:lastRowFirstColumn="0" w:lastRowLastColumn="0"/>
+            </w:pPr>
+            <w:r>
+              <w:rPr>
+                <w:rFonts w:ascii="Times New Roman" w:hAnsi="Times New Roman" w:cs="Times New Roman"/>
+                <w:lang w:val="en-US"/>
+              </w:rPr>
+              <w:t>0</w:t>
+            </w:r>
+          </w:p>
+        </w:tc>
+        <w:tc>
+          <w:tcPr>
+            <w:tcW w:w="450" w:type="dxa"/>
+          </w:tcPr>
+          <w:p>
+            <w:pPr>
+              <w:jc w:val="center"/>
+              <w:cnfStyle w:val="000000100000" w:firstRow="0" w:lastRow="0" w:firstColumn="0" w:lastColumn="0" w:oddVBand="0" w:evenVBand="0" w:oddHBand="1" w:evenHBand="0" w:firstRowFirstColumn="0" w:firstRowLastColumn="0" w:lastRowFirstColumn="0" w:lastRowLastColumn="0"/>
+            </w:pPr>
+            <w:r>
+              <w:rPr>
+                <w:rFonts w:ascii="Times New Roman" w:hAnsi="Times New Roman" w:cs="Times New Roman"/>
+                <w:lang w:val="en-US"/>
+              </w:rPr>
+              <w:t>0</w:t>
+            </w:r>
+          </w:p>
+        </w:tc>
+        <w:tc>
+          <w:tcPr>
+            <w:tcW w:w="544" w:type="dxa"/>
+          </w:tcPr>
+          <w:p>
+            <w:pPr>
+              <w:jc w:val="center"/>
+              <w:cnfStyle w:val="000000100000" w:firstRow="0" w:lastRow="0" w:firstColumn="0" w:lastColumn="0" w:oddVBand="0" w:evenVBand="0" w:oddHBand="1" w:evenHBand="0" w:firstRowFirstColumn="0" w:firstRowLastColumn="0" w:lastRowFirstColumn="0" w:lastRowLastColumn="0"/>
+            </w:pPr>
+            <w:r>
+              <w:rPr>
+                <w:rFonts w:ascii="Times New Roman" w:hAnsi="Times New Roman" w:cs="Times New Roman"/>
+                <w:lang w:val="en-US"/>
+              </w:rPr>
+              <w:t>0</w:t>
+            </w:r>
+          </w:p>
+        </w:tc>
+        <w:tc>
+          <w:tcPr>
+            <w:tcW w:w="544" w:type="dxa"/>
+          </w:tcPr>
+          <w:p>
+            <w:pPr>
+              <w:jc w:val="center"/>
+              <w:cnfStyle w:val="000000100000" w:firstRow="0" w:lastRow="0" w:firstColumn="0" w:lastColumn="0" w:oddVBand="0" w:evenVBand="0" w:oddHBand="1" w:evenHBand="0" w:firstRowFirstColumn="0" w:firstRowLastColumn="0" w:lastRowFirstColumn="0" w:lastRowLastColumn="0"/>
+            </w:pPr>
+            <w:r>
+              <w:rPr>
+                <w:rFonts w:ascii="Times New Roman" w:hAnsi="Times New Roman" w:cs="Times New Roman"/>
+                <w:lang w:val="en-US"/>
+              </w:rPr>
+              <w:t>0</w:t>
+            </w:r>
+          </w:p>
+        </w:tc>
+        <w:tc>
+          <w:tcPr>
+            <w:tcW w:w="544" w:type="dxa"/>
+          </w:tcPr>
+          <w:p>
+            <w:pPr>
+              <w:jc w:val="center"/>
+              <w:cnfStyle w:val="000000100000" w:firstRow="0" w:lastRow="0" w:firstColumn="0" w:lastColumn="0" w:oddVBand="0" w:evenVBand="0" w:oddHBand="1" w:evenHBand="0" w:firstRowFirstColumn="0" w:firstRowLastColumn="0" w:lastRowFirstColumn="0" w:lastRowLastColumn="0"/>
+              <w:rPr>
+                <w:rFonts w:ascii="Times New Roman" w:hAnsi="Times New Roman" w:cs="Times New Roman"/>
+                <w:b/>
+                <w:lang w:val="en-US"/>
+              </w:rPr>
+            </w:pPr>
+            <w:r>
+              <w:rPr>
+                <w:rFonts w:ascii="Times New Roman" w:hAnsi="Times New Roman" w:cs="Times New Roman"/>
+                <w:b/>
+                <w:lang w:val="en-US"/>
+              </w:rPr>
+              <w:t>1</w:t>
+            </w:r>
+          </w:p>
+        </w:tc>
+        <w:tc>
+          <w:tcPr>
+            <w:tcW w:w="544" w:type="dxa"/>
+          </w:tcPr>
+          <w:p>
+            <w:pPr>
+              <w:jc w:val="center"/>
+              <w:cnfStyle w:val="000000100000" w:firstRow="0" w:lastRow="0" w:firstColumn="0" w:lastColumn="0" w:oddVBand="0" w:evenVBand="0" w:oddHBand="1" w:evenHBand="0" w:firstRowFirstColumn="0" w:firstRowLastColumn="0" w:lastRowFirstColumn="0" w:lastRowLastColumn="0"/>
+            </w:pPr>
+            <w:r>
+              <w:rPr>
+                <w:rFonts w:ascii="Times New Roman" w:hAnsi="Times New Roman" w:cs="Times New Roman"/>
+                <w:lang w:val="en-US"/>
+              </w:rPr>
+              <w:t>0</w:t>
+            </w:r>
+          </w:p>
+        </w:tc>
+        <w:tc>
+          <w:tcPr>
+            <w:tcW w:w="544" w:type="dxa"/>
+          </w:tcPr>
+          <w:p>
+            <w:pPr>
+              <w:jc w:val="center"/>
+              <w:cnfStyle w:val="000000100000" w:firstRow="0" w:lastRow="0" w:firstColumn="0" w:lastColumn="0" w:oddVBand="0" w:evenVBand="0" w:oddHBand="1" w:evenHBand="0" w:firstRowFirstColumn="0" w:firstRowLastColumn="0" w:lastRowFirstColumn="0" w:lastRowLastColumn="0"/>
+            </w:pPr>
+            <w:r>
+              <w:rPr>
+                <w:rFonts w:ascii="Times New Roman" w:hAnsi="Times New Roman" w:cs="Times New Roman"/>
+                <w:lang w:val="en-US"/>
+              </w:rPr>
+              <w:t>0</w:t>
+            </w:r>
+          </w:p>
+        </w:tc>
+        <w:tc>
+          <w:tcPr>
+            <w:tcW w:w="544" w:type="dxa"/>
+          </w:tcPr>
+          <w:p>
+            <w:pPr>
+              <w:jc w:val="center"/>
+              <w:cnfStyle w:val="000000100000" w:firstRow="0" w:lastRow="0" w:firstColumn="0" w:lastColumn="0" w:oddVBand="0" w:evenVBand="0" w:oddHBand="1" w:evenHBand="0" w:firstRowFirstColumn="0" w:firstRowLastColumn="0" w:lastRowFirstColumn="0" w:lastRowLastColumn="0"/>
+            </w:pPr>
+            <w:r>
+              <w:rPr>
+                <w:rFonts w:ascii="Times New Roman" w:hAnsi="Times New Roman" w:cs="Times New Roman"/>
+                <w:lang w:val="en-US"/>
+              </w:rPr>
+              <w:t>0</w:t>
+            </w:r>
+          </w:p>
+        </w:tc>
+      </w:tr>
+      <w:tr>
+        <w:trPr>
+          <w:trHeight w:val="254"/>
+        </w:trPr>
+        <w:tc>
+          <w:tcPr>
+            <w:cnfStyle w:val="001000000000" w:firstRow="0" w:lastRow="0" w:firstColumn="1" w:lastColumn="0" w:oddVBand="0" w:evenVBand="0" w:oddHBand="0" w:evenHBand="0" w:firstRowFirstColumn="0" w:firstRowLastColumn="0" w:lastRowFirstColumn="0" w:lastRowLastColumn="0"/>
+            <w:tcW w:w="449" w:type="dxa"/>
+          </w:tcPr>
+          <w:p>
+            <w:pPr>
+              <w:jc w:val="center"/>
+              <w:rPr>
+                <w:rFonts w:ascii="Times New Roman" w:hAnsi="Times New Roman" w:cs="Times New Roman"/>
+                <w:b w:val="0"/>
+                <w:lang w:val="en-US"/>
+              </w:rPr>
+            </w:pPr>
+            <w:r>
+              <w:rPr>
+                <w:rFonts w:ascii="Times New Roman" w:hAnsi="Times New Roman" w:cs="Times New Roman"/>
+                <w:b w:val="0"/>
+                <w:lang w:val="en-US"/>
+              </w:rPr>
+              <w:t>1</w:t>
+            </w:r>
+          </w:p>
+        </w:tc>
+        <w:tc>
+          <w:tcPr>
+            <w:tcW w:w="449" w:type="dxa"/>
+          </w:tcPr>
+          <w:p>
+            <w:pPr>
+              <w:jc w:val="center"/>
+              <w:cnfStyle w:val="000000000000" w:firstRow="0" w:lastRow="0" w:firstColumn="0" w:lastColumn="0" w:oddVBand="0" w:evenVBand="0" w:oddHBand="0" w:evenHBand="0" w:firstRowFirstColumn="0" w:firstRowLastColumn="0" w:lastRowFirstColumn="0" w:lastRowLastColumn="0"/>
+              <w:rPr>
+                <w:rFonts w:ascii="Times New Roman" w:hAnsi="Times New Roman" w:cs="Times New Roman"/>
+                <w:lang w:val="en-US"/>
+              </w:rPr>
+            </w:pPr>
+            <w:r>
+              <w:rPr>
+                <w:rFonts w:ascii="Times New Roman" w:hAnsi="Times New Roman" w:cs="Times New Roman"/>
+                <w:lang w:val="en-US"/>
+              </w:rPr>
+              <w:t>1</w:t>
+            </w:r>
+          </w:p>
+        </w:tc>
+        <w:tc>
+          <w:tcPr>
+            <w:tcW w:w="450" w:type="dxa"/>
+          </w:tcPr>
+          <w:p>
+            <w:pPr>
+              <w:jc w:val="center"/>
+              <w:cnfStyle w:val="000000000000" w:firstRow="0" w:lastRow="0" w:firstColumn="0" w:lastColumn="0" w:oddVBand="0" w:evenVBand="0" w:oddHBand="0" w:evenHBand="0" w:firstRowFirstColumn="0" w:firstRowLastColumn="0" w:lastRowFirstColumn="0" w:lastRowLastColumn="0"/>
+              <w:rPr>
+                <w:rFonts w:ascii="Times New Roman" w:hAnsi="Times New Roman" w:cs="Times New Roman"/>
+                <w:lang w:val="en-US"/>
+              </w:rPr>
+            </w:pPr>
+            <w:r>
+              <w:rPr>
+                <w:rFonts w:ascii="Times New Roman" w:hAnsi="Times New Roman" w:cs="Times New Roman"/>
+                <w:lang w:val="en-US"/>
+              </w:rPr>
+              <w:t>0</w:t>
+            </w:r>
+          </w:p>
+        </w:tc>
+        <w:tc>
+          <w:tcPr>
+            <w:tcW w:w="450" w:type="dxa"/>
+          </w:tcPr>
+          <w:p>
+            <w:pPr>
+              <w:jc w:val="center"/>
+              <w:cnfStyle w:val="000000000000" w:firstRow="0" w:lastRow="0" w:firstColumn="0" w:lastColumn="0" w:oddVBand="0" w:evenVBand="0" w:oddHBand="0" w:evenHBand="0" w:firstRowFirstColumn="0" w:firstRowLastColumn="0" w:lastRowFirstColumn="0" w:lastRowLastColumn="0"/>
+              <w:rPr>
+                <w:rFonts w:ascii="Times New Roman" w:hAnsi="Times New Roman" w:cs="Times New Roman"/>
+                <w:lang w:val="en-US"/>
+              </w:rPr>
+            </w:pPr>
+            <w:r>
+              <w:rPr>
+                <w:rFonts w:ascii="Times New Roman" w:hAnsi="Times New Roman" w:cs="Times New Roman"/>
+                <w:lang w:val="en-US"/>
+              </w:rPr>
+              <w:t>1</w:t>
+            </w:r>
+          </w:p>
+        </w:tc>
+        <w:tc>
+          <w:tcPr>
+            <w:tcW w:w="450" w:type="dxa"/>
+          </w:tcPr>
+          <w:p>
+            <w:pPr>
+              <w:jc w:val="center"/>
+              <w:cnfStyle w:val="000000000000" w:firstRow="0" w:lastRow="0" w:firstColumn="0" w:lastColumn="0" w:oddVBand="0" w:evenVBand="0" w:oddHBand="0" w:evenHBand="0" w:firstRowFirstColumn="0" w:firstRowLastColumn="0" w:lastRowFirstColumn="0" w:lastRowLastColumn="0"/>
+            </w:pPr>
+            <w:r>
+              <w:rPr>
+                <w:rFonts w:ascii="Times New Roman" w:hAnsi="Times New Roman" w:cs="Times New Roman"/>
+                <w:lang w:val="en-US"/>
+              </w:rPr>
+              <w:t>0</w:t>
+            </w:r>
+          </w:p>
+        </w:tc>
+        <w:tc>
+          <w:tcPr>
+            <w:tcW w:w="450" w:type="dxa"/>
+          </w:tcPr>
+          <w:p>
+            <w:pPr>
+              <w:jc w:val="center"/>
+              <w:cnfStyle w:val="000000000000" w:firstRow="0" w:lastRow="0" w:firstColumn="0" w:lastColumn="0" w:oddVBand="0" w:evenVBand="0" w:oddHBand="0" w:evenHBand="0" w:firstRowFirstColumn="0" w:firstRowLastColumn="0" w:lastRowFirstColumn="0" w:lastRowLastColumn="0"/>
+            </w:pPr>
+            <w:r>
+              <w:rPr>
+                <w:rFonts w:ascii="Times New Roman" w:hAnsi="Times New Roman" w:cs="Times New Roman"/>
+                <w:lang w:val="en-US"/>
+              </w:rPr>
+              <w:t>0</w:t>
+            </w:r>
+          </w:p>
+        </w:tc>
+        <w:tc>
+          <w:tcPr>
+            <w:tcW w:w="450" w:type="dxa"/>
+          </w:tcPr>
+          <w:p>
+            <w:pPr>
+              <w:jc w:val="center"/>
+              <w:cnfStyle w:val="000000000000" w:firstRow="0" w:lastRow="0" w:firstColumn="0" w:lastColumn="0" w:oddVBand="0" w:evenVBand="0" w:oddHBand="0" w:evenHBand="0" w:firstRowFirstColumn="0" w:firstRowLastColumn="0" w:lastRowFirstColumn="0" w:lastRowLastColumn="0"/>
+            </w:pPr>
+            <w:r>
+              <w:rPr>
+                <w:rFonts w:ascii="Times New Roman" w:hAnsi="Times New Roman" w:cs="Times New Roman"/>
+                <w:lang w:val="en-US"/>
+              </w:rPr>
+              <w:t>0</w:t>
+            </w:r>
+          </w:p>
+        </w:tc>
+        <w:tc>
+          <w:tcPr>
+            <w:tcW w:w="450" w:type="dxa"/>
+          </w:tcPr>
+          <w:p>
+            <w:pPr>
+              <w:jc w:val="center"/>
+              <w:cnfStyle w:val="000000000000" w:firstRow="0" w:lastRow="0" w:firstColumn="0" w:lastColumn="0" w:oddVBand="0" w:evenVBand="0" w:oddHBand="0" w:evenHBand="0" w:firstRowFirstColumn="0" w:firstRowLastColumn="0" w:lastRowFirstColumn="0" w:lastRowLastColumn="0"/>
+            </w:pPr>
+            <w:r>
+              <w:rPr>
+                <w:rFonts w:ascii="Times New Roman" w:hAnsi="Times New Roman" w:cs="Times New Roman"/>
+                <w:lang w:val="en-US"/>
+              </w:rPr>
+              <w:t>0</w:t>
+            </w:r>
+          </w:p>
+        </w:tc>
+        <w:tc>
+          <w:tcPr>
+            <w:tcW w:w="450" w:type="dxa"/>
+          </w:tcPr>
+          <w:p>
+            <w:pPr>
+              <w:jc w:val="center"/>
+              <w:cnfStyle w:val="000000000000" w:firstRow="0" w:lastRow="0" w:firstColumn="0" w:lastColumn="0" w:oddVBand="0" w:evenVBand="0" w:oddHBand="0" w:evenHBand="0" w:firstRowFirstColumn="0" w:firstRowLastColumn="0" w:lastRowFirstColumn="0" w:lastRowLastColumn="0"/>
+            </w:pPr>
+            <w:r>
+              <w:rPr>
+                <w:rFonts w:ascii="Times New Roman" w:hAnsi="Times New Roman" w:cs="Times New Roman"/>
+                <w:lang w:val="en-US"/>
+              </w:rPr>
+              <w:t>0</w:t>
+            </w:r>
+          </w:p>
+        </w:tc>
+        <w:tc>
+          <w:tcPr>
+            <w:tcW w:w="450" w:type="dxa"/>
+          </w:tcPr>
+          <w:p>
+            <w:pPr>
+              <w:jc w:val="center"/>
+              <w:cnfStyle w:val="000000000000" w:firstRow="0" w:lastRow="0" w:firstColumn="0" w:lastColumn="0" w:oddVBand="0" w:evenVBand="0" w:oddHBand="0" w:evenHBand="0" w:firstRowFirstColumn="0" w:firstRowLastColumn="0" w:lastRowFirstColumn="0" w:lastRowLastColumn="0"/>
+            </w:pPr>
+            <w:r>
+              <w:rPr>
+                <w:rFonts w:ascii="Times New Roman" w:hAnsi="Times New Roman" w:cs="Times New Roman"/>
+                <w:lang w:val="en-US"/>
+              </w:rPr>
+              <w:t>0</w:t>
+            </w:r>
+          </w:p>
+        </w:tc>
+        <w:tc>
+          <w:tcPr>
+            <w:tcW w:w="450" w:type="dxa"/>
+          </w:tcPr>
+          <w:p>
+            <w:pPr>
+              <w:jc w:val="center"/>
+              <w:cnfStyle w:val="000000000000" w:firstRow="0" w:lastRow="0" w:firstColumn="0" w:lastColumn="0" w:oddVBand="0" w:evenVBand="0" w:oddHBand="0" w:evenHBand="0" w:firstRowFirstColumn="0" w:firstRowLastColumn="0" w:lastRowFirstColumn="0" w:lastRowLastColumn="0"/>
+            </w:pPr>
+            <w:r>
+              <w:rPr>
+                <w:rFonts w:ascii="Times New Roman" w:hAnsi="Times New Roman" w:cs="Times New Roman"/>
+                <w:lang w:val="en-US"/>
+              </w:rPr>
+              <w:t>0</w:t>
+            </w:r>
+          </w:p>
+        </w:tc>
+        <w:tc>
+          <w:tcPr>
+            <w:tcW w:w="450" w:type="dxa"/>
+          </w:tcPr>
+          <w:p>
+            <w:pPr>
+              <w:jc w:val="center"/>
+              <w:cnfStyle w:val="000000000000" w:firstRow="0" w:lastRow="0" w:firstColumn="0" w:lastColumn="0" w:oddVBand="0" w:evenVBand="0" w:oddHBand="0" w:evenHBand="0" w:firstRowFirstColumn="0" w:firstRowLastColumn="0" w:lastRowFirstColumn="0" w:lastRowLastColumn="0"/>
+            </w:pPr>
+            <w:r>
+              <w:rPr>
+                <w:rFonts w:ascii="Times New Roman" w:hAnsi="Times New Roman" w:cs="Times New Roman"/>
+                <w:lang w:val="en-US"/>
+              </w:rPr>
+              <w:t>0</w:t>
+            </w:r>
+          </w:p>
+        </w:tc>
+        <w:tc>
+          <w:tcPr>
+            <w:tcW w:w="450" w:type="dxa"/>
+          </w:tcPr>
+          <w:p>
+            <w:pPr>
+              <w:jc w:val="center"/>
+              <w:cnfStyle w:val="000000000000" w:firstRow="0" w:lastRow="0" w:firstColumn="0" w:lastColumn="0" w:oddVBand="0" w:evenVBand="0" w:oddHBand="0" w:evenHBand="0" w:firstRowFirstColumn="0" w:firstRowLastColumn="0" w:lastRowFirstColumn="0" w:lastRowLastColumn="0"/>
+            </w:pPr>
+            <w:r>
+              <w:rPr>
+                <w:rFonts w:ascii="Times New Roman" w:hAnsi="Times New Roman" w:cs="Times New Roman"/>
+                <w:lang w:val="en-US"/>
+              </w:rPr>
+              <w:t>0</w:t>
+            </w:r>
+          </w:p>
+        </w:tc>
+        <w:tc>
+          <w:tcPr>
+            <w:tcW w:w="450" w:type="dxa"/>
+          </w:tcPr>
+          <w:p>
+            <w:pPr>
+              <w:jc w:val="center"/>
+              <w:cnfStyle w:val="000000000000" w:firstRow="0" w:lastRow="0" w:firstColumn="0" w:lastColumn="0" w:oddVBand="0" w:evenVBand="0" w:oddHBand="0" w:evenHBand="0" w:firstRowFirstColumn="0" w:firstRowLastColumn="0" w:lastRowFirstColumn="0" w:lastRowLastColumn="0"/>
+            </w:pPr>
+            <w:r>
+              <w:rPr>
+                <w:rFonts w:ascii="Times New Roman" w:hAnsi="Times New Roman" w:cs="Times New Roman"/>
+                <w:lang w:val="en-US"/>
+              </w:rPr>
+              <w:t>0</w:t>
+            </w:r>
+          </w:p>
+        </w:tc>
+        <w:tc>
+          <w:tcPr>
+            <w:tcW w:w="544" w:type="dxa"/>
+          </w:tcPr>
+          <w:p>
+            <w:pPr>
+              <w:jc w:val="center"/>
+              <w:cnfStyle w:val="000000000000" w:firstRow="0" w:lastRow="0" w:firstColumn="0" w:lastColumn="0" w:oddVBand="0" w:evenVBand="0" w:oddHBand="0" w:evenHBand="0" w:firstRowFirstColumn="0" w:firstRowLastColumn="0" w:lastRowFirstColumn="0" w:lastRowLastColumn="0"/>
+            </w:pPr>
+            <w:r>
+              <w:rPr>
+                <w:rFonts w:ascii="Times New Roman" w:hAnsi="Times New Roman" w:cs="Times New Roman"/>
+                <w:lang w:val="en-US"/>
+              </w:rPr>
+              <w:t>0</w:t>
+            </w:r>
+          </w:p>
+        </w:tc>
+        <w:tc>
+          <w:tcPr>
+            <w:tcW w:w="544" w:type="dxa"/>
+          </w:tcPr>
+          <w:p>
+            <w:pPr>
+              <w:jc w:val="center"/>
+              <w:cnfStyle w:val="000000000000" w:firstRow="0" w:lastRow="0" w:firstColumn="0" w:lastColumn="0" w:oddVBand="0" w:evenVBand="0" w:oddHBand="0" w:evenHBand="0" w:firstRowFirstColumn="0" w:firstRowLastColumn="0" w:lastRowFirstColumn="0" w:lastRowLastColumn="0"/>
+            </w:pPr>
+            <w:r>
+              <w:rPr>
+                <w:rFonts w:ascii="Times New Roman" w:hAnsi="Times New Roman" w:cs="Times New Roman"/>
+                <w:lang w:val="en-US"/>
+              </w:rPr>
+              <w:t>0</w:t>
+            </w:r>
+          </w:p>
+        </w:tc>
+        <w:tc>
+          <w:tcPr>
+            <w:tcW w:w="544" w:type="dxa"/>
+          </w:tcPr>
+          <w:p>
+            <w:pPr>
+              <w:jc w:val="center"/>
+              <w:cnfStyle w:val="000000000000" w:firstRow="0" w:lastRow="0" w:firstColumn="0" w:lastColumn="0" w:oddVBand="0" w:evenVBand="0" w:oddHBand="0" w:evenHBand="0" w:firstRowFirstColumn="0" w:firstRowLastColumn="0" w:lastRowFirstColumn="0" w:lastRowLastColumn="0"/>
+            </w:pPr>
+            <w:r>
+              <w:rPr>
+                <w:rFonts w:ascii="Times New Roman" w:hAnsi="Times New Roman" w:cs="Times New Roman"/>
+                <w:lang w:val="en-US"/>
+              </w:rPr>
+              <w:t>0</w:t>
+            </w:r>
+          </w:p>
+        </w:tc>
+        <w:tc>
+          <w:tcPr>
+            <w:tcW w:w="544" w:type="dxa"/>
+          </w:tcPr>
+          <w:p>
+            <w:pPr>
+              <w:jc w:val="center"/>
+              <w:cnfStyle w:val="000000000000" w:firstRow="0" w:lastRow="0" w:firstColumn="0" w:lastColumn="0" w:oddVBand="0" w:evenVBand="0" w:oddHBand="0" w:evenHBand="0" w:firstRowFirstColumn="0" w:firstRowLastColumn="0" w:lastRowFirstColumn="0" w:lastRowLastColumn="0"/>
+              <w:rPr>
+                <w:rFonts w:ascii="Times New Roman" w:hAnsi="Times New Roman" w:cs="Times New Roman"/>
+                <w:b/>
+                <w:lang w:val="en-US"/>
+              </w:rPr>
+            </w:pPr>
+            <w:r>
+              <w:rPr>
+                <w:rFonts w:ascii="Times New Roman" w:hAnsi="Times New Roman" w:cs="Times New Roman"/>
+                <w:b/>
+                <w:lang w:val="en-US"/>
+              </w:rPr>
+              <w:t>1</w:t>
+            </w:r>
+          </w:p>
+        </w:tc>
+        <w:tc>
+          <w:tcPr>
+            <w:tcW w:w="544" w:type="dxa"/>
+          </w:tcPr>
+          <w:p>
+            <w:pPr>
+              <w:jc w:val="center"/>
+              <w:cnfStyle w:val="000000000000" w:firstRow="0" w:lastRow="0" w:firstColumn="0" w:lastColumn="0" w:oddVBand="0" w:evenVBand="0" w:oddHBand="0" w:evenHBand="0" w:firstRowFirstColumn="0" w:firstRowLastColumn="0" w:lastRowFirstColumn="0" w:lastRowLastColumn="0"/>
+            </w:pPr>
+            <w:r>
+              <w:rPr>
+                <w:rFonts w:ascii="Times New Roman" w:hAnsi="Times New Roman" w:cs="Times New Roman"/>
+                <w:lang w:val="en-US"/>
+              </w:rPr>
+              <w:t>0</w:t>
+            </w:r>
+          </w:p>
+        </w:tc>
+        <w:tc>
+          <w:tcPr>
+            <w:tcW w:w="544" w:type="dxa"/>
+          </w:tcPr>
+          <w:p>
+            <w:pPr>
+              <w:jc w:val="center"/>
+              <w:cnfStyle w:val="000000000000" w:firstRow="0" w:lastRow="0" w:firstColumn="0" w:lastColumn="0" w:oddVBand="0" w:evenVBand="0" w:oddHBand="0" w:evenHBand="0" w:firstRowFirstColumn="0" w:firstRowLastColumn="0" w:lastRowFirstColumn="0" w:lastRowLastColumn="0"/>
+            </w:pPr>
+            <w:r>
+              <w:rPr>
+                <w:rFonts w:ascii="Times New Roman" w:hAnsi="Times New Roman" w:cs="Times New Roman"/>
+                <w:lang w:val="en-US"/>
+              </w:rPr>
+              <w:t>0</w:t>
+            </w:r>
+          </w:p>
+        </w:tc>
+      </w:tr>
+      <w:tr>
+        <w:trPr>
+          <w:cnfStyle w:val="000000100000" w:firstRow="0" w:lastRow="0" w:firstColumn="0" w:lastColumn="0" w:oddVBand="0" w:evenVBand="0" w:oddHBand="1" w:evenHBand="0" w:firstRowFirstColumn="0" w:firstRowLastColumn="0" w:lastRowFirstColumn="0" w:lastRowLastColumn="0"/>
+          <w:trHeight w:val="243"/>
+        </w:trPr>
+        <w:tc>
+          <w:tcPr>
+            <w:cnfStyle w:val="001000000000" w:firstRow="0" w:lastRow="0" w:firstColumn="1" w:lastColumn="0" w:oddVBand="0" w:evenVBand="0" w:oddHBand="0" w:evenHBand="0" w:firstRowFirstColumn="0" w:firstRowLastColumn="0" w:lastRowFirstColumn="0" w:lastRowLastColumn="0"/>
+            <w:tcW w:w="449" w:type="dxa"/>
+          </w:tcPr>
+          <w:p>
+            <w:pPr>
+              <w:jc w:val="center"/>
+              <w:rPr>
+                <w:rFonts w:ascii="Times New Roman" w:hAnsi="Times New Roman" w:cs="Times New Roman"/>
+                <w:b w:val="0"/>
+                <w:lang w:val="en-US"/>
+              </w:rPr>
+            </w:pPr>
+            <w:r>
+              <w:rPr>
+                <w:rFonts w:ascii="Times New Roman" w:hAnsi="Times New Roman" w:cs="Times New Roman"/>
+                <w:b w:val="0"/>
+                <w:lang w:val="en-US"/>
+              </w:rPr>
+              <w:t>1</w:t>
+            </w:r>
+          </w:p>
+        </w:tc>
+        <w:tc>
+          <w:tcPr>
+            <w:tcW w:w="449" w:type="dxa"/>
+          </w:tcPr>
+          <w:p>
+            <w:pPr>
+              <w:jc w:val="center"/>
+              <w:cnfStyle w:val="000000100000" w:firstRow="0" w:lastRow="0" w:firstColumn="0" w:lastColumn="0" w:oddVBand="0" w:evenVBand="0" w:oddHBand="1" w:evenHBand="0" w:firstRowFirstColumn="0" w:firstRowLastColumn="0" w:lastRowFirstColumn="0" w:lastRowLastColumn="0"/>
+              <w:rPr>
+                <w:rFonts w:ascii="Times New Roman" w:hAnsi="Times New Roman" w:cs="Times New Roman"/>
+                <w:lang w:val="en-US"/>
+              </w:rPr>
+            </w:pPr>
+            <w:r>
+              <w:rPr>
+                <w:rFonts w:ascii="Times New Roman" w:hAnsi="Times New Roman" w:cs="Times New Roman"/>
+                <w:lang w:val="en-US"/>
+              </w:rPr>
+              <w:t>1</w:t>
+            </w:r>
+          </w:p>
+        </w:tc>
+        <w:tc>
+          <w:tcPr>
+            <w:tcW w:w="450" w:type="dxa"/>
+          </w:tcPr>
+          <w:p>
+            <w:pPr>
+              <w:jc w:val="center"/>
+              <w:cnfStyle w:val="000000100000" w:firstRow="0" w:lastRow="0" w:firstColumn="0" w:lastColumn="0" w:oddVBand="0" w:evenVBand="0" w:oddHBand="1" w:evenHBand="0" w:firstRowFirstColumn="0" w:firstRowLastColumn="0" w:lastRowFirstColumn="0" w:lastRowLastColumn="0"/>
+              <w:rPr>
+                <w:rFonts w:ascii="Times New Roman" w:hAnsi="Times New Roman" w:cs="Times New Roman"/>
+                <w:lang w:val="en-US"/>
+              </w:rPr>
+            </w:pPr>
+            <w:r>
+              <w:rPr>
+                <w:rFonts w:ascii="Times New Roman" w:hAnsi="Times New Roman" w:cs="Times New Roman"/>
+                <w:lang w:val="en-US"/>
+              </w:rPr>
+              <w:t>1</w:t>
+            </w:r>
+          </w:p>
+        </w:tc>
+        <w:tc>
+          <w:tcPr>
+            <w:tcW w:w="450" w:type="dxa"/>
+          </w:tcPr>
+          <w:p>
+            <w:pPr>
+              <w:jc w:val="center"/>
+              <w:cnfStyle w:val="000000100000" w:firstRow="0" w:lastRow="0" w:firstColumn="0" w:lastColumn="0" w:oddVBand="0" w:evenVBand="0" w:oddHBand="1" w:evenHBand="0" w:firstRowFirstColumn="0" w:firstRowLastColumn="0" w:lastRowFirstColumn="0" w:lastRowLastColumn="0"/>
+              <w:rPr>
+                <w:rFonts w:ascii="Times New Roman" w:hAnsi="Times New Roman" w:cs="Times New Roman"/>
+                <w:lang w:val="en-US"/>
+              </w:rPr>
+            </w:pPr>
+            <w:r>
+              <w:rPr>
+                <w:rFonts w:ascii="Times New Roman" w:hAnsi="Times New Roman" w:cs="Times New Roman"/>
+                <w:lang w:val="en-US"/>
+              </w:rPr>
+              <w:t>0</w:t>
+            </w:r>
+          </w:p>
+        </w:tc>
+        <w:tc>
+          <w:tcPr>
+            <w:tcW w:w="450" w:type="dxa"/>
+          </w:tcPr>
+          <w:p>
+            <w:pPr>
+              <w:jc w:val="center"/>
+              <w:cnfStyle w:val="000000100000" w:firstRow="0" w:lastRow="0" w:firstColumn="0" w:lastColumn="0" w:oddVBand="0" w:evenVBand="0" w:oddHBand="1" w:evenHBand="0" w:firstRowFirstColumn="0" w:firstRowLastColumn="0" w:lastRowFirstColumn="0" w:lastRowLastColumn="0"/>
+            </w:pPr>
+            <w:r>
+              <w:rPr>
+                <w:rFonts w:ascii="Times New Roman" w:hAnsi="Times New Roman" w:cs="Times New Roman"/>
+                <w:lang w:val="en-US"/>
+              </w:rPr>
+              <w:t>0</w:t>
+            </w:r>
+          </w:p>
+        </w:tc>
+        <w:tc>
+          <w:tcPr>
+            <w:tcW w:w="450" w:type="dxa"/>
+          </w:tcPr>
+          <w:p>
+            <w:pPr>
+              <w:jc w:val="center"/>
+              <w:cnfStyle w:val="000000100000" w:firstRow="0" w:lastRow="0" w:firstColumn="0" w:lastColumn="0" w:oddVBand="0" w:evenVBand="0" w:oddHBand="1" w:evenHBand="0" w:firstRowFirstColumn="0" w:firstRowLastColumn="0" w:lastRowFirstColumn="0" w:lastRowLastColumn="0"/>
+            </w:pPr>
+            <w:r>
+              <w:rPr>
+                <w:rFonts w:ascii="Times New Roman" w:hAnsi="Times New Roman" w:cs="Times New Roman"/>
+                <w:lang w:val="en-US"/>
+              </w:rPr>
+              <w:t>0</w:t>
+            </w:r>
+          </w:p>
+        </w:tc>
+        <w:tc>
+          <w:tcPr>
+            <w:tcW w:w="450" w:type="dxa"/>
+          </w:tcPr>
+          <w:p>
+            <w:pPr>
+              <w:jc w:val="center"/>
+              <w:cnfStyle w:val="000000100000" w:firstRow="0" w:lastRow="0" w:firstColumn="0" w:lastColumn="0" w:oddVBand="0" w:evenVBand="0" w:oddHBand="1" w:evenHBand="0" w:firstRowFirstColumn="0" w:firstRowLastColumn="0" w:lastRowFirstColumn="0" w:lastRowLastColumn="0"/>
+            </w:pPr>
+            <w:r>
+              <w:rPr>
+                <w:rFonts w:ascii="Times New Roman" w:hAnsi="Times New Roman" w:cs="Times New Roman"/>
+                <w:lang w:val="en-US"/>
+              </w:rPr>
+              <w:t>0</w:t>
+            </w:r>
+          </w:p>
+        </w:tc>
+        <w:tc>
+          <w:tcPr>
+            <w:tcW w:w="450" w:type="dxa"/>
+          </w:tcPr>
+          <w:p>
+            <w:pPr>
+              <w:jc w:val="center"/>
+              <w:cnfStyle w:val="000000100000" w:firstRow="0" w:lastRow="0" w:firstColumn="0" w:lastColumn="0" w:oddVBand="0" w:evenVBand="0" w:oddHBand="1" w:evenHBand="0" w:firstRowFirstColumn="0" w:firstRowLastColumn="0" w:lastRowFirstColumn="0" w:lastRowLastColumn="0"/>
+            </w:pPr>
+            <w:r>
+              <w:rPr>
+                <w:rFonts w:ascii="Times New Roman" w:hAnsi="Times New Roman" w:cs="Times New Roman"/>
+                <w:lang w:val="en-US"/>
+              </w:rPr>
+              <w:t>0</w:t>
+            </w:r>
+          </w:p>
+        </w:tc>
+        <w:tc>
+          <w:tcPr>
+            <w:tcW w:w="450" w:type="dxa"/>
+          </w:tcPr>
+          <w:p>
+            <w:pPr>
+              <w:jc w:val="center"/>
+              <w:cnfStyle w:val="000000100000" w:firstRow="0" w:lastRow="0" w:firstColumn="0" w:lastColumn="0" w:oddVBand="0" w:evenVBand="0" w:oddHBand="1" w:evenHBand="0" w:firstRowFirstColumn="0" w:firstRowLastColumn="0" w:lastRowFirstColumn="0" w:lastRowLastColumn="0"/>
+            </w:pPr>
+            <w:r>
+              <w:rPr>
+                <w:rFonts w:ascii="Times New Roman" w:hAnsi="Times New Roman" w:cs="Times New Roman"/>
+                <w:lang w:val="en-US"/>
+              </w:rPr>
+              <w:t>0</w:t>
+            </w:r>
+          </w:p>
+        </w:tc>
+        <w:tc>
+          <w:tcPr>
+            <w:tcW w:w="450" w:type="dxa"/>
+          </w:tcPr>
+          <w:p>
+            <w:pPr>
+              <w:jc w:val="center"/>
+              <w:cnfStyle w:val="000000100000" w:firstRow="0" w:lastRow="0" w:firstColumn="0" w:lastColumn="0" w:oddVBand="0" w:evenVBand="0" w:oddHBand="1" w:evenHBand="0" w:firstRowFirstColumn="0" w:firstRowLastColumn="0" w:lastRowFirstColumn="0" w:lastRowLastColumn="0"/>
+            </w:pPr>
+            <w:r>
+              <w:rPr>
+                <w:rFonts w:ascii="Times New Roman" w:hAnsi="Times New Roman" w:cs="Times New Roman"/>
+                <w:lang w:val="en-US"/>
+              </w:rPr>
+              <w:t>0</w:t>
+            </w:r>
+          </w:p>
+        </w:tc>
+        <w:tc>
+          <w:tcPr>
+            <w:tcW w:w="450" w:type="dxa"/>
+          </w:tcPr>
+          <w:p>
+            <w:pPr>
+              <w:jc w:val="center"/>
+              <w:cnfStyle w:val="000000100000" w:firstRow="0" w:lastRow="0" w:firstColumn="0" w:lastColumn="0" w:oddVBand="0" w:evenVBand="0" w:oddHBand="1" w:evenHBand="0" w:firstRowFirstColumn="0" w:firstRowLastColumn="0" w:lastRowFirstColumn="0" w:lastRowLastColumn="0"/>
+            </w:pPr>
+            <w:r>
+              <w:rPr>
+                <w:rFonts w:ascii="Times New Roman" w:hAnsi="Times New Roman" w:cs="Times New Roman"/>
+                <w:lang w:val="en-US"/>
+              </w:rPr>
+              <w:t>0</w:t>
+            </w:r>
+          </w:p>
+        </w:tc>
+        <w:tc>
+          <w:tcPr>
+            <w:tcW w:w="450" w:type="dxa"/>
+          </w:tcPr>
+          <w:p>
+            <w:pPr>
+              <w:jc w:val="center"/>
+              <w:cnfStyle w:val="000000100000" w:firstRow="0" w:lastRow="0" w:firstColumn="0" w:lastColumn="0" w:oddVBand="0" w:evenVBand="0" w:oddHBand="1" w:evenHBand="0" w:firstRowFirstColumn="0" w:firstRowLastColumn="0" w:lastRowFirstColumn="0" w:lastRowLastColumn="0"/>
+            </w:pPr>
+            <w:r>
+              <w:rPr>
+                <w:rFonts w:ascii="Times New Roman" w:hAnsi="Times New Roman" w:cs="Times New Roman"/>
+                <w:lang w:val="en-US"/>
+              </w:rPr>
+              <w:t>0</w:t>
+            </w:r>
+          </w:p>
+        </w:tc>
+        <w:tc>
+          <w:tcPr>
+            <w:tcW w:w="450" w:type="dxa"/>
+          </w:tcPr>
+          <w:p>
+            <w:pPr>
+              <w:jc w:val="center"/>
+              <w:cnfStyle w:val="000000100000" w:firstRow="0" w:lastRow="0" w:firstColumn="0" w:lastColumn="0" w:oddVBand="0" w:evenVBand="0" w:oddHBand="1" w:evenHBand="0" w:firstRowFirstColumn="0" w:firstRowLastColumn="0" w:lastRowFirstColumn="0" w:lastRowLastColumn="0"/>
+            </w:pPr>
+            <w:r>
+              <w:rPr>
+                <w:rFonts w:ascii="Times New Roman" w:hAnsi="Times New Roman" w:cs="Times New Roman"/>
+                <w:lang w:val="en-US"/>
+              </w:rPr>
+              <w:t>0</w:t>
+            </w:r>
+          </w:p>
+        </w:tc>
+        <w:tc>
+          <w:tcPr>
+            <w:tcW w:w="450" w:type="dxa"/>
+          </w:tcPr>
+          <w:p>
+            <w:pPr>
+              <w:jc w:val="center"/>
+              <w:cnfStyle w:val="000000100000" w:firstRow="0" w:lastRow="0" w:firstColumn="0" w:lastColumn="0" w:oddVBand="0" w:evenVBand="0" w:oddHBand="1" w:evenHBand="0" w:firstRowFirstColumn="0" w:firstRowLastColumn="0" w:lastRowFirstColumn="0" w:lastRowLastColumn="0"/>
+            </w:pPr>
+            <w:r>
+              <w:rPr>
+                <w:rFonts w:ascii="Times New Roman" w:hAnsi="Times New Roman" w:cs="Times New Roman"/>
+                <w:lang w:val="en-US"/>
+              </w:rPr>
+              <w:t>0</w:t>
+            </w:r>
+          </w:p>
+        </w:tc>
+        <w:tc>
+          <w:tcPr>
+            <w:tcW w:w="544" w:type="dxa"/>
+          </w:tcPr>
+          <w:p>
+            <w:pPr>
+              <w:jc w:val="center"/>
+              <w:cnfStyle w:val="000000100000" w:firstRow="0" w:lastRow="0" w:firstColumn="0" w:lastColumn="0" w:oddVBand="0" w:evenVBand="0" w:oddHBand="1" w:evenHBand="0" w:firstRowFirstColumn="0" w:firstRowLastColumn="0" w:lastRowFirstColumn="0" w:lastRowLastColumn="0"/>
+            </w:pPr>
+            <w:r>
+              <w:rPr>
+                <w:rFonts w:ascii="Times New Roman" w:hAnsi="Times New Roman" w:cs="Times New Roman"/>
+                <w:lang w:val="en-US"/>
+              </w:rPr>
+              <w:t>0</w:t>
+            </w:r>
+          </w:p>
+        </w:tc>
+        <w:tc>
+          <w:tcPr>
+            <w:tcW w:w="544" w:type="dxa"/>
+          </w:tcPr>
+          <w:p>
+            <w:pPr>
+              <w:jc w:val="center"/>
+              <w:cnfStyle w:val="000000100000" w:firstRow="0" w:lastRow="0" w:firstColumn="0" w:lastColumn="0" w:oddVBand="0" w:evenVBand="0" w:oddHBand="1" w:evenHBand="0" w:firstRowFirstColumn="0" w:firstRowLastColumn="0" w:lastRowFirstColumn="0" w:lastRowLastColumn="0"/>
+            </w:pPr>
+            <w:r>
+              <w:rPr>
+                <w:rFonts w:ascii="Times New Roman" w:hAnsi="Times New Roman" w:cs="Times New Roman"/>
+                <w:lang w:val="en-US"/>
+              </w:rPr>
+              <w:t>0</w:t>
+            </w:r>
+          </w:p>
+        </w:tc>
+        <w:tc>
+          <w:tcPr>
+            <w:tcW w:w="544" w:type="dxa"/>
+          </w:tcPr>
+          <w:p>
+            <w:pPr>
+              <w:jc w:val="center"/>
+              <w:cnfStyle w:val="000000100000" w:firstRow="0" w:lastRow="0" w:firstColumn="0" w:lastColumn="0" w:oddVBand="0" w:evenVBand="0" w:oddHBand="1" w:evenHBand="0" w:firstRowFirstColumn="0" w:firstRowLastColumn="0" w:lastRowFirstColumn="0" w:lastRowLastColumn="0"/>
+            </w:pPr>
+            <w:r>
+              <w:rPr>
+                <w:rFonts w:ascii="Times New Roman" w:hAnsi="Times New Roman" w:cs="Times New Roman"/>
+                <w:lang w:val="en-US"/>
+              </w:rPr>
+              <w:t>0</w:t>
+            </w:r>
+          </w:p>
+        </w:tc>
+        <w:tc>
+          <w:tcPr>
+            <w:tcW w:w="544" w:type="dxa"/>
+          </w:tcPr>
+          <w:p>
+            <w:pPr>
+              <w:jc w:val="center"/>
+              <w:cnfStyle w:val="000000100000" w:firstRow="0" w:lastRow="0" w:firstColumn="0" w:lastColumn="0" w:oddVBand="0" w:evenVBand="0" w:oddHBand="1" w:evenHBand="0" w:firstRowFirstColumn="0" w:firstRowLastColumn="0" w:lastRowFirstColumn="0" w:lastRowLastColumn="0"/>
+              <w:rPr>
+                <w:rFonts w:ascii="Times New Roman" w:hAnsi="Times New Roman" w:cs="Times New Roman"/>
+                <w:lang w:val="en-US"/>
+              </w:rPr>
+            </w:pPr>
+            <w:r>
+              <w:rPr>
+                <w:rFonts w:ascii="Times New Roman" w:hAnsi="Times New Roman" w:cs="Times New Roman"/>
+                <w:lang w:val="en-US"/>
+              </w:rPr>
+              <w:t>0</w:t>
+            </w:r>
+          </w:p>
+        </w:tc>
+        <w:tc>
+          <w:tcPr>
+            <w:tcW w:w="544" w:type="dxa"/>
+          </w:tcPr>
+          <w:p>
+            <w:pPr>
+              <w:jc w:val="center"/>
+              <w:cnfStyle w:val="000000100000" w:firstRow="0" w:lastRow="0" w:firstColumn="0" w:lastColumn="0" w:oddVBand="0" w:evenVBand="0" w:oddHBand="1" w:evenHBand="0" w:firstRowFirstColumn="0" w:firstRowLastColumn="0" w:lastRowFirstColumn="0" w:lastRowLastColumn="0"/>
+              <w:rPr>
+                <w:rFonts w:ascii="Times New Roman" w:hAnsi="Times New Roman" w:cs="Times New Roman"/>
+                <w:b/>
+                <w:lang w:val="en-US"/>
+              </w:rPr>
+            </w:pPr>
+            <w:r>
+              <w:rPr>
+                <w:rFonts w:ascii="Times New Roman" w:hAnsi="Times New Roman" w:cs="Times New Roman"/>
+                <w:b/>
+                <w:lang w:val="en-US"/>
+              </w:rPr>
+              <w:t>1</w:t>
+            </w:r>
+          </w:p>
+        </w:tc>
+        <w:tc>
+          <w:tcPr>
+            <w:tcW w:w="544" w:type="dxa"/>
+          </w:tcPr>
+          <w:p>
+            <w:pPr>
+              <w:jc w:val="center"/>
+              <w:cnfStyle w:val="000000100000" w:firstRow="0" w:lastRow="0" w:firstColumn="0" w:lastColumn="0" w:oddVBand="0" w:evenVBand="0" w:oddHBand="1" w:evenHBand="0" w:firstRowFirstColumn="0" w:firstRowLastColumn="0" w:lastRowFirstColumn="0" w:lastRowLastColumn="0"/>
+              <w:rPr>
+                <w:rFonts w:ascii="Times New Roman" w:hAnsi="Times New Roman" w:cs="Times New Roman"/>
+                <w:lang w:val="en-US"/>
+              </w:rPr>
+            </w:pPr>
+            <w:r>
+              <w:rPr>
+                <w:rFonts w:ascii="Times New Roman" w:hAnsi="Times New Roman" w:cs="Times New Roman"/>
+                <w:lang w:val="en-US"/>
+              </w:rPr>
+              <w:t>0</w:t>
+            </w:r>
+          </w:p>
+        </w:tc>
+      </w:tr>
+      <w:tr>
+        <w:trPr>
+          <w:trHeight w:val="254"/>
+        </w:trPr>
+        <w:tc>
+          <w:tcPr>
+            <w:cnfStyle w:val="001000000000" w:firstRow="0" w:lastRow="0" w:firstColumn="1" w:lastColumn="0" w:oddVBand="0" w:evenVBand="0" w:oddHBand="0" w:evenHBand="0" w:firstRowFirstColumn="0" w:firstRowLastColumn="0" w:lastRowFirstColumn="0" w:lastRowLastColumn="0"/>
+            <w:tcW w:w="449" w:type="dxa"/>
+          </w:tcPr>
+          <w:p>
+            <w:pPr>
+              <w:jc w:val="center"/>
+              <w:rPr>
+                <w:rFonts w:ascii="Times New Roman" w:hAnsi="Times New Roman" w:cs="Times New Roman"/>
+                <w:b w:val="0"/>
+                <w:lang w:val="en-US"/>
+              </w:rPr>
+            </w:pPr>
+            <w:r>
+              <w:rPr>
+                <w:rFonts w:ascii="Times New Roman" w:hAnsi="Times New Roman" w:cs="Times New Roman"/>
+                <w:b w:val="0"/>
+                <w:lang w:val="en-US"/>
+              </w:rPr>
+              <w:t>1</w:t>
+            </w:r>
+          </w:p>
+        </w:tc>
+        <w:tc>
+          <w:tcPr>
+            <w:tcW w:w="449" w:type="dxa"/>
+          </w:tcPr>
+          <w:p>
+            <w:pPr>
+              <w:jc w:val="center"/>
+              <w:cnfStyle w:val="000000000000" w:firstRow="0" w:lastRow="0" w:firstColumn="0" w:lastColumn="0" w:oddVBand="0" w:evenVBand="0" w:oddHBand="0" w:evenHBand="0" w:firstRowFirstColumn="0" w:firstRowLastColumn="0" w:lastRowFirstColumn="0" w:lastRowLastColumn="0"/>
+              <w:rPr>
+                <w:rFonts w:ascii="Times New Roman" w:hAnsi="Times New Roman" w:cs="Times New Roman"/>
+                <w:lang w:val="en-US"/>
+              </w:rPr>
+            </w:pPr>
+            <w:r>
+              <w:rPr>
+                <w:rFonts w:ascii="Times New Roman" w:hAnsi="Times New Roman" w:cs="Times New Roman"/>
+                <w:lang w:val="en-US"/>
+              </w:rPr>
+              <w:t>1</w:t>
+            </w:r>
+          </w:p>
+        </w:tc>
+        <w:tc>
+          <w:tcPr>
+            <w:tcW w:w="450" w:type="dxa"/>
+          </w:tcPr>
+          <w:p>
+            <w:pPr>
+              <w:jc w:val="center"/>
+              <w:cnfStyle w:val="000000000000" w:firstRow="0" w:lastRow="0" w:firstColumn="0" w:lastColumn="0" w:oddVBand="0" w:evenVBand="0" w:oddHBand="0" w:evenHBand="0" w:firstRowFirstColumn="0" w:firstRowLastColumn="0" w:lastRowFirstColumn="0" w:lastRowLastColumn="0"/>
+              <w:rPr>
+                <w:rFonts w:ascii="Times New Roman" w:hAnsi="Times New Roman" w:cs="Times New Roman"/>
+                <w:lang w:val="en-US"/>
+              </w:rPr>
+            </w:pPr>
+            <w:r>
+              <w:rPr>
+                <w:rFonts w:ascii="Times New Roman" w:hAnsi="Times New Roman" w:cs="Times New Roman"/>
+                <w:lang w:val="en-US"/>
+              </w:rPr>
+              <w:t>1</w:t>
+            </w:r>
+          </w:p>
+        </w:tc>
+        <w:tc>
+          <w:tcPr>
+            <w:tcW w:w="450" w:type="dxa"/>
+          </w:tcPr>
+          <w:p>
+            <w:pPr>
+              <w:jc w:val="center"/>
+              <w:cnfStyle w:val="000000000000" w:firstRow="0" w:lastRow="0" w:firstColumn="0" w:lastColumn="0" w:oddVBand="0" w:evenVBand="0" w:oddHBand="0" w:evenHBand="0" w:firstRowFirstColumn="0" w:firstRowLastColumn="0" w:lastRowFirstColumn="0" w:lastRowLastColumn="0"/>
+              <w:rPr>
+                <w:rFonts w:ascii="Times New Roman" w:hAnsi="Times New Roman" w:cs="Times New Roman"/>
+                <w:lang w:val="en-US"/>
+              </w:rPr>
+            </w:pPr>
+            <w:r>
+              <w:rPr>
+                <w:rFonts w:ascii="Times New Roman" w:hAnsi="Times New Roman" w:cs="Times New Roman"/>
+                <w:lang w:val="en-US"/>
+              </w:rPr>
+              <w:t>1</w:t>
+            </w:r>
+          </w:p>
+        </w:tc>
+        <w:tc>
+          <w:tcPr>
+            <w:tcW w:w="450" w:type="dxa"/>
+          </w:tcPr>
+          <w:p>
+            <w:pPr>
+              <w:jc w:val="center"/>
+              <w:cnfStyle w:val="000000000000" w:firstRow="0" w:lastRow="0" w:firstColumn="0" w:lastColumn="0" w:oddVBand="0" w:evenVBand="0" w:oddHBand="0" w:evenHBand="0" w:firstRowFirstColumn="0" w:firstRowLastColumn="0" w:lastRowFirstColumn="0" w:lastRowLastColumn="0"/>
+            </w:pPr>
+            <w:r>
+              <w:rPr>
+                <w:rFonts w:ascii="Times New Roman" w:hAnsi="Times New Roman" w:cs="Times New Roman"/>
+                <w:lang w:val="en-US"/>
+              </w:rPr>
+              <w:t>0</w:t>
+            </w:r>
+          </w:p>
+        </w:tc>
+        <w:tc>
+          <w:tcPr>
+            <w:tcW w:w="450" w:type="dxa"/>
+          </w:tcPr>
+          <w:p>
+            <w:pPr>
+              <w:jc w:val="center"/>
+              <w:cnfStyle w:val="000000000000" w:firstRow="0" w:lastRow="0" w:firstColumn="0" w:lastColumn="0" w:oddVBand="0" w:evenVBand="0" w:oddHBand="0" w:evenHBand="0" w:firstRowFirstColumn="0" w:firstRowLastColumn="0" w:lastRowFirstColumn="0" w:lastRowLastColumn="0"/>
+            </w:pPr>
+            <w:r>
+              <w:rPr>
+                <w:rFonts w:ascii="Times New Roman" w:hAnsi="Times New Roman" w:cs="Times New Roman"/>
+                <w:lang w:val="en-US"/>
+              </w:rPr>
+              <w:t>0</w:t>
+            </w:r>
+          </w:p>
+        </w:tc>
+        <w:tc>
+          <w:tcPr>
+            <w:tcW w:w="450" w:type="dxa"/>
+          </w:tcPr>
+          <w:p>
+            <w:pPr>
+              <w:jc w:val="center"/>
+              <w:cnfStyle w:val="000000000000" w:firstRow="0" w:lastRow="0" w:firstColumn="0" w:lastColumn="0" w:oddVBand="0" w:evenVBand="0" w:oddHBand="0" w:evenHBand="0" w:firstRowFirstColumn="0" w:firstRowLastColumn="0" w:lastRowFirstColumn="0" w:lastRowLastColumn="0"/>
+            </w:pPr>
+            <w:r>
+              <w:rPr>
+                <w:rFonts w:ascii="Times New Roman" w:hAnsi="Times New Roman" w:cs="Times New Roman"/>
+                <w:lang w:val="en-US"/>
+              </w:rPr>
+              <w:t>0</w:t>
+            </w:r>
+          </w:p>
+        </w:tc>
+        <w:tc>
+          <w:tcPr>
+            <w:tcW w:w="450" w:type="dxa"/>
+          </w:tcPr>
+          <w:p>
+            <w:pPr>
+              <w:jc w:val="center"/>
+              <w:cnfStyle w:val="000000000000" w:firstRow="0" w:lastRow="0" w:firstColumn="0" w:lastColumn="0" w:oddVBand="0" w:evenVBand="0" w:oddHBand="0" w:evenHBand="0" w:firstRowFirstColumn="0" w:firstRowLastColumn="0" w:lastRowFirstColumn="0" w:lastRowLastColumn="0"/>
+            </w:pPr>
+            <w:r>
+              <w:rPr>
+                <w:rFonts w:ascii="Times New Roman" w:hAnsi="Times New Roman" w:cs="Times New Roman"/>
+                <w:lang w:val="en-US"/>
+              </w:rPr>
+              <w:t>0</w:t>
+            </w:r>
+          </w:p>
+        </w:tc>
+        <w:tc>
+          <w:tcPr>
+            <w:tcW w:w="450" w:type="dxa"/>
+          </w:tcPr>
+          <w:p>
+            <w:pPr>
+              <w:jc w:val="center"/>
+              <w:cnfStyle w:val="000000000000" w:firstRow="0" w:lastRow="0" w:firstColumn="0" w:lastColumn="0" w:oddVBand="0" w:evenVBand="0" w:oddHBand="0" w:evenHBand="0" w:firstRowFirstColumn="0" w:firstRowLastColumn="0" w:lastRowFirstColumn="0" w:lastRowLastColumn="0"/>
+            </w:pPr>
+            <w:r>
+              <w:rPr>
+                <w:rFonts w:ascii="Times New Roman" w:hAnsi="Times New Roman" w:cs="Times New Roman"/>
+                <w:lang w:val="en-US"/>
+              </w:rPr>
+              <w:t>0</w:t>
+            </w:r>
+          </w:p>
+        </w:tc>
+        <w:tc>
+          <w:tcPr>
+            <w:tcW w:w="450" w:type="dxa"/>
+          </w:tcPr>
+          <w:p>
+            <w:pPr>
+              <w:jc w:val="center"/>
+              <w:cnfStyle w:val="000000000000" w:firstRow="0" w:lastRow="0" w:firstColumn="0" w:lastColumn="0" w:oddVBand="0" w:evenVBand="0" w:oddHBand="0" w:evenHBand="0" w:firstRowFirstColumn="0" w:firstRowLastColumn="0" w:lastRowFirstColumn="0" w:lastRowLastColumn="0"/>
+            </w:pPr>
+            <w:r>
+              <w:rPr>
+                <w:rFonts w:ascii="Times New Roman" w:hAnsi="Times New Roman" w:cs="Times New Roman"/>
+                <w:lang w:val="en-US"/>
+              </w:rPr>
+              <w:t>0</w:t>
+            </w:r>
+          </w:p>
+        </w:tc>
+        <w:tc>
+          <w:tcPr>
+            <w:tcW w:w="450" w:type="dxa"/>
+          </w:tcPr>
+          <w:p>
+            <w:pPr>
+              <w:jc w:val="center"/>
+              <w:cnfStyle w:val="000000000000" w:firstRow="0" w:lastRow="0" w:firstColumn="0" w:lastColumn="0" w:oddVBand="0" w:evenVBand="0" w:oddHBand="0" w:evenHBand="0" w:firstRowFirstColumn="0" w:firstRowLastColumn="0" w:lastRowFirstColumn="0" w:lastRowLastColumn="0"/>
+            </w:pPr>
+            <w:r>
+              <w:rPr>
+                <w:rFonts w:ascii="Times New Roman" w:hAnsi="Times New Roman" w:cs="Times New Roman"/>
+                <w:lang w:val="en-US"/>
+              </w:rPr>
+              <w:t>0</w:t>
+            </w:r>
+          </w:p>
+        </w:tc>
+        <w:tc>
+          <w:tcPr>
+            <w:tcW w:w="450" w:type="dxa"/>
+          </w:tcPr>
+          <w:p>
+            <w:pPr>
+              <w:jc w:val="center"/>
+              <w:cnfStyle w:val="000000000000" w:firstRow="0" w:lastRow="0" w:firstColumn="0" w:lastColumn="0" w:oddVBand="0" w:evenVBand="0" w:oddHBand="0" w:evenHBand="0" w:firstRowFirstColumn="0" w:firstRowLastColumn="0" w:lastRowFirstColumn="0" w:lastRowLastColumn="0"/>
+            </w:pPr>
+            <w:r>
+              <w:rPr>
+                <w:rFonts w:ascii="Times New Roman" w:hAnsi="Times New Roman" w:cs="Times New Roman"/>
+                <w:lang w:val="en-US"/>
+              </w:rPr>
+              <w:t>0</w:t>
+            </w:r>
+          </w:p>
+        </w:tc>
+        <w:tc>
+          <w:tcPr>
+            <w:tcW w:w="450" w:type="dxa"/>
+          </w:tcPr>
+          <w:p>
+            <w:pPr>
+              <w:jc w:val="center"/>
+              <w:cnfStyle w:val="000000000000" w:firstRow="0" w:lastRow="0" w:firstColumn="0" w:lastColumn="0" w:oddVBand="0" w:evenVBand="0" w:oddHBand="0" w:evenHBand="0" w:firstRowFirstColumn="0" w:firstRowLastColumn="0" w:lastRowFirstColumn="0" w:lastRowLastColumn="0"/>
+            </w:pPr>
+            <w:r>
+              <w:rPr>
+                <w:rFonts w:ascii="Times New Roman" w:hAnsi="Times New Roman" w:cs="Times New Roman"/>
+                <w:lang w:val="en-US"/>
+              </w:rPr>
+              <w:t>0</w:t>
+            </w:r>
+          </w:p>
+        </w:tc>
+        <w:tc>
+          <w:tcPr>
+            <w:tcW w:w="450" w:type="dxa"/>
+          </w:tcPr>
+          <w:p>
+            <w:pPr>
+              <w:jc w:val="center"/>
+              <w:cnfStyle w:val="000000000000" w:firstRow="0" w:lastRow="0" w:firstColumn="0" w:lastColumn="0" w:oddVBand="0" w:evenVBand="0" w:oddHBand="0" w:evenHBand="0" w:firstRowFirstColumn="0" w:firstRowLastColumn="0" w:lastRowFirstColumn="0" w:lastRowLastColumn="0"/>
+            </w:pPr>
+            <w:r>
+              <w:rPr>
+                <w:rFonts w:ascii="Times New Roman" w:hAnsi="Times New Roman" w:cs="Times New Roman"/>
+                <w:lang w:val="en-US"/>
+              </w:rPr>
+              <w:t>0</w:t>
+            </w:r>
+          </w:p>
+        </w:tc>
+        <w:tc>
+          <w:tcPr>
+            <w:tcW w:w="544" w:type="dxa"/>
+          </w:tcPr>
+          <w:p>
+            <w:pPr>
+              <w:jc w:val="center"/>
+              <w:cnfStyle w:val="000000000000" w:firstRow="0" w:lastRow="0" w:firstColumn="0" w:lastColumn="0" w:oddVBand="0" w:evenVBand="0" w:oddHBand="0" w:evenHBand="0" w:firstRowFirstColumn="0" w:firstRowLastColumn="0" w:lastRowFirstColumn="0" w:lastRowLastColumn="0"/>
+            </w:pPr>
+            <w:r>
+              <w:rPr>
+                <w:rFonts w:ascii="Times New Roman" w:hAnsi="Times New Roman" w:cs="Times New Roman"/>
+                <w:lang w:val="en-US"/>
+              </w:rPr>
+              <w:t>0</w:t>
+            </w:r>
+          </w:p>
+        </w:tc>
+        <w:tc>
+          <w:tcPr>
+            <w:tcW w:w="544" w:type="dxa"/>
+          </w:tcPr>
+          <w:p>
+            <w:pPr>
+              <w:jc w:val="center"/>
+              <w:cnfStyle w:val="000000000000" w:firstRow="0" w:lastRow="0" w:firstColumn="0" w:lastColumn="0" w:oddVBand="0" w:evenVBand="0" w:oddHBand="0" w:evenHBand="0" w:firstRowFirstColumn="0" w:firstRowLastColumn="0" w:lastRowFirstColumn="0" w:lastRowLastColumn="0"/>
+            </w:pPr>
+            <w:r>
+              <w:rPr>
+                <w:rFonts w:ascii="Times New Roman" w:hAnsi="Times New Roman" w:cs="Times New Roman"/>
+                <w:lang w:val="en-US"/>
+              </w:rPr>
+              <w:t>0</w:t>
+            </w:r>
+          </w:p>
+        </w:tc>
+        <w:tc>
+          <w:tcPr>
+            <w:tcW w:w="544" w:type="dxa"/>
+          </w:tcPr>
+          <w:p>
+            <w:pPr>
+              <w:jc w:val="center"/>
+              <w:cnfStyle w:val="000000000000" w:firstRow="0" w:lastRow="0" w:firstColumn="0" w:lastColumn="0" w:oddVBand="0" w:evenVBand="0" w:oddHBand="0" w:evenHBand="0" w:firstRowFirstColumn="0" w:firstRowLastColumn="0" w:lastRowFirstColumn="0" w:lastRowLastColumn="0"/>
+            </w:pPr>
+            <w:r>
+              <w:rPr>
+                <w:rFonts w:ascii="Times New Roman" w:hAnsi="Times New Roman" w:cs="Times New Roman"/>
+                <w:lang w:val="en-US"/>
+              </w:rPr>
+              <w:t>0</w:t>
+            </w:r>
+          </w:p>
+        </w:tc>
+        <w:tc>
+          <w:tcPr>
+            <w:tcW w:w="544" w:type="dxa"/>
+          </w:tcPr>
+          <w:p>
+            <w:pPr>
+              <w:jc w:val="center"/>
+              <w:cnfStyle w:val="000000000000" w:firstRow="0" w:lastRow="0" w:firstColumn="0" w:lastColumn="0" w:oddVBand="0" w:evenVBand="0" w:oddHBand="0" w:evenHBand="0" w:firstRowFirstColumn="0" w:firstRowLastColumn="0" w:lastRowFirstColumn="0" w:lastRowLastColumn="0"/>
+            </w:pPr>
+            <w:r>
+              <w:rPr>
+                <w:rFonts w:ascii="Times New Roman" w:hAnsi="Times New Roman" w:cs="Times New Roman"/>
+                <w:lang w:val="en-US"/>
+              </w:rPr>
+              <w:t>0</w:t>
+            </w:r>
+          </w:p>
+        </w:tc>
+        <w:tc>
+          <w:tcPr>
+            <w:tcW w:w="544" w:type="dxa"/>
+          </w:tcPr>
+          <w:p>
+            <w:pPr>
+              <w:jc w:val="center"/>
+              <w:cnfStyle w:val="000000000000" w:firstRow="0" w:lastRow="0" w:firstColumn="0" w:lastColumn="0" w:oddVBand="0" w:evenVBand="0" w:oddHBand="0" w:evenHBand="0" w:firstRowFirstColumn="0" w:firstRowLastColumn="0" w:lastRowFirstColumn="0" w:lastRowLastColumn="0"/>
+            </w:pPr>
+            <w:r>
+              <w:rPr>
+                <w:rFonts w:ascii="Times New Roman" w:hAnsi="Times New Roman" w:cs="Times New Roman"/>
+                <w:lang w:val="en-US"/>
+              </w:rPr>
+              <w:t>0</w:t>
+            </w:r>
+          </w:p>
+        </w:tc>
+        <w:tc>
+          <w:tcPr>
+            <w:tcW w:w="544" w:type="dxa"/>
+          </w:tcPr>
+          <w:p>
+            <w:pPr>
+              <w:jc w:val="center"/>
+              <w:cnfStyle w:val="000000000000" w:firstRow="0" w:lastRow="0" w:firstColumn="0" w:lastColumn="0" w:oddVBand="0" w:evenVBand="0" w:oddHBand="0" w:evenHBand="0" w:firstRowFirstColumn="0" w:firstRowLastColumn="0" w:lastRowFirstColumn="0" w:lastRowLastColumn="0"/>
+              <w:rPr>
+                <w:rFonts w:ascii="Times New Roman" w:hAnsi="Times New Roman" w:cs="Times New Roman"/>
+                <w:b/>
+                <w:lang w:val="en-US"/>
+              </w:rPr>
+            </w:pPr>
+            <w:r>
+              <w:rPr>
+                <w:rFonts w:ascii="Times New Roman" w:hAnsi="Times New Roman" w:cs="Times New Roman"/>
+                <w:b/>
+                <w:lang w:val="en-US"/>
+              </w:rPr>
+              <w:t>1</w:t>
+            </w:r>
+          </w:p>
+        </w:tc>
+      </w:tr>
+    </w:tbl>
+    <w:p>
+      <w:pPr>
+        <w:spacing w:before="120" w:after="0"/>
+        <w:rPr>
+          <w:rFonts w:ascii="Times New Roman" w:hAnsi="Times New Roman" w:cs="Times New Roman"/>
+          <w:sz w:val="24"/>
+        </w:rPr>
+      </w:pPr>
+      <w:r>
+        <w:rPr>
+          <w:rFonts w:ascii="Times New Roman" w:hAnsi="Times New Roman" w:cs="Times New Roman"/>
+          <w:sz w:val="24"/>
+        </w:rPr>
+        <w:t xml:space="preserve">Использование дешифратора в режиме </w:t>
+      </w:r>
+      <w:proofErr w:type="spellStart"/>
+      <w:r>
+        <w:rPr>
+          <w:rFonts w:ascii="Times New Roman" w:hAnsi="Times New Roman" w:cs="Times New Roman"/>
+          <w:sz w:val="24"/>
+        </w:rPr>
+        <w:t>демультиплексора</w:t>
+      </w:r>
+      <w:proofErr w:type="spellEnd"/>
+    </w:p>
+    <w:p>
+      <w:pPr>
+        <w:spacing w:before="120" w:after="0"/>
+        <w:rPr>
+          <w:rFonts w:ascii="Times New Roman" w:hAnsi="Times New Roman" w:cs="Times New Roman"/>
+          <w:sz w:val="24"/>
+        </w:rPr>
+      </w:pPr>
+      <w:r>
+        <w:rPr>
+          <w:rFonts w:ascii="Times New Roman" w:hAnsi="Times New Roman" w:cs="Times New Roman"/>
+          <w:sz w:val="24"/>
+        </w:rPr>
+        <w:t>Пример параллельного кода</w:t>
+      </w:r>
+      <w:r>
+        <w:rPr>
+          <w:rFonts w:ascii="Times New Roman" w:hAnsi="Times New Roman" w:cs="Times New Roman"/>
+          <w:sz w:val="24"/>
+        </w:rPr>
+        <w:t>:</w:t>
+      </w:r>
+    </w:p>
+    <w:p>
+      <w:pPr>
+        <w:spacing w:before="120" w:after="0"/>
+        <w:rPr>
+          <w:rFonts w:ascii="Times New Roman" w:hAnsi="Times New Roman" w:cs="Times New Roman"/>
+          <w:sz w:val="24"/>
+        </w:rPr>
+      </w:pPr>
+      <w:r>
+        <w:rPr>
+          <w:rFonts w:ascii="Times New Roman" w:hAnsi="Times New Roman" w:cs="Times New Roman"/>
+          <w:sz w:val="24"/>
+        </w:rPr>
+        <w:t>0 – 1 провод</w:t>
+      </w:r>
+    </w:p>
+    <w:p>
+      <w:pPr>
+        <w:spacing w:before="120" w:after="0"/>
+        <w:rPr>
+          <w:rFonts w:ascii="Times New Roman" w:hAnsi="Times New Roman" w:cs="Times New Roman"/>
+          <w:sz w:val="24"/>
+        </w:rPr>
+      </w:pPr>
+      <w:r>
+        <w:rPr>
+          <w:rFonts w:ascii="Times New Roman" w:hAnsi="Times New Roman" w:cs="Times New Roman"/>
+          <w:sz w:val="24"/>
+        </w:rPr>
+        <w:t>1 – 2 провод</w:t>
+      </w:r>
+    </w:p>
+    <w:p>
+      <w:pPr>
+        <w:spacing w:before="120" w:after="0"/>
+        <w:rPr>
+          <w:rFonts w:ascii="Times New Roman" w:hAnsi="Times New Roman" w:cs="Times New Roman"/>
+          <w:sz w:val="24"/>
+        </w:rPr>
+      </w:pPr>
+      <w:r>
+        <w:rPr>
+          <w:rFonts w:ascii="Times New Roman" w:hAnsi="Times New Roman" w:cs="Times New Roman"/>
+          <w:sz w:val="24"/>
+        </w:rPr>
+        <w:t>1 …</w:t>
+      </w:r>
+    </w:p>
+    <w:p>
+      <w:pPr>
+        <w:spacing w:before="120" w:after="0"/>
+        <w:rPr>
+          <w:rFonts w:ascii="Times New Roman" w:hAnsi="Times New Roman" w:cs="Times New Roman"/>
+          <w:sz w:val="24"/>
+        </w:rPr>
+      </w:pPr>
+      <w:r>
+        <w:rPr>
+          <w:rFonts w:ascii="Times New Roman" w:hAnsi="Times New Roman" w:cs="Times New Roman"/>
+          <w:sz w:val="24"/>
+        </w:rPr>
+        <w:t>0 …</w:t>
+      </w:r>
+    </w:p>
+    <w:p>
+      <w:pPr>
+        <w:spacing w:before="120" w:after="0"/>
+        <w:rPr>
+          <w:rFonts w:ascii="Times New Roman" w:hAnsi="Times New Roman" w:cs="Times New Roman"/>
+          <w:sz w:val="24"/>
+        </w:rPr>
+      </w:pPr>
+      <w:r>
+        <w:rPr>
+          <w:rFonts w:ascii="Times New Roman" w:hAnsi="Times New Roman" w:cs="Times New Roman"/>
+          <w:sz w:val="24"/>
+        </w:rPr>
+        <w:t>0 …</w:t>
+      </w:r>
+    </w:p>
+    <w:p>
+      <w:pPr>
+        <w:spacing w:before="120" w:after="0"/>
+        <w:rPr>
+          <w:rFonts w:ascii="Times New Roman" w:hAnsi="Times New Roman" w:cs="Times New Roman"/>
+          <w:sz w:val="24"/>
+        </w:rPr>
+      </w:pPr>
+      <w:r>
+        <w:rPr>
+          <w:rFonts w:ascii="Times New Roman" w:hAnsi="Times New Roman" w:cs="Times New Roman"/>
+          <w:sz w:val="24"/>
+        </w:rPr>
+        <w:t>1 …</w:t>
+      </w:r>
+    </w:p>
+    <w:p>
+      <w:pPr>
+        <w:spacing w:before="120" w:after="0"/>
+        <w:rPr>
+          <w:rFonts w:ascii="Times New Roman" w:hAnsi="Times New Roman" w:cs="Times New Roman"/>
+          <w:sz w:val="24"/>
+        </w:rPr>
+      </w:pPr>
+      <w:r>
+        <w:rPr>
+          <w:rFonts w:ascii="Times New Roman" w:hAnsi="Times New Roman" w:cs="Times New Roman"/>
+          <w:sz w:val="24"/>
+        </w:rPr>
+        <w:t>1 …</w:t>
+      </w:r>
+    </w:p>
+    <w:p>
+      <w:pPr>
+        <w:spacing w:before="120" w:after="0"/>
+        <w:rPr>
+          <w:rFonts w:ascii="Times New Roman" w:hAnsi="Times New Roman" w:cs="Times New Roman"/>
+          <w:sz w:val="24"/>
+        </w:rPr>
+      </w:pPr>
+      <w:r>
+        <w:rPr>
+          <w:rFonts w:ascii="Times New Roman" w:hAnsi="Times New Roman" w:cs="Times New Roman"/>
+          <w:sz w:val="24"/>
+        </w:rPr>
+        <w:t>Пример последовательного кода</w:t>
+      </w:r>
+      <w:r>
+        <w:rPr>
+          <w:rFonts w:ascii="Times New Roman" w:hAnsi="Times New Roman" w:cs="Times New Roman"/>
+          <w:sz w:val="24"/>
+        </w:rPr>
+        <w:t>:</w:t>
+      </w:r>
+    </w:p>
+    <w:p>
+      <w:pPr>
+        <w:spacing w:before="120" w:after="0"/>
+        <w:rPr>
+          <w:rFonts w:ascii="Times New Roman" w:hAnsi="Times New Roman" w:cs="Times New Roman"/>
+          <w:sz w:val="24"/>
+        </w:rPr>
+      </w:pPr>
+      <w:r>
+        <w:rPr>
+          <w:rFonts w:ascii="Times New Roman" w:hAnsi="Times New Roman" w:cs="Times New Roman"/>
+          <w:sz w:val="24"/>
+        </w:rPr>
+        <w:t>01110011 – передача по одному проводу в каждый отдельный момент времени</w:t>
+      </w:r>
+      <w:r>
+        <w:rPr>
+          <w:rFonts w:ascii="Times New Roman" w:hAnsi="Times New Roman" w:cs="Times New Roman"/>
+          <w:sz w:val="24"/>
+        </w:rPr>
+        <w:t xml:space="preserve">. </w:t>
+      </w:r>
+      <w:r>
+        <w:rPr>
+          <w:rFonts w:ascii="Times New Roman" w:hAnsi="Times New Roman" w:cs="Times New Roman"/>
+          <w:sz w:val="24"/>
+        </w:rPr>
+        <w:t>Преобразование параллельного кода в последовательный называется мультиплексирование, обратное преобразование – демультиплексированием.</w:t>
       </w:r>
     </w:p>
     <w:sectPr>
@@ -1938,6 +9306,366 @@
       <w:color w:val="808080"/>
     </w:rPr>
   </w:style>
+  <w:style w:type="table" w:styleId="-65">
+    <w:name w:val="Grid Table 6 Colorful Accent 5"/>
+    <w:basedOn w:val="a1"/>
+    <w:uiPriority w:val="51"/>
+    <w:rsid w:val="000946F3"/>
+    <w:pPr>
+      <w:spacing w:after="0" w:line="240" w:lineRule="auto"/>
+    </w:pPr>
+    <w:rPr>
+      <w:color w:val="2F5496" w:themeColor="accent5" w:themeShade="BF"/>
+    </w:rPr>
+    <w:tblPr>
+      <w:tblStyleRowBandSize w:val="1"/>
+      <w:tblStyleColBandSize w:val="1"/>
+      <w:tblBorders>
+        <w:top w:val="single" w:sz="4" w:space="0" w:color="8EAADB" w:themeColor="accent5" w:themeTint="99"/>
+        <w:left w:val="single" w:sz="4" w:space="0" w:color="8EAADB" w:themeColor="accent5" w:themeTint="99"/>
+        <w:bottom w:val="single" w:sz="4" w:space="0" w:color="8EAADB" w:themeColor="accent5" w:themeTint="99"/>
+        <w:right w:val="single" w:sz="4" w:space="0" w:color="8EAADB" w:themeColor="accent5" w:themeTint="99"/>
+        <w:insideH w:val="single" w:sz="4" w:space="0" w:color="8EAADB" w:themeColor="accent5" w:themeTint="99"/>
+        <w:insideV w:val="single" w:sz="4" w:space="0" w:color="8EAADB" w:themeColor="accent5" w:themeTint="99"/>
+      </w:tblBorders>
+    </w:tblPr>
+    <w:tblStylePr w:type="firstRow">
+      <w:rPr>
+        <w:b/>
+        <w:bCs/>
+      </w:rPr>
+      <w:tblPr/>
+      <w:tcPr>
+        <w:tcBorders>
+          <w:bottom w:val="single" w:sz="12" w:space="0" w:color="8EAADB" w:themeColor="accent5" w:themeTint="99"/>
+        </w:tcBorders>
+      </w:tcPr>
+    </w:tblStylePr>
+    <w:tblStylePr w:type="lastRow">
+      <w:rPr>
+        <w:b/>
+        <w:bCs/>
+      </w:rPr>
+      <w:tblPr/>
+      <w:tcPr>
+        <w:tcBorders>
+          <w:top w:val="double" w:sz="4" w:space="0" w:color="8EAADB" w:themeColor="accent5" w:themeTint="99"/>
+        </w:tcBorders>
+      </w:tcPr>
+    </w:tblStylePr>
+    <w:tblStylePr w:type="firstCol">
+      <w:rPr>
+        <w:b/>
+        <w:bCs/>
+      </w:rPr>
+    </w:tblStylePr>
+    <w:tblStylePr w:type="lastCol">
+      <w:rPr>
+        <w:b/>
+        <w:bCs/>
+      </w:rPr>
+    </w:tblStylePr>
+    <w:tblStylePr w:type="band1Vert">
+      <w:tblPr/>
+      <w:tcPr>
+        <w:shd w:val="clear" w:color="auto" w:fill="D9E2F3" w:themeFill="accent5" w:themeFillTint="33"/>
+      </w:tcPr>
+    </w:tblStylePr>
+    <w:tblStylePr w:type="band1Horz">
+      <w:tblPr/>
+      <w:tcPr>
+        <w:shd w:val="clear" w:color="auto" w:fill="D9E2F3" w:themeFill="accent5" w:themeFillTint="33"/>
+      </w:tcPr>
+    </w:tblStylePr>
+  </w:style>
+  <w:style w:type="table" w:styleId="-64">
+    <w:name w:val="Grid Table 6 Colorful Accent 4"/>
+    <w:basedOn w:val="a1"/>
+    <w:uiPriority w:val="51"/>
+    <w:rsid w:val="000946F3"/>
+    <w:pPr>
+      <w:spacing w:after="0" w:line="240" w:lineRule="auto"/>
+    </w:pPr>
+    <w:rPr>
+      <w:color w:val="BF8F00" w:themeColor="accent4" w:themeShade="BF"/>
+    </w:rPr>
+    <w:tblPr>
+      <w:tblStyleRowBandSize w:val="1"/>
+      <w:tblStyleColBandSize w:val="1"/>
+      <w:tblBorders>
+        <w:top w:val="single" w:sz="4" w:space="0" w:color="FFD966" w:themeColor="accent4" w:themeTint="99"/>
+        <w:left w:val="single" w:sz="4" w:space="0" w:color="FFD966" w:themeColor="accent4" w:themeTint="99"/>
+        <w:bottom w:val="single" w:sz="4" w:space="0" w:color="FFD966" w:themeColor="accent4" w:themeTint="99"/>
+        <w:right w:val="single" w:sz="4" w:space="0" w:color="FFD966" w:themeColor="accent4" w:themeTint="99"/>
+        <w:insideH w:val="single" w:sz="4" w:space="0" w:color="FFD966" w:themeColor="accent4" w:themeTint="99"/>
+        <w:insideV w:val="single" w:sz="4" w:space="0" w:color="FFD966" w:themeColor="accent4" w:themeTint="99"/>
+      </w:tblBorders>
+    </w:tblPr>
+    <w:tblStylePr w:type="firstRow">
+      <w:rPr>
+        <w:b/>
+        <w:bCs/>
+      </w:rPr>
+      <w:tblPr/>
+      <w:tcPr>
+        <w:tcBorders>
+          <w:bottom w:val="single" w:sz="12" w:space="0" w:color="FFD966" w:themeColor="accent4" w:themeTint="99"/>
+        </w:tcBorders>
+      </w:tcPr>
+    </w:tblStylePr>
+    <w:tblStylePr w:type="lastRow">
+      <w:rPr>
+        <w:b/>
+        <w:bCs/>
+      </w:rPr>
+      <w:tblPr/>
+      <w:tcPr>
+        <w:tcBorders>
+          <w:top w:val="double" w:sz="4" w:space="0" w:color="FFD966" w:themeColor="accent4" w:themeTint="99"/>
+        </w:tcBorders>
+      </w:tcPr>
+    </w:tblStylePr>
+    <w:tblStylePr w:type="firstCol">
+      <w:rPr>
+        <w:b/>
+        <w:bCs/>
+      </w:rPr>
+    </w:tblStylePr>
+    <w:tblStylePr w:type="lastCol">
+      <w:rPr>
+        <w:b/>
+        <w:bCs/>
+      </w:rPr>
+    </w:tblStylePr>
+    <w:tblStylePr w:type="band1Vert">
+      <w:tblPr/>
+      <w:tcPr>
+        <w:shd w:val="clear" w:color="auto" w:fill="FFF2CC" w:themeFill="accent4" w:themeFillTint="33"/>
+      </w:tcPr>
+    </w:tblStylePr>
+    <w:tblStylePr w:type="band1Horz">
+      <w:tblPr/>
+      <w:tcPr>
+        <w:shd w:val="clear" w:color="auto" w:fill="FFF2CC" w:themeFill="accent4" w:themeFillTint="33"/>
+      </w:tcPr>
+    </w:tblStylePr>
+  </w:style>
+  <w:style w:type="table" w:styleId="-62">
+    <w:name w:val="Grid Table 6 Colorful Accent 2"/>
+    <w:basedOn w:val="a1"/>
+    <w:uiPriority w:val="51"/>
+    <w:rsid w:val="000946F3"/>
+    <w:pPr>
+      <w:spacing w:after="0" w:line="240" w:lineRule="auto"/>
+    </w:pPr>
+    <w:rPr>
+      <w:color w:val="C45911" w:themeColor="accent2" w:themeShade="BF"/>
+    </w:rPr>
+    <w:tblPr>
+      <w:tblStyleRowBandSize w:val="1"/>
+      <w:tblStyleColBandSize w:val="1"/>
+      <w:tblBorders>
+        <w:top w:val="single" w:sz="4" w:space="0" w:color="F4B083" w:themeColor="accent2" w:themeTint="99"/>
+        <w:left w:val="single" w:sz="4" w:space="0" w:color="F4B083" w:themeColor="accent2" w:themeTint="99"/>
+        <w:bottom w:val="single" w:sz="4" w:space="0" w:color="F4B083" w:themeColor="accent2" w:themeTint="99"/>
+        <w:right w:val="single" w:sz="4" w:space="0" w:color="F4B083" w:themeColor="accent2" w:themeTint="99"/>
+        <w:insideH w:val="single" w:sz="4" w:space="0" w:color="F4B083" w:themeColor="accent2" w:themeTint="99"/>
+        <w:insideV w:val="single" w:sz="4" w:space="0" w:color="F4B083" w:themeColor="accent2" w:themeTint="99"/>
+      </w:tblBorders>
+    </w:tblPr>
+    <w:tblStylePr w:type="firstRow">
+      <w:rPr>
+        <w:b/>
+        <w:bCs/>
+      </w:rPr>
+      <w:tblPr/>
+      <w:tcPr>
+        <w:tcBorders>
+          <w:bottom w:val="single" w:sz="12" w:space="0" w:color="F4B083" w:themeColor="accent2" w:themeTint="99"/>
+        </w:tcBorders>
+      </w:tcPr>
+    </w:tblStylePr>
+    <w:tblStylePr w:type="lastRow">
+      <w:rPr>
+        <w:b/>
+        <w:bCs/>
+      </w:rPr>
+      <w:tblPr/>
+      <w:tcPr>
+        <w:tcBorders>
+          <w:top w:val="double" w:sz="4" w:space="0" w:color="F4B083" w:themeColor="accent2" w:themeTint="99"/>
+        </w:tcBorders>
+      </w:tcPr>
+    </w:tblStylePr>
+    <w:tblStylePr w:type="firstCol">
+      <w:rPr>
+        <w:b/>
+        <w:bCs/>
+      </w:rPr>
+    </w:tblStylePr>
+    <w:tblStylePr w:type="lastCol">
+      <w:rPr>
+        <w:b/>
+        <w:bCs/>
+      </w:rPr>
+    </w:tblStylePr>
+    <w:tblStylePr w:type="band1Vert">
+      <w:tblPr/>
+      <w:tcPr>
+        <w:shd w:val="clear" w:color="auto" w:fill="FBE4D5" w:themeFill="accent2" w:themeFillTint="33"/>
+      </w:tcPr>
+    </w:tblStylePr>
+    <w:tblStylePr w:type="band1Horz">
+      <w:tblPr/>
+      <w:tcPr>
+        <w:shd w:val="clear" w:color="auto" w:fill="FBE4D5" w:themeFill="accent2" w:themeFillTint="33"/>
+      </w:tcPr>
+    </w:tblStylePr>
+  </w:style>
+  <w:style w:type="table" w:styleId="-63">
+    <w:name w:val="Grid Table 6 Colorful Accent 3"/>
+    <w:basedOn w:val="a1"/>
+    <w:uiPriority w:val="51"/>
+    <w:rsid w:val="00221843"/>
+    <w:pPr>
+      <w:spacing w:after="0" w:line="240" w:lineRule="auto"/>
+    </w:pPr>
+    <w:rPr>
+      <w:color w:val="7B7B7B" w:themeColor="accent3" w:themeShade="BF"/>
+    </w:rPr>
+    <w:tblPr>
+      <w:tblStyleRowBandSize w:val="1"/>
+      <w:tblStyleColBandSize w:val="1"/>
+      <w:tblBorders>
+        <w:top w:val="single" w:sz="4" w:space="0" w:color="C9C9C9" w:themeColor="accent3" w:themeTint="99"/>
+        <w:left w:val="single" w:sz="4" w:space="0" w:color="C9C9C9" w:themeColor="accent3" w:themeTint="99"/>
+        <w:bottom w:val="single" w:sz="4" w:space="0" w:color="C9C9C9" w:themeColor="accent3" w:themeTint="99"/>
+        <w:right w:val="single" w:sz="4" w:space="0" w:color="C9C9C9" w:themeColor="accent3" w:themeTint="99"/>
+        <w:insideH w:val="single" w:sz="4" w:space="0" w:color="C9C9C9" w:themeColor="accent3" w:themeTint="99"/>
+        <w:insideV w:val="single" w:sz="4" w:space="0" w:color="C9C9C9" w:themeColor="accent3" w:themeTint="99"/>
+      </w:tblBorders>
+    </w:tblPr>
+    <w:tblStylePr w:type="firstRow">
+      <w:rPr>
+        <w:b/>
+        <w:bCs/>
+      </w:rPr>
+      <w:tblPr/>
+      <w:tcPr>
+        <w:tcBorders>
+          <w:bottom w:val="single" w:sz="12" w:space="0" w:color="C9C9C9" w:themeColor="accent3" w:themeTint="99"/>
+        </w:tcBorders>
+      </w:tcPr>
+    </w:tblStylePr>
+    <w:tblStylePr w:type="lastRow">
+      <w:rPr>
+        <w:b/>
+        <w:bCs/>
+      </w:rPr>
+      <w:tblPr/>
+      <w:tcPr>
+        <w:tcBorders>
+          <w:top w:val="double" w:sz="4" w:space="0" w:color="C9C9C9" w:themeColor="accent3" w:themeTint="99"/>
+        </w:tcBorders>
+      </w:tcPr>
+    </w:tblStylePr>
+    <w:tblStylePr w:type="firstCol">
+      <w:rPr>
+        <w:b/>
+        <w:bCs/>
+      </w:rPr>
+    </w:tblStylePr>
+    <w:tblStylePr w:type="lastCol">
+      <w:rPr>
+        <w:b/>
+        <w:bCs/>
+      </w:rPr>
+    </w:tblStylePr>
+    <w:tblStylePr w:type="band1Vert">
+      <w:tblPr/>
+      <w:tcPr>
+        <w:shd w:val="clear" w:color="auto" w:fill="EDEDED" w:themeFill="accent3" w:themeFillTint="33"/>
+      </w:tcPr>
+    </w:tblStylePr>
+    <w:tblStylePr w:type="band1Horz">
+      <w:tblPr/>
+      <w:tcPr>
+        <w:shd w:val="clear" w:color="auto" w:fill="EDEDED" w:themeFill="accent3" w:themeFillTint="33"/>
+      </w:tcPr>
+    </w:tblStylePr>
+  </w:style>
+  <w:style w:type="table" w:styleId="-66">
+    <w:name w:val="Grid Table 6 Colorful Accent 6"/>
+    <w:basedOn w:val="a1"/>
+    <w:uiPriority w:val="51"/>
+    <w:rsid w:val="00221843"/>
+    <w:pPr>
+      <w:spacing w:after="0" w:line="240" w:lineRule="auto"/>
+    </w:pPr>
+    <w:rPr>
+      <w:color w:val="538135" w:themeColor="accent6" w:themeShade="BF"/>
+    </w:rPr>
+    <w:tblPr>
+      <w:tblStyleRowBandSize w:val="1"/>
+      <w:tblStyleColBandSize w:val="1"/>
+      <w:tblBorders>
+        <w:top w:val="single" w:sz="4" w:space="0" w:color="A8D08D" w:themeColor="accent6" w:themeTint="99"/>
+        <w:left w:val="single" w:sz="4" w:space="0" w:color="A8D08D" w:themeColor="accent6" w:themeTint="99"/>
+        <w:bottom w:val="single" w:sz="4" w:space="0" w:color="A8D08D" w:themeColor="accent6" w:themeTint="99"/>
+        <w:right w:val="single" w:sz="4" w:space="0" w:color="A8D08D" w:themeColor="accent6" w:themeTint="99"/>
+        <w:insideH w:val="single" w:sz="4" w:space="0" w:color="A8D08D" w:themeColor="accent6" w:themeTint="99"/>
+        <w:insideV w:val="single" w:sz="4" w:space="0" w:color="A8D08D" w:themeColor="accent6" w:themeTint="99"/>
+      </w:tblBorders>
+    </w:tblPr>
+    <w:tblStylePr w:type="firstRow">
+      <w:rPr>
+        <w:b/>
+        <w:bCs/>
+      </w:rPr>
+      <w:tblPr/>
+      <w:tcPr>
+        <w:tcBorders>
+          <w:bottom w:val="single" w:sz="12" w:space="0" w:color="A8D08D" w:themeColor="accent6" w:themeTint="99"/>
+        </w:tcBorders>
+      </w:tcPr>
+    </w:tblStylePr>
+    <w:tblStylePr w:type="lastRow">
+      <w:rPr>
+        <w:b/>
+        <w:bCs/>
+      </w:rPr>
+      <w:tblPr/>
+      <w:tcPr>
+        <w:tcBorders>
+          <w:top w:val="double" w:sz="4" w:space="0" w:color="A8D08D" w:themeColor="accent6" w:themeTint="99"/>
+        </w:tcBorders>
+      </w:tcPr>
+    </w:tblStylePr>
+    <w:tblStylePr w:type="firstCol">
+      <w:rPr>
+        <w:b/>
+        <w:bCs/>
+      </w:rPr>
+    </w:tblStylePr>
+    <w:tblStylePr w:type="lastCol">
+      <w:rPr>
+        <w:b/>
+        <w:bCs/>
+      </w:rPr>
+    </w:tblStylePr>
+    <w:tblStylePr w:type="band1Vert">
+      <w:tblPr/>
+      <w:tcPr>
+        <w:shd w:val="clear" w:color="auto" w:fill="E2EFD9" w:themeFill="accent6" w:themeFillTint="33"/>
+      </w:tcPr>
+    </w:tblStylePr>
+    <w:tblStylePr w:type="band1Horz">
+      <w:tblPr/>
+      <w:tcPr>
+        <w:shd w:val="clear" w:color="auto" w:fill="E2EFD9" w:themeFill="accent6" w:themeFillTint="33"/>
+      </w:tcPr>
+    </w:tblStylePr>
+  </w:style>
 </w:styles>
 </file>
 

--- a/Исследование дешифратора.docx
+++ b/Исследование дешифратора.docx
@@ -2,6 +2,22 @@
 <file path=word/document.xml><?xml version="1.0" encoding="utf-8"?>
 <w:document xmlns:wpc="http://schemas.microsoft.com/office/word/2010/wordprocessingCanvas" xmlns:mc="http://schemas.openxmlformats.org/markup-compatibility/2006" xmlns:o="urn:schemas-microsoft-com:office:office" xmlns:r="http://schemas.openxmlformats.org/officeDocument/2006/relationships" xmlns:m="http://schemas.openxmlformats.org/officeDocument/2006/math" xmlns:v="urn:schemas-microsoft-com:vml" xmlns:wp14="http://schemas.microsoft.com/office/word/2010/wordprocessingDrawing" xmlns:wp="http://schemas.openxmlformats.org/drawingml/2006/wordprocessingDrawing" xmlns:w10="urn:schemas-microsoft-com:office:word" xmlns:w="http://schemas.openxmlformats.org/wordprocessingml/2006/main" xmlns:w14="http://schemas.microsoft.com/office/word/2010/wordml" xmlns:w15="http://schemas.microsoft.com/office/word/2012/wordml" xmlns:wpg="http://schemas.microsoft.com/office/word/2010/wordprocessingGroup" xmlns:wpi="http://schemas.microsoft.com/office/word/2010/wordprocessingInk" xmlns:wne="http://schemas.microsoft.com/office/word/2006/wordml" xmlns:wps="http://schemas.microsoft.com/office/word/2010/wordprocessingShape" mc:Ignorable="w14 w15 wp14">
   <w:body>
+    <w:p>
+      <w:pPr>
+        <w:jc w:val="center"/>
+        <w:rPr>
+          <w:rFonts w:ascii="Times New Roman" w:hAnsi="Times New Roman" w:cs="Times New Roman"/>
+          <w:sz w:val="24"/>
+        </w:rPr>
+      </w:pPr>
+      <w:r>
+        <w:rPr>
+          <w:rFonts w:ascii="Times New Roman" w:hAnsi="Times New Roman" w:cs="Times New Roman"/>
+          <w:sz w:val="24"/>
+        </w:rPr>
+        <w:t>Комбинационные логические схемы</w:t>
+      </w:r>
+    </w:p>
     <w:p>
       <w:pPr>
         <w:rPr>
@@ -34,6 +50,7 @@
     </w:p>
     <w:p>
       <w:pPr>
+        <w:spacing w:after="0"/>
         <w:rPr>
           <w:rFonts w:ascii="Times New Roman" w:hAnsi="Times New Roman" w:cs="Times New Roman"/>
           <w:sz w:val="24"/>
@@ -1236,8 +1253,6 @@
                 <w:lang w:val="en-US"/>
               </w:rPr>
             </w:pPr>
-            <w:bookmarkStart w:id="0" w:name="_GoBack"/>
-            <w:bookmarkEnd w:id="0"/>
             <w:r>
               <w:rPr>
                 <w:rFonts w:ascii="Times New Roman" w:hAnsi="Times New Roman" w:cs="Times New Roman"/>
@@ -8360,7 +8375,8 @@
     </w:p>
     <w:p>
       <w:pPr>
-        <w:spacing w:before="120" w:after="0"/>
+        <w:spacing w:before="120" w:after="240"/>
+        <w:jc w:val="both"/>
         <w:rPr>
           <w:rFonts w:ascii="Times New Roman" w:hAnsi="Times New Roman" w:cs="Times New Roman"/>
           <w:sz w:val="24"/>
@@ -8385,8 +8401,2913 @@
           <w:rFonts w:ascii="Times New Roman" w:hAnsi="Times New Roman" w:cs="Times New Roman"/>
           <w:sz w:val="24"/>
         </w:rPr>
-        <w:t>Преобразование параллельного кода в последовательный называется мультиплексирование, обратное преобразование – демультиплексированием.</w:t>
+        <w:t>Преобразование параллельного кода в последовательный называется мультиплексирование, обратное преобразование</w:t>
       </w:r>
+      <w:r>
+        <w:rPr>
+          <w:rFonts w:ascii="Times New Roman" w:hAnsi="Times New Roman" w:cs="Times New Roman"/>
+          <w:sz w:val="24"/>
+        </w:rPr>
+        <w:t> </w:t>
+      </w:r>
+      <w:r>
+        <w:rPr>
+          <w:rFonts w:ascii="Times New Roman" w:hAnsi="Times New Roman" w:cs="Times New Roman"/>
+          <w:sz w:val="24"/>
+        </w:rPr>
+        <w:t>– демультиплексированием.</w:t>
+      </w:r>
+    </w:p>
+    <w:tbl>
+      <w:tblPr>
+        <w:tblStyle w:val="-62"/>
+        <w:tblW w:w="0" w:type="auto"/>
+        <w:tblLook w:val="04A0" w:firstRow="1" w:lastRow="0" w:firstColumn="1" w:lastColumn="0" w:noHBand="0" w:noVBand="1"/>
+      </w:tblPr>
+      <w:tblGrid>
+        <w:gridCol w:w="740"/>
+        <w:gridCol w:w="740"/>
+        <w:gridCol w:w="740"/>
+        <w:gridCol w:w="740"/>
+        <w:gridCol w:w="740"/>
+        <w:gridCol w:w="740"/>
+        <w:gridCol w:w="740"/>
+        <w:gridCol w:w="740"/>
+        <w:gridCol w:w="740"/>
+        <w:gridCol w:w="740"/>
+        <w:gridCol w:w="740"/>
+      </w:tblGrid>
+      <w:tr>
+        <w:trPr>
+          <w:cnfStyle w:val="100000000000" w:firstRow="1" w:lastRow="0" w:firstColumn="0" w:lastColumn="0" w:oddVBand="0" w:evenVBand="0" w:oddHBand="0" w:evenHBand="0" w:firstRowFirstColumn="0" w:firstRowLastColumn="0" w:lastRowFirstColumn="0" w:lastRowLastColumn="0"/>
+          <w:trHeight w:val="254"/>
+        </w:trPr>
+        <w:tc>
+          <w:tcPr>
+            <w:cnfStyle w:val="001000000000" w:firstRow="0" w:lastRow="0" w:firstColumn="1" w:lastColumn="0" w:oddVBand="0" w:evenVBand="0" w:oddHBand="0" w:evenHBand="0" w:firstRowFirstColumn="0" w:firstRowLastColumn="0" w:lastRowFirstColumn="0" w:lastRowLastColumn="0"/>
+            <w:tcW w:w="740" w:type="dxa"/>
+          </w:tcPr>
+          <w:p>
+            <w:pPr>
+              <w:jc w:val="center"/>
+              <w:rPr>
+                <w:rFonts w:ascii="Times New Roman" w:hAnsi="Times New Roman" w:cs="Times New Roman"/>
+                <w:sz w:val="24"/>
+              </w:rPr>
+            </w:pPr>
+            <w:r>
+              <w:rPr>
+                <w:rFonts w:ascii="Times New Roman" w:hAnsi="Times New Roman" w:cs="Times New Roman"/>
+                <w:sz w:val="24"/>
+                <w:lang w:val="en-US"/>
+              </w:rPr>
+              <w:lastRenderedPageBreak/>
+              <w:t>A</w:t>
+            </w:r>
+          </w:p>
+        </w:tc>
+        <w:tc>
+          <w:tcPr>
+            <w:tcW w:w="740" w:type="dxa"/>
+          </w:tcPr>
+          <w:p>
+            <w:pPr>
+              <w:jc w:val="center"/>
+              <w:cnfStyle w:val="100000000000" w:firstRow="1" w:lastRow="0" w:firstColumn="0" w:lastColumn="0" w:oddVBand="0" w:evenVBand="0" w:oddHBand="0" w:evenHBand="0" w:firstRowFirstColumn="0" w:firstRowLastColumn="0" w:lastRowFirstColumn="0" w:lastRowLastColumn="0"/>
+              <w:rPr>
+                <w:rFonts w:ascii="Times New Roman" w:hAnsi="Times New Roman" w:cs="Times New Roman"/>
+                <w:sz w:val="24"/>
+              </w:rPr>
+            </w:pPr>
+            <w:r>
+              <w:rPr>
+                <w:rFonts w:ascii="Times New Roman" w:hAnsi="Times New Roman" w:cs="Times New Roman"/>
+                <w:sz w:val="24"/>
+                <w:lang w:val="en-US"/>
+              </w:rPr>
+              <w:t>B</w:t>
+            </w:r>
+          </w:p>
+        </w:tc>
+        <w:tc>
+          <w:tcPr>
+            <w:tcW w:w="740" w:type="dxa"/>
+          </w:tcPr>
+          <w:p>
+            <w:pPr>
+              <w:jc w:val="center"/>
+              <w:cnfStyle w:val="100000000000" w:firstRow="1" w:lastRow="0" w:firstColumn="0" w:lastColumn="0" w:oddVBand="0" w:evenVBand="0" w:oddHBand="0" w:evenHBand="0" w:firstRowFirstColumn="0" w:firstRowLastColumn="0" w:lastRowFirstColumn="0" w:lastRowLastColumn="0"/>
+              <w:rPr>
+                <w:rFonts w:ascii="Times New Roman" w:hAnsi="Times New Roman" w:cs="Times New Roman"/>
+                <w:sz w:val="24"/>
+              </w:rPr>
+            </w:pPr>
+            <w:r>
+              <w:rPr>
+                <w:rFonts w:ascii="Times New Roman" w:hAnsi="Times New Roman" w:cs="Times New Roman"/>
+                <w:sz w:val="24"/>
+                <w:lang w:val="en-US"/>
+              </w:rPr>
+              <w:t>C</w:t>
+            </w:r>
+          </w:p>
+        </w:tc>
+        <w:tc>
+          <w:tcPr>
+            <w:tcW w:w="740" w:type="dxa"/>
+          </w:tcPr>
+          <w:p>
+            <w:pPr>
+              <w:jc w:val="center"/>
+              <w:cnfStyle w:val="100000000000" w:firstRow="1" w:lastRow="0" w:firstColumn="0" w:lastColumn="0" w:oddVBand="0" w:evenVBand="0" w:oddHBand="0" w:evenHBand="0" w:firstRowFirstColumn="0" w:firstRowLastColumn="0" w:lastRowFirstColumn="0" w:lastRowLastColumn="0"/>
+              <w:rPr>
+                <w:rFonts w:ascii="Times New Roman" w:hAnsi="Times New Roman" w:cs="Times New Roman"/>
+                <w:sz w:val="24"/>
+              </w:rPr>
+            </w:pPr>
+            <w:r>
+              <w:rPr>
+                <w:rFonts w:ascii="Times New Roman" w:hAnsi="Times New Roman" w:cs="Times New Roman"/>
+                <w:sz w:val="24"/>
+                <w:lang w:val="en-US"/>
+              </w:rPr>
+              <w:t>Y</w:t>
+            </w:r>
+            <w:r>
+              <w:rPr>
+                <w:rFonts w:ascii="Times New Roman" w:hAnsi="Times New Roman" w:cs="Times New Roman"/>
+                <w:sz w:val="24"/>
+              </w:rPr>
+              <w:t>0</w:t>
+            </w:r>
+          </w:p>
+        </w:tc>
+        <w:tc>
+          <w:tcPr>
+            <w:tcW w:w="740" w:type="dxa"/>
+          </w:tcPr>
+          <w:p>
+            <w:pPr>
+              <w:jc w:val="center"/>
+              <w:cnfStyle w:val="100000000000" w:firstRow="1" w:lastRow="0" w:firstColumn="0" w:lastColumn="0" w:oddVBand="0" w:evenVBand="0" w:oddHBand="0" w:evenHBand="0" w:firstRowFirstColumn="0" w:firstRowLastColumn="0" w:lastRowFirstColumn="0" w:lastRowLastColumn="0"/>
+              <w:rPr>
+                <w:rFonts w:ascii="Times New Roman" w:hAnsi="Times New Roman" w:cs="Times New Roman"/>
+                <w:sz w:val="24"/>
+                <w:lang w:val="en-US"/>
+              </w:rPr>
+            </w:pPr>
+            <w:r>
+              <w:rPr>
+                <w:rFonts w:ascii="Times New Roman" w:hAnsi="Times New Roman" w:cs="Times New Roman"/>
+                <w:sz w:val="24"/>
+                <w:lang w:val="en-US"/>
+              </w:rPr>
+              <w:t>Y</w:t>
+            </w:r>
+            <w:r>
+              <w:rPr>
+                <w:rFonts w:ascii="Times New Roman" w:hAnsi="Times New Roman" w:cs="Times New Roman"/>
+                <w:sz w:val="24"/>
+                <w:lang w:val="en-US"/>
+              </w:rPr>
+              <w:t>1</w:t>
+            </w:r>
+          </w:p>
+        </w:tc>
+        <w:tc>
+          <w:tcPr>
+            <w:tcW w:w="740" w:type="dxa"/>
+          </w:tcPr>
+          <w:p>
+            <w:pPr>
+              <w:jc w:val="center"/>
+              <w:cnfStyle w:val="100000000000" w:firstRow="1" w:lastRow="0" w:firstColumn="0" w:lastColumn="0" w:oddVBand="0" w:evenVBand="0" w:oddHBand="0" w:evenHBand="0" w:firstRowFirstColumn="0" w:firstRowLastColumn="0" w:lastRowFirstColumn="0" w:lastRowLastColumn="0"/>
+              <w:rPr>
+                <w:rFonts w:ascii="Times New Roman" w:hAnsi="Times New Roman" w:cs="Times New Roman"/>
+                <w:sz w:val="24"/>
+                <w:lang w:val="en-US"/>
+              </w:rPr>
+            </w:pPr>
+            <w:r>
+              <w:rPr>
+                <w:rFonts w:ascii="Times New Roman" w:hAnsi="Times New Roman" w:cs="Times New Roman"/>
+                <w:sz w:val="24"/>
+                <w:lang w:val="en-US"/>
+              </w:rPr>
+              <w:t>Y</w:t>
+            </w:r>
+            <w:r>
+              <w:rPr>
+                <w:rFonts w:ascii="Times New Roman" w:hAnsi="Times New Roman" w:cs="Times New Roman"/>
+                <w:sz w:val="24"/>
+                <w:lang w:val="en-US"/>
+              </w:rPr>
+              <w:t>2</w:t>
+            </w:r>
+          </w:p>
+        </w:tc>
+        <w:tc>
+          <w:tcPr>
+            <w:tcW w:w="740" w:type="dxa"/>
+          </w:tcPr>
+          <w:p>
+            <w:pPr>
+              <w:jc w:val="center"/>
+              <w:cnfStyle w:val="100000000000" w:firstRow="1" w:lastRow="0" w:firstColumn="0" w:lastColumn="0" w:oddVBand="0" w:evenVBand="0" w:oddHBand="0" w:evenHBand="0" w:firstRowFirstColumn="0" w:firstRowLastColumn="0" w:lastRowFirstColumn="0" w:lastRowLastColumn="0"/>
+              <w:rPr>
+                <w:rFonts w:ascii="Times New Roman" w:hAnsi="Times New Roman" w:cs="Times New Roman"/>
+                <w:sz w:val="24"/>
+                <w:lang w:val="en-US"/>
+              </w:rPr>
+            </w:pPr>
+            <w:r>
+              <w:rPr>
+                <w:rFonts w:ascii="Times New Roman" w:hAnsi="Times New Roman" w:cs="Times New Roman"/>
+                <w:sz w:val="24"/>
+                <w:lang w:val="en-US"/>
+              </w:rPr>
+              <w:t>Y</w:t>
+            </w:r>
+            <w:r>
+              <w:rPr>
+                <w:rFonts w:ascii="Times New Roman" w:hAnsi="Times New Roman" w:cs="Times New Roman"/>
+                <w:sz w:val="24"/>
+                <w:lang w:val="en-US"/>
+              </w:rPr>
+              <w:t>3</w:t>
+            </w:r>
+          </w:p>
+        </w:tc>
+        <w:tc>
+          <w:tcPr>
+            <w:tcW w:w="740" w:type="dxa"/>
+          </w:tcPr>
+          <w:p>
+            <w:pPr>
+              <w:jc w:val="center"/>
+              <w:cnfStyle w:val="100000000000" w:firstRow="1" w:lastRow="0" w:firstColumn="0" w:lastColumn="0" w:oddVBand="0" w:evenVBand="0" w:oddHBand="0" w:evenHBand="0" w:firstRowFirstColumn="0" w:firstRowLastColumn="0" w:lastRowFirstColumn="0" w:lastRowLastColumn="0"/>
+              <w:rPr>
+                <w:rFonts w:ascii="Times New Roman" w:hAnsi="Times New Roman" w:cs="Times New Roman"/>
+                <w:sz w:val="24"/>
+                <w:lang w:val="en-US"/>
+              </w:rPr>
+            </w:pPr>
+            <w:r>
+              <w:rPr>
+                <w:rFonts w:ascii="Times New Roman" w:hAnsi="Times New Roman" w:cs="Times New Roman"/>
+                <w:sz w:val="24"/>
+                <w:lang w:val="en-US"/>
+              </w:rPr>
+              <w:t>Y</w:t>
+            </w:r>
+            <w:r>
+              <w:rPr>
+                <w:rFonts w:ascii="Times New Roman" w:hAnsi="Times New Roman" w:cs="Times New Roman"/>
+                <w:sz w:val="24"/>
+                <w:lang w:val="en-US"/>
+              </w:rPr>
+              <w:t>4</w:t>
+            </w:r>
+          </w:p>
+        </w:tc>
+        <w:tc>
+          <w:tcPr>
+            <w:tcW w:w="740" w:type="dxa"/>
+          </w:tcPr>
+          <w:p>
+            <w:pPr>
+              <w:jc w:val="center"/>
+              <w:cnfStyle w:val="100000000000" w:firstRow="1" w:lastRow="0" w:firstColumn="0" w:lastColumn="0" w:oddVBand="0" w:evenVBand="0" w:oddHBand="0" w:evenHBand="0" w:firstRowFirstColumn="0" w:firstRowLastColumn="0" w:lastRowFirstColumn="0" w:lastRowLastColumn="0"/>
+              <w:rPr>
+                <w:rFonts w:ascii="Times New Roman" w:hAnsi="Times New Roman" w:cs="Times New Roman"/>
+                <w:sz w:val="24"/>
+                <w:lang w:val="en-US"/>
+              </w:rPr>
+            </w:pPr>
+            <w:r>
+              <w:rPr>
+                <w:rFonts w:ascii="Times New Roman" w:hAnsi="Times New Roman" w:cs="Times New Roman"/>
+                <w:sz w:val="24"/>
+                <w:lang w:val="en-US"/>
+              </w:rPr>
+              <w:t>Y</w:t>
+            </w:r>
+            <w:r>
+              <w:rPr>
+                <w:rFonts w:ascii="Times New Roman" w:hAnsi="Times New Roman" w:cs="Times New Roman"/>
+                <w:sz w:val="24"/>
+                <w:lang w:val="en-US"/>
+              </w:rPr>
+              <w:t>5</w:t>
+            </w:r>
+          </w:p>
+        </w:tc>
+        <w:tc>
+          <w:tcPr>
+            <w:tcW w:w="740" w:type="dxa"/>
+          </w:tcPr>
+          <w:p>
+            <w:pPr>
+              <w:jc w:val="center"/>
+              <w:cnfStyle w:val="100000000000" w:firstRow="1" w:lastRow="0" w:firstColumn="0" w:lastColumn="0" w:oddVBand="0" w:evenVBand="0" w:oddHBand="0" w:evenHBand="0" w:firstRowFirstColumn="0" w:firstRowLastColumn="0" w:lastRowFirstColumn="0" w:lastRowLastColumn="0"/>
+              <w:rPr>
+                <w:rFonts w:ascii="Times New Roman" w:hAnsi="Times New Roman" w:cs="Times New Roman"/>
+                <w:sz w:val="24"/>
+                <w:lang w:val="en-US"/>
+              </w:rPr>
+            </w:pPr>
+            <w:r>
+              <w:rPr>
+                <w:rFonts w:ascii="Times New Roman" w:hAnsi="Times New Roman" w:cs="Times New Roman"/>
+                <w:sz w:val="24"/>
+                <w:lang w:val="en-US"/>
+              </w:rPr>
+              <w:t>Y</w:t>
+            </w:r>
+            <w:r>
+              <w:rPr>
+                <w:rFonts w:ascii="Times New Roman" w:hAnsi="Times New Roman" w:cs="Times New Roman"/>
+                <w:sz w:val="24"/>
+                <w:lang w:val="en-US"/>
+              </w:rPr>
+              <w:t>6</w:t>
+            </w:r>
+          </w:p>
+        </w:tc>
+        <w:tc>
+          <w:tcPr>
+            <w:tcW w:w="740" w:type="dxa"/>
+          </w:tcPr>
+          <w:p>
+            <w:pPr>
+              <w:jc w:val="center"/>
+              <w:cnfStyle w:val="100000000000" w:firstRow="1" w:lastRow="0" w:firstColumn="0" w:lastColumn="0" w:oddVBand="0" w:evenVBand="0" w:oddHBand="0" w:evenHBand="0" w:firstRowFirstColumn="0" w:firstRowLastColumn="0" w:lastRowFirstColumn="0" w:lastRowLastColumn="0"/>
+              <w:rPr>
+                <w:rFonts w:ascii="Times New Roman" w:hAnsi="Times New Roman" w:cs="Times New Roman"/>
+                <w:sz w:val="24"/>
+                <w:lang w:val="en-US"/>
+              </w:rPr>
+            </w:pPr>
+            <w:r>
+              <w:rPr>
+                <w:rFonts w:ascii="Times New Roman" w:hAnsi="Times New Roman" w:cs="Times New Roman"/>
+                <w:sz w:val="24"/>
+                <w:lang w:val="en-US"/>
+              </w:rPr>
+              <w:t>Y</w:t>
+            </w:r>
+            <w:r>
+              <w:rPr>
+                <w:rFonts w:ascii="Times New Roman" w:hAnsi="Times New Roman" w:cs="Times New Roman"/>
+                <w:sz w:val="24"/>
+                <w:lang w:val="en-US"/>
+              </w:rPr>
+              <w:t>7</w:t>
+            </w:r>
+          </w:p>
+        </w:tc>
+      </w:tr>
+      <w:tr>
+        <w:trPr>
+          <w:cnfStyle w:val="000000100000" w:firstRow="0" w:lastRow="0" w:firstColumn="0" w:lastColumn="0" w:oddVBand="0" w:evenVBand="0" w:oddHBand="1" w:evenHBand="0" w:firstRowFirstColumn="0" w:firstRowLastColumn="0" w:lastRowFirstColumn="0" w:lastRowLastColumn="0"/>
+          <w:trHeight w:val="245"/>
+        </w:trPr>
+        <w:tc>
+          <w:tcPr>
+            <w:cnfStyle w:val="001000000000" w:firstRow="0" w:lastRow="0" w:firstColumn="1" w:lastColumn="0" w:oddVBand="0" w:evenVBand="0" w:oddHBand="0" w:evenHBand="0" w:firstRowFirstColumn="0" w:firstRowLastColumn="0" w:lastRowFirstColumn="0" w:lastRowLastColumn="0"/>
+            <w:tcW w:w="740" w:type="dxa"/>
+          </w:tcPr>
+          <w:p>
+            <w:pPr>
+              <w:jc w:val="center"/>
+              <w:rPr>
+                <w:rFonts w:ascii="Times New Roman" w:hAnsi="Times New Roman" w:cs="Times New Roman"/>
+                <w:b w:val="0"/>
+                <w:sz w:val="24"/>
+              </w:rPr>
+            </w:pPr>
+            <w:r>
+              <w:rPr>
+                <w:rFonts w:ascii="Times New Roman" w:hAnsi="Times New Roman" w:cs="Times New Roman"/>
+                <w:b w:val="0"/>
+                <w:sz w:val="24"/>
+              </w:rPr>
+              <w:t>0</w:t>
+            </w:r>
+          </w:p>
+        </w:tc>
+        <w:tc>
+          <w:tcPr>
+            <w:tcW w:w="740" w:type="dxa"/>
+          </w:tcPr>
+          <w:p>
+            <w:pPr>
+              <w:jc w:val="center"/>
+              <w:cnfStyle w:val="000000100000" w:firstRow="0" w:lastRow="0" w:firstColumn="0" w:lastColumn="0" w:oddVBand="0" w:evenVBand="0" w:oddHBand="1" w:evenHBand="0" w:firstRowFirstColumn="0" w:firstRowLastColumn="0" w:lastRowFirstColumn="0" w:lastRowLastColumn="0"/>
+              <w:rPr>
+                <w:rFonts w:ascii="Times New Roman" w:hAnsi="Times New Roman" w:cs="Times New Roman"/>
+                <w:sz w:val="24"/>
+              </w:rPr>
+            </w:pPr>
+            <w:r>
+              <w:rPr>
+                <w:rFonts w:ascii="Times New Roman" w:hAnsi="Times New Roman" w:cs="Times New Roman"/>
+                <w:sz w:val="24"/>
+              </w:rPr>
+              <w:t>0</w:t>
+            </w:r>
+          </w:p>
+        </w:tc>
+        <w:tc>
+          <w:tcPr>
+            <w:tcW w:w="740" w:type="dxa"/>
+          </w:tcPr>
+          <w:p>
+            <w:pPr>
+              <w:jc w:val="center"/>
+              <w:cnfStyle w:val="000000100000" w:firstRow="0" w:lastRow="0" w:firstColumn="0" w:lastColumn="0" w:oddVBand="0" w:evenVBand="0" w:oddHBand="1" w:evenHBand="0" w:firstRowFirstColumn="0" w:firstRowLastColumn="0" w:lastRowFirstColumn="0" w:lastRowLastColumn="0"/>
+              <w:rPr>
+                <w:rFonts w:ascii="Times New Roman" w:hAnsi="Times New Roman" w:cs="Times New Roman"/>
+                <w:sz w:val="24"/>
+              </w:rPr>
+            </w:pPr>
+            <w:r>
+              <w:rPr>
+                <w:rFonts w:ascii="Times New Roman" w:hAnsi="Times New Roman" w:cs="Times New Roman"/>
+                <w:sz w:val="24"/>
+              </w:rPr>
+              <w:t>0</w:t>
+            </w:r>
+          </w:p>
+        </w:tc>
+        <w:tc>
+          <w:tcPr>
+            <w:tcW w:w="740" w:type="dxa"/>
+          </w:tcPr>
+          <w:p>
+            <w:pPr>
+              <w:jc w:val="center"/>
+              <w:cnfStyle w:val="000000100000" w:firstRow="0" w:lastRow="0" w:firstColumn="0" w:lastColumn="0" w:oddVBand="0" w:evenVBand="0" w:oddHBand="1" w:evenHBand="0" w:firstRowFirstColumn="0" w:firstRowLastColumn="0" w:lastRowFirstColumn="0" w:lastRowLastColumn="0"/>
+              <w:rPr>
+                <w:rFonts w:ascii="Times New Roman" w:hAnsi="Times New Roman" w:cs="Times New Roman"/>
+                <w:b/>
+                <w:sz w:val="24"/>
+              </w:rPr>
+            </w:pPr>
+            <w:r>
+              <w:rPr>
+                <w:rFonts w:ascii="Times New Roman" w:hAnsi="Times New Roman" w:cs="Times New Roman"/>
+                <w:b/>
+                <w:sz w:val="24"/>
+              </w:rPr>
+              <w:t>G</w:t>
+            </w:r>
+          </w:p>
+        </w:tc>
+        <w:tc>
+          <w:tcPr>
+            <w:tcW w:w="740" w:type="dxa"/>
+          </w:tcPr>
+          <w:p>
+            <w:pPr>
+              <w:jc w:val="center"/>
+              <w:cnfStyle w:val="000000100000" w:firstRow="0" w:lastRow="0" w:firstColumn="0" w:lastColumn="0" w:oddVBand="0" w:evenVBand="0" w:oddHBand="1" w:evenHBand="0" w:firstRowFirstColumn="0" w:firstRowLastColumn="0" w:lastRowFirstColumn="0" w:lastRowLastColumn="0"/>
+              <w:rPr>
+                <w:rFonts w:ascii="Times New Roman" w:hAnsi="Times New Roman" w:cs="Times New Roman"/>
+                <w:sz w:val="24"/>
+              </w:rPr>
+            </w:pPr>
+            <w:r>
+              <w:rPr>
+                <w:rFonts w:ascii="Times New Roman" w:hAnsi="Times New Roman" w:cs="Times New Roman"/>
+                <w:sz w:val="24"/>
+              </w:rPr>
+              <w:t>0</w:t>
+            </w:r>
+          </w:p>
+        </w:tc>
+        <w:tc>
+          <w:tcPr>
+            <w:tcW w:w="740" w:type="dxa"/>
+          </w:tcPr>
+          <w:p>
+            <w:pPr>
+              <w:jc w:val="center"/>
+              <w:cnfStyle w:val="000000100000" w:firstRow="0" w:lastRow="0" w:firstColumn="0" w:lastColumn="0" w:oddVBand="0" w:evenVBand="0" w:oddHBand="1" w:evenHBand="0" w:firstRowFirstColumn="0" w:firstRowLastColumn="0" w:lastRowFirstColumn="0" w:lastRowLastColumn="0"/>
+              <w:rPr>
+                <w:rFonts w:ascii="Times New Roman" w:hAnsi="Times New Roman" w:cs="Times New Roman"/>
+                <w:sz w:val="24"/>
+              </w:rPr>
+            </w:pPr>
+            <w:r>
+              <w:rPr>
+                <w:rFonts w:ascii="Times New Roman" w:hAnsi="Times New Roman" w:cs="Times New Roman"/>
+                <w:sz w:val="24"/>
+              </w:rPr>
+              <w:t>0</w:t>
+            </w:r>
+          </w:p>
+        </w:tc>
+        <w:tc>
+          <w:tcPr>
+            <w:tcW w:w="740" w:type="dxa"/>
+          </w:tcPr>
+          <w:p>
+            <w:pPr>
+              <w:jc w:val="center"/>
+              <w:cnfStyle w:val="000000100000" w:firstRow="0" w:lastRow="0" w:firstColumn="0" w:lastColumn="0" w:oddVBand="0" w:evenVBand="0" w:oddHBand="1" w:evenHBand="0" w:firstRowFirstColumn="0" w:firstRowLastColumn="0" w:lastRowFirstColumn="0" w:lastRowLastColumn="0"/>
+              <w:rPr>
+                <w:rFonts w:ascii="Times New Roman" w:hAnsi="Times New Roman" w:cs="Times New Roman"/>
+                <w:sz w:val="24"/>
+                <w:lang w:val="en-US"/>
+              </w:rPr>
+            </w:pPr>
+            <w:r>
+              <w:rPr>
+                <w:rFonts w:ascii="Times New Roman" w:hAnsi="Times New Roman" w:cs="Times New Roman"/>
+                <w:sz w:val="24"/>
+                <w:lang w:val="en-US"/>
+              </w:rPr>
+              <w:t>0</w:t>
+            </w:r>
+          </w:p>
+        </w:tc>
+        <w:tc>
+          <w:tcPr>
+            <w:tcW w:w="740" w:type="dxa"/>
+          </w:tcPr>
+          <w:p>
+            <w:pPr>
+              <w:jc w:val="center"/>
+              <w:cnfStyle w:val="000000100000" w:firstRow="0" w:lastRow="0" w:firstColumn="0" w:lastColumn="0" w:oddVBand="0" w:evenVBand="0" w:oddHBand="1" w:evenHBand="0" w:firstRowFirstColumn="0" w:firstRowLastColumn="0" w:lastRowFirstColumn="0" w:lastRowLastColumn="0"/>
+              <w:rPr>
+                <w:rFonts w:ascii="Times New Roman" w:hAnsi="Times New Roman" w:cs="Times New Roman"/>
+                <w:sz w:val="24"/>
+                <w:lang w:val="en-US"/>
+              </w:rPr>
+            </w:pPr>
+            <w:r>
+              <w:rPr>
+                <w:rFonts w:ascii="Times New Roman" w:hAnsi="Times New Roman" w:cs="Times New Roman"/>
+                <w:sz w:val="24"/>
+                <w:lang w:val="en-US"/>
+              </w:rPr>
+              <w:t>0</w:t>
+            </w:r>
+          </w:p>
+        </w:tc>
+        <w:tc>
+          <w:tcPr>
+            <w:tcW w:w="740" w:type="dxa"/>
+          </w:tcPr>
+          <w:p>
+            <w:pPr>
+              <w:jc w:val="center"/>
+              <w:cnfStyle w:val="000000100000" w:firstRow="0" w:lastRow="0" w:firstColumn="0" w:lastColumn="0" w:oddVBand="0" w:evenVBand="0" w:oddHBand="1" w:evenHBand="0" w:firstRowFirstColumn="0" w:firstRowLastColumn="0" w:lastRowFirstColumn="0" w:lastRowLastColumn="0"/>
+              <w:rPr>
+                <w:rFonts w:ascii="Times New Roman" w:hAnsi="Times New Roman" w:cs="Times New Roman"/>
+                <w:sz w:val="24"/>
+                <w:lang w:val="en-US"/>
+              </w:rPr>
+            </w:pPr>
+            <w:r>
+              <w:rPr>
+                <w:rFonts w:ascii="Times New Roman" w:hAnsi="Times New Roman" w:cs="Times New Roman"/>
+                <w:sz w:val="24"/>
+                <w:lang w:val="en-US"/>
+              </w:rPr>
+              <w:t>0</w:t>
+            </w:r>
+          </w:p>
+        </w:tc>
+        <w:tc>
+          <w:tcPr>
+            <w:tcW w:w="740" w:type="dxa"/>
+          </w:tcPr>
+          <w:p>
+            <w:pPr>
+              <w:jc w:val="center"/>
+              <w:cnfStyle w:val="000000100000" w:firstRow="0" w:lastRow="0" w:firstColumn="0" w:lastColumn="0" w:oddVBand="0" w:evenVBand="0" w:oddHBand="1" w:evenHBand="0" w:firstRowFirstColumn="0" w:firstRowLastColumn="0" w:lastRowFirstColumn="0" w:lastRowLastColumn="0"/>
+              <w:rPr>
+                <w:rFonts w:ascii="Times New Roman" w:hAnsi="Times New Roman" w:cs="Times New Roman"/>
+                <w:sz w:val="24"/>
+                <w:lang w:val="en-US"/>
+              </w:rPr>
+            </w:pPr>
+            <w:r>
+              <w:rPr>
+                <w:rFonts w:ascii="Times New Roman" w:hAnsi="Times New Roman" w:cs="Times New Roman"/>
+                <w:sz w:val="24"/>
+                <w:lang w:val="en-US"/>
+              </w:rPr>
+              <w:t>0</w:t>
+            </w:r>
+          </w:p>
+        </w:tc>
+        <w:tc>
+          <w:tcPr>
+            <w:tcW w:w="740" w:type="dxa"/>
+          </w:tcPr>
+          <w:p>
+            <w:pPr>
+              <w:jc w:val="center"/>
+              <w:cnfStyle w:val="000000100000" w:firstRow="0" w:lastRow="0" w:firstColumn="0" w:lastColumn="0" w:oddVBand="0" w:evenVBand="0" w:oddHBand="1" w:evenHBand="0" w:firstRowFirstColumn="0" w:firstRowLastColumn="0" w:lastRowFirstColumn="0" w:lastRowLastColumn="0"/>
+              <w:rPr>
+                <w:rFonts w:ascii="Times New Roman" w:hAnsi="Times New Roman" w:cs="Times New Roman"/>
+                <w:sz w:val="24"/>
+                <w:lang w:val="en-US"/>
+              </w:rPr>
+            </w:pPr>
+            <w:r>
+              <w:rPr>
+                <w:rFonts w:ascii="Times New Roman" w:hAnsi="Times New Roman" w:cs="Times New Roman"/>
+                <w:sz w:val="24"/>
+                <w:lang w:val="en-US"/>
+              </w:rPr>
+              <w:t>0</w:t>
+            </w:r>
+          </w:p>
+        </w:tc>
+      </w:tr>
+      <w:tr>
+        <w:trPr>
+          <w:trHeight w:val="254"/>
+        </w:trPr>
+        <w:tc>
+          <w:tcPr>
+            <w:cnfStyle w:val="001000000000" w:firstRow="0" w:lastRow="0" w:firstColumn="1" w:lastColumn="0" w:oddVBand="0" w:evenVBand="0" w:oddHBand="0" w:evenHBand="0" w:firstRowFirstColumn="0" w:firstRowLastColumn="0" w:lastRowFirstColumn="0" w:lastRowLastColumn="0"/>
+            <w:tcW w:w="740" w:type="dxa"/>
+          </w:tcPr>
+          <w:p>
+            <w:pPr>
+              <w:jc w:val="center"/>
+              <w:rPr>
+                <w:rFonts w:ascii="Times New Roman" w:hAnsi="Times New Roman" w:cs="Times New Roman"/>
+                <w:b w:val="0"/>
+                <w:sz w:val="24"/>
+              </w:rPr>
+            </w:pPr>
+            <w:r>
+              <w:rPr>
+                <w:rFonts w:ascii="Times New Roman" w:hAnsi="Times New Roman" w:cs="Times New Roman"/>
+                <w:b w:val="0"/>
+                <w:sz w:val="24"/>
+              </w:rPr>
+              <w:t>0</w:t>
+            </w:r>
+          </w:p>
+        </w:tc>
+        <w:tc>
+          <w:tcPr>
+            <w:tcW w:w="740" w:type="dxa"/>
+          </w:tcPr>
+          <w:p>
+            <w:pPr>
+              <w:jc w:val="center"/>
+              <w:cnfStyle w:val="000000000000" w:firstRow="0" w:lastRow="0" w:firstColumn="0" w:lastColumn="0" w:oddVBand="0" w:evenVBand="0" w:oddHBand="0" w:evenHBand="0" w:firstRowFirstColumn="0" w:firstRowLastColumn="0" w:lastRowFirstColumn="0" w:lastRowLastColumn="0"/>
+              <w:rPr>
+                <w:rFonts w:ascii="Times New Roman" w:hAnsi="Times New Roman" w:cs="Times New Roman"/>
+                <w:sz w:val="24"/>
+                <w:lang w:val="en-US"/>
+              </w:rPr>
+            </w:pPr>
+            <w:r>
+              <w:rPr>
+                <w:rFonts w:ascii="Times New Roman" w:hAnsi="Times New Roman" w:cs="Times New Roman"/>
+                <w:sz w:val="24"/>
+                <w:lang w:val="en-US"/>
+              </w:rPr>
+              <w:t>0</w:t>
+            </w:r>
+          </w:p>
+        </w:tc>
+        <w:tc>
+          <w:tcPr>
+            <w:tcW w:w="740" w:type="dxa"/>
+          </w:tcPr>
+          <w:p>
+            <w:pPr>
+              <w:jc w:val="center"/>
+              <w:cnfStyle w:val="000000000000" w:firstRow="0" w:lastRow="0" w:firstColumn="0" w:lastColumn="0" w:oddVBand="0" w:evenVBand="0" w:oddHBand="0" w:evenHBand="0" w:firstRowFirstColumn="0" w:firstRowLastColumn="0" w:lastRowFirstColumn="0" w:lastRowLastColumn="0"/>
+              <w:rPr>
+                <w:rFonts w:ascii="Times New Roman" w:hAnsi="Times New Roman" w:cs="Times New Roman"/>
+                <w:b/>
+                <w:sz w:val="24"/>
+              </w:rPr>
+            </w:pPr>
+            <w:r>
+              <w:rPr>
+                <w:rFonts w:ascii="Times New Roman" w:hAnsi="Times New Roman" w:cs="Times New Roman"/>
+                <w:b/>
+                <w:sz w:val="24"/>
+              </w:rPr>
+              <w:t>1</w:t>
+            </w:r>
+          </w:p>
+        </w:tc>
+        <w:tc>
+          <w:tcPr>
+            <w:tcW w:w="740" w:type="dxa"/>
+          </w:tcPr>
+          <w:p>
+            <w:pPr>
+              <w:jc w:val="center"/>
+              <w:cnfStyle w:val="000000000000" w:firstRow="0" w:lastRow="0" w:firstColumn="0" w:lastColumn="0" w:oddVBand="0" w:evenVBand="0" w:oddHBand="0" w:evenHBand="0" w:firstRowFirstColumn="0" w:firstRowLastColumn="0" w:lastRowFirstColumn="0" w:lastRowLastColumn="0"/>
+              <w:rPr>
+                <w:rFonts w:ascii="Times New Roman" w:hAnsi="Times New Roman" w:cs="Times New Roman"/>
+                <w:sz w:val="24"/>
+              </w:rPr>
+            </w:pPr>
+            <w:r>
+              <w:rPr>
+                <w:rFonts w:ascii="Times New Roman" w:hAnsi="Times New Roman" w:cs="Times New Roman"/>
+                <w:sz w:val="24"/>
+              </w:rPr>
+              <w:t>0</w:t>
+            </w:r>
+          </w:p>
+        </w:tc>
+        <w:tc>
+          <w:tcPr>
+            <w:tcW w:w="740" w:type="dxa"/>
+          </w:tcPr>
+          <w:p>
+            <w:pPr>
+              <w:jc w:val="center"/>
+              <w:cnfStyle w:val="000000000000" w:firstRow="0" w:lastRow="0" w:firstColumn="0" w:lastColumn="0" w:oddVBand="0" w:evenVBand="0" w:oddHBand="0" w:evenHBand="0" w:firstRowFirstColumn="0" w:firstRowLastColumn="0" w:lastRowFirstColumn="0" w:lastRowLastColumn="0"/>
+              <w:rPr>
+                <w:rFonts w:ascii="Times New Roman" w:hAnsi="Times New Roman" w:cs="Times New Roman"/>
+                <w:b/>
+                <w:sz w:val="24"/>
+              </w:rPr>
+            </w:pPr>
+            <w:r>
+              <w:rPr>
+                <w:rFonts w:ascii="Times New Roman" w:hAnsi="Times New Roman" w:cs="Times New Roman"/>
+                <w:b/>
+                <w:sz w:val="24"/>
+              </w:rPr>
+              <w:t>G</w:t>
+            </w:r>
+          </w:p>
+        </w:tc>
+        <w:tc>
+          <w:tcPr>
+            <w:tcW w:w="740" w:type="dxa"/>
+          </w:tcPr>
+          <w:p>
+            <w:pPr>
+              <w:jc w:val="center"/>
+              <w:cnfStyle w:val="000000000000" w:firstRow="0" w:lastRow="0" w:firstColumn="0" w:lastColumn="0" w:oddVBand="0" w:evenVBand="0" w:oddHBand="0" w:evenHBand="0" w:firstRowFirstColumn="0" w:firstRowLastColumn="0" w:lastRowFirstColumn="0" w:lastRowLastColumn="0"/>
+              <w:rPr>
+                <w:rFonts w:ascii="Times New Roman" w:hAnsi="Times New Roman" w:cs="Times New Roman"/>
+                <w:sz w:val="24"/>
+              </w:rPr>
+            </w:pPr>
+            <w:r>
+              <w:rPr>
+                <w:rFonts w:ascii="Times New Roman" w:hAnsi="Times New Roman" w:cs="Times New Roman"/>
+                <w:sz w:val="24"/>
+              </w:rPr>
+              <w:t>0</w:t>
+            </w:r>
+          </w:p>
+        </w:tc>
+        <w:tc>
+          <w:tcPr>
+            <w:tcW w:w="740" w:type="dxa"/>
+          </w:tcPr>
+          <w:p>
+            <w:pPr>
+              <w:jc w:val="center"/>
+              <w:cnfStyle w:val="000000000000" w:firstRow="0" w:lastRow="0" w:firstColumn="0" w:lastColumn="0" w:oddVBand="0" w:evenVBand="0" w:oddHBand="0" w:evenHBand="0" w:firstRowFirstColumn="0" w:firstRowLastColumn="0" w:lastRowFirstColumn="0" w:lastRowLastColumn="0"/>
+              <w:rPr>
+                <w:rFonts w:ascii="Times New Roman" w:hAnsi="Times New Roman" w:cs="Times New Roman"/>
+                <w:sz w:val="24"/>
+              </w:rPr>
+            </w:pPr>
+            <w:r>
+              <w:rPr>
+                <w:rFonts w:ascii="Times New Roman" w:hAnsi="Times New Roman" w:cs="Times New Roman"/>
+                <w:sz w:val="24"/>
+              </w:rPr>
+              <w:t>0</w:t>
+            </w:r>
+          </w:p>
+        </w:tc>
+        <w:tc>
+          <w:tcPr>
+            <w:tcW w:w="740" w:type="dxa"/>
+          </w:tcPr>
+          <w:p>
+            <w:pPr>
+              <w:jc w:val="center"/>
+              <w:cnfStyle w:val="000000000000" w:firstRow="0" w:lastRow="0" w:firstColumn="0" w:lastColumn="0" w:oddVBand="0" w:evenVBand="0" w:oddHBand="0" w:evenHBand="0" w:firstRowFirstColumn="0" w:firstRowLastColumn="0" w:lastRowFirstColumn="0" w:lastRowLastColumn="0"/>
+              <w:rPr>
+                <w:rFonts w:ascii="Times New Roman" w:hAnsi="Times New Roman" w:cs="Times New Roman"/>
+                <w:sz w:val="24"/>
+              </w:rPr>
+            </w:pPr>
+            <w:r>
+              <w:rPr>
+                <w:rFonts w:ascii="Times New Roman" w:hAnsi="Times New Roman" w:cs="Times New Roman"/>
+                <w:sz w:val="24"/>
+              </w:rPr>
+              <w:t>0</w:t>
+            </w:r>
+          </w:p>
+        </w:tc>
+        <w:tc>
+          <w:tcPr>
+            <w:tcW w:w="740" w:type="dxa"/>
+          </w:tcPr>
+          <w:p>
+            <w:pPr>
+              <w:jc w:val="center"/>
+              <w:cnfStyle w:val="000000000000" w:firstRow="0" w:lastRow="0" w:firstColumn="0" w:lastColumn="0" w:oddVBand="0" w:evenVBand="0" w:oddHBand="0" w:evenHBand="0" w:firstRowFirstColumn="0" w:firstRowLastColumn="0" w:lastRowFirstColumn="0" w:lastRowLastColumn="0"/>
+              <w:rPr>
+                <w:rFonts w:ascii="Times New Roman" w:hAnsi="Times New Roman" w:cs="Times New Roman"/>
+                <w:sz w:val="24"/>
+              </w:rPr>
+            </w:pPr>
+            <w:r>
+              <w:rPr>
+                <w:rFonts w:ascii="Times New Roman" w:hAnsi="Times New Roman" w:cs="Times New Roman"/>
+                <w:sz w:val="24"/>
+              </w:rPr>
+              <w:t>0</w:t>
+            </w:r>
+          </w:p>
+        </w:tc>
+        <w:tc>
+          <w:tcPr>
+            <w:tcW w:w="740" w:type="dxa"/>
+          </w:tcPr>
+          <w:p>
+            <w:pPr>
+              <w:jc w:val="center"/>
+              <w:cnfStyle w:val="000000000000" w:firstRow="0" w:lastRow="0" w:firstColumn="0" w:lastColumn="0" w:oddVBand="0" w:evenVBand="0" w:oddHBand="0" w:evenHBand="0" w:firstRowFirstColumn="0" w:firstRowLastColumn="0" w:lastRowFirstColumn="0" w:lastRowLastColumn="0"/>
+              <w:rPr>
+                <w:rFonts w:ascii="Times New Roman" w:hAnsi="Times New Roman" w:cs="Times New Roman"/>
+                <w:sz w:val="24"/>
+              </w:rPr>
+            </w:pPr>
+            <w:r>
+              <w:rPr>
+                <w:rFonts w:ascii="Times New Roman" w:hAnsi="Times New Roman" w:cs="Times New Roman"/>
+                <w:sz w:val="24"/>
+              </w:rPr>
+              <w:t>0</w:t>
+            </w:r>
+          </w:p>
+        </w:tc>
+        <w:tc>
+          <w:tcPr>
+            <w:tcW w:w="740" w:type="dxa"/>
+          </w:tcPr>
+          <w:p>
+            <w:pPr>
+              <w:jc w:val="center"/>
+              <w:cnfStyle w:val="000000000000" w:firstRow="0" w:lastRow="0" w:firstColumn="0" w:lastColumn="0" w:oddVBand="0" w:evenVBand="0" w:oddHBand="0" w:evenHBand="0" w:firstRowFirstColumn="0" w:firstRowLastColumn="0" w:lastRowFirstColumn="0" w:lastRowLastColumn="0"/>
+              <w:rPr>
+                <w:rFonts w:ascii="Times New Roman" w:hAnsi="Times New Roman" w:cs="Times New Roman"/>
+                <w:sz w:val="24"/>
+              </w:rPr>
+            </w:pPr>
+            <w:r>
+              <w:rPr>
+                <w:rFonts w:ascii="Times New Roman" w:hAnsi="Times New Roman" w:cs="Times New Roman"/>
+                <w:sz w:val="24"/>
+              </w:rPr>
+              <w:t>0</w:t>
+            </w:r>
+          </w:p>
+        </w:tc>
+      </w:tr>
+      <w:tr>
+        <w:trPr>
+          <w:cnfStyle w:val="000000100000" w:firstRow="0" w:lastRow="0" w:firstColumn="0" w:lastColumn="0" w:oddVBand="0" w:evenVBand="0" w:oddHBand="1" w:evenHBand="0" w:firstRowFirstColumn="0" w:firstRowLastColumn="0" w:lastRowFirstColumn="0" w:lastRowLastColumn="0"/>
+          <w:trHeight w:val="245"/>
+        </w:trPr>
+        <w:tc>
+          <w:tcPr>
+            <w:cnfStyle w:val="001000000000" w:firstRow="0" w:lastRow="0" w:firstColumn="1" w:lastColumn="0" w:oddVBand="0" w:evenVBand="0" w:oddHBand="0" w:evenHBand="0" w:firstRowFirstColumn="0" w:firstRowLastColumn="0" w:lastRowFirstColumn="0" w:lastRowLastColumn="0"/>
+            <w:tcW w:w="740" w:type="dxa"/>
+          </w:tcPr>
+          <w:p>
+            <w:pPr>
+              <w:jc w:val="center"/>
+              <w:rPr>
+                <w:rFonts w:ascii="Times New Roman" w:hAnsi="Times New Roman" w:cs="Times New Roman"/>
+                <w:b w:val="0"/>
+                <w:sz w:val="24"/>
+                <w:lang w:val="en-US"/>
+              </w:rPr>
+            </w:pPr>
+            <w:r>
+              <w:rPr>
+                <w:rFonts w:ascii="Times New Roman" w:hAnsi="Times New Roman" w:cs="Times New Roman"/>
+                <w:b w:val="0"/>
+                <w:sz w:val="24"/>
+                <w:lang w:val="en-US"/>
+              </w:rPr>
+              <w:t>0</w:t>
+            </w:r>
+          </w:p>
+        </w:tc>
+        <w:tc>
+          <w:tcPr>
+            <w:tcW w:w="740" w:type="dxa"/>
+          </w:tcPr>
+          <w:p>
+            <w:pPr>
+              <w:jc w:val="center"/>
+              <w:cnfStyle w:val="000000100000" w:firstRow="0" w:lastRow="0" w:firstColumn="0" w:lastColumn="0" w:oddVBand="0" w:evenVBand="0" w:oddHBand="1" w:evenHBand="0" w:firstRowFirstColumn="0" w:firstRowLastColumn="0" w:lastRowFirstColumn="0" w:lastRowLastColumn="0"/>
+              <w:rPr>
+                <w:rFonts w:ascii="Times New Roman" w:hAnsi="Times New Roman" w:cs="Times New Roman"/>
+                <w:b/>
+                <w:sz w:val="24"/>
+                <w:lang w:val="en-US"/>
+              </w:rPr>
+            </w:pPr>
+            <w:r>
+              <w:rPr>
+                <w:rFonts w:ascii="Times New Roman" w:hAnsi="Times New Roman" w:cs="Times New Roman"/>
+                <w:b/>
+                <w:sz w:val="24"/>
+                <w:lang w:val="en-US"/>
+              </w:rPr>
+              <w:t>1</w:t>
+            </w:r>
+          </w:p>
+        </w:tc>
+        <w:tc>
+          <w:tcPr>
+            <w:tcW w:w="740" w:type="dxa"/>
+          </w:tcPr>
+          <w:p>
+            <w:pPr>
+              <w:jc w:val="center"/>
+              <w:cnfStyle w:val="000000100000" w:firstRow="0" w:lastRow="0" w:firstColumn="0" w:lastColumn="0" w:oddVBand="0" w:evenVBand="0" w:oddHBand="1" w:evenHBand="0" w:firstRowFirstColumn="0" w:firstRowLastColumn="0" w:lastRowFirstColumn="0" w:lastRowLastColumn="0"/>
+              <w:rPr>
+                <w:rFonts w:ascii="Times New Roman" w:hAnsi="Times New Roman" w:cs="Times New Roman"/>
+                <w:sz w:val="24"/>
+              </w:rPr>
+            </w:pPr>
+            <w:r>
+              <w:rPr>
+                <w:rFonts w:ascii="Times New Roman" w:hAnsi="Times New Roman" w:cs="Times New Roman"/>
+                <w:sz w:val="24"/>
+              </w:rPr>
+              <w:t>0</w:t>
+            </w:r>
+          </w:p>
+        </w:tc>
+        <w:tc>
+          <w:tcPr>
+            <w:tcW w:w="740" w:type="dxa"/>
+          </w:tcPr>
+          <w:p>
+            <w:pPr>
+              <w:jc w:val="center"/>
+              <w:cnfStyle w:val="000000100000" w:firstRow="0" w:lastRow="0" w:firstColumn="0" w:lastColumn="0" w:oddVBand="0" w:evenVBand="0" w:oddHBand="1" w:evenHBand="0" w:firstRowFirstColumn="0" w:firstRowLastColumn="0" w:lastRowFirstColumn="0" w:lastRowLastColumn="0"/>
+              <w:rPr>
+                <w:rFonts w:ascii="Times New Roman" w:hAnsi="Times New Roman" w:cs="Times New Roman"/>
+                <w:sz w:val="24"/>
+              </w:rPr>
+            </w:pPr>
+            <w:r>
+              <w:rPr>
+                <w:rFonts w:ascii="Times New Roman" w:hAnsi="Times New Roman" w:cs="Times New Roman"/>
+                <w:sz w:val="24"/>
+              </w:rPr>
+              <w:t>0</w:t>
+            </w:r>
+          </w:p>
+        </w:tc>
+        <w:tc>
+          <w:tcPr>
+            <w:tcW w:w="740" w:type="dxa"/>
+          </w:tcPr>
+          <w:p>
+            <w:pPr>
+              <w:jc w:val="center"/>
+              <w:cnfStyle w:val="000000100000" w:firstRow="0" w:lastRow="0" w:firstColumn="0" w:lastColumn="0" w:oddVBand="0" w:evenVBand="0" w:oddHBand="1" w:evenHBand="0" w:firstRowFirstColumn="0" w:firstRowLastColumn="0" w:lastRowFirstColumn="0" w:lastRowLastColumn="0"/>
+              <w:rPr>
+                <w:rFonts w:ascii="Times New Roman" w:hAnsi="Times New Roman" w:cs="Times New Roman"/>
+                <w:sz w:val="24"/>
+              </w:rPr>
+            </w:pPr>
+            <w:r>
+              <w:rPr>
+                <w:rFonts w:ascii="Times New Roman" w:hAnsi="Times New Roman" w:cs="Times New Roman"/>
+                <w:sz w:val="24"/>
+              </w:rPr>
+              <w:t>0</w:t>
+            </w:r>
+          </w:p>
+        </w:tc>
+        <w:tc>
+          <w:tcPr>
+            <w:tcW w:w="740" w:type="dxa"/>
+          </w:tcPr>
+          <w:p>
+            <w:pPr>
+              <w:jc w:val="center"/>
+              <w:cnfStyle w:val="000000100000" w:firstRow="0" w:lastRow="0" w:firstColumn="0" w:lastColumn="0" w:oddVBand="0" w:evenVBand="0" w:oddHBand="1" w:evenHBand="0" w:firstRowFirstColumn="0" w:firstRowLastColumn="0" w:lastRowFirstColumn="0" w:lastRowLastColumn="0"/>
+              <w:rPr>
+                <w:rFonts w:ascii="Times New Roman" w:hAnsi="Times New Roman" w:cs="Times New Roman"/>
+                <w:b/>
+                <w:sz w:val="24"/>
+              </w:rPr>
+            </w:pPr>
+            <w:r>
+              <w:rPr>
+                <w:rFonts w:ascii="Times New Roman" w:hAnsi="Times New Roman" w:cs="Times New Roman"/>
+                <w:b/>
+                <w:sz w:val="24"/>
+              </w:rPr>
+              <w:t>G</w:t>
+            </w:r>
+          </w:p>
+        </w:tc>
+        <w:tc>
+          <w:tcPr>
+            <w:tcW w:w="740" w:type="dxa"/>
+          </w:tcPr>
+          <w:p>
+            <w:pPr>
+              <w:jc w:val="center"/>
+              <w:cnfStyle w:val="000000100000" w:firstRow="0" w:lastRow="0" w:firstColumn="0" w:lastColumn="0" w:oddVBand="0" w:evenVBand="0" w:oddHBand="1" w:evenHBand="0" w:firstRowFirstColumn="0" w:firstRowLastColumn="0" w:lastRowFirstColumn="0" w:lastRowLastColumn="0"/>
+              <w:rPr>
+                <w:rFonts w:ascii="Times New Roman" w:hAnsi="Times New Roman" w:cs="Times New Roman"/>
+                <w:sz w:val="24"/>
+              </w:rPr>
+            </w:pPr>
+            <w:r>
+              <w:rPr>
+                <w:rFonts w:ascii="Times New Roman" w:hAnsi="Times New Roman" w:cs="Times New Roman"/>
+                <w:sz w:val="24"/>
+              </w:rPr>
+              <w:t>0</w:t>
+            </w:r>
+          </w:p>
+        </w:tc>
+        <w:tc>
+          <w:tcPr>
+            <w:tcW w:w="740" w:type="dxa"/>
+          </w:tcPr>
+          <w:p>
+            <w:pPr>
+              <w:jc w:val="center"/>
+              <w:cnfStyle w:val="000000100000" w:firstRow="0" w:lastRow="0" w:firstColumn="0" w:lastColumn="0" w:oddVBand="0" w:evenVBand="0" w:oddHBand="1" w:evenHBand="0" w:firstRowFirstColumn="0" w:firstRowLastColumn="0" w:lastRowFirstColumn="0" w:lastRowLastColumn="0"/>
+              <w:rPr>
+                <w:rFonts w:ascii="Times New Roman" w:hAnsi="Times New Roman" w:cs="Times New Roman"/>
+                <w:sz w:val="24"/>
+              </w:rPr>
+            </w:pPr>
+            <w:r>
+              <w:rPr>
+                <w:rFonts w:ascii="Times New Roman" w:hAnsi="Times New Roman" w:cs="Times New Roman"/>
+                <w:sz w:val="24"/>
+              </w:rPr>
+              <w:t>0</w:t>
+            </w:r>
+          </w:p>
+        </w:tc>
+        <w:tc>
+          <w:tcPr>
+            <w:tcW w:w="740" w:type="dxa"/>
+          </w:tcPr>
+          <w:p>
+            <w:pPr>
+              <w:jc w:val="center"/>
+              <w:cnfStyle w:val="000000100000" w:firstRow="0" w:lastRow="0" w:firstColumn="0" w:lastColumn="0" w:oddVBand="0" w:evenVBand="0" w:oddHBand="1" w:evenHBand="0" w:firstRowFirstColumn="0" w:firstRowLastColumn="0" w:lastRowFirstColumn="0" w:lastRowLastColumn="0"/>
+              <w:rPr>
+                <w:rFonts w:ascii="Times New Roman" w:hAnsi="Times New Roman" w:cs="Times New Roman"/>
+                <w:sz w:val="24"/>
+              </w:rPr>
+            </w:pPr>
+            <w:r>
+              <w:rPr>
+                <w:rFonts w:ascii="Times New Roman" w:hAnsi="Times New Roman" w:cs="Times New Roman"/>
+                <w:sz w:val="24"/>
+              </w:rPr>
+              <w:t>0</w:t>
+            </w:r>
+          </w:p>
+        </w:tc>
+        <w:tc>
+          <w:tcPr>
+            <w:tcW w:w="740" w:type="dxa"/>
+          </w:tcPr>
+          <w:p>
+            <w:pPr>
+              <w:jc w:val="center"/>
+              <w:cnfStyle w:val="000000100000" w:firstRow="0" w:lastRow="0" w:firstColumn="0" w:lastColumn="0" w:oddVBand="0" w:evenVBand="0" w:oddHBand="1" w:evenHBand="0" w:firstRowFirstColumn="0" w:firstRowLastColumn="0" w:lastRowFirstColumn="0" w:lastRowLastColumn="0"/>
+              <w:rPr>
+                <w:rFonts w:ascii="Times New Roman" w:hAnsi="Times New Roman" w:cs="Times New Roman"/>
+                <w:sz w:val="24"/>
+              </w:rPr>
+            </w:pPr>
+            <w:r>
+              <w:rPr>
+                <w:rFonts w:ascii="Times New Roman" w:hAnsi="Times New Roman" w:cs="Times New Roman"/>
+                <w:sz w:val="24"/>
+              </w:rPr>
+              <w:t>0</w:t>
+            </w:r>
+          </w:p>
+        </w:tc>
+        <w:tc>
+          <w:tcPr>
+            <w:tcW w:w="740" w:type="dxa"/>
+          </w:tcPr>
+          <w:p>
+            <w:pPr>
+              <w:jc w:val="center"/>
+              <w:cnfStyle w:val="000000100000" w:firstRow="0" w:lastRow="0" w:firstColumn="0" w:lastColumn="0" w:oddVBand="0" w:evenVBand="0" w:oddHBand="1" w:evenHBand="0" w:firstRowFirstColumn="0" w:firstRowLastColumn="0" w:lastRowFirstColumn="0" w:lastRowLastColumn="0"/>
+              <w:rPr>
+                <w:rFonts w:ascii="Times New Roman" w:hAnsi="Times New Roman" w:cs="Times New Roman"/>
+                <w:sz w:val="24"/>
+              </w:rPr>
+            </w:pPr>
+            <w:r>
+              <w:rPr>
+                <w:rFonts w:ascii="Times New Roman" w:hAnsi="Times New Roman" w:cs="Times New Roman"/>
+                <w:sz w:val="24"/>
+              </w:rPr>
+              <w:t>0</w:t>
+            </w:r>
+          </w:p>
+        </w:tc>
+      </w:tr>
+      <w:tr>
+        <w:trPr>
+          <w:trHeight w:val="254"/>
+        </w:trPr>
+        <w:tc>
+          <w:tcPr>
+            <w:cnfStyle w:val="001000000000" w:firstRow="0" w:lastRow="0" w:firstColumn="1" w:lastColumn="0" w:oddVBand="0" w:evenVBand="0" w:oddHBand="0" w:evenHBand="0" w:firstRowFirstColumn="0" w:firstRowLastColumn="0" w:lastRowFirstColumn="0" w:lastRowLastColumn="0"/>
+            <w:tcW w:w="740" w:type="dxa"/>
+          </w:tcPr>
+          <w:p>
+            <w:pPr>
+              <w:jc w:val="center"/>
+              <w:rPr>
+                <w:rFonts w:ascii="Times New Roman" w:hAnsi="Times New Roman" w:cs="Times New Roman"/>
+                <w:b w:val="0"/>
+                <w:sz w:val="24"/>
+                <w:lang w:val="en-US"/>
+              </w:rPr>
+            </w:pPr>
+            <w:r>
+              <w:rPr>
+                <w:rFonts w:ascii="Times New Roman" w:hAnsi="Times New Roman" w:cs="Times New Roman"/>
+                <w:b w:val="0"/>
+                <w:sz w:val="24"/>
+                <w:lang w:val="en-US"/>
+              </w:rPr>
+              <w:t>0</w:t>
+            </w:r>
+          </w:p>
+        </w:tc>
+        <w:tc>
+          <w:tcPr>
+            <w:tcW w:w="740" w:type="dxa"/>
+          </w:tcPr>
+          <w:p>
+            <w:pPr>
+              <w:jc w:val="center"/>
+              <w:cnfStyle w:val="000000000000" w:firstRow="0" w:lastRow="0" w:firstColumn="0" w:lastColumn="0" w:oddVBand="0" w:evenVBand="0" w:oddHBand="0" w:evenHBand="0" w:firstRowFirstColumn="0" w:firstRowLastColumn="0" w:lastRowFirstColumn="0" w:lastRowLastColumn="0"/>
+              <w:rPr>
+                <w:rFonts w:ascii="Times New Roman" w:hAnsi="Times New Roman" w:cs="Times New Roman"/>
+                <w:b/>
+                <w:sz w:val="24"/>
+                <w:lang w:val="en-US"/>
+              </w:rPr>
+            </w:pPr>
+            <w:r>
+              <w:rPr>
+                <w:rFonts w:ascii="Times New Roman" w:hAnsi="Times New Roman" w:cs="Times New Roman"/>
+                <w:b/>
+                <w:sz w:val="24"/>
+                <w:lang w:val="en-US"/>
+              </w:rPr>
+              <w:t>1</w:t>
+            </w:r>
+          </w:p>
+        </w:tc>
+        <w:tc>
+          <w:tcPr>
+            <w:tcW w:w="740" w:type="dxa"/>
+          </w:tcPr>
+          <w:p>
+            <w:pPr>
+              <w:jc w:val="center"/>
+              <w:cnfStyle w:val="000000000000" w:firstRow="0" w:lastRow="0" w:firstColumn="0" w:lastColumn="0" w:oddVBand="0" w:evenVBand="0" w:oddHBand="0" w:evenHBand="0" w:firstRowFirstColumn="0" w:firstRowLastColumn="0" w:lastRowFirstColumn="0" w:lastRowLastColumn="0"/>
+              <w:rPr>
+                <w:rFonts w:ascii="Times New Roman" w:hAnsi="Times New Roman" w:cs="Times New Roman"/>
+                <w:b/>
+                <w:sz w:val="24"/>
+              </w:rPr>
+            </w:pPr>
+            <w:r>
+              <w:rPr>
+                <w:rFonts w:ascii="Times New Roman" w:hAnsi="Times New Roman" w:cs="Times New Roman"/>
+                <w:b/>
+                <w:sz w:val="24"/>
+              </w:rPr>
+              <w:t>1</w:t>
+            </w:r>
+          </w:p>
+        </w:tc>
+        <w:tc>
+          <w:tcPr>
+            <w:tcW w:w="740" w:type="dxa"/>
+          </w:tcPr>
+          <w:p>
+            <w:pPr>
+              <w:jc w:val="center"/>
+              <w:cnfStyle w:val="000000000000" w:firstRow="0" w:lastRow="0" w:firstColumn="0" w:lastColumn="0" w:oddVBand="0" w:evenVBand="0" w:oddHBand="0" w:evenHBand="0" w:firstRowFirstColumn="0" w:firstRowLastColumn="0" w:lastRowFirstColumn="0" w:lastRowLastColumn="0"/>
+              <w:rPr>
+                <w:rFonts w:ascii="Times New Roman" w:hAnsi="Times New Roman" w:cs="Times New Roman"/>
+                <w:sz w:val="24"/>
+              </w:rPr>
+            </w:pPr>
+            <w:r>
+              <w:rPr>
+                <w:rFonts w:ascii="Times New Roman" w:hAnsi="Times New Roman" w:cs="Times New Roman"/>
+                <w:sz w:val="24"/>
+              </w:rPr>
+              <w:t>0</w:t>
+            </w:r>
+          </w:p>
+        </w:tc>
+        <w:tc>
+          <w:tcPr>
+            <w:tcW w:w="740" w:type="dxa"/>
+          </w:tcPr>
+          <w:p>
+            <w:pPr>
+              <w:jc w:val="center"/>
+              <w:cnfStyle w:val="000000000000" w:firstRow="0" w:lastRow="0" w:firstColumn="0" w:lastColumn="0" w:oddVBand="0" w:evenVBand="0" w:oddHBand="0" w:evenHBand="0" w:firstRowFirstColumn="0" w:firstRowLastColumn="0" w:lastRowFirstColumn="0" w:lastRowLastColumn="0"/>
+              <w:rPr>
+                <w:rFonts w:ascii="Times New Roman" w:hAnsi="Times New Roman" w:cs="Times New Roman"/>
+                <w:sz w:val="24"/>
+              </w:rPr>
+            </w:pPr>
+            <w:r>
+              <w:rPr>
+                <w:rFonts w:ascii="Times New Roman" w:hAnsi="Times New Roman" w:cs="Times New Roman"/>
+                <w:sz w:val="24"/>
+              </w:rPr>
+              <w:t>0</w:t>
+            </w:r>
+          </w:p>
+        </w:tc>
+        <w:tc>
+          <w:tcPr>
+            <w:tcW w:w="740" w:type="dxa"/>
+          </w:tcPr>
+          <w:p>
+            <w:pPr>
+              <w:jc w:val="center"/>
+              <w:cnfStyle w:val="000000000000" w:firstRow="0" w:lastRow="0" w:firstColumn="0" w:lastColumn="0" w:oddVBand="0" w:evenVBand="0" w:oddHBand="0" w:evenHBand="0" w:firstRowFirstColumn="0" w:firstRowLastColumn="0" w:lastRowFirstColumn="0" w:lastRowLastColumn="0"/>
+              <w:rPr>
+                <w:rFonts w:ascii="Times New Roman" w:hAnsi="Times New Roman" w:cs="Times New Roman"/>
+                <w:b/>
+                <w:sz w:val="24"/>
+              </w:rPr>
+            </w:pPr>
+            <w:r>
+              <w:rPr>
+                <w:rFonts w:ascii="Times New Roman" w:hAnsi="Times New Roman" w:cs="Times New Roman"/>
+                <w:sz w:val="24"/>
+              </w:rPr>
+              <w:t>0</w:t>
+            </w:r>
+          </w:p>
+        </w:tc>
+        <w:tc>
+          <w:tcPr>
+            <w:tcW w:w="740" w:type="dxa"/>
+          </w:tcPr>
+          <w:p>
+            <w:pPr>
+              <w:jc w:val="center"/>
+              <w:cnfStyle w:val="000000000000" w:firstRow="0" w:lastRow="0" w:firstColumn="0" w:lastColumn="0" w:oddVBand="0" w:evenVBand="0" w:oddHBand="0" w:evenHBand="0" w:firstRowFirstColumn="0" w:firstRowLastColumn="0" w:lastRowFirstColumn="0" w:lastRowLastColumn="0"/>
+              <w:rPr>
+                <w:rFonts w:ascii="Times New Roman" w:hAnsi="Times New Roman" w:cs="Times New Roman"/>
+                <w:b/>
+                <w:sz w:val="24"/>
+                <w:lang w:val="en-US"/>
+              </w:rPr>
+            </w:pPr>
+            <w:r>
+              <w:rPr>
+                <w:rFonts w:ascii="Times New Roman" w:hAnsi="Times New Roman" w:cs="Times New Roman"/>
+                <w:b/>
+                <w:sz w:val="24"/>
+                <w:lang w:val="en-US"/>
+              </w:rPr>
+              <w:t>G</w:t>
+            </w:r>
+          </w:p>
+        </w:tc>
+        <w:tc>
+          <w:tcPr>
+            <w:tcW w:w="740" w:type="dxa"/>
+          </w:tcPr>
+          <w:p>
+            <w:pPr>
+              <w:jc w:val="center"/>
+              <w:cnfStyle w:val="000000000000" w:firstRow="0" w:lastRow="0" w:firstColumn="0" w:lastColumn="0" w:oddVBand="0" w:evenVBand="0" w:oddHBand="0" w:evenHBand="0" w:firstRowFirstColumn="0" w:firstRowLastColumn="0" w:lastRowFirstColumn="0" w:lastRowLastColumn="0"/>
+              <w:rPr>
+                <w:rFonts w:ascii="Times New Roman" w:hAnsi="Times New Roman" w:cs="Times New Roman"/>
+                <w:sz w:val="24"/>
+              </w:rPr>
+            </w:pPr>
+            <w:r>
+              <w:rPr>
+                <w:rFonts w:ascii="Times New Roman" w:hAnsi="Times New Roman" w:cs="Times New Roman"/>
+                <w:sz w:val="24"/>
+              </w:rPr>
+              <w:t>0</w:t>
+            </w:r>
+          </w:p>
+        </w:tc>
+        <w:tc>
+          <w:tcPr>
+            <w:tcW w:w="740" w:type="dxa"/>
+          </w:tcPr>
+          <w:p>
+            <w:pPr>
+              <w:jc w:val="center"/>
+              <w:cnfStyle w:val="000000000000" w:firstRow="0" w:lastRow="0" w:firstColumn="0" w:lastColumn="0" w:oddVBand="0" w:evenVBand="0" w:oddHBand="0" w:evenHBand="0" w:firstRowFirstColumn="0" w:firstRowLastColumn="0" w:lastRowFirstColumn="0" w:lastRowLastColumn="0"/>
+              <w:rPr>
+                <w:rFonts w:ascii="Times New Roman" w:hAnsi="Times New Roman" w:cs="Times New Roman"/>
+                <w:sz w:val="24"/>
+              </w:rPr>
+            </w:pPr>
+            <w:r>
+              <w:rPr>
+                <w:rFonts w:ascii="Times New Roman" w:hAnsi="Times New Roman" w:cs="Times New Roman"/>
+                <w:sz w:val="24"/>
+              </w:rPr>
+              <w:t>0</w:t>
+            </w:r>
+          </w:p>
+        </w:tc>
+        <w:tc>
+          <w:tcPr>
+            <w:tcW w:w="740" w:type="dxa"/>
+          </w:tcPr>
+          <w:p>
+            <w:pPr>
+              <w:jc w:val="center"/>
+              <w:cnfStyle w:val="000000000000" w:firstRow="0" w:lastRow="0" w:firstColumn="0" w:lastColumn="0" w:oddVBand="0" w:evenVBand="0" w:oddHBand="0" w:evenHBand="0" w:firstRowFirstColumn="0" w:firstRowLastColumn="0" w:lastRowFirstColumn="0" w:lastRowLastColumn="0"/>
+              <w:rPr>
+                <w:rFonts w:ascii="Times New Roman" w:hAnsi="Times New Roman" w:cs="Times New Roman"/>
+                <w:sz w:val="24"/>
+              </w:rPr>
+            </w:pPr>
+            <w:r>
+              <w:rPr>
+                <w:rFonts w:ascii="Times New Roman" w:hAnsi="Times New Roman" w:cs="Times New Roman"/>
+                <w:sz w:val="24"/>
+              </w:rPr>
+              <w:t>0</w:t>
+            </w:r>
+          </w:p>
+        </w:tc>
+        <w:tc>
+          <w:tcPr>
+            <w:tcW w:w="740" w:type="dxa"/>
+          </w:tcPr>
+          <w:p>
+            <w:pPr>
+              <w:jc w:val="center"/>
+              <w:cnfStyle w:val="000000000000" w:firstRow="0" w:lastRow="0" w:firstColumn="0" w:lastColumn="0" w:oddVBand="0" w:evenVBand="0" w:oddHBand="0" w:evenHBand="0" w:firstRowFirstColumn="0" w:firstRowLastColumn="0" w:lastRowFirstColumn="0" w:lastRowLastColumn="0"/>
+              <w:rPr>
+                <w:rFonts w:ascii="Times New Roman" w:hAnsi="Times New Roman" w:cs="Times New Roman"/>
+                <w:sz w:val="24"/>
+              </w:rPr>
+            </w:pPr>
+            <w:r>
+              <w:rPr>
+                <w:rFonts w:ascii="Times New Roman" w:hAnsi="Times New Roman" w:cs="Times New Roman"/>
+                <w:sz w:val="24"/>
+              </w:rPr>
+              <w:t>0</w:t>
+            </w:r>
+          </w:p>
+        </w:tc>
+      </w:tr>
+      <w:tr>
+        <w:trPr>
+          <w:cnfStyle w:val="000000100000" w:firstRow="0" w:lastRow="0" w:firstColumn="0" w:lastColumn="0" w:oddVBand="0" w:evenVBand="0" w:oddHBand="1" w:evenHBand="0" w:firstRowFirstColumn="0" w:firstRowLastColumn="0" w:lastRowFirstColumn="0" w:lastRowLastColumn="0"/>
+          <w:trHeight w:val="254"/>
+        </w:trPr>
+        <w:tc>
+          <w:tcPr>
+            <w:cnfStyle w:val="001000000000" w:firstRow="0" w:lastRow="0" w:firstColumn="1" w:lastColumn="0" w:oddVBand="0" w:evenVBand="0" w:oddHBand="0" w:evenHBand="0" w:firstRowFirstColumn="0" w:firstRowLastColumn="0" w:lastRowFirstColumn="0" w:lastRowLastColumn="0"/>
+            <w:tcW w:w="740" w:type="dxa"/>
+          </w:tcPr>
+          <w:p>
+            <w:pPr>
+              <w:jc w:val="center"/>
+              <w:rPr>
+                <w:rFonts w:ascii="Times New Roman" w:hAnsi="Times New Roman" w:cs="Times New Roman"/>
+                <w:sz w:val="24"/>
+                <w:lang w:val="en-US"/>
+              </w:rPr>
+            </w:pPr>
+            <w:r>
+              <w:rPr>
+                <w:rFonts w:ascii="Times New Roman" w:hAnsi="Times New Roman" w:cs="Times New Roman"/>
+                <w:sz w:val="24"/>
+                <w:lang w:val="en-US"/>
+              </w:rPr>
+              <w:t>1</w:t>
+            </w:r>
+          </w:p>
+        </w:tc>
+        <w:tc>
+          <w:tcPr>
+            <w:tcW w:w="740" w:type="dxa"/>
+          </w:tcPr>
+          <w:p>
+            <w:pPr>
+              <w:jc w:val="center"/>
+              <w:cnfStyle w:val="000000100000" w:firstRow="0" w:lastRow="0" w:firstColumn="0" w:lastColumn="0" w:oddVBand="0" w:evenVBand="0" w:oddHBand="1" w:evenHBand="0" w:firstRowFirstColumn="0" w:firstRowLastColumn="0" w:lastRowFirstColumn="0" w:lastRowLastColumn="0"/>
+              <w:rPr>
+                <w:rFonts w:ascii="Times New Roman" w:hAnsi="Times New Roman" w:cs="Times New Roman"/>
+                <w:sz w:val="24"/>
+                <w:lang w:val="en-US"/>
+              </w:rPr>
+            </w:pPr>
+            <w:r>
+              <w:rPr>
+                <w:rFonts w:ascii="Times New Roman" w:hAnsi="Times New Roman" w:cs="Times New Roman"/>
+                <w:sz w:val="24"/>
+                <w:lang w:val="en-US"/>
+              </w:rPr>
+              <w:t>0</w:t>
+            </w:r>
+          </w:p>
+        </w:tc>
+        <w:tc>
+          <w:tcPr>
+            <w:tcW w:w="740" w:type="dxa"/>
+          </w:tcPr>
+          <w:p>
+            <w:pPr>
+              <w:jc w:val="center"/>
+              <w:cnfStyle w:val="000000100000" w:firstRow="0" w:lastRow="0" w:firstColumn="0" w:lastColumn="0" w:oddVBand="0" w:evenVBand="0" w:oddHBand="1" w:evenHBand="0" w:firstRowFirstColumn="0" w:firstRowLastColumn="0" w:lastRowFirstColumn="0" w:lastRowLastColumn="0"/>
+              <w:rPr>
+                <w:rFonts w:ascii="Times New Roman" w:hAnsi="Times New Roman" w:cs="Times New Roman"/>
+                <w:sz w:val="24"/>
+                <w:lang w:val="en-US"/>
+              </w:rPr>
+            </w:pPr>
+            <w:r>
+              <w:rPr>
+                <w:rFonts w:ascii="Times New Roman" w:hAnsi="Times New Roman" w:cs="Times New Roman"/>
+                <w:sz w:val="24"/>
+                <w:lang w:val="en-US"/>
+              </w:rPr>
+              <w:t>0</w:t>
+            </w:r>
+          </w:p>
+        </w:tc>
+        <w:tc>
+          <w:tcPr>
+            <w:tcW w:w="740" w:type="dxa"/>
+          </w:tcPr>
+          <w:p>
+            <w:pPr>
+              <w:jc w:val="center"/>
+              <w:cnfStyle w:val="000000100000" w:firstRow="0" w:lastRow="0" w:firstColumn="0" w:lastColumn="0" w:oddVBand="0" w:evenVBand="0" w:oddHBand="1" w:evenHBand="0" w:firstRowFirstColumn="0" w:firstRowLastColumn="0" w:lastRowFirstColumn="0" w:lastRowLastColumn="0"/>
+            </w:pPr>
+            <w:r>
+              <w:rPr>
+                <w:rFonts w:ascii="Times New Roman" w:hAnsi="Times New Roman" w:cs="Times New Roman"/>
+                <w:sz w:val="24"/>
+              </w:rPr>
+              <w:t>0</w:t>
+            </w:r>
+          </w:p>
+        </w:tc>
+        <w:tc>
+          <w:tcPr>
+            <w:tcW w:w="740" w:type="dxa"/>
+          </w:tcPr>
+          <w:p>
+            <w:pPr>
+              <w:jc w:val="center"/>
+              <w:cnfStyle w:val="000000100000" w:firstRow="0" w:lastRow="0" w:firstColumn="0" w:lastColumn="0" w:oddVBand="0" w:evenVBand="0" w:oddHBand="1" w:evenHBand="0" w:firstRowFirstColumn="0" w:firstRowLastColumn="0" w:lastRowFirstColumn="0" w:lastRowLastColumn="0"/>
+            </w:pPr>
+            <w:r>
+              <w:rPr>
+                <w:rFonts w:ascii="Times New Roman" w:hAnsi="Times New Roman" w:cs="Times New Roman"/>
+                <w:sz w:val="24"/>
+              </w:rPr>
+              <w:t>0</w:t>
+            </w:r>
+          </w:p>
+        </w:tc>
+        <w:tc>
+          <w:tcPr>
+            <w:tcW w:w="740" w:type="dxa"/>
+          </w:tcPr>
+          <w:p>
+            <w:pPr>
+              <w:jc w:val="center"/>
+              <w:cnfStyle w:val="000000100000" w:firstRow="0" w:lastRow="0" w:firstColumn="0" w:lastColumn="0" w:oddVBand="0" w:evenVBand="0" w:oddHBand="1" w:evenHBand="0" w:firstRowFirstColumn="0" w:firstRowLastColumn="0" w:lastRowFirstColumn="0" w:lastRowLastColumn="0"/>
+            </w:pPr>
+            <w:r>
+              <w:rPr>
+                <w:rFonts w:ascii="Times New Roman" w:hAnsi="Times New Roman" w:cs="Times New Roman"/>
+                <w:sz w:val="24"/>
+              </w:rPr>
+              <w:t>0</w:t>
+            </w:r>
+          </w:p>
+        </w:tc>
+        <w:tc>
+          <w:tcPr>
+            <w:tcW w:w="740" w:type="dxa"/>
+          </w:tcPr>
+          <w:p>
+            <w:pPr>
+              <w:jc w:val="center"/>
+              <w:cnfStyle w:val="000000100000" w:firstRow="0" w:lastRow="0" w:firstColumn="0" w:lastColumn="0" w:oddVBand="0" w:evenVBand="0" w:oddHBand="1" w:evenHBand="0" w:firstRowFirstColumn="0" w:firstRowLastColumn="0" w:lastRowFirstColumn="0" w:lastRowLastColumn="0"/>
+            </w:pPr>
+            <w:r>
+              <w:rPr>
+                <w:rFonts w:ascii="Times New Roman" w:hAnsi="Times New Roman" w:cs="Times New Roman"/>
+                <w:sz w:val="24"/>
+              </w:rPr>
+              <w:t>0</w:t>
+            </w:r>
+          </w:p>
+        </w:tc>
+        <w:tc>
+          <w:tcPr>
+            <w:tcW w:w="740" w:type="dxa"/>
+          </w:tcPr>
+          <w:p>
+            <w:pPr>
+              <w:jc w:val="center"/>
+              <w:cnfStyle w:val="000000100000" w:firstRow="0" w:lastRow="0" w:firstColumn="0" w:lastColumn="0" w:oddVBand="0" w:evenVBand="0" w:oddHBand="1" w:evenHBand="0" w:firstRowFirstColumn="0" w:firstRowLastColumn="0" w:lastRowFirstColumn="0" w:lastRowLastColumn="0"/>
+              <w:rPr>
+                <w:rFonts w:ascii="Times New Roman" w:hAnsi="Times New Roman" w:cs="Times New Roman"/>
+                <w:b/>
+                <w:sz w:val="24"/>
+                <w:lang w:val="en-US"/>
+              </w:rPr>
+            </w:pPr>
+            <w:r>
+              <w:rPr>
+                <w:rFonts w:ascii="Times New Roman" w:hAnsi="Times New Roman" w:cs="Times New Roman"/>
+                <w:b/>
+                <w:sz w:val="24"/>
+                <w:lang w:val="en-US"/>
+              </w:rPr>
+              <w:t>G</w:t>
+            </w:r>
+          </w:p>
+        </w:tc>
+        <w:tc>
+          <w:tcPr>
+            <w:tcW w:w="740" w:type="dxa"/>
+          </w:tcPr>
+          <w:p>
+            <w:pPr>
+              <w:jc w:val="center"/>
+              <w:cnfStyle w:val="000000100000" w:firstRow="0" w:lastRow="0" w:firstColumn="0" w:lastColumn="0" w:oddVBand="0" w:evenVBand="0" w:oddHBand="1" w:evenHBand="0" w:firstRowFirstColumn="0" w:firstRowLastColumn="0" w:lastRowFirstColumn="0" w:lastRowLastColumn="0"/>
+              <w:rPr>
+                <w:rFonts w:ascii="Times New Roman" w:hAnsi="Times New Roman" w:cs="Times New Roman"/>
+                <w:sz w:val="24"/>
+              </w:rPr>
+            </w:pPr>
+            <w:r>
+              <w:rPr>
+                <w:rFonts w:ascii="Times New Roman" w:hAnsi="Times New Roman" w:cs="Times New Roman"/>
+                <w:sz w:val="24"/>
+              </w:rPr>
+              <w:t>0</w:t>
+            </w:r>
+          </w:p>
+        </w:tc>
+        <w:tc>
+          <w:tcPr>
+            <w:tcW w:w="740" w:type="dxa"/>
+          </w:tcPr>
+          <w:p>
+            <w:pPr>
+              <w:jc w:val="center"/>
+              <w:cnfStyle w:val="000000100000" w:firstRow="0" w:lastRow="0" w:firstColumn="0" w:lastColumn="0" w:oddVBand="0" w:evenVBand="0" w:oddHBand="1" w:evenHBand="0" w:firstRowFirstColumn="0" w:firstRowLastColumn="0" w:lastRowFirstColumn="0" w:lastRowLastColumn="0"/>
+              <w:rPr>
+                <w:rFonts w:ascii="Times New Roman" w:hAnsi="Times New Roman" w:cs="Times New Roman"/>
+                <w:sz w:val="24"/>
+              </w:rPr>
+            </w:pPr>
+            <w:r>
+              <w:rPr>
+                <w:rFonts w:ascii="Times New Roman" w:hAnsi="Times New Roman" w:cs="Times New Roman"/>
+                <w:sz w:val="24"/>
+              </w:rPr>
+              <w:t>0</w:t>
+            </w:r>
+          </w:p>
+        </w:tc>
+        <w:tc>
+          <w:tcPr>
+            <w:tcW w:w="740" w:type="dxa"/>
+          </w:tcPr>
+          <w:p>
+            <w:pPr>
+              <w:jc w:val="center"/>
+              <w:cnfStyle w:val="000000100000" w:firstRow="0" w:lastRow="0" w:firstColumn="0" w:lastColumn="0" w:oddVBand="0" w:evenVBand="0" w:oddHBand="1" w:evenHBand="0" w:firstRowFirstColumn="0" w:firstRowLastColumn="0" w:lastRowFirstColumn="0" w:lastRowLastColumn="0"/>
+              <w:rPr>
+                <w:rFonts w:ascii="Times New Roman" w:hAnsi="Times New Roman" w:cs="Times New Roman"/>
+                <w:sz w:val="24"/>
+              </w:rPr>
+            </w:pPr>
+            <w:r>
+              <w:rPr>
+                <w:rFonts w:ascii="Times New Roman" w:hAnsi="Times New Roman" w:cs="Times New Roman"/>
+                <w:sz w:val="24"/>
+              </w:rPr>
+              <w:t>0</w:t>
+            </w:r>
+          </w:p>
+        </w:tc>
+      </w:tr>
+      <w:tr>
+        <w:trPr>
+          <w:trHeight w:val="254"/>
+        </w:trPr>
+        <w:tc>
+          <w:tcPr>
+            <w:cnfStyle w:val="001000000000" w:firstRow="0" w:lastRow="0" w:firstColumn="1" w:lastColumn="0" w:oddVBand="0" w:evenVBand="0" w:oddHBand="0" w:evenHBand="0" w:firstRowFirstColumn="0" w:firstRowLastColumn="0" w:lastRowFirstColumn="0" w:lastRowLastColumn="0"/>
+            <w:tcW w:w="740" w:type="dxa"/>
+          </w:tcPr>
+          <w:p>
+            <w:pPr>
+              <w:jc w:val="center"/>
+              <w:rPr>
+                <w:rFonts w:ascii="Times New Roman" w:hAnsi="Times New Roman" w:cs="Times New Roman"/>
+                <w:sz w:val="24"/>
+                <w:lang w:val="en-US"/>
+              </w:rPr>
+            </w:pPr>
+            <w:r>
+              <w:rPr>
+                <w:rFonts w:ascii="Times New Roman" w:hAnsi="Times New Roman" w:cs="Times New Roman"/>
+                <w:sz w:val="24"/>
+                <w:lang w:val="en-US"/>
+              </w:rPr>
+              <w:t>1</w:t>
+            </w:r>
+          </w:p>
+        </w:tc>
+        <w:tc>
+          <w:tcPr>
+            <w:tcW w:w="740" w:type="dxa"/>
+          </w:tcPr>
+          <w:p>
+            <w:pPr>
+              <w:jc w:val="center"/>
+              <w:cnfStyle w:val="000000000000" w:firstRow="0" w:lastRow="0" w:firstColumn="0" w:lastColumn="0" w:oddVBand="0" w:evenVBand="0" w:oddHBand="0" w:evenHBand="0" w:firstRowFirstColumn="0" w:firstRowLastColumn="0" w:lastRowFirstColumn="0" w:lastRowLastColumn="0"/>
+              <w:rPr>
+                <w:rFonts w:ascii="Times New Roman" w:hAnsi="Times New Roman" w:cs="Times New Roman"/>
+                <w:sz w:val="24"/>
+                <w:lang w:val="en-US"/>
+              </w:rPr>
+            </w:pPr>
+            <w:r>
+              <w:rPr>
+                <w:rFonts w:ascii="Times New Roman" w:hAnsi="Times New Roman" w:cs="Times New Roman"/>
+                <w:sz w:val="24"/>
+                <w:lang w:val="en-US"/>
+              </w:rPr>
+              <w:t>0</w:t>
+            </w:r>
+          </w:p>
+        </w:tc>
+        <w:tc>
+          <w:tcPr>
+            <w:tcW w:w="740" w:type="dxa"/>
+          </w:tcPr>
+          <w:p>
+            <w:pPr>
+              <w:jc w:val="center"/>
+              <w:cnfStyle w:val="000000000000" w:firstRow="0" w:lastRow="0" w:firstColumn="0" w:lastColumn="0" w:oddVBand="0" w:evenVBand="0" w:oddHBand="0" w:evenHBand="0" w:firstRowFirstColumn="0" w:firstRowLastColumn="0" w:lastRowFirstColumn="0" w:lastRowLastColumn="0"/>
+              <w:rPr>
+                <w:rFonts w:ascii="Times New Roman" w:hAnsi="Times New Roman" w:cs="Times New Roman"/>
+                <w:b/>
+                <w:sz w:val="24"/>
+              </w:rPr>
+            </w:pPr>
+            <w:r>
+              <w:rPr>
+                <w:rFonts w:ascii="Times New Roman" w:hAnsi="Times New Roman" w:cs="Times New Roman"/>
+                <w:b/>
+                <w:sz w:val="24"/>
+              </w:rPr>
+              <w:t>1</w:t>
+            </w:r>
+          </w:p>
+        </w:tc>
+        <w:tc>
+          <w:tcPr>
+            <w:tcW w:w="740" w:type="dxa"/>
+          </w:tcPr>
+          <w:p>
+            <w:pPr>
+              <w:jc w:val="center"/>
+              <w:cnfStyle w:val="000000000000" w:firstRow="0" w:lastRow="0" w:firstColumn="0" w:lastColumn="0" w:oddVBand="0" w:evenVBand="0" w:oddHBand="0" w:evenHBand="0" w:firstRowFirstColumn="0" w:firstRowLastColumn="0" w:lastRowFirstColumn="0" w:lastRowLastColumn="0"/>
+            </w:pPr>
+            <w:r>
+              <w:rPr>
+                <w:rFonts w:ascii="Times New Roman" w:hAnsi="Times New Roman" w:cs="Times New Roman"/>
+                <w:sz w:val="24"/>
+              </w:rPr>
+              <w:t>0</w:t>
+            </w:r>
+          </w:p>
+        </w:tc>
+        <w:tc>
+          <w:tcPr>
+            <w:tcW w:w="740" w:type="dxa"/>
+          </w:tcPr>
+          <w:p>
+            <w:pPr>
+              <w:jc w:val="center"/>
+              <w:cnfStyle w:val="000000000000" w:firstRow="0" w:lastRow="0" w:firstColumn="0" w:lastColumn="0" w:oddVBand="0" w:evenVBand="0" w:oddHBand="0" w:evenHBand="0" w:firstRowFirstColumn="0" w:firstRowLastColumn="0" w:lastRowFirstColumn="0" w:lastRowLastColumn="0"/>
+            </w:pPr>
+            <w:r>
+              <w:rPr>
+                <w:rFonts w:ascii="Times New Roman" w:hAnsi="Times New Roman" w:cs="Times New Roman"/>
+                <w:sz w:val="24"/>
+              </w:rPr>
+              <w:t>0</w:t>
+            </w:r>
+          </w:p>
+        </w:tc>
+        <w:tc>
+          <w:tcPr>
+            <w:tcW w:w="740" w:type="dxa"/>
+          </w:tcPr>
+          <w:p>
+            <w:pPr>
+              <w:jc w:val="center"/>
+              <w:cnfStyle w:val="000000000000" w:firstRow="0" w:lastRow="0" w:firstColumn="0" w:lastColumn="0" w:oddVBand="0" w:evenVBand="0" w:oddHBand="0" w:evenHBand="0" w:firstRowFirstColumn="0" w:firstRowLastColumn="0" w:lastRowFirstColumn="0" w:lastRowLastColumn="0"/>
+            </w:pPr>
+            <w:r>
+              <w:rPr>
+                <w:rFonts w:ascii="Times New Roman" w:hAnsi="Times New Roman" w:cs="Times New Roman"/>
+                <w:sz w:val="24"/>
+              </w:rPr>
+              <w:t>0</w:t>
+            </w:r>
+          </w:p>
+        </w:tc>
+        <w:tc>
+          <w:tcPr>
+            <w:tcW w:w="740" w:type="dxa"/>
+          </w:tcPr>
+          <w:p>
+            <w:pPr>
+              <w:jc w:val="center"/>
+              <w:cnfStyle w:val="000000000000" w:firstRow="0" w:lastRow="0" w:firstColumn="0" w:lastColumn="0" w:oddVBand="0" w:evenVBand="0" w:oddHBand="0" w:evenHBand="0" w:firstRowFirstColumn="0" w:firstRowLastColumn="0" w:lastRowFirstColumn="0" w:lastRowLastColumn="0"/>
+            </w:pPr>
+            <w:r>
+              <w:rPr>
+                <w:rFonts w:ascii="Times New Roman" w:hAnsi="Times New Roman" w:cs="Times New Roman"/>
+                <w:sz w:val="24"/>
+              </w:rPr>
+              <w:t>0</w:t>
+            </w:r>
+          </w:p>
+        </w:tc>
+        <w:tc>
+          <w:tcPr>
+            <w:tcW w:w="740" w:type="dxa"/>
+          </w:tcPr>
+          <w:p>
+            <w:pPr>
+              <w:jc w:val="center"/>
+              <w:cnfStyle w:val="000000000000" w:firstRow="0" w:lastRow="0" w:firstColumn="0" w:lastColumn="0" w:oddVBand="0" w:evenVBand="0" w:oddHBand="0" w:evenHBand="0" w:firstRowFirstColumn="0" w:firstRowLastColumn="0" w:lastRowFirstColumn="0" w:lastRowLastColumn="0"/>
+            </w:pPr>
+            <w:r>
+              <w:rPr>
+                <w:rFonts w:ascii="Times New Roman" w:hAnsi="Times New Roman" w:cs="Times New Roman"/>
+                <w:sz w:val="24"/>
+              </w:rPr>
+              <w:t>0</w:t>
+            </w:r>
+          </w:p>
+        </w:tc>
+        <w:tc>
+          <w:tcPr>
+            <w:tcW w:w="740" w:type="dxa"/>
+          </w:tcPr>
+          <w:p>
+            <w:pPr>
+              <w:jc w:val="center"/>
+              <w:cnfStyle w:val="000000000000" w:firstRow="0" w:lastRow="0" w:firstColumn="0" w:lastColumn="0" w:oddVBand="0" w:evenVBand="0" w:oddHBand="0" w:evenHBand="0" w:firstRowFirstColumn="0" w:firstRowLastColumn="0" w:lastRowFirstColumn="0" w:lastRowLastColumn="0"/>
+              <w:rPr>
+                <w:rFonts w:ascii="Times New Roman" w:hAnsi="Times New Roman" w:cs="Times New Roman"/>
+                <w:b/>
+                <w:sz w:val="24"/>
+                <w:lang w:val="en-US"/>
+              </w:rPr>
+            </w:pPr>
+            <w:r>
+              <w:rPr>
+                <w:rFonts w:ascii="Times New Roman" w:hAnsi="Times New Roman" w:cs="Times New Roman"/>
+                <w:b/>
+                <w:sz w:val="24"/>
+                <w:lang w:val="en-US"/>
+              </w:rPr>
+              <w:t>G</w:t>
+            </w:r>
+          </w:p>
+        </w:tc>
+        <w:tc>
+          <w:tcPr>
+            <w:tcW w:w="740" w:type="dxa"/>
+          </w:tcPr>
+          <w:p>
+            <w:pPr>
+              <w:jc w:val="center"/>
+              <w:cnfStyle w:val="000000000000" w:firstRow="0" w:lastRow="0" w:firstColumn="0" w:lastColumn="0" w:oddVBand="0" w:evenVBand="0" w:oddHBand="0" w:evenHBand="0" w:firstRowFirstColumn="0" w:firstRowLastColumn="0" w:lastRowFirstColumn="0" w:lastRowLastColumn="0"/>
+              <w:rPr>
+                <w:rFonts w:ascii="Times New Roman" w:hAnsi="Times New Roman" w:cs="Times New Roman"/>
+                <w:sz w:val="24"/>
+              </w:rPr>
+            </w:pPr>
+            <w:r>
+              <w:rPr>
+                <w:rFonts w:ascii="Times New Roman" w:hAnsi="Times New Roman" w:cs="Times New Roman"/>
+                <w:sz w:val="24"/>
+              </w:rPr>
+              <w:t>0</w:t>
+            </w:r>
+          </w:p>
+        </w:tc>
+        <w:tc>
+          <w:tcPr>
+            <w:tcW w:w="740" w:type="dxa"/>
+          </w:tcPr>
+          <w:p>
+            <w:pPr>
+              <w:jc w:val="center"/>
+              <w:cnfStyle w:val="000000000000" w:firstRow="0" w:lastRow="0" w:firstColumn="0" w:lastColumn="0" w:oddVBand="0" w:evenVBand="0" w:oddHBand="0" w:evenHBand="0" w:firstRowFirstColumn="0" w:firstRowLastColumn="0" w:lastRowFirstColumn="0" w:lastRowLastColumn="0"/>
+              <w:rPr>
+                <w:rFonts w:ascii="Times New Roman" w:hAnsi="Times New Roman" w:cs="Times New Roman"/>
+                <w:sz w:val="24"/>
+              </w:rPr>
+            </w:pPr>
+            <w:r>
+              <w:rPr>
+                <w:rFonts w:ascii="Times New Roman" w:hAnsi="Times New Roman" w:cs="Times New Roman"/>
+                <w:sz w:val="24"/>
+              </w:rPr>
+              <w:t>0</w:t>
+            </w:r>
+          </w:p>
+        </w:tc>
+      </w:tr>
+      <w:tr>
+        <w:trPr>
+          <w:cnfStyle w:val="000000100000" w:firstRow="0" w:lastRow="0" w:firstColumn="0" w:lastColumn="0" w:oddVBand="0" w:evenVBand="0" w:oddHBand="1" w:evenHBand="0" w:firstRowFirstColumn="0" w:firstRowLastColumn="0" w:lastRowFirstColumn="0" w:lastRowLastColumn="0"/>
+          <w:trHeight w:val="254"/>
+        </w:trPr>
+        <w:tc>
+          <w:tcPr>
+            <w:cnfStyle w:val="001000000000" w:firstRow="0" w:lastRow="0" w:firstColumn="1" w:lastColumn="0" w:oddVBand="0" w:evenVBand="0" w:oddHBand="0" w:evenHBand="0" w:firstRowFirstColumn="0" w:firstRowLastColumn="0" w:lastRowFirstColumn="0" w:lastRowLastColumn="0"/>
+            <w:tcW w:w="740" w:type="dxa"/>
+          </w:tcPr>
+          <w:p>
+            <w:pPr>
+              <w:jc w:val="center"/>
+              <w:rPr>
+                <w:rFonts w:ascii="Times New Roman" w:hAnsi="Times New Roman" w:cs="Times New Roman"/>
+                <w:sz w:val="24"/>
+                <w:lang w:val="en-US"/>
+              </w:rPr>
+            </w:pPr>
+            <w:r>
+              <w:rPr>
+                <w:rFonts w:ascii="Times New Roman" w:hAnsi="Times New Roman" w:cs="Times New Roman"/>
+                <w:sz w:val="24"/>
+                <w:lang w:val="en-US"/>
+              </w:rPr>
+              <w:t>1</w:t>
+            </w:r>
+          </w:p>
+        </w:tc>
+        <w:tc>
+          <w:tcPr>
+            <w:tcW w:w="740" w:type="dxa"/>
+          </w:tcPr>
+          <w:p>
+            <w:pPr>
+              <w:jc w:val="center"/>
+              <w:cnfStyle w:val="000000100000" w:firstRow="0" w:lastRow="0" w:firstColumn="0" w:lastColumn="0" w:oddVBand="0" w:evenVBand="0" w:oddHBand="1" w:evenHBand="0" w:firstRowFirstColumn="0" w:firstRowLastColumn="0" w:lastRowFirstColumn="0" w:lastRowLastColumn="0"/>
+              <w:rPr>
+                <w:rFonts w:ascii="Times New Roman" w:hAnsi="Times New Roman" w:cs="Times New Roman"/>
+                <w:b/>
+                <w:sz w:val="24"/>
+                <w:lang w:val="en-US"/>
+              </w:rPr>
+            </w:pPr>
+            <w:r>
+              <w:rPr>
+                <w:rFonts w:ascii="Times New Roman" w:hAnsi="Times New Roman" w:cs="Times New Roman"/>
+                <w:b/>
+                <w:sz w:val="24"/>
+                <w:lang w:val="en-US"/>
+              </w:rPr>
+              <w:t>1</w:t>
+            </w:r>
+          </w:p>
+        </w:tc>
+        <w:tc>
+          <w:tcPr>
+            <w:tcW w:w="740" w:type="dxa"/>
+          </w:tcPr>
+          <w:p>
+            <w:pPr>
+              <w:jc w:val="center"/>
+              <w:cnfStyle w:val="000000100000" w:firstRow="0" w:lastRow="0" w:firstColumn="0" w:lastColumn="0" w:oddVBand="0" w:evenVBand="0" w:oddHBand="1" w:evenHBand="0" w:firstRowFirstColumn="0" w:firstRowLastColumn="0" w:lastRowFirstColumn="0" w:lastRowLastColumn="0"/>
+              <w:rPr>
+                <w:rFonts w:ascii="Times New Roman" w:hAnsi="Times New Roman" w:cs="Times New Roman"/>
+                <w:sz w:val="24"/>
+                <w:lang w:val="en-US"/>
+              </w:rPr>
+            </w:pPr>
+            <w:r>
+              <w:rPr>
+                <w:rFonts w:ascii="Times New Roman" w:hAnsi="Times New Roman" w:cs="Times New Roman"/>
+                <w:sz w:val="24"/>
+                <w:lang w:val="en-US"/>
+              </w:rPr>
+              <w:t>0</w:t>
+            </w:r>
+          </w:p>
+        </w:tc>
+        <w:tc>
+          <w:tcPr>
+            <w:tcW w:w="740" w:type="dxa"/>
+          </w:tcPr>
+          <w:p>
+            <w:pPr>
+              <w:jc w:val="center"/>
+              <w:cnfStyle w:val="000000100000" w:firstRow="0" w:lastRow="0" w:firstColumn="0" w:lastColumn="0" w:oddVBand="0" w:evenVBand="0" w:oddHBand="1" w:evenHBand="0" w:firstRowFirstColumn="0" w:firstRowLastColumn="0" w:lastRowFirstColumn="0" w:lastRowLastColumn="0"/>
+            </w:pPr>
+            <w:r>
+              <w:rPr>
+                <w:rFonts w:ascii="Times New Roman" w:hAnsi="Times New Roman" w:cs="Times New Roman"/>
+                <w:sz w:val="24"/>
+              </w:rPr>
+              <w:t>0</w:t>
+            </w:r>
+          </w:p>
+        </w:tc>
+        <w:tc>
+          <w:tcPr>
+            <w:tcW w:w="740" w:type="dxa"/>
+          </w:tcPr>
+          <w:p>
+            <w:pPr>
+              <w:jc w:val="center"/>
+              <w:cnfStyle w:val="000000100000" w:firstRow="0" w:lastRow="0" w:firstColumn="0" w:lastColumn="0" w:oddVBand="0" w:evenVBand="0" w:oddHBand="1" w:evenHBand="0" w:firstRowFirstColumn="0" w:firstRowLastColumn="0" w:lastRowFirstColumn="0" w:lastRowLastColumn="0"/>
+            </w:pPr>
+            <w:r>
+              <w:rPr>
+                <w:rFonts w:ascii="Times New Roman" w:hAnsi="Times New Roman" w:cs="Times New Roman"/>
+                <w:sz w:val="24"/>
+              </w:rPr>
+              <w:t>0</w:t>
+            </w:r>
+          </w:p>
+        </w:tc>
+        <w:tc>
+          <w:tcPr>
+            <w:tcW w:w="740" w:type="dxa"/>
+          </w:tcPr>
+          <w:p>
+            <w:pPr>
+              <w:jc w:val="center"/>
+              <w:cnfStyle w:val="000000100000" w:firstRow="0" w:lastRow="0" w:firstColumn="0" w:lastColumn="0" w:oddVBand="0" w:evenVBand="0" w:oddHBand="1" w:evenHBand="0" w:firstRowFirstColumn="0" w:firstRowLastColumn="0" w:lastRowFirstColumn="0" w:lastRowLastColumn="0"/>
+            </w:pPr>
+            <w:r>
+              <w:rPr>
+                <w:rFonts w:ascii="Times New Roman" w:hAnsi="Times New Roman" w:cs="Times New Roman"/>
+                <w:sz w:val="24"/>
+              </w:rPr>
+              <w:t>0</w:t>
+            </w:r>
+          </w:p>
+        </w:tc>
+        <w:tc>
+          <w:tcPr>
+            <w:tcW w:w="740" w:type="dxa"/>
+          </w:tcPr>
+          <w:p>
+            <w:pPr>
+              <w:jc w:val="center"/>
+              <w:cnfStyle w:val="000000100000" w:firstRow="0" w:lastRow="0" w:firstColumn="0" w:lastColumn="0" w:oddVBand="0" w:evenVBand="0" w:oddHBand="1" w:evenHBand="0" w:firstRowFirstColumn="0" w:firstRowLastColumn="0" w:lastRowFirstColumn="0" w:lastRowLastColumn="0"/>
+            </w:pPr>
+            <w:r>
+              <w:rPr>
+                <w:rFonts w:ascii="Times New Roman" w:hAnsi="Times New Roman" w:cs="Times New Roman"/>
+                <w:sz w:val="24"/>
+              </w:rPr>
+              <w:t>0</w:t>
+            </w:r>
+          </w:p>
+        </w:tc>
+        <w:tc>
+          <w:tcPr>
+            <w:tcW w:w="740" w:type="dxa"/>
+          </w:tcPr>
+          <w:p>
+            <w:pPr>
+              <w:jc w:val="center"/>
+              <w:cnfStyle w:val="000000100000" w:firstRow="0" w:lastRow="0" w:firstColumn="0" w:lastColumn="0" w:oddVBand="0" w:evenVBand="0" w:oddHBand="1" w:evenHBand="0" w:firstRowFirstColumn="0" w:firstRowLastColumn="0" w:lastRowFirstColumn="0" w:lastRowLastColumn="0"/>
+            </w:pPr>
+            <w:r>
+              <w:rPr>
+                <w:rFonts w:ascii="Times New Roman" w:hAnsi="Times New Roman" w:cs="Times New Roman"/>
+                <w:sz w:val="24"/>
+              </w:rPr>
+              <w:t>0</w:t>
+            </w:r>
+          </w:p>
+        </w:tc>
+        <w:tc>
+          <w:tcPr>
+            <w:tcW w:w="740" w:type="dxa"/>
+          </w:tcPr>
+          <w:p>
+            <w:pPr>
+              <w:jc w:val="center"/>
+              <w:cnfStyle w:val="000000100000" w:firstRow="0" w:lastRow="0" w:firstColumn="0" w:lastColumn="0" w:oddVBand="0" w:evenVBand="0" w:oddHBand="1" w:evenHBand="0" w:firstRowFirstColumn="0" w:firstRowLastColumn="0" w:lastRowFirstColumn="0" w:lastRowLastColumn="0"/>
+            </w:pPr>
+            <w:r>
+              <w:rPr>
+                <w:rFonts w:ascii="Times New Roman" w:hAnsi="Times New Roman" w:cs="Times New Roman"/>
+                <w:sz w:val="24"/>
+              </w:rPr>
+              <w:t>0</w:t>
+            </w:r>
+          </w:p>
+        </w:tc>
+        <w:tc>
+          <w:tcPr>
+            <w:tcW w:w="740" w:type="dxa"/>
+          </w:tcPr>
+          <w:p>
+            <w:pPr>
+              <w:jc w:val="center"/>
+              <w:cnfStyle w:val="000000100000" w:firstRow="0" w:lastRow="0" w:firstColumn="0" w:lastColumn="0" w:oddVBand="0" w:evenVBand="0" w:oddHBand="1" w:evenHBand="0" w:firstRowFirstColumn="0" w:firstRowLastColumn="0" w:lastRowFirstColumn="0" w:lastRowLastColumn="0"/>
+              <w:rPr>
+                <w:rFonts w:ascii="Times New Roman" w:hAnsi="Times New Roman" w:cs="Times New Roman"/>
+                <w:b/>
+                <w:sz w:val="24"/>
+                <w:lang w:val="en-US"/>
+              </w:rPr>
+            </w:pPr>
+            <w:r>
+              <w:rPr>
+                <w:rFonts w:ascii="Times New Roman" w:hAnsi="Times New Roman" w:cs="Times New Roman"/>
+                <w:b/>
+                <w:sz w:val="24"/>
+                <w:lang w:val="en-US"/>
+              </w:rPr>
+              <w:t>G</w:t>
+            </w:r>
+          </w:p>
+        </w:tc>
+        <w:tc>
+          <w:tcPr>
+            <w:tcW w:w="740" w:type="dxa"/>
+          </w:tcPr>
+          <w:p>
+            <w:pPr>
+              <w:jc w:val="center"/>
+              <w:cnfStyle w:val="000000100000" w:firstRow="0" w:lastRow="0" w:firstColumn="0" w:lastColumn="0" w:oddVBand="0" w:evenVBand="0" w:oddHBand="1" w:evenHBand="0" w:firstRowFirstColumn="0" w:firstRowLastColumn="0" w:lastRowFirstColumn="0" w:lastRowLastColumn="0"/>
+              <w:rPr>
+                <w:rFonts w:ascii="Times New Roman" w:hAnsi="Times New Roman" w:cs="Times New Roman"/>
+                <w:sz w:val="24"/>
+              </w:rPr>
+            </w:pPr>
+            <w:r>
+              <w:rPr>
+                <w:rFonts w:ascii="Times New Roman" w:hAnsi="Times New Roman" w:cs="Times New Roman"/>
+                <w:sz w:val="24"/>
+              </w:rPr>
+              <w:t>0</w:t>
+            </w:r>
+          </w:p>
+        </w:tc>
+      </w:tr>
+      <w:tr>
+        <w:trPr>
+          <w:trHeight w:val="254"/>
+        </w:trPr>
+        <w:tc>
+          <w:tcPr>
+            <w:cnfStyle w:val="001000000000" w:firstRow="0" w:lastRow="0" w:firstColumn="1" w:lastColumn="0" w:oddVBand="0" w:evenVBand="0" w:oddHBand="0" w:evenHBand="0" w:firstRowFirstColumn="0" w:firstRowLastColumn="0" w:lastRowFirstColumn="0" w:lastRowLastColumn="0"/>
+            <w:tcW w:w="740" w:type="dxa"/>
+          </w:tcPr>
+          <w:p>
+            <w:pPr>
+              <w:jc w:val="center"/>
+              <w:rPr>
+                <w:rFonts w:ascii="Times New Roman" w:hAnsi="Times New Roman" w:cs="Times New Roman"/>
+                <w:sz w:val="24"/>
+                <w:lang w:val="en-US"/>
+              </w:rPr>
+            </w:pPr>
+            <w:r>
+              <w:rPr>
+                <w:rFonts w:ascii="Times New Roman" w:hAnsi="Times New Roman" w:cs="Times New Roman"/>
+                <w:sz w:val="24"/>
+                <w:lang w:val="en-US"/>
+              </w:rPr>
+              <w:t>1</w:t>
+            </w:r>
+          </w:p>
+        </w:tc>
+        <w:tc>
+          <w:tcPr>
+            <w:tcW w:w="740" w:type="dxa"/>
+          </w:tcPr>
+          <w:p>
+            <w:pPr>
+              <w:jc w:val="center"/>
+              <w:cnfStyle w:val="000000000000" w:firstRow="0" w:lastRow="0" w:firstColumn="0" w:lastColumn="0" w:oddVBand="0" w:evenVBand="0" w:oddHBand="0" w:evenHBand="0" w:firstRowFirstColumn="0" w:firstRowLastColumn="0" w:lastRowFirstColumn="0" w:lastRowLastColumn="0"/>
+              <w:rPr>
+                <w:rFonts w:ascii="Times New Roman" w:hAnsi="Times New Roman" w:cs="Times New Roman"/>
+                <w:b/>
+                <w:sz w:val="24"/>
+                <w:lang w:val="en-US"/>
+              </w:rPr>
+            </w:pPr>
+            <w:r>
+              <w:rPr>
+                <w:rFonts w:ascii="Times New Roman" w:hAnsi="Times New Roman" w:cs="Times New Roman"/>
+                <w:b/>
+                <w:sz w:val="24"/>
+                <w:lang w:val="en-US"/>
+              </w:rPr>
+              <w:t>1</w:t>
+            </w:r>
+          </w:p>
+        </w:tc>
+        <w:tc>
+          <w:tcPr>
+            <w:tcW w:w="740" w:type="dxa"/>
+          </w:tcPr>
+          <w:p>
+            <w:pPr>
+              <w:jc w:val="center"/>
+              <w:cnfStyle w:val="000000000000" w:firstRow="0" w:lastRow="0" w:firstColumn="0" w:lastColumn="0" w:oddVBand="0" w:evenVBand="0" w:oddHBand="0" w:evenHBand="0" w:firstRowFirstColumn="0" w:firstRowLastColumn="0" w:lastRowFirstColumn="0" w:lastRowLastColumn="0"/>
+              <w:rPr>
+                <w:rFonts w:ascii="Times New Roman" w:hAnsi="Times New Roman" w:cs="Times New Roman"/>
+                <w:b/>
+                <w:sz w:val="24"/>
+              </w:rPr>
+            </w:pPr>
+            <w:r>
+              <w:rPr>
+                <w:rFonts w:ascii="Times New Roman" w:hAnsi="Times New Roman" w:cs="Times New Roman"/>
+                <w:b/>
+                <w:sz w:val="24"/>
+              </w:rPr>
+              <w:t>1</w:t>
+            </w:r>
+          </w:p>
+        </w:tc>
+        <w:tc>
+          <w:tcPr>
+            <w:tcW w:w="740" w:type="dxa"/>
+          </w:tcPr>
+          <w:p>
+            <w:pPr>
+              <w:jc w:val="center"/>
+              <w:cnfStyle w:val="000000000000" w:firstRow="0" w:lastRow="0" w:firstColumn="0" w:lastColumn="0" w:oddVBand="0" w:evenVBand="0" w:oddHBand="0" w:evenHBand="0" w:firstRowFirstColumn="0" w:firstRowLastColumn="0" w:lastRowFirstColumn="0" w:lastRowLastColumn="0"/>
+            </w:pPr>
+            <w:r>
+              <w:rPr>
+                <w:rFonts w:ascii="Times New Roman" w:hAnsi="Times New Roman" w:cs="Times New Roman"/>
+                <w:sz w:val="24"/>
+              </w:rPr>
+              <w:t>0</w:t>
+            </w:r>
+          </w:p>
+        </w:tc>
+        <w:tc>
+          <w:tcPr>
+            <w:tcW w:w="740" w:type="dxa"/>
+          </w:tcPr>
+          <w:p>
+            <w:pPr>
+              <w:jc w:val="center"/>
+              <w:cnfStyle w:val="000000000000" w:firstRow="0" w:lastRow="0" w:firstColumn="0" w:lastColumn="0" w:oddVBand="0" w:evenVBand="0" w:oddHBand="0" w:evenHBand="0" w:firstRowFirstColumn="0" w:firstRowLastColumn="0" w:lastRowFirstColumn="0" w:lastRowLastColumn="0"/>
+            </w:pPr>
+            <w:r>
+              <w:rPr>
+                <w:rFonts w:ascii="Times New Roman" w:hAnsi="Times New Roman" w:cs="Times New Roman"/>
+                <w:sz w:val="24"/>
+              </w:rPr>
+              <w:t>0</w:t>
+            </w:r>
+          </w:p>
+        </w:tc>
+        <w:tc>
+          <w:tcPr>
+            <w:tcW w:w="740" w:type="dxa"/>
+          </w:tcPr>
+          <w:p>
+            <w:pPr>
+              <w:jc w:val="center"/>
+              <w:cnfStyle w:val="000000000000" w:firstRow="0" w:lastRow="0" w:firstColumn="0" w:lastColumn="0" w:oddVBand="0" w:evenVBand="0" w:oddHBand="0" w:evenHBand="0" w:firstRowFirstColumn="0" w:firstRowLastColumn="0" w:lastRowFirstColumn="0" w:lastRowLastColumn="0"/>
+            </w:pPr>
+            <w:r>
+              <w:rPr>
+                <w:rFonts w:ascii="Times New Roman" w:hAnsi="Times New Roman" w:cs="Times New Roman"/>
+                <w:sz w:val="24"/>
+              </w:rPr>
+              <w:t>0</w:t>
+            </w:r>
+          </w:p>
+        </w:tc>
+        <w:tc>
+          <w:tcPr>
+            <w:tcW w:w="740" w:type="dxa"/>
+          </w:tcPr>
+          <w:p>
+            <w:pPr>
+              <w:jc w:val="center"/>
+              <w:cnfStyle w:val="000000000000" w:firstRow="0" w:lastRow="0" w:firstColumn="0" w:lastColumn="0" w:oddVBand="0" w:evenVBand="0" w:oddHBand="0" w:evenHBand="0" w:firstRowFirstColumn="0" w:firstRowLastColumn="0" w:lastRowFirstColumn="0" w:lastRowLastColumn="0"/>
+            </w:pPr>
+            <w:r>
+              <w:rPr>
+                <w:rFonts w:ascii="Times New Roman" w:hAnsi="Times New Roman" w:cs="Times New Roman"/>
+                <w:sz w:val="24"/>
+              </w:rPr>
+              <w:t>0</w:t>
+            </w:r>
+          </w:p>
+        </w:tc>
+        <w:tc>
+          <w:tcPr>
+            <w:tcW w:w="740" w:type="dxa"/>
+          </w:tcPr>
+          <w:p>
+            <w:pPr>
+              <w:jc w:val="center"/>
+              <w:cnfStyle w:val="000000000000" w:firstRow="0" w:lastRow="0" w:firstColumn="0" w:lastColumn="0" w:oddVBand="0" w:evenVBand="0" w:oddHBand="0" w:evenHBand="0" w:firstRowFirstColumn="0" w:firstRowLastColumn="0" w:lastRowFirstColumn="0" w:lastRowLastColumn="0"/>
+            </w:pPr>
+            <w:r>
+              <w:rPr>
+                <w:rFonts w:ascii="Times New Roman" w:hAnsi="Times New Roman" w:cs="Times New Roman"/>
+                <w:sz w:val="24"/>
+              </w:rPr>
+              <w:t>0</w:t>
+            </w:r>
+          </w:p>
+        </w:tc>
+        <w:tc>
+          <w:tcPr>
+            <w:tcW w:w="740" w:type="dxa"/>
+          </w:tcPr>
+          <w:p>
+            <w:pPr>
+              <w:jc w:val="center"/>
+              <w:cnfStyle w:val="000000000000" w:firstRow="0" w:lastRow="0" w:firstColumn="0" w:lastColumn="0" w:oddVBand="0" w:evenVBand="0" w:oddHBand="0" w:evenHBand="0" w:firstRowFirstColumn="0" w:firstRowLastColumn="0" w:lastRowFirstColumn="0" w:lastRowLastColumn="0"/>
+            </w:pPr>
+            <w:r>
+              <w:rPr>
+                <w:rFonts w:ascii="Times New Roman" w:hAnsi="Times New Roman" w:cs="Times New Roman"/>
+                <w:sz w:val="24"/>
+              </w:rPr>
+              <w:t>0</w:t>
+            </w:r>
+          </w:p>
+        </w:tc>
+        <w:tc>
+          <w:tcPr>
+            <w:tcW w:w="740" w:type="dxa"/>
+          </w:tcPr>
+          <w:p>
+            <w:pPr>
+              <w:jc w:val="center"/>
+              <w:cnfStyle w:val="000000000000" w:firstRow="0" w:lastRow="0" w:firstColumn="0" w:lastColumn="0" w:oddVBand="0" w:evenVBand="0" w:oddHBand="0" w:evenHBand="0" w:firstRowFirstColumn="0" w:firstRowLastColumn="0" w:lastRowFirstColumn="0" w:lastRowLastColumn="0"/>
+              <w:rPr>
+                <w:rFonts w:ascii="Times New Roman" w:hAnsi="Times New Roman" w:cs="Times New Roman"/>
+                <w:b/>
+                <w:sz w:val="24"/>
+              </w:rPr>
+            </w:pPr>
+            <w:r>
+              <w:rPr>
+                <w:rFonts w:ascii="Times New Roman" w:hAnsi="Times New Roman" w:cs="Times New Roman"/>
+                <w:sz w:val="24"/>
+              </w:rPr>
+              <w:t>0</w:t>
+            </w:r>
+          </w:p>
+        </w:tc>
+        <w:tc>
+          <w:tcPr>
+            <w:tcW w:w="740" w:type="dxa"/>
+          </w:tcPr>
+          <w:p>
+            <w:pPr>
+              <w:jc w:val="center"/>
+              <w:cnfStyle w:val="000000000000" w:firstRow="0" w:lastRow="0" w:firstColumn="0" w:lastColumn="0" w:oddVBand="0" w:evenVBand="0" w:oddHBand="0" w:evenHBand="0" w:firstRowFirstColumn="0" w:firstRowLastColumn="0" w:lastRowFirstColumn="0" w:lastRowLastColumn="0"/>
+              <w:rPr>
+                <w:rFonts w:ascii="Times New Roman" w:hAnsi="Times New Roman" w:cs="Times New Roman"/>
+                <w:b/>
+                <w:sz w:val="24"/>
+                <w:lang w:val="en-US"/>
+              </w:rPr>
+            </w:pPr>
+            <w:r>
+              <w:rPr>
+                <w:rFonts w:ascii="Times New Roman" w:hAnsi="Times New Roman" w:cs="Times New Roman"/>
+                <w:b/>
+                <w:sz w:val="24"/>
+                <w:lang w:val="en-US"/>
+              </w:rPr>
+              <w:t>G</w:t>
+            </w:r>
+          </w:p>
+        </w:tc>
+      </w:tr>
+    </w:tbl>
+    <w:p>
+      <w:pPr>
+        <w:spacing w:before="120" w:after="0"/>
+        <w:jc w:val="both"/>
+        <w:rPr>
+          <w:rFonts w:ascii="Times New Roman" w:hAnsi="Times New Roman" w:cs="Times New Roman"/>
+          <w:sz w:val="24"/>
+        </w:rPr>
+      </w:pPr>
+      <w:r>
+        <w:rPr>
+          <w:rFonts w:ascii="Times New Roman" w:hAnsi="Times New Roman" w:cs="Times New Roman"/>
+          <w:sz w:val="24"/>
+          <w:lang w:val="en-US"/>
+        </w:rPr>
+        <w:t>G</w:t>
+      </w:r>
+      <w:r>
+        <w:rPr>
+          <w:rFonts w:ascii="Times New Roman" w:hAnsi="Times New Roman" w:cs="Times New Roman"/>
+          <w:sz w:val="24"/>
+        </w:rPr>
+        <w:t xml:space="preserve"> </w:t>
+      </w:r>
+      <w:r>
+        <w:rPr>
+          <w:rFonts w:ascii="Times New Roman" w:hAnsi="Times New Roman" w:cs="Times New Roman"/>
+          <w:sz w:val="24"/>
+        </w:rPr>
+        <w:t xml:space="preserve">– </w:t>
+      </w:r>
+      <w:proofErr w:type="gramStart"/>
+      <w:r>
+        <w:rPr>
+          <w:rFonts w:ascii="Times New Roman" w:hAnsi="Times New Roman" w:cs="Times New Roman"/>
+          <w:sz w:val="24"/>
+        </w:rPr>
+        <w:t>вход</w:t>
+      </w:r>
+      <w:proofErr w:type="gramEnd"/>
+      <w:r>
+        <w:rPr>
+          <w:rFonts w:ascii="Times New Roman" w:hAnsi="Times New Roman" w:cs="Times New Roman"/>
+          <w:sz w:val="24"/>
+        </w:rPr>
+        <w:t xml:space="preserve">, </w:t>
+      </w:r>
+      <w:r>
+        <w:rPr>
+          <w:rFonts w:ascii="Times New Roman" w:hAnsi="Times New Roman" w:cs="Times New Roman"/>
+          <w:sz w:val="24"/>
+        </w:rPr>
+        <w:t xml:space="preserve">разрешающий работу дешифратора. Сигнал на этом входе может передаваться на выход, </w:t>
+      </w:r>
+      <w:r>
+        <w:rPr>
+          <w:rFonts w:ascii="Times New Roman" w:hAnsi="Times New Roman" w:cs="Times New Roman"/>
+          <w:sz w:val="24"/>
+        </w:rPr>
+        <w:t xml:space="preserve">определяемый адресными входными сигналами. </w:t>
+      </w:r>
+    </w:p>
+    <w:p>
+      <w:pPr>
+        <w:spacing w:after="0"/>
+        <w:jc w:val="both"/>
+        <w:rPr>
+          <w:rFonts w:ascii="Times New Roman" w:hAnsi="Times New Roman" w:cs="Times New Roman"/>
+          <w:sz w:val="24"/>
+        </w:rPr>
+      </w:pPr>
+    </w:p>
+    <w:p>
+      <w:pPr>
+        <w:rPr>
+          <w:rFonts w:ascii="Times New Roman" w:hAnsi="Times New Roman" w:cs="Times New Roman"/>
+          <w:sz w:val="24"/>
+        </w:rPr>
+      </w:pPr>
+      <w:r>
+        <w:rPr>
+          <w:rFonts w:ascii="Times New Roman" w:hAnsi="Times New Roman" w:cs="Times New Roman"/>
+          <w:sz w:val="24"/>
+          <w:lang w:val="en-US"/>
+        </w:rPr>
+        <w:t>II</w:t>
+      </w:r>
+      <w:r>
+        <w:rPr>
+          <w:rFonts w:ascii="Times New Roman" w:hAnsi="Times New Roman" w:cs="Times New Roman"/>
+          <w:sz w:val="24"/>
+        </w:rPr>
+        <w:tab/>
+        <w:t>Исследование мультиплексора</w:t>
+      </w:r>
+    </w:p>
+    <w:p>
+      <w:pPr>
+        <w:spacing w:after="0"/>
+        <w:jc w:val="both"/>
+        <w:rPr>
+          <w:rFonts w:ascii="Times New Roman" w:hAnsi="Times New Roman" w:cs="Times New Roman"/>
+          <w:sz w:val="24"/>
+        </w:rPr>
+      </w:pPr>
+      <w:r>
+        <w:rPr>
+          <w:rFonts w:ascii="Times New Roman" w:hAnsi="Times New Roman" w:cs="Times New Roman"/>
+          <w:sz w:val="24"/>
+        </w:rPr>
+        <w:t xml:space="preserve">Входы </w:t>
+      </w:r>
+      <w:r>
+        <w:rPr>
+          <w:rFonts w:ascii="Times New Roman" w:hAnsi="Times New Roman" w:cs="Times New Roman"/>
+          <w:sz w:val="24"/>
+          <w:lang w:val="en-US"/>
+        </w:rPr>
+        <w:t>A</w:t>
+      </w:r>
+      <w:r>
+        <w:rPr>
+          <w:rFonts w:ascii="Times New Roman" w:hAnsi="Times New Roman" w:cs="Times New Roman"/>
+          <w:sz w:val="24"/>
+        </w:rPr>
+        <w:t xml:space="preserve">, </w:t>
+      </w:r>
+      <w:r>
+        <w:rPr>
+          <w:rFonts w:ascii="Times New Roman" w:hAnsi="Times New Roman" w:cs="Times New Roman"/>
+          <w:sz w:val="24"/>
+          <w:lang w:val="en-US"/>
+        </w:rPr>
+        <w:t>B</w:t>
+      </w:r>
+      <w:r>
+        <w:rPr>
+          <w:rFonts w:ascii="Times New Roman" w:hAnsi="Times New Roman" w:cs="Times New Roman"/>
+          <w:sz w:val="24"/>
+        </w:rPr>
+        <w:t xml:space="preserve"> </w:t>
+      </w:r>
+      <w:r>
+        <w:rPr>
+          <w:rFonts w:ascii="Times New Roman" w:hAnsi="Times New Roman" w:cs="Times New Roman"/>
+          <w:sz w:val="24"/>
+        </w:rPr>
+        <w:t>и</w:t>
+      </w:r>
+      <w:r>
+        <w:rPr>
+          <w:rFonts w:ascii="Times New Roman" w:hAnsi="Times New Roman" w:cs="Times New Roman"/>
+          <w:sz w:val="24"/>
+        </w:rPr>
+        <w:t xml:space="preserve"> </w:t>
+      </w:r>
+      <w:r>
+        <w:rPr>
+          <w:rFonts w:ascii="Times New Roman" w:hAnsi="Times New Roman" w:cs="Times New Roman"/>
+          <w:sz w:val="24"/>
+          <w:lang w:val="en-US"/>
+        </w:rPr>
+        <w:t>C</w:t>
+      </w:r>
+      <w:r>
+        <w:rPr>
+          <w:rFonts w:ascii="Times New Roman" w:hAnsi="Times New Roman" w:cs="Times New Roman"/>
+          <w:sz w:val="24"/>
+        </w:rPr>
+        <w:t xml:space="preserve"> – провода на которых формируется параллельный код</w:t>
+      </w:r>
+    </w:p>
+    <w:p>
+      <w:pPr>
+        <w:spacing w:after="0"/>
+        <w:jc w:val="both"/>
+        <w:rPr>
+          <w:rFonts w:ascii="Times New Roman" w:hAnsi="Times New Roman" w:cs="Times New Roman"/>
+          <w:sz w:val="24"/>
+        </w:rPr>
+      </w:pPr>
+      <w:r>
+        <w:rPr>
+          <w:rFonts w:ascii="Times New Roman" w:hAnsi="Times New Roman" w:cs="Times New Roman"/>
+          <w:sz w:val="24"/>
+        </w:rPr>
+        <w:t xml:space="preserve">Входы Х1 и Х2 – адресные, определяющие с какого входа в данный момент времени сигнал поступит на выход </w:t>
+      </w:r>
+      <w:r>
+        <w:rPr>
+          <w:rFonts w:ascii="Times New Roman" w:hAnsi="Times New Roman" w:cs="Times New Roman"/>
+          <w:sz w:val="24"/>
+          <w:lang w:val="en-US"/>
+        </w:rPr>
+        <w:t>Y</w:t>
+      </w:r>
+    </w:p>
+    <w:tbl>
+      <w:tblPr>
+        <w:tblStyle w:val="-64"/>
+        <w:tblW w:w="0" w:type="auto"/>
+        <w:tblLook w:val="04A0" w:firstRow="1" w:lastRow="0" w:firstColumn="1" w:lastColumn="0" w:noHBand="0" w:noVBand="1"/>
+      </w:tblPr>
+      <w:tblGrid>
+        <w:gridCol w:w="740"/>
+        <w:gridCol w:w="740"/>
+        <w:gridCol w:w="2910"/>
+      </w:tblGrid>
+      <w:tr>
+        <w:trPr>
+          <w:cnfStyle w:val="100000000000" w:firstRow="1" w:lastRow="0" w:firstColumn="0" w:lastColumn="0" w:oddVBand="0" w:evenVBand="0" w:oddHBand="0" w:evenHBand="0" w:firstRowFirstColumn="0" w:firstRowLastColumn="0" w:lastRowFirstColumn="0" w:lastRowLastColumn="0"/>
+          <w:trHeight w:val="254"/>
+        </w:trPr>
+        <w:tc>
+          <w:tcPr>
+            <w:cnfStyle w:val="001000000000" w:firstRow="0" w:lastRow="0" w:firstColumn="1" w:lastColumn="0" w:oddVBand="0" w:evenVBand="0" w:oddHBand="0" w:evenHBand="0" w:firstRowFirstColumn="0" w:firstRowLastColumn="0" w:lastRowFirstColumn="0" w:lastRowLastColumn="0"/>
+            <w:tcW w:w="740" w:type="dxa"/>
+          </w:tcPr>
+          <w:p>
+            <w:pPr>
+              <w:jc w:val="center"/>
+              <w:rPr>
+                <w:rFonts w:ascii="Times New Roman" w:hAnsi="Times New Roman" w:cs="Times New Roman"/>
+                <w:sz w:val="24"/>
+              </w:rPr>
+            </w:pPr>
+            <w:r>
+              <w:rPr>
+                <w:rFonts w:ascii="Times New Roman" w:hAnsi="Times New Roman" w:cs="Times New Roman"/>
+                <w:sz w:val="24"/>
+                <w:lang w:val="en-US"/>
+              </w:rPr>
+              <w:t>X</w:t>
+            </w:r>
+            <w:r>
+              <w:rPr>
+                <w:rFonts w:ascii="Times New Roman" w:hAnsi="Times New Roman" w:cs="Times New Roman"/>
+                <w:sz w:val="24"/>
+              </w:rPr>
+              <w:t>1</w:t>
+            </w:r>
+          </w:p>
+        </w:tc>
+        <w:tc>
+          <w:tcPr>
+            <w:tcW w:w="740" w:type="dxa"/>
+          </w:tcPr>
+          <w:p>
+            <w:pPr>
+              <w:jc w:val="center"/>
+              <w:cnfStyle w:val="100000000000" w:firstRow="1" w:lastRow="0" w:firstColumn="0" w:lastColumn="0" w:oddVBand="0" w:evenVBand="0" w:oddHBand="0" w:evenHBand="0" w:firstRowFirstColumn="0" w:firstRowLastColumn="0" w:lastRowFirstColumn="0" w:lastRowLastColumn="0"/>
+              <w:rPr>
+                <w:rFonts w:ascii="Times New Roman" w:hAnsi="Times New Roman" w:cs="Times New Roman"/>
+                <w:sz w:val="24"/>
+              </w:rPr>
+            </w:pPr>
+            <w:r>
+              <w:rPr>
+                <w:rFonts w:ascii="Times New Roman" w:hAnsi="Times New Roman" w:cs="Times New Roman"/>
+                <w:sz w:val="24"/>
+                <w:lang w:val="en-US"/>
+              </w:rPr>
+              <w:t>X</w:t>
+            </w:r>
+            <w:r>
+              <w:rPr>
+                <w:rFonts w:ascii="Times New Roman" w:hAnsi="Times New Roman" w:cs="Times New Roman"/>
+                <w:sz w:val="24"/>
+              </w:rPr>
+              <w:t>2</w:t>
+            </w:r>
+          </w:p>
+        </w:tc>
+        <w:tc>
+          <w:tcPr>
+            <w:tcW w:w="2910" w:type="dxa"/>
+          </w:tcPr>
+          <w:p>
+            <w:pPr>
+              <w:jc w:val="center"/>
+              <w:cnfStyle w:val="100000000000" w:firstRow="1" w:lastRow="0" w:firstColumn="0" w:lastColumn="0" w:oddVBand="0" w:evenVBand="0" w:oddHBand="0" w:evenHBand="0" w:firstRowFirstColumn="0" w:firstRowLastColumn="0" w:lastRowFirstColumn="0" w:lastRowLastColumn="0"/>
+              <w:rPr>
+                <w:rFonts w:ascii="Times New Roman" w:hAnsi="Times New Roman" w:cs="Times New Roman"/>
+                <w:sz w:val="24"/>
+              </w:rPr>
+            </w:pPr>
+            <w:r>
+              <w:rPr>
+                <w:rFonts w:ascii="Times New Roman" w:hAnsi="Times New Roman" w:cs="Times New Roman"/>
+                <w:sz w:val="24"/>
+              </w:rPr>
+              <w:t>Номер коммутируемого канала</w:t>
+            </w:r>
+          </w:p>
+        </w:tc>
+      </w:tr>
+      <w:tr>
+        <w:trPr>
+          <w:cnfStyle w:val="000000100000" w:firstRow="0" w:lastRow="0" w:firstColumn="0" w:lastColumn="0" w:oddVBand="0" w:evenVBand="0" w:oddHBand="1" w:evenHBand="0" w:firstRowFirstColumn="0" w:firstRowLastColumn="0" w:lastRowFirstColumn="0" w:lastRowLastColumn="0"/>
+          <w:trHeight w:val="245"/>
+        </w:trPr>
+        <w:tc>
+          <w:tcPr>
+            <w:cnfStyle w:val="001000000000" w:firstRow="0" w:lastRow="0" w:firstColumn="1" w:lastColumn="0" w:oddVBand="0" w:evenVBand="0" w:oddHBand="0" w:evenHBand="0" w:firstRowFirstColumn="0" w:firstRowLastColumn="0" w:lastRowFirstColumn="0" w:lastRowLastColumn="0"/>
+            <w:tcW w:w="740" w:type="dxa"/>
+          </w:tcPr>
+          <w:p>
+            <w:pPr>
+              <w:jc w:val="center"/>
+              <w:rPr>
+                <w:rFonts w:ascii="Times New Roman" w:hAnsi="Times New Roman" w:cs="Times New Roman"/>
+                <w:b w:val="0"/>
+                <w:sz w:val="24"/>
+              </w:rPr>
+            </w:pPr>
+            <w:r>
+              <w:rPr>
+                <w:rFonts w:ascii="Times New Roman" w:hAnsi="Times New Roman" w:cs="Times New Roman"/>
+                <w:b w:val="0"/>
+                <w:sz w:val="24"/>
+              </w:rPr>
+              <w:t>0</w:t>
+            </w:r>
+          </w:p>
+        </w:tc>
+        <w:tc>
+          <w:tcPr>
+            <w:tcW w:w="740" w:type="dxa"/>
+          </w:tcPr>
+          <w:p>
+            <w:pPr>
+              <w:jc w:val="center"/>
+              <w:cnfStyle w:val="000000100000" w:firstRow="0" w:lastRow="0" w:firstColumn="0" w:lastColumn="0" w:oddVBand="0" w:evenVBand="0" w:oddHBand="1" w:evenHBand="0" w:firstRowFirstColumn="0" w:firstRowLastColumn="0" w:lastRowFirstColumn="0" w:lastRowLastColumn="0"/>
+              <w:rPr>
+                <w:rFonts w:ascii="Times New Roman" w:hAnsi="Times New Roman" w:cs="Times New Roman"/>
+                <w:sz w:val="24"/>
+              </w:rPr>
+            </w:pPr>
+            <w:r>
+              <w:rPr>
+                <w:rFonts w:ascii="Times New Roman" w:hAnsi="Times New Roman" w:cs="Times New Roman"/>
+                <w:sz w:val="24"/>
+              </w:rPr>
+              <w:t>0</w:t>
+            </w:r>
+          </w:p>
+        </w:tc>
+        <w:tc>
+          <w:tcPr>
+            <w:tcW w:w="2910" w:type="dxa"/>
+          </w:tcPr>
+          <w:p>
+            <w:pPr>
+              <w:jc w:val="center"/>
+              <w:cnfStyle w:val="000000100000" w:firstRow="0" w:lastRow="0" w:firstColumn="0" w:lastColumn="0" w:oddVBand="0" w:evenVBand="0" w:oddHBand="1" w:evenHBand="0" w:firstRowFirstColumn="0" w:firstRowLastColumn="0" w:lastRowFirstColumn="0" w:lastRowLastColumn="0"/>
+              <w:rPr>
+                <w:rFonts w:ascii="Times New Roman" w:hAnsi="Times New Roman" w:cs="Times New Roman"/>
+                <w:sz w:val="24"/>
+                <w:lang w:val="en-US"/>
+              </w:rPr>
+            </w:pPr>
+            <w:r>
+              <w:rPr>
+                <w:rFonts w:ascii="Times New Roman" w:hAnsi="Times New Roman" w:cs="Times New Roman"/>
+                <w:sz w:val="24"/>
+                <w:lang w:val="en-US"/>
+              </w:rPr>
+              <w:t>A</w:t>
+            </w:r>
+          </w:p>
+        </w:tc>
+      </w:tr>
+      <w:tr>
+        <w:trPr>
+          <w:trHeight w:val="254"/>
+        </w:trPr>
+        <w:tc>
+          <w:tcPr>
+            <w:cnfStyle w:val="001000000000" w:firstRow="0" w:lastRow="0" w:firstColumn="1" w:lastColumn="0" w:oddVBand="0" w:evenVBand="0" w:oddHBand="0" w:evenHBand="0" w:firstRowFirstColumn="0" w:firstRowLastColumn="0" w:lastRowFirstColumn="0" w:lastRowLastColumn="0"/>
+            <w:tcW w:w="740" w:type="dxa"/>
+          </w:tcPr>
+          <w:p>
+            <w:pPr>
+              <w:jc w:val="center"/>
+              <w:rPr>
+                <w:rFonts w:ascii="Times New Roman" w:hAnsi="Times New Roman" w:cs="Times New Roman"/>
+                <w:b w:val="0"/>
+                <w:sz w:val="24"/>
+              </w:rPr>
+            </w:pPr>
+            <w:r>
+              <w:rPr>
+                <w:rFonts w:ascii="Times New Roman" w:hAnsi="Times New Roman" w:cs="Times New Roman"/>
+                <w:b w:val="0"/>
+                <w:sz w:val="24"/>
+              </w:rPr>
+              <w:t>0</w:t>
+            </w:r>
+          </w:p>
+        </w:tc>
+        <w:tc>
+          <w:tcPr>
+            <w:tcW w:w="740" w:type="dxa"/>
+          </w:tcPr>
+          <w:p>
+            <w:pPr>
+              <w:jc w:val="center"/>
+              <w:cnfStyle w:val="000000000000" w:firstRow="0" w:lastRow="0" w:firstColumn="0" w:lastColumn="0" w:oddVBand="0" w:evenVBand="0" w:oddHBand="0" w:evenHBand="0" w:firstRowFirstColumn="0" w:firstRowLastColumn="0" w:lastRowFirstColumn="0" w:lastRowLastColumn="0"/>
+              <w:rPr>
+                <w:rFonts w:ascii="Times New Roman" w:hAnsi="Times New Roman" w:cs="Times New Roman"/>
+                <w:b/>
+                <w:sz w:val="24"/>
+              </w:rPr>
+            </w:pPr>
+            <w:r>
+              <w:rPr>
+                <w:rFonts w:ascii="Times New Roman" w:hAnsi="Times New Roman" w:cs="Times New Roman"/>
+                <w:b/>
+                <w:sz w:val="24"/>
+              </w:rPr>
+              <w:t>1</w:t>
+            </w:r>
+          </w:p>
+        </w:tc>
+        <w:tc>
+          <w:tcPr>
+            <w:tcW w:w="2910" w:type="dxa"/>
+          </w:tcPr>
+          <w:p>
+            <w:pPr>
+              <w:jc w:val="center"/>
+              <w:cnfStyle w:val="000000000000" w:firstRow="0" w:lastRow="0" w:firstColumn="0" w:lastColumn="0" w:oddVBand="0" w:evenVBand="0" w:oddHBand="0" w:evenHBand="0" w:firstRowFirstColumn="0" w:firstRowLastColumn="0" w:lastRowFirstColumn="0" w:lastRowLastColumn="0"/>
+              <w:rPr>
+                <w:rFonts w:ascii="Times New Roman" w:hAnsi="Times New Roman" w:cs="Times New Roman"/>
+                <w:sz w:val="24"/>
+              </w:rPr>
+            </w:pPr>
+            <w:r>
+              <w:rPr>
+                <w:rFonts w:ascii="Times New Roman" w:hAnsi="Times New Roman" w:cs="Times New Roman"/>
+                <w:sz w:val="24"/>
+              </w:rPr>
+              <w:t>B</w:t>
+            </w:r>
+          </w:p>
+        </w:tc>
+      </w:tr>
+      <w:tr>
+        <w:trPr>
+          <w:cnfStyle w:val="000000100000" w:firstRow="0" w:lastRow="0" w:firstColumn="0" w:lastColumn="0" w:oddVBand="0" w:evenVBand="0" w:oddHBand="1" w:evenHBand="0" w:firstRowFirstColumn="0" w:firstRowLastColumn="0" w:lastRowFirstColumn="0" w:lastRowLastColumn="0"/>
+          <w:trHeight w:val="245"/>
+        </w:trPr>
+        <w:tc>
+          <w:tcPr>
+            <w:cnfStyle w:val="001000000000" w:firstRow="0" w:lastRow="0" w:firstColumn="1" w:lastColumn="0" w:oddVBand="0" w:evenVBand="0" w:oddHBand="0" w:evenHBand="0" w:firstRowFirstColumn="0" w:firstRowLastColumn="0" w:lastRowFirstColumn="0" w:lastRowLastColumn="0"/>
+            <w:tcW w:w="740" w:type="dxa"/>
+          </w:tcPr>
+          <w:p>
+            <w:pPr>
+              <w:jc w:val="center"/>
+              <w:rPr>
+                <w:rFonts w:ascii="Times New Roman" w:hAnsi="Times New Roman" w:cs="Times New Roman"/>
+                <w:sz w:val="24"/>
+              </w:rPr>
+            </w:pPr>
+            <w:r>
+              <w:rPr>
+                <w:rFonts w:ascii="Times New Roman" w:hAnsi="Times New Roman" w:cs="Times New Roman"/>
+                <w:sz w:val="24"/>
+              </w:rPr>
+              <w:t>1</w:t>
+            </w:r>
+          </w:p>
+        </w:tc>
+        <w:tc>
+          <w:tcPr>
+            <w:tcW w:w="740" w:type="dxa"/>
+          </w:tcPr>
+          <w:p>
+            <w:pPr>
+              <w:jc w:val="center"/>
+              <w:cnfStyle w:val="000000100000" w:firstRow="0" w:lastRow="0" w:firstColumn="0" w:lastColumn="0" w:oddVBand="0" w:evenVBand="0" w:oddHBand="1" w:evenHBand="0" w:firstRowFirstColumn="0" w:firstRowLastColumn="0" w:lastRowFirstColumn="0" w:lastRowLastColumn="0"/>
+              <w:rPr>
+                <w:rFonts w:ascii="Times New Roman" w:hAnsi="Times New Roman" w:cs="Times New Roman"/>
+                <w:sz w:val="24"/>
+              </w:rPr>
+            </w:pPr>
+            <w:r>
+              <w:rPr>
+                <w:rFonts w:ascii="Times New Roman" w:hAnsi="Times New Roman" w:cs="Times New Roman"/>
+                <w:sz w:val="24"/>
+              </w:rPr>
+              <w:t>0</w:t>
+            </w:r>
+          </w:p>
+        </w:tc>
+        <w:tc>
+          <w:tcPr>
+            <w:tcW w:w="2910" w:type="dxa"/>
+          </w:tcPr>
+          <w:p>
+            <w:pPr>
+              <w:jc w:val="center"/>
+              <w:cnfStyle w:val="000000100000" w:firstRow="0" w:lastRow="0" w:firstColumn="0" w:lastColumn="0" w:oddVBand="0" w:evenVBand="0" w:oddHBand="1" w:evenHBand="0" w:firstRowFirstColumn="0" w:firstRowLastColumn="0" w:lastRowFirstColumn="0" w:lastRowLastColumn="0"/>
+              <w:rPr>
+                <w:rFonts w:ascii="Times New Roman" w:hAnsi="Times New Roman" w:cs="Times New Roman"/>
+                <w:sz w:val="24"/>
+              </w:rPr>
+            </w:pPr>
+            <w:r>
+              <w:rPr>
+                <w:rFonts w:ascii="Times New Roman" w:hAnsi="Times New Roman" w:cs="Times New Roman"/>
+                <w:sz w:val="24"/>
+              </w:rPr>
+              <w:t>C</w:t>
+            </w:r>
+          </w:p>
+        </w:tc>
+      </w:tr>
+    </w:tbl>
+    <w:p>
+      <w:pPr>
+        <w:spacing w:before="240" w:after="0"/>
+        <w:jc w:val="both"/>
+        <w:rPr>
+          <w:rFonts w:ascii="Times New Roman" w:hAnsi="Times New Roman" w:cs="Times New Roman"/>
+          <w:sz w:val="24"/>
+        </w:rPr>
+      </w:pPr>
+      <w:r>
+        <w:rPr>
+          <w:rFonts w:ascii="Times New Roman" w:hAnsi="Times New Roman" w:cs="Times New Roman"/>
+          <w:sz w:val="24"/>
+        </w:rPr>
+        <w:t>При</w:t>
+      </w:r>
+      <w:r>
+        <w:rPr>
+          <w:rFonts w:ascii="Times New Roman" w:hAnsi="Times New Roman" w:cs="Times New Roman"/>
+          <w:sz w:val="24"/>
+        </w:rPr>
+        <w:t>мер интегральной схемы м</w:t>
+      </w:r>
+      <w:r>
+        <w:rPr>
+          <w:rFonts w:ascii="Times New Roman" w:hAnsi="Times New Roman" w:cs="Times New Roman"/>
+          <w:sz w:val="24"/>
+        </w:rPr>
+        <w:t>мультиплексора – микросхема 74153</w:t>
+      </w:r>
+      <w:bookmarkStart w:id="0" w:name="_GoBack"/>
+      <w:bookmarkEnd w:id="0"/>
     </w:p>
     <w:sectPr>
       <w:pgSz w:w="11906" w:h="16838"/>

--- a/Исследование дешифратора.docx
+++ b/Исследование дешифратора.docx
@@ -11297,14 +11297,1441 @@
           <w:rFonts w:ascii="Times New Roman" w:hAnsi="Times New Roman" w:cs="Times New Roman"/>
           <w:sz w:val="24"/>
         </w:rPr>
-        <w:t>мер интегральной схемы м</w:t>
+        <w:t xml:space="preserve">мер интегральной схемы </w:t>
+      </w:r>
+      <w:proofErr w:type="spellStart"/>
+      <w:r>
+        <w:rPr>
+          <w:rFonts w:ascii="Times New Roman" w:hAnsi="Times New Roman" w:cs="Times New Roman"/>
+          <w:sz w:val="24"/>
+        </w:rPr>
+        <w:t>м</w:t>
       </w:r>
       <w:r>
         <w:rPr>
           <w:rFonts w:ascii="Times New Roman" w:hAnsi="Times New Roman" w:cs="Times New Roman"/>
           <w:sz w:val="24"/>
         </w:rPr>
-        <w:t>мультиплексора – микросхема 74153</w:t>
+        <w:t>мультиплексора</w:t>
+      </w:r>
+      <w:proofErr w:type="spellEnd"/>
+      <w:r>
+        <w:rPr>
+          <w:rFonts w:ascii="Times New Roman" w:hAnsi="Times New Roman" w:cs="Times New Roman"/>
+          <w:sz w:val="24"/>
+        </w:rPr>
+        <w:t xml:space="preserve"> – микросхема 74153</w:t>
+      </w:r>
+    </w:p>
+    <w:p>
+      <w:pPr>
+        <w:spacing w:before="240" w:after="0"/>
+        <w:jc w:val="both"/>
+        <w:rPr>
+          <w:rFonts w:ascii="Times New Roman" w:hAnsi="Times New Roman" w:cs="Times New Roman"/>
+          <w:sz w:val="24"/>
+        </w:rPr>
+      </w:pPr>
+      <w:r>
+        <w:rPr>
+          <w:rFonts w:ascii="Times New Roman" w:hAnsi="Times New Roman" w:cs="Times New Roman"/>
+          <w:sz w:val="24"/>
+          <w:lang w:val="en-US"/>
+        </w:rPr>
+        <w:t>III</w:t>
+      </w:r>
+      <w:r>
+        <w:rPr>
+          <w:rFonts w:ascii="Times New Roman" w:hAnsi="Times New Roman" w:cs="Times New Roman"/>
+          <w:sz w:val="24"/>
+        </w:rPr>
+        <w:tab/>
+      </w:r>
+      <w:r>
+        <w:rPr>
+          <w:rFonts w:ascii="Times New Roman" w:hAnsi="Times New Roman" w:cs="Times New Roman"/>
+          <w:sz w:val="24"/>
+        </w:rPr>
+        <w:t>Исследование полусумматора и полного сумматора</w:t>
+      </w:r>
+    </w:p>
+    <w:p>
+      <w:pPr>
+        <w:spacing w:before="240" w:after="0"/>
+        <w:jc w:val="both"/>
+        <w:rPr>
+          <w:rFonts w:ascii="Times New Roman" w:hAnsi="Times New Roman" w:cs="Times New Roman"/>
+          <w:sz w:val="24"/>
+        </w:rPr>
+      </w:pPr>
+      <w:r>
+        <w:rPr>
+          <w:rFonts w:ascii="Times New Roman" w:hAnsi="Times New Roman" w:cs="Times New Roman"/>
+          <w:sz w:val="24"/>
+        </w:rPr>
+        <w:t>Таблица истинности полусумматора</w:t>
+      </w:r>
+    </w:p>
+    <w:tbl>
+      <w:tblPr>
+        <w:tblStyle w:val="-62"/>
+        <w:tblW w:w="0" w:type="auto"/>
+        <w:tblLook w:val="04A0" w:firstRow="1" w:lastRow="0" w:firstColumn="1" w:lastColumn="0" w:noHBand="0" w:noVBand="1"/>
+      </w:tblPr>
+      <w:tblGrid>
+        <w:gridCol w:w="740"/>
+        <w:gridCol w:w="740"/>
+        <w:gridCol w:w="740"/>
+        <w:gridCol w:w="740"/>
+      </w:tblGrid>
+      <w:tr>
+        <w:trPr>
+          <w:cnfStyle w:val="100000000000" w:firstRow="1" w:lastRow="0" w:firstColumn="0" w:lastColumn="0" w:oddVBand="0" w:evenVBand="0" w:oddHBand="0" w:evenHBand="0" w:firstRowFirstColumn="0" w:firstRowLastColumn="0" w:lastRowFirstColumn="0" w:lastRowLastColumn="0"/>
+          <w:trHeight w:val="254"/>
+        </w:trPr>
+        <w:tc>
+          <w:tcPr>
+            <w:cnfStyle w:val="001000000000" w:firstRow="0" w:lastRow="0" w:firstColumn="1" w:lastColumn="0" w:oddVBand="0" w:evenVBand="0" w:oddHBand="0" w:evenHBand="0" w:firstRowFirstColumn="0" w:firstRowLastColumn="0" w:lastRowFirstColumn="0" w:lastRowLastColumn="0"/>
+            <w:tcW w:w="740" w:type="dxa"/>
+          </w:tcPr>
+          <w:p>
+            <w:pPr>
+              <w:jc w:val="center"/>
+              <w:rPr>
+                <w:rFonts w:ascii="Times New Roman" w:hAnsi="Times New Roman" w:cs="Times New Roman"/>
+                <w:sz w:val="24"/>
+              </w:rPr>
+            </w:pPr>
+            <w:r>
+              <w:rPr>
+                <w:rFonts w:ascii="Times New Roman" w:hAnsi="Times New Roman" w:cs="Times New Roman"/>
+                <w:sz w:val="24"/>
+                <w:lang w:val="en-US"/>
+              </w:rPr>
+              <w:t>X1</w:t>
+            </w:r>
+          </w:p>
+        </w:tc>
+        <w:tc>
+          <w:tcPr>
+            <w:tcW w:w="740" w:type="dxa"/>
+          </w:tcPr>
+          <w:p>
+            <w:pPr>
+              <w:jc w:val="center"/>
+              <w:cnfStyle w:val="100000000000" w:firstRow="1" w:lastRow="0" w:firstColumn="0" w:lastColumn="0" w:oddVBand="0" w:evenVBand="0" w:oddHBand="0" w:evenHBand="0" w:firstRowFirstColumn="0" w:firstRowLastColumn="0" w:lastRowFirstColumn="0" w:lastRowLastColumn="0"/>
+              <w:rPr>
+                <w:rFonts w:ascii="Times New Roman" w:hAnsi="Times New Roman" w:cs="Times New Roman"/>
+                <w:sz w:val="24"/>
+              </w:rPr>
+            </w:pPr>
+            <w:r>
+              <w:rPr>
+                <w:rFonts w:ascii="Times New Roman" w:hAnsi="Times New Roman" w:cs="Times New Roman"/>
+                <w:sz w:val="24"/>
+                <w:lang w:val="en-US"/>
+              </w:rPr>
+              <w:t>X2</w:t>
+            </w:r>
+          </w:p>
+        </w:tc>
+        <w:tc>
+          <w:tcPr>
+            <w:tcW w:w="740" w:type="dxa"/>
+          </w:tcPr>
+          <w:p>
+            <w:pPr>
+              <w:jc w:val="center"/>
+              <w:cnfStyle w:val="100000000000" w:firstRow="1" w:lastRow="0" w:firstColumn="0" w:lastColumn="0" w:oddVBand="0" w:evenVBand="0" w:oddHBand="0" w:evenHBand="0" w:firstRowFirstColumn="0" w:firstRowLastColumn="0" w:lastRowFirstColumn="0" w:lastRowLastColumn="0"/>
+              <w:rPr>
+                <w:rFonts w:ascii="Times New Roman" w:hAnsi="Times New Roman" w:cs="Times New Roman"/>
+                <w:sz w:val="24"/>
+              </w:rPr>
+            </w:pPr>
+            <w:r>
+              <w:rPr>
+                <w:rFonts w:ascii="Times New Roman" w:hAnsi="Times New Roman" w:cs="Times New Roman"/>
+                <w:sz w:val="24"/>
+                <w:lang w:val="en-US"/>
+              </w:rPr>
+              <w:t>S</w:t>
+            </w:r>
+          </w:p>
+        </w:tc>
+        <w:tc>
+          <w:tcPr>
+            <w:tcW w:w="740" w:type="dxa"/>
+          </w:tcPr>
+          <w:p>
+            <w:pPr>
+              <w:jc w:val="center"/>
+              <w:cnfStyle w:val="100000000000" w:firstRow="1" w:lastRow="0" w:firstColumn="0" w:lastColumn="0" w:oddVBand="0" w:evenVBand="0" w:oddHBand="0" w:evenHBand="0" w:firstRowFirstColumn="0" w:firstRowLastColumn="0" w:lastRowFirstColumn="0" w:lastRowLastColumn="0"/>
+              <w:rPr>
+                <w:rFonts w:ascii="Times New Roman" w:hAnsi="Times New Roman" w:cs="Times New Roman"/>
+                <w:sz w:val="24"/>
+              </w:rPr>
+            </w:pPr>
+            <w:r>
+              <w:rPr>
+                <w:rFonts w:ascii="Times New Roman" w:hAnsi="Times New Roman" w:cs="Times New Roman"/>
+                <w:sz w:val="24"/>
+                <w:lang w:val="en-US"/>
+              </w:rPr>
+              <w:t>PO</w:t>
+            </w:r>
+          </w:p>
+        </w:tc>
+      </w:tr>
+      <w:tr>
+        <w:trPr>
+          <w:cnfStyle w:val="000000100000" w:firstRow="0" w:lastRow="0" w:firstColumn="0" w:lastColumn="0" w:oddVBand="0" w:evenVBand="0" w:oddHBand="1" w:evenHBand="0" w:firstRowFirstColumn="0" w:firstRowLastColumn="0" w:lastRowFirstColumn="0" w:lastRowLastColumn="0"/>
+          <w:trHeight w:val="245"/>
+        </w:trPr>
+        <w:tc>
+          <w:tcPr>
+            <w:cnfStyle w:val="001000000000" w:firstRow="0" w:lastRow="0" w:firstColumn="1" w:lastColumn="0" w:oddVBand="0" w:evenVBand="0" w:oddHBand="0" w:evenHBand="0" w:firstRowFirstColumn="0" w:firstRowLastColumn="0" w:lastRowFirstColumn="0" w:lastRowLastColumn="0"/>
+            <w:tcW w:w="740" w:type="dxa"/>
+          </w:tcPr>
+          <w:p>
+            <w:pPr>
+              <w:jc w:val="center"/>
+              <w:rPr>
+                <w:rFonts w:ascii="Times New Roman" w:hAnsi="Times New Roman" w:cs="Times New Roman"/>
+                <w:b w:val="0"/>
+                <w:sz w:val="24"/>
+              </w:rPr>
+            </w:pPr>
+            <w:r>
+              <w:rPr>
+                <w:rFonts w:ascii="Times New Roman" w:hAnsi="Times New Roman" w:cs="Times New Roman"/>
+                <w:b w:val="0"/>
+                <w:sz w:val="24"/>
+              </w:rPr>
+              <w:t>0</w:t>
+            </w:r>
+          </w:p>
+        </w:tc>
+        <w:tc>
+          <w:tcPr>
+            <w:tcW w:w="740" w:type="dxa"/>
+          </w:tcPr>
+          <w:p>
+            <w:pPr>
+              <w:jc w:val="center"/>
+              <w:cnfStyle w:val="000000100000" w:firstRow="0" w:lastRow="0" w:firstColumn="0" w:lastColumn="0" w:oddVBand="0" w:evenVBand="0" w:oddHBand="1" w:evenHBand="0" w:firstRowFirstColumn="0" w:firstRowLastColumn="0" w:lastRowFirstColumn="0" w:lastRowLastColumn="0"/>
+              <w:rPr>
+                <w:rFonts w:ascii="Times New Roman" w:hAnsi="Times New Roman" w:cs="Times New Roman"/>
+                <w:sz w:val="24"/>
+              </w:rPr>
+            </w:pPr>
+            <w:r>
+              <w:rPr>
+                <w:rFonts w:ascii="Times New Roman" w:hAnsi="Times New Roman" w:cs="Times New Roman"/>
+                <w:sz w:val="24"/>
+              </w:rPr>
+              <w:t>0</w:t>
+            </w:r>
+          </w:p>
+        </w:tc>
+        <w:tc>
+          <w:tcPr>
+            <w:tcW w:w="740" w:type="dxa"/>
+          </w:tcPr>
+          <w:p>
+            <w:pPr>
+              <w:jc w:val="center"/>
+              <w:cnfStyle w:val="000000100000" w:firstRow="0" w:lastRow="0" w:firstColumn="0" w:lastColumn="0" w:oddVBand="0" w:evenVBand="0" w:oddHBand="1" w:evenHBand="0" w:firstRowFirstColumn="0" w:firstRowLastColumn="0" w:lastRowFirstColumn="0" w:lastRowLastColumn="0"/>
+              <w:rPr>
+                <w:rFonts w:ascii="Times New Roman" w:hAnsi="Times New Roman" w:cs="Times New Roman"/>
+                <w:sz w:val="24"/>
+              </w:rPr>
+            </w:pPr>
+            <w:r>
+              <w:rPr>
+                <w:rFonts w:ascii="Times New Roman" w:hAnsi="Times New Roman" w:cs="Times New Roman"/>
+                <w:sz w:val="24"/>
+              </w:rPr>
+              <w:t>0</w:t>
+            </w:r>
+          </w:p>
+        </w:tc>
+        <w:tc>
+          <w:tcPr>
+            <w:tcW w:w="740" w:type="dxa"/>
+          </w:tcPr>
+          <w:p>
+            <w:pPr>
+              <w:jc w:val="center"/>
+              <w:cnfStyle w:val="000000100000" w:firstRow="0" w:lastRow="0" w:firstColumn="0" w:lastColumn="0" w:oddVBand="0" w:evenVBand="0" w:oddHBand="1" w:evenHBand="0" w:firstRowFirstColumn="0" w:firstRowLastColumn="0" w:lastRowFirstColumn="0" w:lastRowLastColumn="0"/>
+              <w:rPr>
+                <w:rFonts w:ascii="Times New Roman" w:hAnsi="Times New Roman" w:cs="Times New Roman"/>
+                <w:sz w:val="24"/>
+                <w:lang w:val="en-US"/>
+              </w:rPr>
+            </w:pPr>
+            <w:r>
+              <w:rPr>
+                <w:rFonts w:ascii="Times New Roman" w:hAnsi="Times New Roman" w:cs="Times New Roman"/>
+                <w:sz w:val="24"/>
+                <w:lang w:val="en-US"/>
+              </w:rPr>
+              <w:t>0</w:t>
+            </w:r>
+          </w:p>
+        </w:tc>
+      </w:tr>
+      <w:tr>
+        <w:trPr>
+          <w:trHeight w:val="254"/>
+        </w:trPr>
+        <w:tc>
+          <w:tcPr>
+            <w:cnfStyle w:val="001000000000" w:firstRow="0" w:lastRow="0" w:firstColumn="1" w:lastColumn="0" w:oddVBand="0" w:evenVBand="0" w:oddHBand="0" w:evenHBand="0" w:firstRowFirstColumn="0" w:firstRowLastColumn="0" w:lastRowFirstColumn="0" w:lastRowLastColumn="0"/>
+            <w:tcW w:w="740" w:type="dxa"/>
+          </w:tcPr>
+          <w:p>
+            <w:pPr>
+              <w:jc w:val="center"/>
+              <w:rPr>
+                <w:rFonts w:ascii="Times New Roman" w:hAnsi="Times New Roman" w:cs="Times New Roman"/>
+                <w:b w:val="0"/>
+                <w:sz w:val="24"/>
+              </w:rPr>
+            </w:pPr>
+            <w:r>
+              <w:rPr>
+                <w:rFonts w:ascii="Times New Roman" w:hAnsi="Times New Roman" w:cs="Times New Roman"/>
+                <w:b w:val="0"/>
+                <w:sz w:val="24"/>
+              </w:rPr>
+              <w:t>0</w:t>
+            </w:r>
+          </w:p>
+        </w:tc>
+        <w:tc>
+          <w:tcPr>
+            <w:tcW w:w="740" w:type="dxa"/>
+          </w:tcPr>
+          <w:p>
+            <w:pPr>
+              <w:jc w:val="center"/>
+              <w:cnfStyle w:val="000000000000" w:firstRow="0" w:lastRow="0" w:firstColumn="0" w:lastColumn="0" w:oddVBand="0" w:evenVBand="0" w:oddHBand="0" w:evenHBand="0" w:firstRowFirstColumn="0" w:firstRowLastColumn="0" w:lastRowFirstColumn="0" w:lastRowLastColumn="0"/>
+              <w:rPr>
+                <w:rFonts w:ascii="Times New Roman" w:hAnsi="Times New Roman" w:cs="Times New Roman"/>
+                <w:b/>
+                <w:sz w:val="24"/>
+                <w:lang w:val="en-US"/>
+              </w:rPr>
+            </w:pPr>
+            <w:r>
+              <w:rPr>
+                <w:rFonts w:ascii="Times New Roman" w:hAnsi="Times New Roman" w:cs="Times New Roman"/>
+                <w:b/>
+                <w:sz w:val="24"/>
+                <w:lang w:val="en-US"/>
+              </w:rPr>
+              <w:t>1</w:t>
+            </w:r>
+          </w:p>
+        </w:tc>
+        <w:tc>
+          <w:tcPr>
+            <w:tcW w:w="740" w:type="dxa"/>
+          </w:tcPr>
+          <w:p>
+            <w:pPr>
+              <w:jc w:val="center"/>
+              <w:cnfStyle w:val="000000000000" w:firstRow="0" w:lastRow="0" w:firstColumn="0" w:lastColumn="0" w:oddVBand="0" w:evenVBand="0" w:oddHBand="0" w:evenHBand="0" w:firstRowFirstColumn="0" w:firstRowLastColumn="0" w:lastRowFirstColumn="0" w:lastRowLastColumn="0"/>
+              <w:rPr>
+                <w:rFonts w:ascii="Times New Roman" w:hAnsi="Times New Roman" w:cs="Times New Roman"/>
+                <w:b/>
+                <w:sz w:val="24"/>
+              </w:rPr>
+            </w:pPr>
+            <w:r>
+              <w:rPr>
+                <w:rFonts w:ascii="Times New Roman" w:hAnsi="Times New Roman" w:cs="Times New Roman"/>
+                <w:b/>
+                <w:sz w:val="24"/>
+              </w:rPr>
+              <w:t>1</w:t>
+            </w:r>
+          </w:p>
+        </w:tc>
+        <w:tc>
+          <w:tcPr>
+            <w:tcW w:w="740" w:type="dxa"/>
+          </w:tcPr>
+          <w:p>
+            <w:pPr>
+              <w:jc w:val="center"/>
+              <w:cnfStyle w:val="000000000000" w:firstRow="0" w:lastRow="0" w:firstColumn="0" w:lastColumn="0" w:oddVBand="0" w:evenVBand="0" w:oddHBand="0" w:evenHBand="0" w:firstRowFirstColumn="0" w:firstRowLastColumn="0" w:lastRowFirstColumn="0" w:lastRowLastColumn="0"/>
+              <w:rPr>
+                <w:rFonts w:ascii="Times New Roman" w:hAnsi="Times New Roman" w:cs="Times New Roman"/>
+                <w:sz w:val="24"/>
+              </w:rPr>
+            </w:pPr>
+            <w:r>
+              <w:rPr>
+                <w:rFonts w:ascii="Times New Roman" w:hAnsi="Times New Roman" w:cs="Times New Roman"/>
+                <w:sz w:val="24"/>
+              </w:rPr>
+              <w:t>0</w:t>
+            </w:r>
+          </w:p>
+        </w:tc>
+      </w:tr>
+      <w:tr>
+        <w:trPr>
+          <w:cnfStyle w:val="000000100000" w:firstRow="0" w:lastRow="0" w:firstColumn="0" w:lastColumn="0" w:oddVBand="0" w:evenVBand="0" w:oddHBand="1" w:evenHBand="0" w:firstRowFirstColumn="0" w:firstRowLastColumn="0" w:lastRowFirstColumn="0" w:lastRowLastColumn="0"/>
+          <w:trHeight w:val="245"/>
+        </w:trPr>
+        <w:tc>
+          <w:tcPr>
+            <w:cnfStyle w:val="001000000000" w:firstRow="0" w:lastRow="0" w:firstColumn="1" w:lastColumn="0" w:oddVBand="0" w:evenVBand="0" w:oddHBand="0" w:evenHBand="0" w:firstRowFirstColumn="0" w:firstRowLastColumn="0" w:lastRowFirstColumn="0" w:lastRowLastColumn="0"/>
+            <w:tcW w:w="740" w:type="dxa"/>
+          </w:tcPr>
+          <w:p>
+            <w:pPr>
+              <w:jc w:val="center"/>
+              <w:rPr>
+                <w:rFonts w:ascii="Times New Roman" w:hAnsi="Times New Roman" w:cs="Times New Roman"/>
+                <w:sz w:val="24"/>
+                <w:lang w:val="en-US"/>
+              </w:rPr>
+            </w:pPr>
+            <w:r>
+              <w:rPr>
+                <w:rFonts w:ascii="Times New Roman" w:hAnsi="Times New Roman" w:cs="Times New Roman"/>
+                <w:sz w:val="24"/>
+                <w:lang w:val="en-US"/>
+              </w:rPr>
+              <w:t>1</w:t>
+            </w:r>
+          </w:p>
+        </w:tc>
+        <w:tc>
+          <w:tcPr>
+            <w:tcW w:w="740" w:type="dxa"/>
+          </w:tcPr>
+          <w:p>
+            <w:pPr>
+              <w:jc w:val="center"/>
+              <w:cnfStyle w:val="000000100000" w:firstRow="0" w:lastRow="0" w:firstColumn="0" w:lastColumn="0" w:oddVBand="0" w:evenVBand="0" w:oddHBand="1" w:evenHBand="0" w:firstRowFirstColumn="0" w:firstRowLastColumn="0" w:lastRowFirstColumn="0" w:lastRowLastColumn="0"/>
+              <w:rPr>
+                <w:rFonts w:ascii="Times New Roman" w:hAnsi="Times New Roman" w:cs="Times New Roman"/>
+                <w:sz w:val="24"/>
+                <w:lang w:val="en-US"/>
+              </w:rPr>
+            </w:pPr>
+            <w:r>
+              <w:rPr>
+                <w:rFonts w:ascii="Times New Roman" w:hAnsi="Times New Roman" w:cs="Times New Roman"/>
+                <w:sz w:val="24"/>
+                <w:lang w:val="en-US"/>
+              </w:rPr>
+              <w:t>0</w:t>
+            </w:r>
+          </w:p>
+        </w:tc>
+        <w:tc>
+          <w:tcPr>
+            <w:tcW w:w="740" w:type="dxa"/>
+          </w:tcPr>
+          <w:p>
+            <w:pPr>
+              <w:jc w:val="center"/>
+              <w:cnfStyle w:val="000000100000" w:firstRow="0" w:lastRow="0" w:firstColumn="0" w:lastColumn="0" w:oddVBand="0" w:evenVBand="0" w:oddHBand="1" w:evenHBand="0" w:firstRowFirstColumn="0" w:firstRowLastColumn="0" w:lastRowFirstColumn="0" w:lastRowLastColumn="0"/>
+              <w:rPr>
+                <w:rFonts w:ascii="Times New Roman" w:hAnsi="Times New Roman" w:cs="Times New Roman"/>
+                <w:b/>
+                <w:sz w:val="24"/>
+              </w:rPr>
+            </w:pPr>
+            <w:r>
+              <w:rPr>
+                <w:rFonts w:ascii="Times New Roman" w:hAnsi="Times New Roman" w:cs="Times New Roman"/>
+                <w:b/>
+                <w:sz w:val="24"/>
+              </w:rPr>
+              <w:t>1</w:t>
+            </w:r>
+          </w:p>
+        </w:tc>
+        <w:tc>
+          <w:tcPr>
+            <w:tcW w:w="740" w:type="dxa"/>
+          </w:tcPr>
+          <w:p>
+            <w:pPr>
+              <w:jc w:val="center"/>
+              <w:cnfStyle w:val="000000100000" w:firstRow="0" w:lastRow="0" w:firstColumn="0" w:lastColumn="0" w:oddVBand="0" w:evenVBand="0" w:oddHBand="1" w:evenHBand="0" w:firstRowFirstColumn="0" w:firstRowLastColumn="0" w:lastRowFirstColumn="0" w:lastRowLastColumn="0"/>
+              <w:rPr>
+                <w:rFonts w:ascii="Times New Roman" w:hAnsi="Times New Roman" w:cs="Times New Roman"/>
+                <w:sz w:val="24"/>
+              </w:rPr>
+            </w:pPr>
+            <w:r>
+              <w:rPr>
+                <w:rFonts w:ascii="Times New Roman" w:hAnsi="Times New Roman" w:cs="Times New Roman"/>
+                <w:sz w:val="24"/>
+              </w:rPr>
+              <w:t>0</w:t>
+            </w:r>
+          </w:p>
+        </w:tc>
+      </w:tr>
+      <w:tr>
+        <w:trPr>
+          <w:trHeight w:val="254"/>
+        </w:trPr>
+        <w:tc>
+          <w:tcPr>
+            <w:cnfStyle w:val="001000000000" w:firstRow="0" w:lastRow="0" w:firstColumn="1" w:lastColumn="0" w:oddVBand="0" w:evenVBand="0" w:oddHBand="0" w:evenHBand="0" w:firstRowFirstColumn="0" w:firstRowLastColumn="0" w:lastRowFirstColumn="0" w:lastRowLastColumn="0"/>
+            <w:tcW w:w="740" w:type="dxa"/>
+          </w:tcPr>
+          <w:p>
+            <w:pPr>
+              <w:jc w:val="center"/>
+              <w:rPr>
+                <w:rFonts w:ascii="Times New Roman" w:hAnsi="Times New Roman" w:cs="Times New Roman"/>
+                <w:sz w:val="24"/>
+                <w:lang w:val="en-US"/>
+              </w:rPr>
+            </w:pPr>
+            <w:r>
+              <w:rPr>
+                <w:rFonts w:ascii="Times New Roman" w:hAnsi="Times New Roman" w:cs="Times New Roman"/>
+                <w:sz w:val="24"/>
+                <w:lang w:val="en-US"/>
+              </w:rPr>
+              <w:t>1</w:t>
+            </w:r>
+          </w:p>
+        </w:tc>
+        <w:tc>
+          <w:tcPr>
+            <w:tcW w:w="740" w:type="dxa"/>
+          </w:tcPr>
+          <w:p>
+            <w:pPr>
+              <w:jc w:val="center"/>
+              <w:cnfStyle w:val="000000000000" w:firstRow="0" w:lastRow="0" w:firstColumn="0" w:lastColumn="0" w:oddVBand="0" w:evenVBand="0" w:oddHBand="0" w:evenHBand="0" w:firstRowFirstColumn="0" w:firstRowLastColumn="0" w:lastRowFirstColumn="0" w:lastRowLastColumn="0"/>
+              <w:rPr>
+                <w:rFonts w:ascii="Times New Roman" w:hAnsi="Times New Roman" w:cs="Times New Roman"/>
+                <w:b/>
+                <w:sz w:val="24"/>
+                <w:lang w:val="en-US"/>
+              </w:rPr>
+            </w:pPr>
+            <w:r>
+              <w:rPr>
+                <w:rFonts w:ascii="Times New Roman" w:hAnsi="Times New Roman" w:cs="Times New Roman"/>
+                <w:b/>
+                <w:sz w:val="24"/>
+                <w:lang w:val="en-US"/>
+              </w:rPr>
+              <w:t>1</w:t>
+            </w:r>
+          </w:p>
+        </w:tc>
+        <w:tc>
+          <w:tcPr>
+            <w:tcW w:w="740" w:type="dxa"/>
+          </w:tcPr>
+          <w:p>
+            <w:pPr>
+              <w:jc w:val="center"/>
+              <w:cnfStyle w:val="000000000000" w:firstRow="0" w:lastRow="0" w:firstColumn="0" w:lastColumn="0" w:oddVBand="0" w:evenVBand="0" w:oddHBand="0" w:evenHBand="0" w:firstRowFirstColumn="0" w:firstRowLastColumn="0" w:lastRowFirstColumn="0" w:lastRowLastColumn="0"/>
+              <w:rPr>
+                <w:rFonts w:ascii="Times New Roman" w:hAnsi="Times New Roman" w:cs="Times New Roman"/>
+                <w:sz w:val="24"/>
+              </w:rPr>
+            </w:pPr>
+            <w:r>
+              <w:rPr>
+                <w:rFonts w:ascii="Times New Roman" w:hAnsi="Times New Roman" w:cs="Times New Roman"/>
+                <w:sz w:val="24"/>
+              </w:rPr>
+              <w:t>0</w:t>
+            </w:r>
+          </w:p>
+        </w:tc>
+        <w:tc>
+          <w:tcPr>
+            <w:tcW w:w="740" w:type="dxa"/>
+          </w:tcPr>
+          <w:p>
+            <w:pPr>
+              <w:jc w:val="center"/>
+              <w:cnfStyle w:val="000000000000" w:firstRow="0" w:lastRow="0" w:firstColumn="0" w:lastColumn="0" w:oddVBand="0" w:evenVBand="0" w:oddHBand="0" w:evenHBand="0" w:firstRowFirstColumn="0" w:firstRowLastColumn="0" w:lastRowFirstColumn="0" w:lastRowLastColumn="0"/>
+              <w:rPr>
+                <w:rFonts w:ascii="Times New Roman" w:hAnsi="Times New Roman" w:cs="Times New Roman"/>
+                <w:b/>
+                <w:sz w:val="24"/>
+              </w:rPr>
+            </w:pPr>
+            <w:r>
+              <w:rPr>
+                <w:rFonts w:ascii="Times New Roman" w:hAnsi="Times New Roman" w:cs="Times New Roman"/>
+                <w:b/>
+                <w:sz w:val="24"/>
+              </w:rPr>
+              <w:t>1</w:t>
+            </w:r>
+          </w:p>
+        </w:tc>
+      </w:tr>
+    </w:tbl>
+    <w:p>
+      <w:pPr>
+        <w:spacing w:before="120" w:after="0"/>
+        <w:jc w:val="both"/>
+        <w:rPr>
+          <w:rFonts w:ascii="Times New Roman" w:hAnsi="Times New Roman" w:cs="Times New Roman"/>
+          <w:sz w:val="24"/>
+        </w:rPr>
+      </w:pPr>
+      <w:r>
+        <w:rPr>
+          <w:rFonts w:ascii="Times New Roman" w:hAnsi="Times New Roman" w:cs="Times New Roman"/>
+          <w:sz w:val="24"/>
+          <w:lang w:val="en-US"/>
+        </w:rPr>
+        <w:t>S</w:t>
+      </w:r>
+      <w:r>
+        <w:rPr>
+          <w:rFonts w:ascii="Times New Roman" w:hAnsi="Times New Roman" w:cs="Times New Roman"/>
+          <w:sz w:val="24"/>
+        </w:rPr>
+        <w:t xml:space="preserve"> </w:t>
+      </w:r>
+      <w:r>
+        <w:rPr>
+          <w:rFonts w:ascii="Times New Roman" w:hAnsi="Times New Roman" w:cs="Times New Roman"/>
+          <w:sz w:val="24"/>
+        </w:rPr>
+        <w:t xml:space="preserve">– </w:t>
+      </w:r>
+      <w:proofErr w:type="gramStart"/>
+      <w:r>
+        <w:rPr>
+          <w:rFonts w:ascii="Times New Roman" w:hAnsi="Times New Roman" w:cs="Times New Roman"/>
+          <w:sz w:val="24"/>
+        </w:rPr>
+        <w:t>сигнал</w:t>
+      </w:r>
+      <w:proofErr w:type="gramEnd"/>
+      <w:r>
+        <w:rPr>
+          <w:rFonts w:ascii="Times New Roman" w:hAnsi="Times New Roman" w:cs="Times New Roman"/>
+          <w:sz w:val="24"/>
+        </w:rPr>
+        <w:t xml:space="preserve"> суммы</w:t>
+      </w:r>
+      <w:r>
+        <w:rPr>
+          <w:rFonts w:ascii="Times New Roman" w:hAnsi="Times New Roman" w:cs="Times New Roman"/>
+          <w:sz w:val="24"/>
+        </w:rPr>
+        <w:t xml:space="preserve">, </w:t>
+      </w:r>
+      <w:r>
+        <w:rPr>
+          <w:rFonts w:ascii="Times New Roman" w:hAnsi="Times New Roman" w:cs="Times New Roman"/>
+          <w:sz w:val="24"/>
+          <w:lang w:val="en-US"/>
+        </w:rPr>
+        <w:t>PO</w:t>
+      </w:r>
+      <w:r>
+        <w:rPr>
+          <w:rFonts w:ascii="Times New Roman" w:hAnsi="Times New Roman" w:cs="Times New Roman"/>
+          <w:sz w:val="24"/>
+        </w:rPr>
+        <w:t xml:space="preserve"> – </w:t>
+      </w:r>
+      <w:r>
+        <w:rPr>
+          <w:rFonts w:ascii="Times New Roman" w:hAnsi="Times New Roman" w:cs="Times New Roman"/>
+          <w:sz w:val="24"/>
+        </w:rPr>
+        <w:t>выходной сигнал переноса</w:t>
+      </w:r>
+    </w:p>
+    <w:p>
+      <w:pPr>
+        <w:spacing w:after="0"/>
+        <w:jc w:val="both"/>
+        <w:rPr>
+          <w:rFonts w:ascii="Times New Roman" w:hAnsi="Times New Roman" w:cs="Times New Roman"/>
+          <w:sz w:val="24"/>
+        </w:rPr>
+      </w:pPr>
+      <w:r>
+        <w:rPr>
+          <w:rFonts w:ascii="Times New Roman" w:hAnsi="Times New Roman" w:cs="Times New Roman"/>
+          <w:sz w:val="24"/>
+        </w:rPr>
+        <w:t>Таблица истинности полного сумматора</w:t>
+      </w:r>
+    </w:p>
+    <w:tbl>
+      <w:tblPr>
+        <w:tblStyle w:val="-62"/>
+        <w:tblW w:w="0" w:type="auto"/>
+        <w:tblLook w:val="04A0" w:firstRow="1" w:lastRow="0" w:firstColumn="1" w:lastColumn="0" w:noHBand="0" w:noVBand="1"/>
+      </w:tblPr>
+      <w:tblGrid>
+        <w:gridCol w:w="740"/>
+        <w:gridCol w:w="740"/>
+        <w:gridCol w:w="740"/>
+        <w:gridCol w:w="740"/>
+        <w:gridCol w:w="740"/>
+      </w:tblGrid>
+      <w:tr>
+        <w:trPr>
+          <w:cnfStyle w:val="100000000000" w:firstRow="1" w:lastRow="0" w:firstColumn="0" w:lastColumn="0" w:oddVBand="0" w:evenVBand="0" w:oddHBand="0" w:evenHBand="0" w:firstRowFirstColumn="0" w:firstRowLastColumn="0" w:lastRowFirstColumn="0" w:lastRowLastColumn="0"/>
+          <w:trHeight w:val="254"/>
+        </w:trPr>
+        <w:tc>
+          <w:tcPr>
+            <w:cnfStyle w:val="001000000000" w:firstRow="0" w:lastRow="0" w:firstColumn="1" w:lastColumn="0" w:oddVBand="0" w:evenVBand="0" w:oddHBand="0" w:evenHBand="0" w:firstRowFirstColumn="0" w:firstRowLastColumn="0" w:lastRowFirstColumn="0" w:lastRowLastColumn="0"/>
+            <w:tcW w:w="740" w:type="dxa"/>
+          </w:tcPr>
+          <w:p>
+            <w:pPr>
+              <w:jc w:val="center"/>
+              <w:rPr>
+                <w:rFonts w:ascii="Times New Roman" w:hAnsi="Times New Roman" w:cs="Times New Roman"/>
+                <w:sz w:val="24"/>
+              </w:rPr>
+            </w:pPr>
+            <w:r>
+              <w:rPr>
+                <w:rFonts w:ascii="Times New Roman" w:hAnsi="Times New Roman" w:cs="Times New Roman"/>
+                <w:sz w:val="24"/>
+                <w:lang w:val="en-US"/>
+              </w:rPr>
+              <w:t>X1</w:t>
+            </w:r>
+          </w:p>
+        </w:tc>
+        <w:tc>
+          <w:tcPr>
+            <w:tcW w:w="740" w:type="dxa"/>
+          </w:tcPr>
+          <w:p>
+            <w:pPr>
+              <w:jc w:val="center"/>
+              <w:cnfStyle w:val="100000000000" w:firstRow="1" w:lastRow="0" w:firstColumn="0" w:lastColumn="0" w:oddVBand="0" w:evenVBand="0" w:oddHBand="0" w:evenHBand="0" w:firstRowFirstColumn="0" w:firstRowLastColumn="0" w:lastRowFirstColumn="0" w:lastRowLastColumn="0"/>
+              <w:rPr>
+                <w:rFonts w:ascii="Times New Roman" w:hAnsi="Times New Roman" w:cs="Times New Roman"/>
+                <w:sz w:val="24"/>
+              </w:rPr>
+            </w:pPr>
+            <w:r>
+              <w:rPr>
+                <w:rFonts w:ascii="Times New Roman" w:hAnsi="Times New Roman" w:cs="Times New Roman"/>
+                <w:sz w:val="24"/>
+                <w:lang w:val="en-US"/>
+              </w:rPr>
+              <w:t>X2</w:t>
+            </w:r>
+          </w:p>
+        </w:tc>
+        <w:tc>
+          <w:tcPr>
+            <w:tcW w:w="740" w:type="dxa"/>
+          </w:tcPr>
+          <w:p>
+            <w:pPr>
+              <w:jc w:val="center"/>
+              <w:cnfStyle w:val="100000000000" w:firstRow="1" w:lastRow="0" w:firstColumn="0" w:lastColumn="0" w:oddVBand="0" w:evenVBand="0" w:oddHBand="0" w:evenHBand="0" w:firstRowFirstColumn="0" w:firstRowLastColumn="0" w:lastRowFirstColumn="0" w:lastRowLastColumn="0"/>
+              <w:rPr>
+                <w:rFonts w:ascii="Times New Roman" w:hAnsi="Times New Roman" w:cs="Times New Roman"/>
+                <w:sz w:val="24"/>
+                <w:lang w:val="en-US"/>
+              </w:rPr>
+            </w:pPr>
+            <w:r>
+              <w:rPr>
+                <w:rFonts w:ascii="Times New Roman" w:hAnsi="Times New Roman" w:cs="Times New Roman"/>
+                <w:sz w:val="24"/>
+                <w:lang w:val="en-US"/>
+              </w:rPr>
+              <w:t>X3</w:t>
+            </w:r>
+          </w:p>
+        </w:tc>
+        <w:tc>
+          <w:tcPr>
+            <w:tcW w:w="740" w:type="dxa"/>
+          </w:tcPr>
+          <w:p>
+            <w:pPr>
+              <w:jc w:val="center"/>
+              <w:cnfStyle w:val="100000000000" w:firstRow="1" w:lastRow="0" w:firstColumn="0" w:lastColumn="0" w:oddVBand="0" w:evenVBand="0" w:oddHBand="0" w:evenHBand="0" w:firstRowFirstColumn="0" w:firstRowLastColumn="0" w:lastRowFirstColumn="0" w:lastRowLastColumn="0"/>
+              <w:rPr>
+                <w:rFonts w:ascii="Times New Roman" w:hAnsi="Times New Roman" w:cs="Times New Roman"/>
+                <w:sz w:val="24"/>
+              </w:rPr>
+            </w:pPr>
+            <w:r>
+              <w:rPr>
+                <w:rFonts w:ascii="Times New Roman" w:hAnsi="Times New Roman" w:cs="Times New Roman"/>
+                <w:sz w:val="24"/>
+                <w:lang w:val="en-US"/>
+              </w:rPr>
+              <w:t>S</w:t>
+            </w:r>
+          </w:p>
+        </w:tc>
+        <w:tc>
+          <w:tcPr>
+            <w:tcW w:w="740" w:type="dxa"/>
+          </w:tcPr>
+          <w:p>
+            <w:pPr>
+              <w:jc w:val="center"/>
+              <w:cnfStyle w:val="100000000000" w:firstRow="1" w:lastRow="0" w:firstColumn="0" w:lastColumn="0" w:oddVBand="0" w:evenVBand="0" w:oddHBand="0" w:evenHBand="0" w:firstRowFirstColumn="0" w:firstRowLastColumn="0" w:lastRowFirstColumn="0" w:lastRowLastColumn="0"/>
+              <w:rPr>
+                <w:rFonts w:ascii="Times New Roman" w:hAnsi="Times New Roman" w:cs="Times New Roman"/>
+                <w:sz w:val="24"/>
+              </w:rPr>
+            </w:pPr>
+            <w:r>
+              <w:rPr>
+                <w:rFonts w:ascii="Times New Roman" w:hAnsi="Times New Roman" w:cs="Times New Roman"/>
+                <w:sz w:val="24"/>
+                <w:lang w:val="en-US"/>
+              </w:rPr>
+              <w:t>PO</w:t>
+            </w:r>
+          </w:p>
+        </w:tc>
+      </w:tr>
+      <w:tr>
+        <w:trPr>
+          <w:cnfStyle w:val="000000100000" w:firstRow="0" w:lastRow="0" w:firstColumn="0" w:lastColumn="0" w:oddVBand="0" w:evenVBand="0" w:oddHBand="1" w:evenHBand="0" w:firstRowFirstColumn="0" w:firstRowLastColumn="0" w:lastRowFirstColumn="0" w:lastRowLastColumn="0"/>
+          <w:trHeight w:val="245"/>
+        </w:trPr>
+        <w:tc>
+          <w:tcPr>
+            <w:cnfStyle w:val="001000000000" w:firstRow="0" w:lastRow="0" w:firstColumn="1" w:lastColumn="0" w:oddVBand="0" w:evenVBand="0" w:oddHBand="0" w:evenHBand="0" w:firstRowFirstColumn="0" w:firstRowLastColumn="0" w:lastRowFirstColumn="0" w:lastRowLastColumn="0"/>
+            <w:tcW w:w="740" w:type="dxa"/>
+          </w:tcPr>
+          <w:p>
+            <w:pPr>
+              <w:jc w:val="center"/>
+              <w:rPr>
+                <w:rFonts w:ascii="Times New Roman" w:hAnsi="Times New Roman" w:cs="Times New Roman"/>
+                <w:b w:val="0"/>
+                <w:sz w:val="24"/>
+              </w:rPr>
+            </w:pPr>
+            <w:r>
+              <w:rPr>
+                <w:rFonts w:ascii="Times New Roman" w:hAnsi="Times New Roman" w:cs="Times New Roman"/>
+                <w:b w:val="0"/>
+                <w:sz w:val="24"/>
+              </w:rPr>
+              <w:t>0</w:t>
+            </w:r>
+          </w:p>
+        </w:tc>
+        <w:tc>
+          <w:tcPr>
+            <w:tcW w:w="740" w:type="dxa"/>
+          </w:tcPr>
+          <w:p>
+            <w:pPr>
+              <w:jc w:val="center"/>
+              <w:cnfStyle w:val="000000100000" w:firstRow="0" w:lastRow="0" w:firstColumn="0" w:lastColumn="0" w:oddVBand="0" w:evenVBand="0" w:oddHBand="1" w:evenHBand="0" w:firstRowFirstColumn="0" w:firstRowLastColumn="0" w:lastRowFirstColumn="0" w:lastRowLastColumn="0"/>
+              <w:rPr>
+                <w:rFonts w:ascii="Times New Roman" w:hAnsi="Times New Roman" w:cs="Times New Roman"/>
+                <w:sz w:val="24"/>
+              </w:rPr>
+            </w:pPr>
+            <w:r>
+              <w:rPr>
+                <w:rFonts w:ascii="Times New Roman" w:hAnsi="Times New Roman" w:cs="Times New Roman"/>
+                <w:sz w:val="24"/>
+              </w:rPr>
+              <w:t>0</w:t>
+            </w:r>
+          </w:p>
+        </w:tc>
+        <w:tc>
+          <w:tcPr>
+            <w:tcW w:w="740" w:type="dxa"/>
+          </w:tcPr>
+          <w:p>
+            <w:pPr>
+              <w:jc w:val="center"/>
+              <w:cnfStyle w:val="000000100000" w:firstRow="0" w:lastRow="0" w:firstColumn="0" w:lastColumn="0" w:oddVBand="0" w:evenVBand="0" w:oddHBand="1" w:evenHBand="0" w:firstRowFirstColumn="0" w:firstRowLastColumn="0" w:lastRowFirstColumn="0" w:lastRowLastColumn="0"/>
+              <w:rPr>
+                <w:rFonts w:ascii="Times New Roman" w:hAnsi="Times New Roman" w:cs="Times New Roman"/>
+                <w:sz w:val="24"/>
+                <w:lang w:val="en-US"/>
+              </w:rPr>
+            </w:pPr>
+            <w:r>
+              <w:rPr>
+                <w:rFonts w:ascii="Times New Roman" w:hAnsi="Times New Roman" w:cs="Times New Roman"/>
+                <w:sz w:val="24"/>
+                <w:lang w:val="en-US"/>
+              </w:rPr>
+              <w:t>0</w:t>
+            </w:r>
+          </w:p>
+        </w:tc>
+        <w:tc>
+          <w:tcPr>
+            <w:tcW w:w="740" w:type="dxa"/>
+          </w:tcPr>
+          <w:p>
+            <w:pPr>
+              <w:jc w:val="center"/>
+              <w:cnfStyle w:val="000000100000" w:firstRow="0" w:lastRow="0" w:firstColumn="0" w:lastColumn="0" w:oddVBand="0" w:evenVBand="0" w:oddHBand="1" w:evenHBand="0" w:firstRowFirstColumn="0" w:firstRowLastColumn="0" w:lastRowFirstColumn="0" w:lastRowLastColumn="0"/>
+              <w:rPr>
+                <w:rFonts w:ascii="Times New Roman" w:hAnsi="Times New Roman" w:cs="Times New Roman"/>
+                <w:sz w:val="24"/>
+              </w:rPr>
+            </w:pPr>
+            <w:r>
+              <w:rPr>
+                <w:rFonts w:ascii="Times New Roman" w:hAnsi="Times New Roman" w:cs="Times New Roman"/>
+                <w:sz w:val="24"/>
+              </w:rPr>
+              <w:t>0</w:t>
+            </w:r>
+          </w:p>
+        </w:tc>
+        <w:tc>
+          <w:tcPr>
+            <w:tcW w:w="740" w:type="dxa"/>
+          </w:tcPr>
+          <w:p>
+            <w:pPr>
+              <w:jc w:val="center"/>
+              <w:cnfStyle w:val="000000100000" w:firstRow="0" w:lastRow="0" w:firstColumn="0" w:lastColumn="0" w:oddVBand="0" w:evenVBand="0" w:oddHBand="1" w:evenHBand="0" w:firstRowFirstColumn="0" w:firstRowLastColumn="0" w:lastRowFirstColumn="0" w:lastRowLastColumn="0"/>
+              <w:rPr>
+                <w:rFonts w:ascii="Times New Roman" w:hAnsi="Times New Roman" w:cs="Times New Roman"/>
+                <w:sz w:val="24"/>
+                <w:lang w:val="en-US"/>
+              </w:rPr>
+            </w:pPr>
+            <w:r>
+              <w:rPr>
+                <w:rFonts w:ascii="Times New Roman" w:hAnsi="Times New Roman" w:cs="Times New Roman"/>
+                <w:sz w:val="24"/>
+                <w:lang w:val="en-US"/>
+              </w:rPr>
+              <w:t>0</w:t>
+            </w:r>
+          </w:p>
+        </w:tc>
+      </w:tr>
+      <w:tr>
+        <w:trPr>
+          <w:trHeight w:val="254"/>
+        </w:trPr>
+        <w:tc>
+          <w:tcPr>
+            <w:cnfStyle w:val="001000000000" w:firstRow="0" w:lastRow="0" w:firstColumn="1" w:lastColumn="0" w:oddVBand="0" w:evenVBand="0" w:oddHBand="0" w:evenHBand="0" w:firstRowFirstColumn="0" w:firstRowLastColumn="0" w:lastRowFirstColumn="0" w:lastRowLastColumn="0"/>
+            <w:tcW w:w="740" w:type="dxa"/>
+          </w:tcPr>
+          <w:p>
+            <w:pPr>
+              <w:jc w:val="center"/>
+              <w:rPr>
+                <w:rFonts w:ascii="Times New Roman" w:hAnsi="Times New Roman" w:cs="Times New Roman"/>
+                <w:b w:val="0"/>
+                <w:sz w:val="24"/>
+              </w:rPr>
+            </w:pPr>
+            <w:r>
+              <w:rPr>
+                <w:rFonts w:ascii="Times New Roman" w:hAnsi="Times New Roman" w:cs="Times New Roman"/>
+                <w:b w:val="0"/>
+                <w:sz w:val="24"/>
+              </w:rPr>
+              <w:t>0</w:t>
+            </w:r>
+          </w:p>
+        </w:tc>
+        <w:tc>
+          <w:tcPr>
+            <w:tcW w:w="740" w:type="dxa"/>
+          </w:tcPr>
+          <w:p>
+            <w:pPr>
+              <w:jc w:val="center"/>
+              <w:cnfStyle w:val="000000000000" w:firstRow="0" w:lastRow="0" w:firstColumn="0" w:lastColumn="0" w:oddVBand="0" w:evenVBand="0" w:oddHBand="0" w:evenHBand="0" w:firstRowFirstColumn="0" w:firstRowLastColumn="0" w:lastRowFirstColumn="0" w:lastRowLastColumn="0"/>
+              <w:rPr>
+                <w:rFonts w:ascii="Times New Roman" w:hAnsi="Times New Roman" w:cs="Times New Roman"/>
+                <w:b/>
+                <w:sz w:val="24"/>
+                <w:lang w:val="en-US"/>
+              </w:rPr>
+            </w:pPr>
+            <w:r>
+              <w:rPr>
+                <w:rFonts w:ascii="Times New Roman" w:hAnsi="Times New Roman" w:cs="Times New Roman"/>
+                <w:b/>
+                <w:sz w:val="24"/>
+                <w:lang w:val="en-US"/>
+              </w:rPr>
+              <w:t>1</w:t>
+            </w:r>
+          </w:p>
+        </w:tc>
+        <w:tc>
+          <w:tcPr>
+            <w:tcW w:w="740" w:type="dxa"/>
+          </w:tcPr>
+          <w:p>
+            <w:pPr>
+              <w:jc w:val="center"/>
+              <w:cnfStyle w:val="000000000000" w:firstRow="0" w:lastRow="0" w:firstColumn="0" w:lastColumn="0" w:oddVBand="0" w:evenVBand="0" w:oddHBand="0" w:evenHBand="0" w:firstRowFirstColumn="0" w:firstRowLastColumn="0" w:lastRowFirstColumn="0" w:lastRowLastColumn="0"/>
+              <w:rPr>
+                <w:rFonts w:ascii="Times New Roman" w:hAnsi="Times New Roman" w:cs="Times New Roman"/>
+                <w:b/>
+                <w:sz w:val="24"/>
+                <w:lang w:val="en-US"/>
+              </w:rPr>
+            </w:pPr>
+            <w:r>
+              <w:rPr>
+                <w:rFonts w:ascii="Times New Roman" w:hAnsi="Times New Roman" w:cs="Times New Roman"/>
+                <w:b/>
+                <w:sz w:val="24"/>
+                <w:lang w:val="en-US"/>
+              </w:rPr>
+              <w:t>1</w:t>
+            </w:r>
+          </w:p>
+        </w:tc>
+        <w:tc>
+          <w:tcPr>
+            <w:tcW w:w="740" w:type="dxa"/>
+          </w:tcPr>
+          <w:p>
+            <w:pPr>
+              <w:jc w:val="center"/>
+              <w:cnfStyle w:val="000000000000" w:firstRow="0" w:lastRow="0" w:firstColumn="0" w:lastColumn="0" w:oddVBand="0" w:evenVBand="0" w:oddHBand="0" w:evenHBand="0" w:firstRowFirstColumn="0" w:firstRowLastColumn="0" w:lastRowFirstColumn="0" w:lastRowLastColumn="0"/>
+              <w:rPr>
+                <w:rFonts w:ascii="Times New Roman" w:hAnsi="Times New Roman" w:cs="Times New Roman"/>
+                <w:sz w:val="24"/>
+              </w:rPr>
+            </w:pPr>
+            <w:r>
+              <w:rPr>
+                <w:rFonts w:ascii="Times New Roman" w:hAnsi="Times New Roman" w:cs="Times New Roman"/>
+                <w:sz w:val="24"/>
+              </w:rPr>
+              <w:t>0</w:t>
+            </w:r>
+          </w:p>
+        </w:tc>
+        <w:tc>
+          <w:tcPr>
+            <w:tcW w:w="740" w:type="dxa"/>
+          </w:tcPr>
+          <w:p>
+            <w:pPr>
+              <w:jc w:val="center"/>
+              <w:cnfStyle w:val="000000000000" w:firstRow="0" w:lastRow="0" w:firstColumn="0" w:lastColumn="0" w:oddVBand="0" w:evenVBand="0" w:oddHBand="0" w:evenHBand="0" w:firstRowFirstColumn="0" w:firstRowLastColumn="0" w:lastRowFirstColumn="0" w:lastRowLastColumn="0"/>
+              <w:rPr>
+                <w:rFonts w:ascii="Times New Roman" w:hAnsi="Times New Roman" w:cs="Times New Roman"/>
+                <w:b/>
+                <w:sz w:val="24"/>
+              </w:rPr>
+            </w:pPr>
+            <w:r>
+              <w:rPr>
+                <w:rFonts w:ascii="Times New Roman" w:hAnsi="Times New Roman" w:cs="Times New Roman"/>
+                <w:b/>
+                <w:sz w:val="24"/>
+              </w:rPr>
+              <w:t>1</w:t>
+            </w:r>
+          </w:p>
+        </w:tc>
+      </w:tr>
+      <w:tr>
+        <w:trPr>
+          <w:cnfStyle w:val="000000100000" w:firstRow="0" w:lastRow="0" w:firstColumn="0" w:lastColumn="0" w:oddVBand="0" w:evenVBand="0" w:oddHBand="1" w:evenHBand="0" w:firstRowFirstColumn="0" w:firstRowLastColumn="0" w:lastRowFirstColumn="0" w:lastRowLastColumn="0"/>
+          <w:trHeight w:val="245"/>
+        </w:trPr>
+        <w:tc>
+          <w:tcPr>
+            <w:cnfStyle w:val="001000000000" w:firstRow="0" w:lastRow="0" w:firstColumn="1" w:lastColumn="0" w:oddVBand="0" w:evenVBand="0" w:oddHBand="0" w:evenHBand="0" w:firstRowFirstColumn="0" w:firstRowLastColumn="0" w:lastRowFirstColumn="0" w:lastRowLastColumn="0"/>
+            <w:tcW w:w="740" w:type="dxa"/>
+          </w:tcPr>
+          <w:p>
+            <w:pPr>
+              <w:jc w:val="center"/>
+              <w:rPr>
+                <w:rFonts w:ascii="Times New Roman" w:hAnsi="Times New Roman" w:cs="Times New Roman"/>
+                <w:sz w:val="24"/>
+                <w:lang w:val="en-US"/>
+              </w:rPr>
+            </w:pPr>
+            <w:r>
+              <w:rPr>
+                <w:rFonts w:ascii="Times New Roman" w:hAnsi="Times New Roman" w:cs="Times New Roman"/>
+                <w:sz w:val="24"/>
+                <w:lang w:val="en-US"/>
+              </w:rPr>
+              <w:t>1</w:t>
+            </w:r>
+          </w:p>
+        </w:tc>
+        <w:tc>
+          <w:tcPr>
+            <w:tcW w:w="740" w:type="dxa"/>
+          </w:tcPr>
+          <w:p>
+            <w:pPr>
+              <w:jc w:val="center"/>
+              <w:cnfStyle w:val="000000100000" w:firstRow="0" w:lastRow="0" w:firstColumn="0" w:lastColumn="0" w:oddVBand="0" w:evenVBand="0" w:oddHBand="1" w:evenHBand="0" w:firstRowFirstColumn="0" w:firstRowLastColumn="0" w:lastRowFirstColumn="0" w:lastRowLastColumn="0"/>
+              <w:rPr>
+                <w:rFonts w:ascii="Times New Roman" w:hAnsi="Times New Roman" w:cs="Times New Roman"/>
+                <w:sz w:val="24"/>
+                <w:lang w:val="en-US"/>
+              </w:rPr>
+            </w:pPr>
+            <w:r>
+              <w:rPr>
+                <w:rFonts w:ascii="Times New Roman" w:hAnsi="Times New Roman" w:cs="Times New Roman"/>
+                <w:sz w:val="24"/>
+                <w:lang w:val="en-US"/>
+              </w:rPr>
+              <w:t>0</w:t>
+            </w:r>
+          </w:p>
+        </w:tc>
+        <w:tc>
+          <w:tcPr>
+            <w:tcW w:w="740" w:type="dxa"/>
+          </w:tcPr>
+          <w:p>
+            <w:pPr>
+              <w:jc w:val="center"/>
+              <w:cnfStyle w:val="000000100000" w:firstRow="0" w:lastRow="0" w:firstColumn="0" w:lastColumn="0" w:oddVBand="0" w:evenVBand="0" w:oddHBand="1" w:evenHBand="0" w:firstRowFirstColumn="0" w:firstRowLastColumn="0" w:lastRowFirstColumn="0" w:lastRowLastColumn="0"/>
+              <w:rPr>
+                <w:rFonts w:ascii="Times New Roman" w:hAnsi="Times New Roman" w:cs="Times New Roman"/>
+                <w:b/>
+                <w:sz w:val="24"/>
+                <w:lang w:val="en-US"/>
+              </w:rPr>
+            </w:pPr>
+            <w:r>
+              <w:rPr>
+                <w:rFonts w:ascii="Times New Roman" w:hAnsi="Times New Roman" w:cs="Times New Roman"/>
+                <w:b/>
+                <w:sz w:val="24"/>
+                <w:lang w:val="en-US"/>
+              </w:rPr>
+              <w:t>1</w:t>
+            </w:r>
+          </w:p>
+        </w:tc>
+        <w:tc>
+          <w:tcPr>
+            <w:tcW w:w="740" w:type="dxa"/>
+          </w:tcPr>
+          <w:p>
+            <w:pPr>
+              <w:jc w:val="center"/>
+              <w:cnfStyle w:val="000000100000" w:firstRow="0" w:lastRow="0" w:firstColumn="0" w:lastColumn="0" w:oddVBand="0" w:evenVBand="0" w:oddHBand="1" w:evenHBand="0" w:firstRowFirstColumn="0" w:firstRowLastColumn="0" w:lastRowFirstColumn="0" w:lastRowLastColumn="0"/>
+              <w:rPr>
+                <w:rFonts w:ascii="Times New Roman" w:hAnsi="Times New Roman" w:cs="Times New Roman"/>
+                <w:sz w:val="24"/>
+              </w:rPr>
+            </w:pPr>
+            <w:r>
+              <w:rPr>
+                <w:rFonts w:ascii="Times New Roman" w:hAnsi="Times New Roman" w:cs="Times New Roman"/>
+                <w:sz w:val="24"/>
+              </w:rPr>
+              <w:t>0</w:t>
+            </w:r>
+          </w:p>
+        </w:tc>
+        <w:tc>
+          <w:tcPr>
+            <w:tcW w:w="740" w:type="dxa"/>
+          </w:tcPr>
+          <w:p>
+            <w:pPr>
+              <w:jc w:val="center"/>
+              <w:cnfStyle w:val="000000100000" w:firstRow="0" w:lastRow="0" w:firstColumn="0" w:lastColumn="0" w:oddVBand="0" w:evenVBand="0" w:oddHBand="1" w:evenHBand="0" w:firstRowFirstColumn="0" w:firstRowLastColumn="0" w:lastRowFirstColumn="0" w:lastRowLastColumn="0"/>
+              <w:rPr>
+                <w:rFonts w:ascii="Times New Roman" w:hAnsi="Times New Roman" w:cs="Times New Roman"/>
+                <w:b/>
+                <w:sz w:val="24"/>
+              </w:rPr>
+            </w:pPr>
+            <w:r>
+              <w:rPr>
+                <w:rFonts w:ascii="Times New Roman" w:hAnsi="Times New Roman" w:cs="Times New Roman"/>
+                <w:b/>
+                <w:sz w:val="24"/>
+              </w:rPr>
+              <w:t>1</w:t>
+            </w:r>
+          </w:p>
+        </w:tc>
+      </w:tr>
+      <w:tr>
+        <w:trPr>
+          <w:trHeight w:val="254"/>
+        </w:trPr>
+        <w:tc>
+          <w:tcPr>
+            <w:cnfStyle w:val="001000000000" w:firstRow="0" w:lastRow="0" w:firstColumn="1" w:lastColumn="0" w:oddVBand="0" w:evenVBand="0" w:oddHBand="0" w:evenHBand="0" w:firstRowFirstColumn="0" w:firstRowLastColumn="0" w:lastRowFirstColumn="0" w:lastRowLastColumn="0"/>
+            <w:tcW w:w="740" w:type="dxa"/>
+          </w:tcPr>
+          <w:p>
+            <w:pPr>
+              <w:jc w:val="center"/>
+              <w:rPr>
+                <w:rFonts w:ascii="Times New Roman" w:hAnsi="Times New Roman" w:cs="Times New Roman"/>
+                <w:sz w:val="24"/>
+                <w:lang w:val="en-US"/>
+              </w:rPr>
+            </w:pPr>
+            <w:r>
+              <w:rPr>
+                <w:rFonts w:ascii="Times New Roman" w:hAnsi="Times New Roman" w:cs="Times New Roman"/>
+                <w:sz w:val="24"/>
+                <w:lang w:val="en-US"/>
+              </w:rPr>
+              <w:t>1</w:t>
+            </w:r>
+          </w:p>
+        </w:tc>
+        <w:tc>
+          <w:tcPr>
+            <w:tcW w:w="740" w:type="dxa"/>
+          </w:tcPr>
+          <w:p>
+            <w:pPr>
+              <w:jc w:val="center"/>
+              <w:cnfStyle w:val="000000000000" w:firstRow="0" w:lastRow="0" w:firstColumn="0" w:lastColumn="0" w:oddVBand="0" w:evenVBand="0" w:oddHBand="0" w:evenHBand="0" w:firstRowFirstColumn="0" w:firstRowLastColumn="0" w:lastRowFirstColumn="0" w:lastRowLastColumn="0"/>
+              <w:rPr>
+                <w:rFonts w:ascii="Times New Roman" w:hAnsi="Times New Roman" w:cs="Times New Roman"/>
+                <w:b/>
+                <w:sz w:val="24"/>
+                <w:lang w:val="en-US"/>
+              </w:rPr>
+            </w:pPr>
+            <w:r>
+              <w:rPr>
+                <w:rFonts w:ascii="Times New Roman" w:hAnsi="Times New Roman" w:cs="Times New Roman"/>
+                <w:b/>
+                <w:sz w:val="24"/>
+                <w:lang w:val="en-US"/>
+              </w:rPr>
+              <w:t>1</w:t>
+            </w:r>
+          </w:p>
+        </w:tc>
+        <w:tc>
+          <w:tcPr>
+            <w:tcW w:w="740" w:type="dxa"/>
+          </w:tcPr>
+          <w:p>
+            <w:pPr>
+              <w:jc w:val="center"/>
+              <w:cnfStyle w:val="000000000000" w:firstRow="0" w:lastRow="0" w:firstColumn="0" w:lastColumn="0" w:oddVBand="0" w:evenVBand="0" w:oddHBand="0" w:evenHBand="0" w:firstRowFirstColumn="0" w:firstRowLastColumn="0" w:lastRowFirstColumn="0" w:lastRowLastColumn="0"/>
+              <w:rPr>
+                <w:rFonts w:ascii="Times New Roman" w:hAnsi="Times New Roman" w:cs="Times New Roman"/>
+                <w:b/>
+                <w:sz w:val="24"/>
+                <w:lang w:val="en-US"/>
+              </w:rPr>
+            </w:pPr>
+            <w:r>
+              <w:rPr>
+                <w:rFonts w:ascii="Times New Roman" w:hAnsi="Times New Roman" w:cs="Times New Roman"/>
+                <w:b/>
+                <w:sz w:val="24"/>
+                <w:lang w:val="en-US"/>
+              </w:rPr>
+              <w:t>1</w:t>
+            </w:r>
+          </w:p>
+        </w:tc>
+        <w:tc>
+          <w:tcPr>
+            <w:tcW w:w="740" w:type="dxa"/>
+          </w:tcPr>
+          <w:p>
+            <w:pPr>
+              <w:jc w:val="center"/>
+              <w:cnfStyle w:val="000000000000" w:firstRow="0" w:lastRow="0" w:firstColumn="0" w:lastColumn="0" w:oddVBand="0" w:evenVBand="0" w:oddHBand="0" w:evenHBand="0" w:firstRowFirstColumn="0" w:firstRowLastColumn="0" w:lastRowFirstColumn="0" w:lastRowLastColumn="0"/>
+              <w:rPr>
+                <w:rFonts w:ascii="Times New Roman" w:hAnsi="Times New Roman" w:cs="Times New Roman"/>
+                <w:b/>
+                <w:sz w:val="24"/>
+              </w:rPr>
+            </w:pPr>
+            <w:r>
+              <w:rPr>
+                <w:rFonts w:ascii="Times New Roman" w:hAnsi="Times New Roman" w:cs="Times New Roman"/>
+                <w:b/>
+                <w:sz w:val="24"/>
+              </w:rPr>
+              <w:t>1</w:t>
+            </w:r>
+          </w:p>
+        </w:tc>
+        <w:tc>
+          <w:tcPr>
+            <w:tcW w:w="740" w:type="dxa"/>
+          </w:tcPr>
+          <w:p>
+            <w:pPr>
+              <w:jc w:val="center"/>
+              <w:cnfStyle w:val="000000000000" w:firstRow="0" w:lastRow="0" w:firstColumn="0" w:lastColumn="0" w:oddVBand="0" w:evenVBand="0" w:oddHBand="0" w:evenHBand="0" w:firstRowFirstColumn="0" w:firstRowLastColumn="0" w:lastRowFirstColumn="0" w:lastRowLastColumn="0"/>
+              <w:rPr>
+                <w:rFonts w:ascii="Times New Roman" w:hAnsi="Times New Roman" w:cs="Times New Roman"/>
+                <w:b/>
+                <w:sz w:val="24"/>
+              </w:rPr>
+            </w:pPr>
+            <w:r>
+              <w:rPr>
+                <w:rFonts w:ascii="Times New Roman" w:hAnsi="Times New Roman" w:cs="Times New Roman"/>
+                <w:b/>
+                <w:sz w:val="24"/>
+              </w:rPr>
+              <w:t>1</w:t>
+            </w:r>
+          </w:p>
+        </w:tc>
+      </w:tr>
+    </w:tbl>
+    <w:p>
+      <w:pPr>
+        <w:spacing w:before="120" w:after="0"/>
+        <w:jc w:val="both"/>
+        <w:rPr>
+          <w:rFonts w:ascii="Times New Roman" w:hAnsi="Times New Roman" w:cs="Times New Roman"/>
+          <w:sz w:val="24"/>
+        </w:rPr>
+      </w:pPr>
+      <w:r>
+        <w:rPr>
+          <w:rFonts w:ascii="Times New Roman" w:hAnsi="Times New Roman" w:cs="Times New Roman"/>
+          <w:sz w:val="24"/>
+          <w:lang w:val="en-US"/>
+        </w:rPr>
+        <w:t>X</w:t>
+      </w:r>
+      <w:r>
+        <w:rPr>
+          <w:rFonts w:ascii="Times New Roman" w:hAnsi="Times New Roman" w:cs="Times New Roman"/>
+          <w:sz w:val="24"/>
+        </w:rPr>
+        <w:t xml:space="preserve">3 – </w:t>
+      </w:r>
+      <w:r>
+        <w:rPr>
+          <w:rFonts w:ascii="Times New Roman" w:hAnsi="Times New Roman" w:cs="Times New Roman"/>
+          <w:sz w:val="24"/>
+        </w:rPr>
+        <w:t xml:space="preserve">входной сигнал переноса, </w:t>
+      </w:r>
+      <w:r>
+        <w:rPr>
+          <w:rFonts w:ascii="Times New Roman" w:hAnsi="Times New Roman" w:cs="Times New Roman"/>
+          <w:sz w:val="24"/>
+          <w:lang w:val="en-US"/>
+        </w:rPr>
+        <w:t>X</w:t>
+      </w:r>
+      <w:r>
+        <w:rPr>
+          <w:rFonts w:ascii="Times New Roman" w:hAnsi="Times New Roman" w:cs="Times New Roman"/>
+          <w:sz w:val="24"/>
+        </w:rPr>
+        <w:t xml:space="preserve">1 </w:t>
+      </w:r>
+      <w:r>
+        <w:rPr>
+          <w:rFonts w:ascii="Times New Roman" w:hAnsi="Times New Roman" w:cs="Times New Roman"/>
+          <w:sz w:val="24"/>
+        </w:rPr>
+        <w:t>и</w:t>
+      </w:r>
+      <w:r>
+        <w:rPr>
+          <w:rFonts w:ascii="Times New Roman" w:hAnsi="Times New Roman" w:cs="Times New Roman"/>
+          <w:sz w:val="24"/>
+        </w:rPr>
+        <w:t xml:space="preserve"> </w:t>
+      </w:r>
+      <w:r>
+        <w:rPr>
+          <w:rFonts w:ascii="Times New Roman" w:hAnsi="Times New Roman" w:cs="Times New Roman"/>
+          <w:sz w:val="24"/>
+          <w:lang w:val="en-US"/>
+        </w:rPr>
+        <w:t>X</w:t>
+      </w:r>
+      <w:r>
+        <w:rPr>
+          <w:rFonts w:ascii="Times New Roman" w:hAnsi="Times New Roman" w:cs="Times New Roman"/>
+          <w:sz w:val="24"/>
+        </w:rPr>
+        <w:t xml:space="preserve">2 </w:t>
+      </w:r>
+      <w:r>
+        <w:rPr>
+          <w:rFonts w:ascii="Times New Roman" w:hAnsi="Times New Roman" w:cs="Times New Roman"/>
+          <w:sz w:val="24"/>
+        </w:rPr>
+        <w:t>– суммируемые биты</w:t>
+      </w:r>
+      <w:r>
+        <w:rPr>
+          <w:rFonts w:ascii="Times New Roman" w:hAnsi="Times New Roman" w:cs="Times New Roman"/>
+          <w:sz w:val="24"/>
+        </w:rPr>
+        <w:t xml:space="preserve"> </w:t>
+      </w:r>
+    </w:p>
+    <w:p>
+      <w:pPr>
+        <w:spacing w:after="0"/>
+        <w:jc w:val="both"/>
+        <w:rPr>
+          <w:rFonts w:ascii="Times New Roman" w:hAnsi="Times New Roman" w:cs="Times New Roman"/>
+          <w:sz w:val="24"/>
+        </w:rPr>
+      </w:pPr>
+    </w:p>
+    <w:p>
+      <w:pPr>
+        <w:spacing w:after="0"/>
+        <w:jc w:val="both"/>
+        <w:rPr>
+          <w:rFonts w:ascii="Times New Roman" w:hAnsi="Times New Roman" w:cs="Times New Roman"/>
+          <w:sz w:val="24"/>
+        </w:rPr>
+      </w:pPr>
+      <w:r>
+        <w:rPr>
+          <w:rFonts w:ascii="Times New Roman" w:hAnsi="Times New Roman" w:cs="Times New Roman"/>
+          <w:sz w:val="24"/>
+        </w:rPr>
+        <w:t>Интегральная микросхема полного сумматора – 74183о</w:t>
       </w:r>
       <w:bookmarkStart w:id="0" w:name="_GoBack"/>
       <w:bookmarkEnd w:id="0"/>
